--- a/William/.Net Angular/William_Jackson.docx
+++ b/William/.Net Angular/William_Jackson.docx
@@ -141,8 +141,6 @@
               </w:rPr>
               <w:t>linkedin.com/in/william-jackson-3816183aa</w:t>
             </w:r>
-            <w:bookmarkStart w:id="0" w:name="_GoBack"/>
-            <w:bookmarkEnd w:id="0"/>
           </w:p>
         </w:tc>
       </w:tr>
@@ -4651,6 +4649,7 @@
         <w:jc w:val="both"/>
         <w:rPr>
           <w:rFonts w:ascii="Arial" w:hAnsi="Arial" w:cs="Arial"/>
+          <w:sz w:val="18"/>
         </w:rPr>
       </w:pPr>
       <w:r>
@@ -4783,7 +4782,16 @@
           <w:rFonts w:ascii="Arial" w:hAnsi="Arial" w:cs="Arial"/>
           <w:sz w:val="18"/>
         </w:rPr>
-        <w:t xml:space="preserve">Completed a rigorous CS curriculum with strong foundations in </w:t>
+        <w:t>Completed a rigorous C</w:t>
+      </w:r>
+      <w:bookmarkStart w:id="0" w:name="_GoBack"/>
+      <w:bookmarkEnd w:id="0"/>
+      <w:r>
+        <w:rPr>
+          <w:rFonts w:ascii="Arial" w:hAnsi="Arial" w:cs="Arial"/>
+          <w:sz w:val="18"/>
+        </w:rPr>
+        <w:t xml:space="preserve">S curriculum with strong foundations in </w:t>
       </w:r>
       <w:r>
         <w:rPr>
@@ -4897,9 +4905,10 @@
         <w:pStyle w:val="NormalWeb"/>
         <w:numPr>
           <w:ilvl w:val="0"/>
-          <w:numId w:val="15"/>
+          <w:numId w:val="17"/>
         </w:numPr>
         <w:spacing w:before="0" w:beforeAutospacing="0" w:after="0" w:afterAutospacing="0"/>
+        <w:ind w:left="360"/>
         <w:jc w:val="both"/>
         <w:rPr>
           <w:rFonts w:ascii="Arial" w:hAnsi="Arial" w:cs="Arial"/>
@@ -5003,9 +5012,10 @@
         <w:pStyle w:val="NormalWeb"/>
         <w:numPr>
           <w:ilvl w:val="0"/>
-          <w:numId w:val="15"/>
+          <w:numId w:val="17"/>
         </w:numPr>
         <w:spacing w:before="0" w:beforeAutospacing="0" w:after="0" w:afterAutospacing="0"/>
+        <w:ind w:left="360"/>
         <w:jc w:val="both"/>
         <w:rPr>
           <w:rFonts w:ascii="Arial" w:hAnsi="Arial" w:cs="Arial"/>
@@ -5068,6 +5078,7 @@
     <w:p>
       <w:pPr>
         <w:pStyle w:val="Heading3"/>
+        <w:ind w:left="-360" w:firstLine="360"/>
         <w:jc w:val="both"/>
         <w:rPr>
           <w:rFonts w:ascii="Arial" w:hAnsi="Arial" w:cs="Arial"/>
@@ -5091,9 +5102,10 @@
         <w:pStyle w:val="NormalWeb"/>
         <w:numPr>
           <w:ilvl w:val="0"/>
-          <w:numId w:val="16"/>
+          <w:numId w:val="17"/>
         </w:numPr>
         <w:spacing w:before="0" w:beforeAutospacing="0" w:after="0" w:afterAutospacing="0"/>
+        <w:ind w:left="360"/>
         <w:jc w:val="both"/>
         <w:rPr>
           <w:rFonts w:ascii="Arial" w:hAnsi="Arial" w:cs="Arial"/>
@@ -5153,9 +5165,10 @@
         <w:pStyle w:val="NormalWeb"/>
         <w:numPr>
           <w:ilvl w:val="0"/>
-          <w:numId w:val="16"/>
+          <w:numId w:val="17"/>
         </w:numPr>
         <w:spacing w:before="0" w:beforeAutospacing="0" w:after="0" w:afterAutospacing="0"/>
+        <w:ind w:left="360"/>
         <w:jc w:val="both"/>
         <w:rPr>
           <w:rFonts w:ascii="Arial" w:hAnsi="Arial" w:cs="Arial"/>
@@ -7133,6 +7146,119 @@
       <w:lvlJc w:val="left"/>
       <w:pPr>
         <w:ind w:left="6120" w:hanging="360"/>
+      </w:pPr>
+      <w:rPr>
+        <w:rFonts w:ascii="Wingdings" w:hAnsi="Wingdings" w:hint="default"/>
+      </w:rPr>
+    </w:lvl>
+  </w:abstractNum>
+  <w:abstractNum w:abstractNumId="16">
+    <w:nsid w:val="7638189A"/>
+    <w:multiLevelType w:val="hybridMultilevel"/>
+    <w:tmpl w:val="11CADC6A"/>
+    <w:lvl w:ilvl="0" w:tplc="0409000B">
+      <w:start w:val="1"/>
+      <w:numFmt w:val="bullet"/>
+      <w:lvlText w:val=""/>
+      <w:lvlJc w:val="left"/>
+      <w:pPr>
+        <w:ind w:left="720" w:hanging="360"/>
+      </w:pPr>
+      <w:rPr>
+        <w:rFonts w:ascii="Wingdings" w:hAnsi="Wingdings" w:hint="default"/>
+      </w:rPr>
+    </w:lvl>
+    <w:lvl w:ilvl="1" w:tplc="04090003" w:tentative="1">
+      <w:start w:val="1"/>
+      <w:numFmt w:val="bullet"/>
+      <w:lvlText w:val="o"/>
+      <w:lvlJc w:val="left"/>
+      <w:pPr>
+        <w:ind w:left="1440" w:hanging="360"/>
+      </w:pPr>
+      <w:rPr>
+        <w:rFonts w:ascii="Courier New" w:hAnsi="Courier New" w:cs="Courier New" w:hint="default"/>
+      </w:rPr>
+    </w:lvl>
+    <w:lvl w:ilvl="2" w:tplc="04090005" w:tentative="1">
+      <w:start w:val="1"/>
+      <w:numFmt w:val="bullet"/>
+      <w:lvlText w:val=""/>
+      <w:lvlJc w:val="left"/>
+      <w:pPr>
+        <w:ind w:left="2160" w:hanging="360"/>
+      </w:pPr>
+      <w:rPr>
+        <w:rFonts w:ascii="Wingdings" w:hAnsi="Wingdings" w:hint="default"/>
+      </w:rPr>
+    </w:lvl>
+    <w:lvl w:ilvl="3" w:tplc="04090001" w:tentative="1">
+      <w:start w:val="1"/>
+      <w:numFmt w:val="bullet"/>
+      <w:lvlText w:val=""/>
+      <w:lvlJc w:val="left"/>
+      <w:pPr>
+        <w:ind w:left="2880" w:hanging="360"/>
+      </w:pPr>
+      <w:rPr>
+        <w:rFonts w:ascii="Symbol" w:hAnsi="Symbol" w:hint="default"/>
+      </w:rPr>
+    </w:lvl>
+    <w:lvl w:ilvl="4" w:tplc="04090003" w:tentative="1">
+      <w:start w:val="1"/>
+      <w:numFmt w:val="bullet"/>
+      <w:lvlText w:val="o"/>
+      <w:lvlJc w:val="left"/>
+      <w:pPr>
+        <w:ind w:left="3600" w:hanging="360"/>
+      </w:pPr>
+      <w:rPr>
+        <w:rFonts w:ascii="Courier New" w:hAnsi="Courier New" w:cs="Courier New" w:hint="default"/>
+      </w:rPr>
+    </w:lvl>
+    <w:lvl w:ilvl="5" w:tplc="04090005" w:tentative="1">
+      <w:start w:val="1"/>
+      <w:numFmt w:val="bullet"/>
+      <w:lvlText w:val=""/>
+      <w:lvlJc w:val="left"/>
+      <w:pPr>
+        <w:ind w:left="4320" w:hanging="360"/>
+      </w:pPr>
+      <w:rPr>
+        <w:rFonts w:ascii="Wingdings" w:hAnsi="Wingdings" w:hint="default"/>
+      </w:rPr>
+    </w:lvl>
+    <w:lvl w:ilvl="6" w:tplc="04090001" w:tentative="1">
+      <w:start w:val="1"/>
+      <w:numFmt w:val="bullet"/>
+      <w:lvlText w:val=""/>
+      <w:lvlJc w:val="left"/>
+      <w:pPr>
+        <w:ind w:left="5040" w:hanging="360"/>
+      </w:pPr>
+      <w:rPr>
+        <w:rFonts w:ascii="Symbol" w:hAnsi="Symbol" w:hint="default"/>
+      </w:rPr>
+    </w:lvl>
+    <w:lvl w:ilvl="7" w:tplc="04090003" w:tentative="1">
+      <w:start w:val="1"/>
+      <w:numFmt w:val="bullet"/>
+      <w:lvlText w:val="o"/>
+      <w:lvlJc w:val="left"/>
+      <w:pPr>
+        <w:ind w:left="5760" w:hanging="360"/>
+      </w:pPr>
+      <w:rPr>
+        <w:rFonts w:ascii="Courier New" w:hAnsi="Courier New" w:cs="Courier New" w:hint="default"/>
+      </w:rPr>
+    </w:lvl>
+    <w:lvl w:ilvl="8" w:tplc="04090005" w:tentative="1">
+      <w:start w:val="1"/>
+      <w:numFmt w:val="bullet"/>
+      <w:lvlText w:val=""/>
+      <w:lvlJc w:val="left"/>
+      <w:pPr>
+        <w:ind w:left="6480" w:hanging="360"/>
       </w:pPr>
       <w:rPr>
         <w:rFonts w:ascii="Wingdings" w:hAnsi="Wingdings" w:hint="default"/>
@@ -7189,6 +7315,9 @@
   </w:num>
   <w:num w:numId="16">
     <w:abstractNumId w:val="2"/>
+  </w:num>
+  <w:num w:numId="17">
+    <w:abstractNumId w:val="16"/>
   </w:num>
 </w:numbering>
 </file>

--- a/William/.Net Angular/William_Jackson.docx
+++ b/William/.Net Angular/William_Jackson.docx
@@ -174,21 +174,18 @@
         <w:jc w:val="both"/>
         <w:rPr>
           <w:rFonts w:ascii="Arial" w:hAnsi="Arial" w:cs="Arial"/>
-          <w:sz w:val="18"/>
-        </w:rPr>
-      </w:pPr>
-      <w:r>
-        <w:rPr>
-          <w:rStyle w:val="Strong"/>
-          <w:rFonts w:ascii="Arial" w:hAnsi="Arial" w:cs="Arial"/>
-          <w:sz w:val="18"/>
+        </w:rPr>
+      </w:pPr>
+      <w:r>
+        <w:rPr>
+          <w:rStyle w:val="Strong"/>
+          <w:rFonts w:ascii="Arial" w:hAnsi="Arial" w:cs="Arial"/>
         </w:rPr>
         <w:t>Senior Software Engineer</w:t>
       </w:r>
       <w:r>
         <w:rPr>
           <w:rFonts w:ascii="Arial" w:hAnsi="Arial" w:cs="Arial"/>
-          <w:sz w:val="18"/>
         </w:rPr>
         <w:t xml:space="preserve"> with ~10 years delivering </w:t>
       </w:r>
@@ -196,14 +193,12 @@
         <w:rPr>
           <w:rStyle w:val="Strong"/>
           <w:rFonts w:ascii="Arial" w:hAnsi="Arial" w:cs="Arial"/>
-          <w:sz w:val="18"/>
         </w:rPr>
         <w:t>production .NET</w:t>
       </w:r>
       <w:r>
         <w:rPr>
           <w:rFonts w:ascii="Arial" w:hAnsi="Arial" w:cs="Arial"/>
-          <w:sz w:val="18"/>
         </w:rPr>
         <w:t xml:space="preserve"> and </w:t>
       </w:r>
@@ -211,14 +206,12 @@
         <w:rPr>
           <w:rStyle w:val="Strong"/>
           <w:rFonts w:ascii="Arial" w:hAnsi="Arial" w:cs="Arial"/>
-          <w:sz w:val="18"/>
         </w:rPr>
         <w:t>modern web applications</w:t>
       </w:r>
       <w:r>
         <w:rPr>
           <w:rFonts w:ascii="Arial" w:hAnsi="Arial" w:cs="Arial"/>
-          <w:sz w:val="18"/>
         </w:rPr>
         <w:t xml:space="preserve">, specializing in </w:t>
       </w:r>
@@ -226,14 +219,12 @@
         <w:rPr>
           <w:rStyle w:val="Strong"/>
           <w:rFonts w:ascii="Arial" w:hAnsi="Arial" w:cs="Arial"/>
-          <w:sz w:val="18"/>
         </w:rPr>
         <w:t>Angular + React</w:t>
       </w:r>
       <w:r>
         <w:rPr>
           <w:rFonts w:ascii="Arial" w:hAnsi="Arial" w:cs="Arial"/>
-          <w:sz w:val="18"/>
         </w:rPr>
         <w:t xml:space="preserve"> front ends backed by reliable </w:t>
       </w:r>
@@ -241,29 +232,25 @@
         <w:rPr>
           <w:rStyle w:val="Strong"/>
           <w:rFonts w:ascii="Arial" w:hAnsi="Arial" w:cs="Arial"/>
-          <w:sz w:val="18"/>
         </w:rPr>
         <w:t>C# APIs</w:t>
       </w:r>
       <w:r>
         <w:rPr>
           <w:rFonts w:ascii="Arial" w:hAnsi="Arial" w:cs="Arial"/>
-          <w:sz w:val="18"/>
-        </w:rPr>
-        <w:t xml:space="preserve">, </w:t>
-      </w:r>
-      <w:r>
-        <w:rPr>
-          <w:rStyle w:val="Strong"/>
-          <w:rFonts w:ascii="Arial" w:hAnsi="Arial" w:cs="Arial"/>
-          <w:sz w:val="18"/>
+        </w:rPr>
+        <w:t xml:space="preserve">, </w:t>
+      </w:r>
+      <w:r>
+        <w:rPr>
+          <w:rStyle w:val="Strong"/>
+          <w:rFonts w:ascii="Arial" w:hAnsi="Arial" w:cs="Arial"/>
         </w:rPr>
         <w:t>data pipelines</w:t>
       </w:r>
       <w:r>
         <w:rPr>
           <w:rFonts w:ascii="Arial" w:hAnsi="Arial" w:cs="Arial"/>
-          <w:sz w:val="18"/>
         </w:rPr>
         <w:t xml:space="preserve">, and </w:t>
       </w:r>
@@ -271,14 +258,12 @@
         <w:rPr>
           <w:rStyle w:val="Strong"/>
           <w:rFonts w:ascii="Arial" w:hAnsi="Arial" w:cs="Arial"/>
-          <w:sz w:val="18"/>
         </w:rPr>
         <w:t>event-driven services</w:t>
       </w:r>
       <w:r>
         <w:rPr>
           <w:rFonts w:ascii="Arial" w:hAnsi="Arial" w:cs="Arial"/>
-          <w:sz w:val="18"/>
         </w:rPr>
         <w:t xml:space="preserve">. </w:t>
       </w:r>
@@ -286,7 +271,6 @@
       <w:r>
         <w:rPr>
           <w:rFonts w:ascii="Arial" w:hAnsi="Arial" w:cs="Arial"/>
-          <w:sz w:val="18"/>
         </w:rPr>
         <w:t xml:space="preserve">Strong end-to-end ownership from requirements through </w:t>
       </w:r>
@@ -294,14 +278,12 @@
         <w:rPr>
           <w:rStyle w:val="Strong"/>
           <w:rFonts w:ascii="Arial" w:hAnsi="Arial" w:cs="Arial"/>
-          <w:sz w:val="18"/>
         </w:rPr>
         <w:t>deployment</w:t>
       </w:r>
       <w:r>
         <w:rPr>
           <w:rFonts w:ascii="Arial" w:hAnsi="Arial" w:cs="Arial"/>
-          <w:sz w:val="18"/>
         </w:rPr>
         <w:t xml:space="preserve">, with an emphasis on </w:t>
       </w:r>
@@ -309,14 +291,12 @@
         <w:rPr>
           <w:rStyle w:val="Strong"/>
           <w:rFonts w:ascii="Arial" w:hAnsi="Arial" w:cs="Arial"/>
-          <w:sz w:val="18"/>
         </w:rPr>
         <w:t>performance</w:t>
       </w:r>
       <w:r>
         <w:rPr>
           <w:rFonts w:ascii="Arial" w:hAnsi="Arial" w:cs="Arial"/>
-          <w:sz w:val="18"/>
         </w:rPr>
         <w:t xml:space="preserve">, </w:t>
       </w:r>
@@ -325,7 +305,6 @@
         <w:rPr>
           <w:rStyle w:val="Strong"/>
           <w:rFonts w:ascii="Arial" w:hAnsi="Arial" w:cs="Arial"/>
-          <w:sz w:val="18"/>
         </w:rPr>
         <w:t>observability</w:t>
       </w:r>
@@ -333,7 +312,6 @@
       <w:r>
         <w:rPr>
           <w:rFonts w:ascii="Arial" w:hAnsi="Arial" w:cs="Arial"/>
-          <w:sz w:val="18"/>
         </w:rPr>
         <w:t xml:space="preserve">, and </w:t>
       </w:r>
@@ -341,14 +319,12 @@
         <w:rPr>
           <w:rStyle w:val="Strong"/>
           <w:rFonts w:ascii="Arial" w:hAnsi="Arial" w:cs="Arial"/>
-          <w:sz w:val="18"/>
         </w:rPr>
         <w:t>safe releases</w:t>
       </w:r>
       <w:r>
         <w:rPr>
           <w:rFonts w:ascii="Arial" w:hAnsi="Arial" w:cs="Arial"/>
-          <w:sz w:val="18"/>
         </w:rPr>
         <w:t xml:space="preserve"> that reduce on-call noise.</w:t>
       </w:r>
@@ -356,7 +332,6 @@
       <w:r>
         <w:rPr>
           <w:rFonts w:ascii="Arial" w:hAnsi="Arial" w:cs="Arial"/>
-          <w:sz w:val="18"/>
         </w:rPr>
         <w:t xml:space="preserve"> </w:t>
       </w:r>
@@ -364,7 +339,6 @@
       <w:r>
         <w:rPr>
           <w:rFonts w:ascii="Arial" w:hAnsi="Arial" w:cs="Arial"/>
-          <w:sz w:val="18"/>
         </w:rPr>
         <w:t xml:space="preserve">Experienced modernizing legacy systems into maintainable services, building predictable </w:t>
       </w:r>
@@ -372,14 +346,12 @@
         <w:rPr>
           <w:rStyle w:val="Strong"/>
           <w:rFonts w:ascii="Arial" w:hAnsi="Arial" w:cs="Arial"/>
-          <w:sz w:val="18"/>
         </w:rPr>
         <w:t>CI/CD</w:t>
       </w:r>
       <w:r>
         <w:rPr>
           <w:rFonts w:ascii="Arial" w:hAnsi="Arial" w:cs="Arial"/>
-          <w:sz w:val="18"/>
         </w:rPr>
         <w:t xml:space="preserve">, and improving data correctness with </w:t>
       </w:r>
@@ -387,14 +359,12 @@
         <w:rPr>
           <w:rStyle w:val="Strong"/>
           <w:rFonts w:ascii="Arial" w:hAnsi="Arial" w:cs="Arial"/>
-          <w:sz w:val="18"/>
         </w:rPr>
         <w:t>validation guardrails</w:t>
       </w:r>
       <w:r>
         <w:rPr>
           <w:rFonts w:ascii="Arial" w:hAnsi="Arial" w:cs="Arial"/>
-          <w:sz w:val="18"/>
         </w:rPr>
         <w:t xml:space="preserve"> and repeatable </w:t>
       </w:r>
@@ -402,14 +372,12 @@
         <w:rPr>
           <w:rStyle w:val="Strong"/>
           <w:rFonts w:ascii="Arial" w:hAnsi="Arial" w:cs="Arial"/>
-          <w:sz w:val="18"/>
         </w:rPr>
         <w:t>backfills</w:t>
       </w:r>
       <w:r>
         <w:rPr>
           <w:rFonts w:ascii="Arial" w:hAnsi="Arial" w:cs="Arial"/>
-          <w:sz w:val="18"/>
         </w:rPr>
         <w:t>.</w:t>
       </w:r>
@@ -417,7 +385,6 @@
       <w:r>
         <w:rPr>
           <w:rFonts w:ascii="Arial" w:hAnsi="Arial" w:cs="Arial"/>
-          <w:sz w:val="18"/>
         </w:rPr>
         <w:t xml:space="preserve"> </w:t>
       </w:r>
@@ -425,7 +392,6 @@
       <w:r>
         <w:rPr>
           <w:rFonts w:ascii="Arial" w:hAnsi="Arial" w:cs="Arial"/>
-          <w:sz w:val="18"/>
         </w:rPr>
         <w:t>Known for untangling brittle integrations, debugging hard-to-reproduce production failures, and translating ambiguous stakeholder goals into incrementally shippable milestones.</w:t>
       </w:r>
@@ -433,7 +399,6 @@
       <w:r>
         <w:rPr>
           <w:rFonts w:ascii="Arial" w:hAnsi="Arial" w:cs="Arial"/>
-          <w:sz w:val="18"/>
         </w:rPr>
         <w:t xml:space="preserve"> Comfortable partnering cross-functionally, mentoring engineers, and shipping pragmatic solutions </w:t>
       </w:r>
@@ -441,7 +406,6 @@
       <w:r>
         <w:rPr>
           <w:rFonts w:ascii="Arial" w:hAnsi="Arial" w:cs="Arial"/>
-          <w:sz w:val="18"/>
         </w:rPr>
         <w:t>that stay</w:t>
       </w:r>
@@ -449,7 +413,6 @@
       <w:r>
         <w:rPr>
           <w:rFonts w:ascii="Arial" w:hAnsi="Arial" w:cs="Arial"/>
-          <w:sz w:val="18"/>
         </w:rPr>
         <w:t xml:space="preserve"> operable long after launch.</w:t>
       </w:r>
@@ -3217,6 +3180,7 @@
           <w:rFonts w:ascii="Arial" w:hAnsi="Arial" w:cs="Arial"/>
           <w:sz w:val="18"/>
         </w:rPr>
+        <w:lastRenderedPageBreak/>
         <w:t>Standardized third-party integration adapters with circuit-breaker style protections, normalized error mapping, and explicit retry/timeout policies so partner outages stopped cascading.</w:t>
       </w:r>
     </w:p>
@@ -3238,7 +3202,6 @@
           <w:rFonts w:ascii="Arial" w:hAnsi="Arial" w:cs="Arial"/>
           <w:sz w:val="18"/>
         </w:rPr>
-        <w:lastRenderedPageBreak/>
         <w:t xml:space="preserve">Reduced alert fatigue by shifting to SLO-aware signals in </w:t>
       </w:r>
       <w:proofErr w:type="spellStart"/>
@@ -4273,6 +4236,8 @@
         </w:rPr>
         <w:t>.</w:t>
       </w:r>
+      <w:bookmarkStart w:id="0" w:name="_GoBack"/>
+      <w:bookmarkEnd w:id="0"/>
     </w:p>
     <w:p>
       <w:pPr>
@@ -4551,6 +4516,7 @@
           <w:rFonts w:ascii="Arial" w:hAnsi="Arial" w:cs="Arial"/>
           <w:sz w:val="18"/>
         </w:rPr>
+        <w:lastRenderedPageBreak/>
         <w:t>Wrote SQL queries and stored-procedure style patterns to support reporting needs, tuning indexes and query shapes so recurring reports completed within acceptable windows.</w:t>
       </w:r>
     </w:p>
@@ -4572,7 +4538,6 @@
           <w:rFonts w:ascii="Arial" w:hAnsi="Arial" w:cs="Arial"/>
           <w:sz w:val="18"/>
         </w:rPr>
-        <w:lastRenderedPageBreak/>
         <w:t>Added logging and basic monitoring hooks to pinpoint failures in scheduled processes, turning “it broke overnight” into searchable events with clear remediation steps.</w:t>
       </w:r>
     </w:p>
@@ -4782,16 +4747,7 @@
           <w:rFonts w:ascii="Arial" w:hAnsi="Arial" w:cs="Arial"/>
           <w:sz w:val="18"/>
         </w:rPr>
-        <w:t>Completed a rigorous C</w:t>
-      </w:r>
-      <w:bookmarkStart w:id="0" w:name="_GoBack"/>
-      <w:bookmarkEnd w:id="0"/>
-      <w:r>
-        <w:rPr>
-          <w:rFonts w:ascii="Arial" w:hAnsi="Arial" w:cs="Arial"/>
-          <w:sz w:val="18"/>
-        </w:rPr>
-        <w:t xml:space="preserve">S curriculum with strong foundations in </w:t>
+        <w:t xml:space="preserve">Completed a rigorous CS curriculum with strong foundations in </w:t>
       </w:r>
       <w:r>
         <w:rPr>

--- a/William/.Net Angular/William_Jackson.docx
+++ b/William/.Net Angular/William_Jackson.docx
@@ -177,245 +177,74 @@
         </w:rPr>
       </w:pPr>
       <w:r>
-        <w:rPr>
-          <w:rStyle w:val="Strong"/>
-          <w:rFonts w:ascii="Arial" w:hAnsi="Arial" w:cs="Arial"/>
-        </w:rPr>
-        <w:t>Senior Software Engineer</w:t>
-      </w:r>
-      <w:r>
-        <w:rPr>
-          <w:rFonts w:ascii="Arial" w:hAnsi="Arial" w:cs="Arial"/>
-        </w:rPr>
-        <w:t xml:space="preserve"> with ~10 years delivering </w:t>
-      </w:r>
-      <w:r>
-        <w:rPr>
-          <w:rStyle w:val="Strong"/>
-          <w:rFonts w:ascii="Arial" w:hAnsi="Arial" w:cs="Arial"/>
-        </w:rPr>
-        <w:t>production .NET</w:t>
-      </w:r>
-      <w:r>
-        <w:rPr>
-          <w:rFonts w:ascii="Arial" w:hAnsi="Arial" w:cs="Arial"/>
-        </w:rPr>
-        <w:t xml:space="preserve"> and </w:t>
-      </w:r>
-      <w:r>
-        <w:rPr>
-          <w:rStyle w:val="Strong"/>
-          <w:rFonts w:ascii="Arial" w:hAnsi="Arial" w:cs="Arial"/>
-        </w:rPr>
-        <w:t>modern web applications</w:t>
-      </w:r>
-      <w:r>
-        <w:rPr>
-          <w:rFonts w:ascii="Arial" w:hAnsi="Arial" w:cs="Arial"/>
-        </w:rPr>
-        <w:t xml:space="preserve">, specializing in </w:t>
-      </w:r>
-      <w:r>
-        <w:rPr>
-          <w:rStyle w:val="Strong"/>
-          <w:rFonts w:ascii="Arial" w:hAnsi="Arial" w:cs="Arial"/>
-        </w:rPr>
-        <w:t>Angular + React</w:t>
-      </w:r>
-      <w:r>
-        <w:rPr>
-          <w:rFonts w:ascii="Arial" w:hAnsi="Arial" w:cs="Arial"/>
-        </w:rPr>
-        <w:t xml:space="preserve"> front ends backed by reliable </w:t>
-      </w:r>
-      <w:r>
-        <w:rPr>
-          <w:rStyle w:val="Strong"/>
-          <w:rFonts w:ascii="Arial" w:hAnsi="Arial" w:cs="Arial"/>
-        </w:rPr>
-        <w:t>C# APIs</w:t>
-      </w:r>
-      <w:r>
-        <w:rPr>
-          <w:rFonts w:ascii="Arial" w:hAnsi="Arial" w:cs="Arial"/>
-        </w:rPr>
+        <w:t xml:space="preserve">Senior Software Engineer with 10+ years of experience building enterprise web platforms, internal business systems, and cloud-connected applications with </w:t>
+      </w:r>
+      <w:r>
+        <w:rPr>
+          <w:rStyle w:val="Strong"/>
+        </w:rPr>
+        <w:t>C#</w:t>
+      </w:r>
+      <w:r>
         <w:t xml:space="preserve">, </w:t>
       </w:r>
       <w:r>
         <w:rPr>
           <w:rStyle w:val="Strong"/>
-          <w:rFonts w:ascii="Arial" w:hAnsi="Arial" w:cs="Arial"/>
-        </w:rPr>
-        <w:t>data pipelines</w:t>
-      </w:r>
-      <w:r>
-        <w:rPr>
-          <w:rFonts w:ascii="Arial" w:hAnsi="Arial" w:cs="Arial"/>
-        </w:rPr>
+        </w:rPr>
+        <w:t>.NET Framework 4.6–4.8</w:t>
+      </w:r>
+      <w:r>
+        <w:t xml:space="preserve">, </w:t>
+      </w:r>
+      <w:r>
+        <w:rPr>
+          <w:rStyle w:val="Strong"/>
+        </w:rPr>
+        <w:t>.NET Core 3.1–.NET 8</w:t>
+      </w:r>
+      <w:r>
+        <w:t xml:space="preserve">, </w:t>
+      </w:r>
+      <w:r>
+        <w:rPr>
+          <w:rStyle w:val="Strong"/>
+        </w:rPr>
+        <w:t>Angular 8–18</w:t>
+      </w:r>
+      <w:r>
         <w:t xml:space="preserve">, and </w:t>
       </w:r>
       <w:r>
         <w:rPr>
           <w:rStyle w:val="Strong"/>
-          <w:rFonts w:ascii="Arial" w:hAnsi="Arial" w:cs="Arial"/>
-        </w:rPr>
-        <w:t>event-driven services</w:t>
-      </w:r>
-      <w:r>
-        <w:rPr>
-          <w:rFonts w:ascii="Arial" w:hAnsi="Arial" w:cs="Arial"/>
-        </w:rPr>
-        <w:t xml:space="preserve">. </w:t>
+        </w:rPr>
+        <w:t>SQL Server</w:t>
+      </w:r>
+      <w:r>
+        <w:t xml:space="preserve"> across </w:t>
+      </w:r>
+      <w:proofErr w:type="spellStart"/>
+      <w:r>
+        <w:t>SaaS</w:t>
+      </w:r>
+      <w:proofErr w:type="spellEnd"/>
+      <w:r>
+        <w:t xml:space="preserve">, operations, finance, and workflow automation environments. Strong background in modernizing legacy systems, resolving high-impact production defects, improving API reliability, and delivering secure user-facing features with measurable results. </w:t>
       </w:r>
       <w:proofErr w:type="gramStart"/>
       <w:r>
-        <w:rPr>
-          <w:rFonts w:ascii="Arial" w:hAnsi="Arial" w:cs="Arial"/>
-        </w:rPr>
-        <w:t xml:space="preserve">Strong end-to-end ownership from requirements through </w:t>
-      </w:r>
-      <w:r>
-        <w:rPr>
-          <w:rStyle w:val="Strong"/>
-          <w:rFonts w:ascii="Arial" w:hAnsi="Arial" w:cs="Arial"/>
-        </w:rPr>
-        <w:t>deployment</w:t>
-      </w:r>
-      <w:r>
-        <w:rPr>
-          <w:rFonts w:ascii="Arial" w:hAnsi="Arial" w:cs="Arial"/>
-        </w:rPr>
-        <w:t xml:space="preserve">, with an emphasis on </w:t>
-      </w:r>
-      <w:r>
-        <w:rPr>
-          <w:rStyle w:val="Strong"/>
-          <w:rFonts w:ascii="Arial" w:hAnsi="Arial" w:cs="Arial"/>
-        </w:rPr>
-        <w:t>performance</w:t>
-      </w:r>
-      <w:r>
-        <w:rPr>
-          <w:rFonts w:ascii="Arial" w:hAnsi="Arial" w:cs="Arial"/>
-        </w:rPr>
-        <w:t xml:space="preserve">, </w:t>
+        <w:t xml:space="preserve">Known for leading migrations from monolithic applications to service-oriented platforms, tightening CI/CD quality gates, and partnering with product, QA, and </w:t>
       </w:r>
       <w:proofErr w:type="spellStart"/>
       <w:r>
-        <w:rPr>
-          <w:rStyle w:val="Strong"/>
-          <w:rFonts w:ascii="Arial" w:hAnsi="Arial" w:cs="Arial"/>
-        </w:rPr>
-        <w:t>observability</w:t>
+        <w:t>DevOps</w:t>
       </w:r>
       <w:proofErr w:type="spellEnd"/>
       <w:r>
-        <w:rPr>
-          <w:rFonts w:ascii="Arial" w:hAnsi="Arial" w:cs="Arial"/>
-        </w:rPr>
-        <w:t xml:space="preserve">, and </w:t>
-      </w:r>
-      <w:r>
-        <w:rPr>
-          <w:rStyle w:val="Strong"/>
-          <w:rFonts w:ascii="Arial" w:hAnsi="Arial" w:cs="Arial"/>
-        </w:rPr>
-        <w:t>safe releases</w:t>
-      </w:r>
-      <w:r>
-        <w:rPr>
-          <w:rFonts w:ascii="Arial" w:hAnsi="Arial" w:cs="Arial"/>
-        </w:rPr>
-        <w:t xml:space="preserve"> that reduce on-call noise.</w:t>
+        <w:t xml:space="preserve"> teams to ship maintainable software faster.</w:t>
       </w:r>
       <w:proofErr w:type="gramEnd"/>
-      <w:r>
-        <w:rPr>
-          <w:rFonts w:ascii="Arial" w:hAnsi="Arial" w:cs="Arial"/>
-        </w:rPr>
-        <w:t xml:space="preserve"> </w:t>
-      </w:r>
-      <w:proofErr w:type="gramStart"/>
-      <w:r>
-        <w:rPr>
-          <w:rFonts w:ascii="Arial" w:hAnsi="Arial" w:cs="Arial"/>
-        </w:rPr>
-        <w:t xml:space="preserve">Experienced modernizing legacy systems into maintainable services, building predictable </w:t>
-      </w:r>
-      <w:r>
-        <w:rPr>
-          <w:rStyle w:val="Strong"/>
-          <w:rFonts w:ascii="Arial" w:hAnsi="Arial" w:cs="Arial"/>
-        </w:rPr>
-        <w:t>CI/CD</w:t>
-      </w:r>
-      <w:r>
-        <w:rPr>
-          <w:rFonts w:ascii="Arial" w:hAnsi="Arial" w:cs="Arial"/>
-        </w:rPr>
-        <w:t xml:space="preserve">, and improving data correctness with </w:t>
-      </w:r>
-      <w:r>
-        <w:rPr>
-          <w:rStyle w:val="Strong"/>
-          <w:rFonts w:ascii="Arial" w:hAnsi="Arial" w:cs="Arial"/>
-        </w:rPr>
-        <w:t>validation guardrails</w:t>
-      </w:r>
-      <w:r>
-        <w:rPr>
-          <w:rFonts w:ascii="Arial" w:hAnsi="Arial" w:cs="Arial"/>
-        </w:rPr>
-        <w:t xml:space="preserve"> and repeatable </w:t>
-      </w:r>
-      <w:r>
-        <w:rPr>
-          <w:rStyle w:val="Strong"/>
-          <w:rFonts w:ascii="Arial" w:hAnsi="Arial" w:cs="Arial"/>
-        </w:rPr>
-        <w:t>backfills</w:t>
-      </w:r>
-      <w:r>
-        <w:rPr>
-          <w:rFonts w:ascii="Arial" w:hAnsi="Arial" w:cs="Arial"/>
-        </w:rPr>
-        <w:t>.</w:t>
-      </w:r>
-      <w:proofErr w:type="gramEnd"/>
-      <w:r>
-        <w:rPr>
-          <w:rFonts w:ascii="Arial" w:hAnsi="Arial" w:cs="Arial"/>
-        </w:rPr>
-        <w:t xml:space="preserve"> </w:t>
-      </w:r>
-      <w:proofErr w:type="gramStart"/>
-      <w:r>
-        <w:rPr>
-          <w:rFonts w:ascii="Arial" w:hAnsi="Arial" w:cs="Arial"/>
-        </w:rPr>
-        <w:t>Known for untangling brittle integrations, debugging hard-to-reproduce production failures, and translating ambiguous stakeholder goals into incrementally shippable milestones.</w:t>
-      </w:r>
-      <w:proofErr w:type="gramEnd"/>
-      <w:r>
-        <w:rPr>
-          <w:rFonts w:ascii="Arial" w:hAnsi="Arial" w:cs="Arial"/>
-        </w:rPr>
-        <w:t xml:space="preserve"> Comfortable partnering cross-functionally, mentoring engineers, and shipping pragmatic solutions </w:t>
-      </w:r>
-      <w:proofErr w:type="gramStart"/>
-      <w:r>
-        <w:rPr>
-          <w:rFonts w:ascii="Arial" w:hAnsi="Arial" w:cs="Arial"/>
-        </w:rPr>
-        <w:t>that stay</w:t>
-      </w:r>
-      <w:proofErr w:type="gramEnd"/>
-      <w:r>
-        <w:rPr>
-          <w:rFonts w:ascii="Arial" w:hAnsi="Arial" w:cs="Arial"/>
-        </w:rPr>
-        <w:t xml:space="preserve"> operable long after launch.</w:t>
-      </w:r>
     </w:p>
     <w:p>
       <w:pPr>
@@ -440,259 +269,557 @@
         <w:pStyle w:val="NormalWeb"/>
         <w:numPr>
           <w:ilvl w:val="0"/>
-          <w:numId w:val="2"/>
+          <w:numId w:val="18"/>
         </w:numPr>
+        <w:spacing w:before="0" w:beforeAutospacing="0" w:after="0" w:afterAutospacing="0"/>
         <w:jc w:val="both"/>
         <w:rPr>
-          <w:rFonts w:ascii="Arial" w:hAnsi="Arial" w:cs="Arial"/>
-          <w:sz w:val="18"/>
-        </w:rPr>
-      </w:pPr>
-      <w:r>
-        <w:rPr>
-          <w:rStyle w:val="Strong"/>
-          <w:rFonts w:ascii="Arial" w:hAnsi="Arial" w:cs="Arial"/>
-          <w:sz w:val="18"/>
-        </w:rPr>
-        <w:t>Frontend</w:t>
-      </w:r>
-      <w:r>
-        <w:rPr>
-          <w:rFonts w:ascii="Arial" w:hAnsi="Arial" w:cs="Arial"/>
-          <w:sz w:val="18"/>
-        </w:rPr>
-        <w:t xml:space="preserve"> — </w:t>
+          <w:sz w:val="20"/>
+        </w:rPr>
+      </w:pPr>
+      <w:r>
+        <w:rPr>
+          <w:rStyle w:val="Strong"/>
+          <w:sz w:val="20"/>
+        </w:rPr>
+        <w:t>Frontend:</w:t>
+      </w:r>
+      <w:r>
+        <w:rPr>
+          <w:sz w:val="20"/>
+        </w:rPr>
+        <w:t xml:space="preserve"> </w:t>
+      </w:r>
+      <w:r>
+        <w:rPr>
+          <w:rStyle w:val="Strong"/>
+          <w:sz w:val="20"/>
+        </w:rPr>
+        <w:t>Angular 8–18</w:t>
+      </w:r>
+      <w:r>
+        <w:rPr>
+          <w:sz w:val="20"/>
+        </w:rPr>
+        <w:t xml:space="preserve">, </w:t>
       </w:r>
       <w:proofErr w:type="spellStart"/>
       <w:r>
         <w:rPr>
           <w:rStyle w:val="Strong"/>
-          <w:rFonts w:ascii="Arial" w:hAnsi="Arial" w:cs="Arial"/>
-          <w:sz w:val="18"/>
-        </w:rPr>
-        <w:t>AngularJS</w:t>
+          <w:sz w:val="20"/>
+        </w:rPr>
+        <w:t>TypeScript</w:t>
       </w:r>
       <w:proofErr w:type="spellEnd"/>
       <w:r>
         <w:rPr>
-          <w:rFonts w:ascii="Arial" w:hAnsi="Arial" w:cs="Arial"/>
-          <w:sz w:val="18"/>
+          <w:rStyle w:val="Strong"/>
+          <w:sz w:val="20"/>
+        </w:rPr>
+        <w:t xml:space="preserve"> 3.x–5.x</w:t>
+      </w:r>
+      <w:r>
+        <w:rPr>
+          <w:sz w:val="20"/>
+        </w:rPr>
+        <w:t xml:space="preserve">, JavaScript, </w:t>
+      </w:r>
+      <w:proofErr w:type="spellStart"/>
+      <w:r>
+        <w:rPr>
+          <w:sz w:val="20"/>
+        </w:rPr>
+        <w:t>RxJS</w:t>
+      </w:r>
+      <w:proofErr w:type="spellEnd"/>
+      <w:r>
+        <w:rPr>
+          <w:sz w:val="20"/>
         </w:rPr>
         <w:t xml:space="preserve">, </w:t>
       </w:r>
-      <w:r>
-        <w:rPr>
-          <w:rStyle w:val="Strong"/>
-          <w:rFonts w:ascii="Arial" w:hAnsi="Arial" w:cs="Arial"/>
-          <w:sz w:val="18"/>
-        </w:rPr>
-        <w:t>Angular</w:t>
-      </w:r>
-      <w:r>
-        <w:rPr>
-          <w:rFonts w:ascii="Arial" w:hAnsi="Arial" w:cs="Arial"/>
-          <w:sz w:val="18"/>
+      <w:proofErr w:type="spellStart"/>
+      <w:r>
+        <w:rPr>
+          <w:sz w:val="20"/>
+        </w:rPr>
+        <w:t>NgRx</w:t>
+      </w:r>
+      <w:proofErr w:type="spellEnd"/>
+      <w:r>
+        <w:rPr>
+          <w:sz w:val="20"/>
+        </w:rPr>
+        <w:t>, Angular Material, Reactive Forms, HTML5, CSS3, SCSS, responsive UI, reusable component architecture, route guards, lazy loading, module federation awareness, REST integration, client-side validation, accessibility-focused development</w:t>
+      </w:r>
+    </w:p>
+    <w:p>
+      <w:pPr>
+        <w:pStyle w:val="NormalWeb"/>
+        <w:numPr>
+          <w:ilvl w:val="0"/>
+          <w:numId w:val="18"/>
+        </w:numPr>
+        <w:spacing w:before="0" w:beforeAutospacing="0" w:after="0" w:afterAutospacing="0"/>
+        <w:jc w:val="both"/>
+        <w:rPr>
+          <w:sz w:val="20"/>
+        </w:rPr>
+      </w:pPr>
+      <w:r>
+        <w:rPr>
+          <w:rStyle w:val="Strong"/>
+          <w:sz w:val="20"/>
+        </w:rPr>
+        <w:t>Backend &amp; APIs:</w:t>
+      </w:r>
+      <w:r>
+        <w:rPr>
+          <w:sz w:val="20"/>
+        </w:rPr>
+        <w:t xml:space="preserve"> </w:t>
+      </w:r>
+      <w:r>
+        <w:rPr>
+          <w:rStyle w:val="Strong"/>
+          <w:sz w:val="20"/>
+        </w:rPr>
+        <w:t>C#</w:t>
+      </w:r>
+      <w:r>
+        <w:rPr>
+          <w:sz w:val="20"/>
         </w:rPr>
         <w:t xml:space="preserve">, </w:t>
       </w:r>
+      <w:r>
+        <w:rPr>
+          <w:rStyle w:val="Strong"/>
+          <w:sz w:val="20"/>
+        </w:rPr>
+        <w:t>ASP.NET MVC</w:t>
+      </w:r>
+      <w:r>
+        <w:rPr>
+          <w:sz w:val="20"/>
+        </w:rPr>
+        <w:t xml:space="preserve">, </w:t>
+      </w:r>
+      <w:r>
+        <w:rPr>
+          <w:rStyle w:val="Strong"/>
+          <w:sz w:val="20"/>
+        </w:rPr>
+        <w:t>ASP.NET Web API</w:t>
+      </w:r>
+      <w:r>
+        <w:rPr>
+          <w:sz w:val="20"/>
+        </w:rPr>
+        <w:t xml:space="preserve">, </w:t>
+      </w:r>
+      <w:r>
+        <w:rPr>
+          <w:rStyle w:val="Strong"/>
+          <w:sz w:val="20"/>
+        </w:rPr>
+        <w:t>ASP.NET Core</w:t>
+      </w:r>
+      <w:r>
+        <w:rPr>
+          <w:sz w:val="20"/>
+        </w:rPr>
+        <w:t xml:space="preserve">, </w:t>
+      </w:r>
+      <w:r>
+        <w:rPr>
+          <w:rStyle w:val="Strong"/>
+          <w:sz w:val="20"/>
+        </w:rPr>
+        <w:t>.NET Framework 4.6–4.8</w:t>
+      </w:r>
+      <w:r>
+        <w:rPr>
+          <w:sz w:val="20"/>
+        </w:rPr>
+        <w:t xml:space="preserve">, </w:t>
+      </w:r>
+      <w:r>
+        <w:rPr>
+          <w:rStyle w:val="Strong"/>
+          <w:sz w:val="20"/>
+        </w:rPr>
+        <w:t>.NET Core 3.1–.NET 8</w:t>
+      </w:r>
+      <w:r>
+        <w:rPr>
+          <w:sz w:val="20"/>
+        </w:rPr>
+        <w:t>, Entity Framework, Entity Frame</w:t>
+      </w:r>
+      <w:bookmarkStart w:id="0" w:name="_GoBack"/>
+      <w:bookmarkEnd w:id="0"/>
+      <w:r>
+        <w:rPr>
+          <w:sz w:val="20"/>
+        </w:rPr>
+        <w:t xml:space="preserve">work Core, LINQ, </w:t>
+      </w:r>
       <w:proofErr w:type="spellStart"/>
       <w:r>
         <w:rPr>
-          <w:rStyle w:val="Strong"/>
-          <w:rFonts w:ascii="Arial" w:hAnsi="Arial" w:cs="Arial"/>
-          <w:sz w:val="18"/>
-        </w:rPr>
-        <w:t>RxJS</w:t>
+          <w:sz w:val="20"/>
+        </w:rPr>
+        <w:t>RESTful</w:t>
       </w:r>
       <w:proofErr w:type="spellEnd"/>
       <w:r>
         <w:rPr>
-          <w:rFonts w:ascii="Arial" w:hAnsi="Arial" w:cs="Arial"/>
-          <w:sz w:val="18"/>
+          <w:sz w:val="20"/>
+        </w:rPr>
+        <w:t xml:space="preserve"> API design, authentication flows, authorization policies, background processing, file handling, report services, service-layer design, distributed application patterns</w:t>
+      </w:r>
+    </w:p>
+    <w:p>
+      <w:pPr>
+        <w:pStyle w:val="NormalWeb"/>
+        <w:numPr>
+          <w:ilvl w:val="0"/>
+          <w:numId w:val="18"/>
+        </w:numPr>
+        <w:spacing w:before="0" w:beforeAutospacing="0" w:after="0" w:afterAutospacing="0"/>
+        <w:jc w:val="both"/>
+        <w:rPr>
+          <w:sz w:val="20"/>
+        </w:rPr>
+      </w:pPr>
+      <w:r>
+        <w:rPr>
+          <w:rStyle w:val="Strong"/>
+          <w:sz w:val="20"/>
+        </w:rPr>
+        <w:t>Data / Messaging / Search:</w:t>
+      </w:r>
+      <w:r>
+        <w:rPr>
+          <w:sz w:val="20"/>
+        </w:rPr>
+        <w:t xml:space="preserve"> </w:t>
+      </w:r>
+      <w:r>
+        <w:rPr>
+          <w:rStyle w:val="Strong"/>
+          <w:sz w:val="20"/>
+        </w:rPr>
+        <w:t>SQL Server</w:t>
+      </w:r>
+      <w:r>
+        <w:rPr>
+          <w:sz w:val="20"/>
         </w:rPr>
         <w:t xml:space="preserve">, </w:t>
       </w:r>
       <w:proofErr w:type="spellStart"/>
       <w:r>
         <w:rPr>
-          <w:rStyle w:val="Strong"/>
-          <w:rFonts w:ascii="Arial" w:hAnsi="Arial" w:cs="Arial"/>
-          <w:sz w:val="18"/>
-        </w:rPr>
-        <w:t>NgRx</w:t>
+          <w:sz w:val="20"/>
+        </w:rPr>
+        <w:t>PostgreSQL</w:t>
       </w:r>
       <w:proofErr w:type="spellEnd"/>
       <w:r>
         <w:rPr>
-          <w:rFonts w:ascii="Arial" w:hAnsi="Arial" w:cs="Arial"/>
-          <w:sz w:val="18"/>
+          <w:sz w:val="20"/>
+        </w:rPr>
+        <w:t xml:space="preserve">, MySQL, </w:t>
+      </w:r>
+      <w:proofErr w:type="spellStart"/>
+      <w:r>
+        <w:rPr>
+          <w:sz w:val="20"/>
+        </w:rPr>
+        <w:t>Redis</w:t>
+      </w:r>
+      <w:proofErr w:type="spellEnd"/>
+      <w:r>
+        <w:rPr>
+          <w:sz w:val="20"/>
         </w:rPr>
         <w:t xml:space="preserve">, </w:t>
       </w:r>
-      <w:r>
-        <w:rPr>
-          <w:rStyle w:val="Strong"/>
-          <w:rFonts w:ascii="Arial" w:hAnsi="Arial" w:cs="Arial"/>
-          <w:sz w:val="18"/>
-        </w:rPr>
-        <w:t>React</w:t>
-      </w:r>
-      <w:r>
-        <w:rPr>
-          <w:rFonts w:ascii="Arial" w:hAnsi="Arial" w:cs="Arial"/>
-          <w:sz w:val="18"/>
+      <w:proofErr w:type="spellStart"/>
+      <w:r>
+        <w:rPr>
+          <w:sz w:val="20"/>
+        </w:rPr>
+        <w:t>MongoDB</w:t>
+      </w:r>
+      <w:proofErr w:type="spellEnd"/>
+      <w:r>
+        <w:rPr>
+          <w:sz w:val="20"/>
         </w:rPr>
         <w:t xml:space="preserve">, </w:t>
       </w:r>
-      <w:r>
-        <w:rPr>
-          <w:rStyle w:val="Strong"/>
-          <w:rFonts w:ascii="Arial" w:hAnsi="Arial" w:cs="Arial"/>
-          <w:sz w:val="18"/>
-        </w:rPr>
-        <w:t>Next.js</w:t>
-      </w:r>
-      <w:r>
-        <w:rPr>
-          <w:rFonts w:ascii="Arial" w:hAnsi="Arial" w:cs="Arial"/>
-          <w:sz w:val="18"/>
+      <w:proofErr w:type="spellStart"/>
+      <w:r>
+        <w:rPr>
+          <w:sz w:val="20"/>
+        </w:rPr>
+        <w:t>DynamoDB</w:t>
+      </w:r>
+      <w:proofErr w:type="spellEnd"/>
+      <w:r>
+        <w:rPr>
+          <w:sz w:val="20"/>
+        </w:rPr>
+        <w:t xml:space="preserve">, stored procedures, query tuning, indexing, caching, AWS SQS/SNS, Kafka, </w:t>
+      </w:r>
+      <w:proofErr w:type="spellStart"/>
+      <w:r>
+        <w:rPr>
+          <w:sz w:val="20"/>
+        </w:rPr>
+        <w:t>RabbitMQ</w:t>
+      </w:r>
+      <w:proofErr w:type="spellEnd"/>
+      <w:r>
+        <w:rPr>
+          <w:sz w:val="20"/>
         </w:rPr>
         <w:t xml:space="preserve">, </w:t>
       </w:r>
       <w:proofErr w:type="spellStart"/>
       <w:r>
         <w:rPr>
-          <w:rStyle w:val="Strong"/>
-          <w:rFonts w:ascii="Arial" w:hAnsi="Arial" w:cs="Arial"/>
-          <w:sz w:val="18"/>
-        </w:rPr>
-        <w:t>Redux</w:t>
+          <w:sz w:val="20"/>
+        </w:rPr>
+        <w:t>Elasticsearch</w:t>
       </w:r>
       <w:proofErr w:type="spellEnd"/>
       <w:r>
         <w:rPr>
-          <w:rFonts w:ascii="Arial" w:hAnsi="Arial" w:cs="Arial"/>
-          <w:sz w:val="18"/>
+          <w:sz w:val="20"/>
+        </w:rPr>
+        <w:t>, OpenSearch</w:t>
+      </w:r>
+    </w:p>
+    <w:p>
+      <w:pPr>
+        <w:pStyle w:val="NormalWeb"/>
+        <w:numPr>
+          <w:ilvl w:val="0"/>
+          <w:numId w:val="18"/>
+        </w:numPr>
+        <w:spacing w:before="0" w:beforeAutospacing="0" w:after="0" w:afterAutospacing="0"/>
+        <w:jc w:val="both"/>
+        <w:rPr>
+          <w:sz w:val="20"/>
+        </w:rPr>
+      </w:pPr>
+      <w:r>
+        <w:rPr>
+          <w:rStyle w:val="Strong"/>
+          <w:sz w:val="20"/>
+        </w:rPr>
+        <w:t xml:space="preserve">Cloud &amp; </w:t>
+      </w:r>
+      <w:proofErr w:type="spellStart"/>
+      <w:r>
+        <w:rPr>
+          <w:rStyle w:val="Strong"/>
+          <w:sz w:val="20"/>
+        </w:rPr>
+        <w:t>DevOps</w:t>
+      </w:r>
+      <w:proofErr w:type="spellEnd"/>
+      <w:r>
+        <w:rPr>
+          <w:rStyle w:val="Strong"/>
+          <w:sz w:val="20"/>
+        </w:rPr>
+        <w:t>:</w:t>
+      </w:r>
+      <w:r>
+        <w:rPr>
+          <w:sz w:val="20"/>
+        </w:rPr>
+        <w:t xml:space="preserve"> </w:t>
+      </w:r>
+      <w:r>
+        <w:rPr>
+          <w:rStyle w:val="Strong"/>
+          <w:sz w:val="20"/>
+        </w:rPr>
+        <w:t>AWS</w:t>
+      </w:r>
+      <w:r>
+        <w:rPr>
+          <w:sz w:val="20"/>
+        </w:rPr>
+        <w:t xml:space="preserve">, Azure, GCP, EC2, ECS, EKS, Lambda, API Gateway, S3, </w:t>
+      </w:r>
+      <w:proofErr w:type="spellStart"/>
+      <w:r>
+        <w:rPr>
+          <w:sz w:val="20"/>
+        </w:rPr>
+        <w:t>CloudFront</w:t>
+      </w:r>
+      <w:proofErr w:type="spellEnd"/>
+      <w:r>
+        <w:rPr>
+          <w:sz w:val="20"/>
+        </w:rPr>
+        <w:t xml:space="preserve">, RDS, </w:t>
+      </w:r>
+      <w:proofErr w:type="spellStart"/>
+      <w:r>
+        <w:rPr>
+          <w:sz w:val="20"/>
+        </w:rPr>
+        <w:t>DynamoDB</w:t>
+      </w:r>
+      <w:proofErr w:type="spellEnd"/>
+      <w:r>
+        <w:rPr>
+          <w:sz w:val="20"/>
         </w:rPr>
         <w:t xml:space="preserve">, </w:t>
       </w:r>
       <w:proofErr w:type="spellStart"/>
       <w:r>
         <w:rPr>
-          <w:rStyle w:val="Strong"/>
-          <w:rFonts w:ascii="Arial" w:hAnsi="Arial" w:cs="Arial"/>
-          <w:sz w:val="18"/>
-        </w:rPr>
-        <w:t>TypeScript</w:t>
+          <w:sz w:val="20"/>
+        </w:rPr>
+        <w:t>ElastiCache</w:t>
       </w:r>
       <w:proofErr w:type="spellEnd"/>
       <w:r>
         <w:rPr>
-          <w:rFonts w:ascii="Arial" w:hAnsi="Arial" w:cs="Arial"/>
-          <w:sz w:val="18"/>
+          <w:sz w:val="20"/>
         </w:rPr>
         <w:t xml:space="preserve">, </w:t>
       </w:r>
-      <w:r>
-        <w:rPr>
-          <w:rStyle w:val="Strong"/>
-          <w:rFonts w:ascii="Arial" w:hAnsi="Arial" w:cs="Arial"/>
-          <w:sz w:val="18"/>
-        </w:rPr>
-        <w:t>JavaScript (ES6+)</w:t>
-      </w:r>
-      <w:r>
-        <w:rPr>
-          <w:rFonts w:ascii="Arial" w:hAnsi="Arial" w:cs="Arial"/>
-          <w:sz w:val="18"/>
+      <w:proofErr w:type="spellStart"/>
+      <w:r>
+        <w:rPr>
+          <w:sz w:val="20"/>
+        </w:rPr>
+        <w:t>EventBridge</w:t>
+      </w:r>
+      <w:proofErr w:type="spellEnd"/>
+      <w:r>
+        <w:rPr>
+          <w:sz w:val="20"/>
+        </w:rPr>
+        <w:t xml:space="preserve">, Step Functions, IAM, </w:t>
+      </w:r>
+      <w:proofErr w:type="spellStart"/>
+      <w:r>
+        <w:rPr>
+          <w:sz w:val="20"/>
+        </w:rPr>
+        <w:t>Docker</w:t>
+      </w:r>
+      <w:proofErr w:type="spellEnd"/>
+      <w:r>
+        <w:rPr>
+          <w:sz w:val="20"/>
         </w:rPr>
         <w:t xml:space="preserve">, </w:t>
       </w:r>
-      <w:r>
-        <w:rPr>
-          <w:rStyle w:val="Strong"/>
-          <w:rFonts w:ascii="Arial" w:hAnsi="Arial" w:cs="Arial"/>
-          <w:sz w:val="18"/>
-        </w:rPr>
-        <w:t>HTML5</w:t>
-      </w:r>
-      <w:r>
-        <w:rPr>
-          <w:rFonts w:ascii="Arial" w:hAnsi="Arial" w:cs="Arial"/>
-          <w:sz w:val="18"/>
+      <w:proofErr w:type="spellStart"/>
+      <w:r>
+        <w:rPr>
+          <w:sz w:val="20"/>
+        </w:rPr>
+        <w:t>Kubernetes</w:t>
+      </w:r>
+      <w:proofErr w:type="spellEnd"/>
+      <w:r>
+        <w:rPr>
+          <w:sz w:val="20"/>
+        </w:rPr>
+        <w:t xml:space="preserve">, Helm, </w:t>
+      </w:r>
+      <w:proofErr w:type="spellStart"/>
+      <w:r>
+        <w:rPr>
+          <w:sz w:val="20"/>
+        </w:rPr>
+        <w:t>Terraform</w:t>
+      </w:r>
+      <w:proofErr w:type="spellEnd"/>
+      <w:r>
+        <w:rPr>
+          <w:sz w:val="20"/>
         </w:rPr>
         <w:t xml:space="preserve">, </w:t>
       </w:r>
-      <w:r>
-        <w:rPr>
-          <w:rStyle w:val="Strong"/>
-          <w:rFonts w:ascii="Arial" w:hAnsi="Arial" w:cs="Arial"/>
-          <w:sz w:val="18"/>
-        </w:rPr>
-        <w:t>CSS3</w:t>
-      </w:r>
-      <w:r>
-        <w:rPr>
-          <w:rFonts w:ascii="Arial" w:hAnsi="Arial" w:cs="Arial"/>
-          <w:sz w:val="18"/>
+      <w:proofErr w:type="spellStart"/>
+      <w:r>
+        <w:rPr>
+          <w:sz w:val="20"/>
+        </w:rPr>
+        <w:t>CloudFormation</w:t>
+      </w:r>
+      <w:proofErr w:type="spellEnd"/>
+      <w:r>
+        <w:rPr>
+          <w:sz w:val="20"/>
         </w:rPr>
         <w:t xml:space="preserve">, </w:t>
       </w:r>
-      <w:r>
-        <w:rPr>
-          <w:rStyle w:val="Strong"/>
-          <w:rFonts w:ascii="Arial" w:hAnsi="Arial" w:cs="Arial"/>
-          <w:sz w:val="18"/>
-        </w:rPr>
-        <w:t>Tailwind CSS</w:t>
-      </w:r>
-      <w:r>
-        <w:rPr>
-          <w:rFonts w:ascii="Arial" w:hAnsi="Arial" w:cs="Arial"/>
-          <w:sz w:val="18"/>
-        </w:rPr>
-        <w:t xml:space="preserve">, </w:t>
-      </w:r>
-      <w:r>
-        <w:rPr>
-          <w:rStyle w:val="Strong"/>
-          <w:rFonts w:ascii="Arial" w:hAnsi="Arial" w:cs="Arial"/>
-          <w:sz w:val="18"/>
-        </w:rPr>
-        <w:t>Bootstrap</w:t>
-      </w:r>
-      <w:r>
-        <w:rPr>
-          <w:rFonts w:ascii="Arial" w:hAnsi="Arial" w:cs="Arial"/>
-          <w:sz w:val="18"/>
-        </w:rPr>
-        <w:t xml:space="preserve">, </w:t>
-      </w:r>
       <w:proofErr w:type="spellStart"/>
       <w:r>
         <w:rPr>
-          <w:rStyle w:val="Strong"/>
-          <w:rFonts w:ascii="Arial" w:hAnsi="Arial" w:cs="Arial"/>
-          <w:sz w:val="18"/>
-        </w:rPr>
-        <w:t>Webpack</w:t>
+          <w:sz w:val="20"/>
+        </w:rPr>
+        <w:t>GitHub</w:t>
       </w:r>
       <w:proofErr w:type="spellEnd"/>
       <w:r>
         <w:rPr>
-          <w:rFonts w:ascii="Arial" w:hAnsi="Arial" w:cs="Arial"/>
-          <w:sz w:val="18"/>
-        </w:rPr>
-        <w:t xml:space="preserve">, </w:t>
+          <w:sz w:val="20"/>
+        </w:rPr>
+        <w:t xml:space="preserve"> Actions, Azure </w:t>
       </w:r>
       <w:proofErr w:type="spellStart"/>
       <w:r>
         <w:rPr>
-          <w:rStyle w:val="Strong"/>
-          <w:rFonts w:ascii="Arial" w:hAnsi="Arial" w:cs="Arial"/>
-          <w:sz w:val="18"/>
-        </w:rPr>
-        <w:t>Vite</w:t>
+          <w:sz w:val="20"/>
+        </w:rPr>
+        <w:t>DevOps</w:t>
+      </w:r>
+      <w:proofErr w:type="spellEnd"/>
+      <w:r>
+        <w:rPr>
+          <w:sz w:val="20"/>
+        </w:rPr>
+        <w:t xml:space="preserve">, Jenkins, </w:t>
+      </w:r>
+      <w:proofErr w:type="spellStart"/>
+      <w:r>
+        <w:rPr>
+          <w:sz w:val="20"/>
+        </w:rPr>
+        <w:t>GitLab</w:t>
+      </w:r>
+      <w:proofErr w:type="spellEnd"/>
+      <w:r>
+        <w:rPr>
+          <w:sz w:val="20"/>
+        </w:rPr>
+        <w:t xml:space="preserve"> CI/CD, Argo CD, </w:t>
+      </w:r>
+      <w:proofErr w:type="spellStart"/>
+      <w:r>
+        <w:rPr>
+          <w:sz w:val="20"/>
+        </w:rPr>
+        <w:t>GitOps</w:t>
       </w:r>
       <w:proofErr w:type="spellEnd"/>
     </w:p>
@@ -701,1617 +828,158 @@
         <w:pStyle w:val="NormalWeb"/>
         <w:numPr>
           <w:ilvl w:val="0"/>
-          <w:numId w:val="2"/>
+          <w:numId w:val="18"/>
         </w:numPr>
+        <w:spacing w:before="0" w:beforeAutospacing="0" w:after="0" w:afterAutospacing="0"/>
         <w:jc w:val="both"/>
-        <w:rPr>
-          <w:rFonts w:ascii="Arial" w:hAnsi="Arial" w:cs="Arial"/>
-          <w:sz w:val="18"/>
-        </w:rPr>
-      </w:pPr>
-      <w:r>
-        <w:rPr>
-          <w:rStyle w:val="Strong"/>
-          <w:rFonts w:ascii="Arial" w:hAnsi="Arial" w:cs="Arial"/>
-          <w:sz w:val="18"/>
-        </w:rPr>
-        <w:t>Backend &amp; APIs</w:t>
-      </w:r>
-      <w:r>
-        <w:rPr>
-          <w:rFonts w:ascii="Arial" w:hAnsi="Arial" w:cs="Arial"/>
-          <w:sz w:val="18"/>
-        </w:rPr>
-        <w:t xml:space="preserve"> — </w:t>
-      </w:r>
-      <w:r>
-        <w:rPr>
-          <w:rStyle w:val="Strong"/>
-          <w:rFonts w:ascii="Arial" w:hAnsi="Arial" w:cs="Arial"/>
-          <w:sz w:val="18"/>
-        </w:rPr>
-        <w:t>C#</w:t>
-      </w:r>
-      <w:r>
-        <w:rPr>
-          <w:rFonts w:ascii="Arial" w:hAnsi="Arial" w:cs="Arial"/>
-          <w:sz w:val="18"/>
+      </w:pPr>
+      <w:proofErr w:type="spellStart"/>
+      <w:r>
+        <w:rPr>
+          <w:rStyle w:val="Strong"/>
+          <w:sz w:val="20"/>
+        </w:rPr>
+        <w:t>Observability</w:t>
+      </w:r>
+      <w:proofErr w:type="spellEnd"/>
+      <w:r>
+        <w:rPr>
+          <w:rStyle w:val="Strong"/>
+          <w:sz w:val="20"/>
+        </w:rPr>
+        <w:t xml:space="preserve"> / Quality / Security:</w:t>
+      </w:r>
+      <w:r>
+        <w:rPr>
+          <w:sz w:val="20"/>
+        </w:rPr>
+        <w:t xml:space="preserve"> </w:t>
+      </w:r>
+      <w:proofErr w:type="spellStart"/>
+      <w:r>
+        <w:rPr>
+          <w:sz w:val="20"/>
+        </w:rPr>
+        <w:t>OpenTelemetry</w:t>
+      </w:r>
+      <w:proofErr w:type="spellEnd"/>
+      <w:r>
+        <w:rPr>
+          <w:sz w:val="20"/>
         </w:rPr>
         <w:t xml:space="preserve">, </w:t>
       </w:r>
-      <w:r>
-        <w:rPr>
-          <w:rStyle w:val="Strong"/>
-          <w:rFonts w:ascii="Arial" w:hAnsi="Arial" w:cs="Arial"/>
-          <w:sz w:val="18"/>
-        </w:rPr>
-        <w:t>.NET</w:t>
-      </w:r>
-      <w:r>
-        <w:rPr>
-          <w:rFonts w:ascii="Arial" w:hAnsi="Arial" w:cs="Arial"/>
-          <w:sz w:val="18"/>
+      <w:proofErr w:type="spellStart"/>
+      <w:r>
+        <w:rPr>
+          <w:sz w:val="20"/>
+        </w:rPr>
+        <w:t>Datadog</w:t>
+      </w:r>
+      <w:proofErr w:type="spellEnd"/>
+      <w:r>
+        <w:rPr>
+          <w:sz w:val="20"/>
+        </w:rPr>
+        <w:t xml:space="preserve">, Prometheus, </w:t>
+      </w:r>
+      <w:proofErr w:type="spellStart"/>
+      <w:r>
+        <w:rPr>
+          <w:sz w:val="20"/>
+        </w:rPr>
+        <w:t>Grafana</w:t>
+      </w:r>
+      <w:proofErr w:type="spellEnd"/>
+      <w:r>
+        <w:rPr>
+          <w:sz w:val="20"/>
+        </w:rPr>
+        <w:t xml:space="preserve">, ELK, </w:t>
+      </w:r>
+      <w:proofErr w:type="spellStart"/>
+      <w:r>
+        <w:rPr>
+          <w:sz w:val="20"/>
+        </w:rPr>
+        <w:t>CloudWatch</w:t>
+      </w:r>
+      <w:proofErr w:type="spellEnd"/>
+      <w:r>
+        <w:rPr>
+          <w:sz w:val="20"/>
         </w:rPr>
         <w:t xml:space="preserve">, </w:t>
       </w:r>
-      <w:r>
-        <w:rPr>
-          <w:rStyle w:val="Strong"/>
-          <w:rFonts w:ascii="Arial" w:hAnsi="Arial" w:cs="Arial"/>
-          <w:sz w:val="18"/>
-        </w:rPr>
-        <w:t>.NET Framework</w:t>
-      </w:r>
-      <w:r>
-        <w:rPr>
-          <w:rFonts w:ascii="Arial" w:hAnsi="Arial" w:cs="Arial"/>
-          <w:sz w:val="18"/>
+      <w:proofErr w:type="spellStart"/>
+      <w:r>
+        <w:rPr>
+          <w:sz w:val="20"/>
+        </w:rPr>
+        <w:t>xUnit</w:t>
+      </w:r>
+      <w:proofErr w:type="spellEnd"/>
+      <w:r>
+        <w:rPr>
+          <w:sz w:val="20"/>
         </w:rPr>
         <w:t xml:space="preserve">, </w:t>
       </w:r>
-      <w:r>
-        <w:rPr>
-          <w:rStyle w:val="Strong"/>
-          <w:rFonts w:ascii="Arial" w:hAnsi="Arial" w:cs="Arial"/>
-          <w:sz w:val="18"/>
-        </w:rPr>
-        <w:t>.NET Core</w:t>
-      </w:r>
-      <w:r>
-        <w:rPr>
-          <w:rFonts w:ascii="Arial" w:hAnsi="Arial" w:cs="Arial"/>
-          <w:sz w:val="18"/>
-        </w:rPr>
-        <w:t xml:space="preserve">, </w:t>
-      </w:r>
-      <w:r>
-        <w:rPr>
-          <w:rStyle w:val="Strong"/>
-          <w:rFonts w:ascii="Arial" w:hAnsi="Arial" w:cs="Arial"/>
-          <w:sz w:val="18"/>
-        </w:rPr>
-        <w:t>ASP.NET MVC</w:t>
-      </w:r>
-      <w:r>
-        <w:rPr>
-          <w:rFonts w:ascii="Arial" w:hAnsi="Arial" w:cs="Arial"/>
-          <w:sz w:val="18"/>
-        </w:rPr>
-        <w:t xml:space="preserve">, </w:t>
-      </w:r>
-      <w:r>
-        <w:rPr>
-          <w:rStyle w:val="Strong"/>
-          <w:rFonts w:ascii="Arial" w:hAnsi="Arial" w:cs="Arial"/>
-          <w:sz w:val="18"/>
-        </w:rPr>
-        <w:t>ASP.NET Web API</w:t>
-      </w:r>
-      <w:r>
-        <w:rPr>
-          <w:rFonts w:ascii="Arial" w:hAnsi="Arial" w:cs="Arial"/>
-          <w:sz w:val="18"/>
-        </w:rPr>
-        <w:t xml:space="preserve">, </w:t>
-      </w:r>
-      <w:r>
-        <w:rPr>
-          <w:rStyle w:val="Strong"/>
-          <w:rFonts w:ascii="Arial" w:hAnsi="Arial" w:cs="Arial"/>
-          <w:sz w:val="18"/>
-        </w:rPr>
-        <w:t>Node.js</w:t>
-      </w:r>
-      <w:r>
-        <w:rPr>
-          <w:rFonts w:ascii="Arial" w:hAnsi="Arial" w:cs="Arial"/>
-          <w:sz w:val="18"/>
-        </w:rPr>
-        <w:t xml:space="preserve">, </w:t>
-      </w:r>
-      <w:r>
-        <w:rPr>
-          <w:rStyle w:val="Strong"/>
-          <w:rFonts w:ascii="Arial" w:hAnsi="Arial" w:cs="Arial"/>
-          <w:sz w:val="18"/>
-        </w:rPr>
-        <w:t>Python</w:t>
-      </w:r>
-      <w:r>
-        <w:rPr>
-          <w:rFonts w:ascii="Arial" w:hAnsi="Arial" w:cs="Arial"/>
-          <w:sz w:val="18"/>
-        </w:rPr>
-        <w:t xml:space="preserve">, </w:t>
-      </w:r>
-      <w:r>
-        <w:rPr>
-          <w:rStyle w:val="Strong"/>
-          <w:rFonts w:ascii="Arial" w:hAnsi="Arial" w:cs="Arial"/>
-          <w:sz w:val="18"/>
-        </w:rPr>
-        <w:t>REST APIs</w:t>
-      </w:r>
-      <w:r>
-        <w:rPr>
-          <w:rFonts w:ascii="Arial" w:hAnsi="Arial" w:cs="Arial"/>
-          <w:sz w:val="18"/>
-        </w:rPr>
-        <w:t xml:space="preserve">, </w:t>
-      </w:r>
       <w:proofErr w:type="spellStart"/>
       <w:r>
         <w:rPr>
-          <w:rStyle w:val="Strong"/>
-          <w:rFonts w:ascii="Arial" w:hAnsi="Arial" w:cs="Arial"/>
-          <w:sz w:val="18"/>
-        </w:rPr>
-        <w:t>GraphQL</w:t>
+          <w:sz w:val="20"/>
+        </w:rPr>
+        <w:t>NUnit</w:t>
       </w:r>
       <w:proofErr w:type="spellEnd"/>
       <w:r>
         <w:rPr>
-          <w:rFonts w:ascii="Arial" w:hAnsi="Arial" w:cs="Arial"/>
-          <w:sz w:val="18"/>
-        </w:rPr>
-        <w:t xml:space="preserve">, </w:t>
+          <w:sz w:val="20"/>
+        </w:rPr>
+        <w:t xml:space="preserve">, Jest, Cypress, Playwright, Pact-style contract testing, OAuth2, </w:t>
       </w:r>
       <w:proofErr w:type="spellStart"/>
       <w:r>
         <w:rPr>
-          <w:rStyle w:val="Strong"/>
-          <w:rFonts w:ascii="Arial" w:hAnsi="Arial" w:cs="Arial"/>
-          <w:sz w:val="18"/>
-        </w:rPr>
-        <w:t>Microservices</w:t>
+          <w:sz w:val="20"/>
+        </w:rPr>
+        <w:t>OpenID</w:t>
       </w:r>
       <w:proofErr w:type="spellEnd"/>
       <w:r>
         <w:rPr>
-          <w:rFonts w:ascii="Arial" w:hAnsi="Arial" w:cs="Arial"/>
-          <w:sz w:val="18"/>
-        </w:rPr>
-        <w:t xml:space="preserve">, </w:t>
-      </w:r>
-      <w:r>
-        <w:rPr>
-          <w:rStyle w:val="Strong"/>
-          <w:rFonts w:ascii="Arial" w:hAnsi="Arial" w:cs="Arial"/>
-          <w:sz w:val="18"/>
-        </w:rPr>
-        <w:t>Distributed Systems</w:t>
-      </w:r>
-      <w:r>
-        <w:rPr>
-          <w:rFonts w:ascii="Arial" w:hAnsi="Arial" w:cs="Arial"/>
-          <w:sz w:val="18"/>
-        </w:rPr>
-        <w:t xml:space="preserve">, </w:t>
-      </w:r>
-      <w:r>
-        <w:rPr>
-          <w:rStyle w:val="Strong"/>
-          <w:rFonts w:ascii="Arial" w:hAnsi="Arial" w:cs="Arial"/>
-          <w:sz w:val="18"/>
-        </w:rPr>
-        <w:t>Event-Driven Architecture</w:t>
-      </w:r>
-      <w:r>
-        <w:rPr>
-          <w:rFonts w:ascii="Arial" w:hAnsi="Arial" w:cs="Arial"/>
-          <w:sz w:val="18"/>
-        </w:rPr>
-        <w:t xml:space="preserve">, </w:t>
-      </w:r>
-      <w:r>
-        <w:rPr>
-          <w:rStyle w:val="Strong"/>
-          <w:rFonts w:ascii="Arial" w:hAnsi="Arial" w:cs="Arial"/>
-          <w:sz w:val="18"/>
-        </w:rPr>
-        <w:t>Background Jobs</w:t>
-      </w:r>
-      <w:r>
-        <w:rPr>
-          <w:rFonts w:ascii="Arial" w:hAnsi="Arial" w:cs="Arial"/>
-          <w:sz w:val="18"/>
-        </w:rPr>
-        <w:t xml:space="preserve">, </w:t>
+          <w:sz w:val="20"/>
+        </w:rPr>
+        <w:t xml:space="preserve"> Connect, JWT, </w:t>
       </w:r>
       <w:proofErr w:type="spellStart"/>
       <w:r>
         <w:rPr>
-          <w:rStyle w:val="Strong"/>
-          <w:rFonts w:ascii="Arial" w:hAnsi="Arial" w:cs="Arial"/>
-          <w:sz w:val="18"/>
-        </w:rPr>
-        <w:t>WebSockets</w:t>
+          <w:sz w:val="20"/>
+        </w:rPr>
+        <w:t>Okta</w:t>
       </w:r>
       <w:proofErr w:type="spellEnd"/>
       <w:r>
         <w:rPr>
-          <w:rFonts w:ascii="Arial" w:hAnsi="Arial" w:cs="Arial"/>
-          <w:sz w:val="18"/>
-        </w:rPr>
-        <w:t xml:space="preserve">, </w:t>
+          <w:sz w:val="20"/>
+        </w:rPr>
+        <w:t xml:space="preserve">, Auth0, AWS </w:t>
       </w:r>
       <w:proofErr w:type="spellStart"/>
       <w:r>
         <w:rPr>
-          <w:rStyle w:val="Strong"/>
-          <w:rFonts w:ascii="Arial" w:hAnsi="Arial" w:cs="Arial"/>
-          <w:sz w:val="18"/>
-        </w:rPr>
-        <w:t>OpenAPI</w:t>
+          <w:sz w:val="20"/>
+        </w:rPr>
+        <w:t>Cognito</w:t>
       </w:r>
       <w:proofErr w:type="spellEnd"/>
       <w:r>
         <w:rPr>
-          <w:rStyle w:val="Strong"/>
-          <w:rFonts w:ascii="Arial" w:hAnsi="Arial" w:cs="Arial"/>
-          <w:sz w:val="18"/>
-        </w:rPr>
-        <w:t>/Swagger</w:t>
-      </w:r>
-      <w:r>
-        <w:rPr>
-          <w:rFonts w:ascii="Arial" w:hAnsi="Arial" w:cs="Arial"/>
-          <w:sz w:val="18"/>
-        </w:rPr>
-        <w:t xml:space="preserve">, </w:t>
-      </w:r>
-      <w:r>
-        <w:rPr>
-          <w:rStyle w:val="Strong"/>
-          <w:rFonts w:ascii="Arial" w:hAnsi="Arial" w:cs="Arial"/>
-          <w:sz w:val="18"/>
-        </w:rPr>
-        <w:t>API versioning</w:t>
-      </w:r>
-      <w:r>
-        <w:rPr>
-          <w:rFonts w:ascii="Arial" w:hAnsi="Arial" w:cs="Arial"/>
-          <w:sz w:val="18"/>
-        </w:rPr>
-        <w:t xml:space="preserve">, </w:t>
-      </w:r>
-      <w:proofErr w:type="spellStart"/>
-      <w:r>
-        <w:rPr>
-          <w:rStyle w:val="Strong"/>
-          <w:rFonts w:ascii="Arial" w:hAnsi="Arial" w:cs="Arial"/>
-          <w:sz w:val="18"/>
-        </w:rPr>
-        <w:t>idempotency</w:t>
-      </w:r>
-      <w:proofErr w:type="spellEnd"/>
-      <w:r>
-        <w:rPr>
-          <w:rStyle w:val="Strong"/>
-          <w:rFonts w:ascii="Arial" w:hAnsi="Arial" w:cs="Arial"/>
-          <w:sz w:val="18"/>
-        </w:rPr>
-        <w:t xml:space="preserve"> patterns</w:t>
-      </w:r>
-      <w:r>
-        <w:rPr>
-          <w:rFonts w:ascii="Arial" w:hAnsi="Arial" w:cs="Arial"/>
-          <w:sz w:val="18"/>
-        </w:rPr>
-        <w:t xml:space="preserve">, </w:t>
-      </w:r>
-      <w:r>
-        <w:rPr>
-          <w:rStyle w:val="Strong"/>
-          <w:rFonts w:ascii="Arial" w:hAnsi="Arial" w:cs="Arial"/>
-          <w:sz w:val="18"/>
-        </w:rPr>
-        <w:t>rate limiting &amp; safe retries</w:t>
-      </w:r>
-    </w:p>
-    <w:p>
-      <w:pPr>
-        <w:pStyle w:val="NormalWeb"/>
-        <w:numPr>
-          <w:ilvl w:val="0"/>
-          <w:numId w:val="2"/>
-        </w:numPr>
-        <w:jc w:val="both"/>
-        <w:rPr>
-          <w:rFonts w:ascii="Arial" w:hAnsi="Arial" w:cs="Arial"/>
-          <w:sz w:val="18"/>
-        </w:rPr>
-      </w:pPr>
-      <w:r>
-        <w:rPr>
-          <w:rStyle w:val="Strong"/>
-          <w:rFonts w:ascii="Arial" w:hAnsi="Arial" w:cs="Arial"/>
-          <w:sz w:val="18"/>
-        </w:rPr>
-        <w:t>Data, Messaging &amp; Search</w:t>
-      </w:r>
-      <w:r>
-        <w:rPr>
-          <w:rFonts w:ascii="Arial" w:hAnsi="Arial" w:cs="Arial"/>
-          <w:sz w:val="18"/>
-        </w:rPr>
-        <w:t xml:space="preserve"> — Relational: </w:t>
-      </w:r>
-      <w:proofErr w:type="spellStart"/>
-      <w:r>
-        <w:rPr>
-          <w:rStyle w:val="Strong"/>
-          <w:rFonts w:ascii="Arial" w:hAnsi="Arial" w:cs="Arial"/>
-          <w:sz w:val="18"/>
-        </w:rPr>
-        <w:t>PostgreSQL</w:t>
-      </w:r>
-      <w:proofErr w:type="spellEnd"/>
-      <w:r>
-        <w:rPr>
-          <w:rFonts w:ascii="Arial" w:hAnsi="Arial" w:cs="Arial"/>
-          <w:sz w:val="18"/>
-        </w:rPr>
-        <w:t xml:space="preserve">, </w:t>
-      </w:r>
-      <w:r>
-        <w:rPr>
-          <w:rStyle w:val="Strong"/>
-          <w:rFonts w:ascii="Arial" w:hAnsi="Arial" w:cs="Arial"/>
-          <w:sz w:val="18"/>
-        </w:rPr>
-        <w:t>MySQL</w:t>
-      </w:r>
-      <w:r>
-        <w:rPr>
-          <w:rFonts w:ascii="Arial" w:hAnsi="Arial" w:cs="Arial"/>
-          <w:sz w:val="18"/>
-        </w:rPr>
-        <w:t xml:space="preserve">, </w:t>
-      </w:r>
-      <w:r>
-        <w:rPr>
-          <w:rStyle w:val="Strong"/>
-          <w:rFonts w:ascii="Arial" w:hAnsi="Arial" w:cs="Arial"/>
-          <w:sz w:val="18"/>
-        </w:rPr>
-        <w:t>SQL Server</w:t>
-      </w:r>
-      <w:r>
-        <w:rPr>
-          <w:rFonts w:ascii="Arial" w:hAnsi="Arial" w:cs="Arial"/>
-          <w:sz w:val="18"/>
-        </w:rPr>
-        <w:t xml:space="preserve"> | </w:t>
-      </w:r>
-      <w:proofErr w:type="spellStart"/>
-      <w:r>
-        <w:rPr>
-          <w:rFonts w:ascii="Arial" w:hAnsi="Arial" w:cs="Arial"/>
-          <w:sz w:val="18"/>
-        </w:rPr>
-        <w:t>NoSQL</w:t>
-      </w:r>
-      <w:proofErr w:type="spellEnd"/>
-      <w:r>
-        <w:rPr>
-          <w:rFonts w:ascii="Arial" w:hAnsi="Arial" w:cs="Arial"/>
-          <w:sz w:val="18"/>
-        </w:rPr>
-        <w:t xml:space="preserve">: </w:t>
-      </w:r>
-      <w:proofErr w:type="spellStart"/>
-      <w:r>
-        <w:rPr>
-          <w:rStyle w:val="Strong"/>
-          <w:rFonts w:ascii="Arial" w:hAnsi="Arial" w:cs="Arial"/>
-          <w:sz w:val="18"/>
-        </w:rPr>
-        <w:t>Redis</w:t>
-      </w:r>
-      <w:proofErr w:type="spellEnd"/>
-      <w:r>
-        <w:rPr>
-          <w:rFonts w:ascii="Arial" w:hAnsi="Arial" w:cs="Arial"/>
-          <w:sz w:val="18"/>
-        </w:rPr>
-        <w:t xml:space="preserve">, </w:t>
-      </w:r>
-      <w:proofErr w:type="spellStart"/>
-      <w:r>
-        <w:rPr>
-          <w:rStyle w:val="Strong"/>
-          <w:rFonts w:ascii="Arial" w:hAnsi="Arial" w:cs="Arial"/>
-          <w:sz w:val="18"/>
-        </w:rPr>
-        <w:t>MongoDB</w:t>
-      </w:r>
-      <w:proofErr w:type="spellEnd"/>
-      <w:r>
-        <w:rPr>
-          <w:rFonts w:ascii="Arial" w:hAnsi="Arial" w:cs="Arial"/>
-          <w:sz w:val="18"/>
-        </w:rPr>
-        <w:t xml:space="preserve">, </w:t>
-      </w:r>
-      <w:proofErr w:type="spellStart"/>
-      <w:r>
-        <w:rPr>
-          <w:rStyle w:val="Strong"/>
-          <w:rFonts w:ascii="Arial" w:hAnsi="Arial" w:cs="Arial"/>
-          <w:sz w:val="18"/>
-        </w:rPr>
-        <w:t>DynamoDB</w:t>
-      </w:r>
-      <w:proofErr w:type="spellEnd"/>
-      <w:r>
-        <w:rPr>
-          <w:rFonts w:ascii="Arial" w:hAnsi="Arial" w:cs="Arial"/>
-          <w:sz w:val="18"/>
-        </w:rPr>
-        <w:t xml:space="preserve"> | Queues/streams: </w:t>
-      </w:r>
-      <w:r>
-        <w:rPr>
-          <w:rStyle w:val="Strong"/>
-          <w:rFonts w:ascii="Arial" w:hAnsi="Arial" w:cs="Arial"/>
-          <w:sz w:val="18"/>
-        </w:rPr>
-        <w:t>AWS SQS/SNS</w:t>
-      </w:r>
-      <w:r>
-        <w:rPr>
-          <w:rFonts w:ascii="Arial" w:hAnsi="Arial" w:cs="Arial"/>
-          <w:sz w:val="18"/>
-        </w:rPr>
-        <w:t xml:space="preserve">, </w:t>
-      </w:r>
-      <w:r>
-        <w:rPr>
-          <w:rStyle w:val="Strong"/>
-          <w:rFonts w:ascii="Arial" w:hAnsi="Arial" w:cs="Arial"/>
-          <w:sz w:val="18"/>
-        </w:rPr>
-        <w:t>Kafka</w:t>
-      </w:r>
-      <w:r>
-        <w:rPr>
-          <w:rFonts w:ascii="Arial" w:hAnsi="Arial" w:cs="Arial"/>
-          <w:sz w:val="18"/>
-        </w:rPr>
-        <w:t xml:space="preserve">, </w:t>
-      </w:r>
-      <w:proofErr w:type="spellStart"/>
-      <w:r>
-        <w:rPr>
-          <w:rStyle w:val="Strong"/>
-          <w:rFonts w:ascii="Arial" w:hAnsi="Arial" w:cs="Arial"/>
-          <w:sz w:val="18"/>
-        </w:rPr>
-        <w:t>RabbitMQ</w:t>
-      </w:r>
-      <w:proofErr w:type="spellEnd"/>
-      <w:r>
-        <w:rPr>
-          <w:rFonts w:ascii="Arial" w:hAnsi="Arial" w:cs="Arial"/>
-          <w:sz w:val="18"/>
-        </w:rPr>
-        <w:t xml:space="preserve"> | Search: </w:t>
-      </w:r>
-      <w:proofErr w:type="spellStart"/>
-      <w:r>
-        <w:rPr>
-          <w:rStyle w:val="Strong"/>
-          <w:rFonts w:ascii="Arial" w:hAnsi="Arial" w:cs="Arial"/>
-          <w:sz w:val="18"/>
-        </w:rPr>
-        <w:t>Elasticsearch</w:t>
-      </w:r>
-      <w:proofErr w:type="spellEnd"/>
-      <w:r>
-        <w:rPr>
-          <w:rFonts w:ascii="Arial" w:hAnsi="Arial" w:cs="Arial"/>
-          <w:sz w:val="18"/>
-        </w:rPr>
-        <w:t xml:space="preserve">, </w:t>
-      </w:r>
-      <w:r>
-        <w:rPr>
-          <w:rStyle w:val="Strong"/>
-          <w:rFonts w:ascii="Arial" w:hAnsi="Arial" w:cs="Arial"/>
-          <w:sz w:val="18"/>
-        </w:rPr>
-        <w:t>OpenSearch</w:t>
-      </w:r>
-      <w:r>
-        <w:rPr>
-          <w:rFonts w:ascii="Arial" w:hAnsi="Arial" w:cs="Arial"/>
-          <w:sz w:val="18"/>
-        </w:rPr>
-        <w:t xml:space="preserve"> | Analytics: </w:t>
-      </w:r>
-      <w:r>
-        <w:rPr>
-          <w:rStyle w:val="Strong"/>
-          <w:rFonts w:ascii="Arial" w:hAnsi="Arial" w:cs="Arial"/>
-          <w:sz w:val="18"/>
-        </w:rPr>
-        <w:t>Redshift</w:t>
-      </w:r>
-      <w:r>
-        <w:rPr>
-          <w:rFonts w:ascii="Arial" w:hAnsi="Arial" w:cs="Arial"/>
-          <w:sz w:val="18"/>
-        </w:rPr>
-        <w:t xml:space="preserve">, </w:t>
-      </w:r>
-      <w:proofErr w:type="spellStart"/>
-      <w:r>
-        <w:rPr>
-          <w:rStyle w:val="Strong"/>
-          <w:rFonts w:ascii="Arial" w:hAnsi="Arial" w:cs="Arial"/>
-          <w:sz w:val="18"/>
-        </w:rPr>
-        <w:t>BigQuery</w:t>
-      </w:r>
-      <w:proofErr w:type="spellEnd"/>
-      <w:r>
-        <w:rPr>
-          <w:rFonts w:ascii="Arial" w:hAnsi="Arial" w:cs="Arial"/>
-          <w:sz w:val="18"/>
-        </w:rPr>
-        <w:t xml:space="preserve"> (exposure via event/analytics pipelines)</w:t>
-      </w:r>
-    </w:p>
-    <w:p>
-      <w:pPr>
-        <w:pStyle w:val="NormalWeb"/>
-        <w:numPr>
-          <w:ilvl w:val="0"/>
-          <w:numId w:val="2"/>
-        </w:numPr>
-        <w:jc w:val="both"/>
-        <w:rPr>
-          <w:rFonts w:ascii="Arial" w:hAnsi="Arial" w:cs="Arial"/>
-          <w:sz w:val="18"/>
-        </w:rPr>
-      </w:pPr>
-      <w:r>
-        <w:rPr>
-          <w:rStyle w:val="Strong"/>
-          <w:rFonts w:ascii="Arial" w:hAnsi="Arial" w:cs="Arial"/>
-          <w:sz w:val="18"/>
-        </w:rPr>
-        <w:t xml:space="preserve">Cloud &amp; </w:t>
-      </w:r>
-      <w:proofErr w:type="spellStart"/>
-      <w:r>
-        <w:rPr>
-          <w:rStyle w:val="Strong"/>
-          <w:rFonts w:ascii="Arial" w:hAnsi="Arial" w:cs="Arial"/>
-          <w:sz w:val="18"/>
-        </w:rPr>
-        <w:t>DevOps</w:t>
-      </w:r>
-      <w:proofErr w:type="spellEnd"/>
-      <w:r>
-        <w:rPr>
-          <w:rFonts w:ascii="Arial" w:hAnsi="Arial" w:cs="Arial"/>
-          <w:sz w:val="18"/>
-        </w:rPr>
-        <w:t xml:space="preserve"> — </w:t>
-      </w:r>
-      <w:r>
-        <w:rPr>
-          <w:rStyle w:val="Strong"/>
-          <w:rFonts w:ascii="Arial" w:hAnsi="Arial" w:cs="Arial"/>
-          <w:sz w:val="18"/>
-        </w:rPr>
-        <w:t>AWS</w:t>
-      </w:r>
-      <w:r>
-        <w:rPr>
-          <w:rFonts w:ascii="Arial" w:hAnsi="Arial" w:cs="Arial"/>
-          <w:sz w:val="18"/>
-        </w:rPr>
-        <w:t xml:space="preserve"> (primary): </w:t>
-      </w:r>
-      <w:r>
-        <w:rPr>
-          <w:rStyle w:val="Strong"/>
-          <w:rFonts w:ascii="Arial" w:hAnsi="Arial" w:cs="Arial"/>
-          <w:sz w:val="18"/>
-        </w:rPr>
-        <w:t>ECS</w:t>
-      </w:r>
-      <w:r>
-        <w:rPr>
-          <w:rFonts w:ascii="Arial" w:hAnsi="Arial" w:cs="Arial"/>
-          <w:sz w:val="18"/>
-        </w:rPr>
-        <w:t xml:space="preserve">, </w:t>
-      </w:r>
-      <w:r>
-        <w:rPr>
-          <w:rStyle w:val="Strong"/>
-          <w:rFonts w:ascii="Arial" w:hAnsi="Arial" w:cs="Arial"/>
-          <w:sz w:val="18"/>
-        </w:rPr>
-        <w:t>EC2</w:t>
-      </w:r>
-      <w:r>
-        <w:rPr>
-          <w:rFonts w:ascii="Arial" w:hAnsi="Arial" w:cs="Arial"/>
-          <w:sz w:val="18"/>
-        </w:rPr>
-        <w:t xml:space="preserve">, </w:t>
-      </w:r>
-      <w:r>
-        <w:rPr>
-          <w:rStyle w:val="Strong"/>
-          <w:rFonts w:ascii="Arial" w:hAnsi="Arial" w:cs="Arial"/>
-          <w:sz w:val="18"/>
-        </w:rPr>
-        <w:t>Lambda</w:t>
-      </w:r>
-      <w:r>
-        <w:rPr>
-          <w:rFonts w:ascii="Arial" w:hAnsi="Arial" w:cs="Arial"/>
-          <w:sz w:val="18"/>
-        </w:rPr>
-        <w:t xml:space="preserve">, </w:t>
-      </w:r>
-      <w:r>
-        <w:rPr>
-          <w:rStyle w:val="Strong"/>
-          <w:rFonts w:ascii="Arial" w:hAnsi="Arial" w:cs="Arial"/>
-          <w:sz w:val="18"/>
-        </w:rPr>
-        <w:t>API Gateway</w:t>
-      </w:r>
-      <w:r>
-        <w:rPr>
-          <w:rFonts w:ascii="Arial" w:hAnsi="Arial" w:cs="Arial"/>
-          <w:sz w:val="18"/>
-        </w:rPr>
-        <w:t xml:space="preserve">, </w:t>
-      </w:r>
-      <w:r>
-        <w:rPr>
-          <w:rStyle w:val="Strong"/>
-          <w:rFonts w:ascii="Arial" w:hAnsi="Arial" w:cs="Arial"/>
-          <w:sz w:val="18"/>
-        </w:rPr>
-        <w:t>S3</w:t>
-      </w:r>
-      <w:r>
-        <w:rPr>
-          <w:rFonts w:ascii="Arial" w:hAnsi="Arial" w:cs="Arial"/>
-          <w:sz w:val="18"/>
-        </w:rPr>
-        <w:t xml:space="preserve">, </w:t>
-      </w:r>
-      <w:proofErr w:type="spellStart"/>
-      <w:r>
-        <w:rPr>
-          <w:rStyle w:val="Strong"/>
-          <w:rFonts w:ascii="Arial" w:hAnsi="Arial" w:cs="Arial"/>
-          <w:sz w:val="18"/>
-        </w:rPr>
-        <w:t>CloudFront</w:t>
-      </w:r>
-      <w:proofErr w:type="spellEnd"/>
-      <w:r>
-        <w:rPr>
-          <w:rFonts w:ascii="Arial" w:hAnsi="Arial" w:cs="Arial"/>
-          <w:sz w:val="18"/>
-        </w:rPr>
-        <w:t xml:space="preserve">, </w:t>
-      </w:r>
-      <w:r>
-        <w:rPr>
-          <w:rStyle w:val="Strong"/>
-          <w:rFonts w:ascii="Arial" w:hAnsi="Arial" w:cs="Arial"/>
-          <w:sz w:val="18"/>
-        </w:rPr>
-        <w:t>RDS</w:t>
-      </w:r>
-      <w:r>
-        <w:rPr>
-          <w:rFonts w:ascii="Arial" w:hAnsi="Arial" w:cs="Arial"/>
-          <w:sz w:val="18"/>
-        </w:rPr>
-        <w:t xml:space="preserve">, </w:t>
-      </w:r>
-      <w:proofErr w:type="spellStart"/>
-      <w:r>
-        <w:rPr>
-          <w:rStyle w:val="Strong"/>
-          <w:rFonts w:ascii="Arial" w:hAnsi="Arial" w:cs="Arial"/>
-          <w:sz w:val="18"/>
-        </w:rPr>
-        <w:t>DynamoDB</w:t>
-      </w:r>
-      <w:proofErr w:type="spellEnd"/>
-      <w:r>
-        <w:rPr>
-          <w:rFonts w:ascii="Arial" w:hAnsi="Arial" w:cs="Arial"/>
-          <w:sz w:val="18"/>
-        </w:rPr>
-        <w:t xml:space="preserve">, </w:t>
-      </w:r>
-      <w:proofErr w:type="spellStart"/>
-      <w:r>
-        <w:rPr>
-          <w:rStyle w:val="Strong"/>
-          <w:rFonts w:ascii="Arial" w:hAnsi="Arial" w:cs="Arial"/>
-          <w:sz w:val="18"/>
-        </w:rPr>
-        <w:t>ElastiCache</w:t>
-      </w:r>
-      <w:proofErr w:type="spellEnd"/>
-      <w:r>
-        <w:rPr>
-          <w:rFonts w:ascii="Arial" w:hAnsi="Arial" w:cs="Arial"/>
-          <w:sz w:val="18"/>
-        </w:rPr>
-        <w:t xml:space="preserve">, </w:t>
-      </w:r>
-      <w:proofErr w:type="spellStart"/>
-      <w:r>
-        <w:rPr>
-          <w:rStyle w:val="Strong"/>
-          <w:rFonts w:ascii="Arial" w:hAnsi="Arial" w:cs="Arial"/>
-          <w:sz w:val="18"/>
-        </w:rPr>
-        <w:t>EventBridge</w:t>
-      </w:r>
-      <w:proofErr w:type="spellEnd"/>
-      <w:r>
-        <w:rPr>
-          <w:rFonts w:ascii="Arial" w:hAnsi="Arial" w:cs="Arial"/>
-          <w:sz w:val="18"/>
-        </w:rPr>
-        <w:t xml:space="preserve">, </w:t>
-      </w:r>
-      <w:r>
-        <w:rPr>
-          <w:rStyle w:val="Strong"/>
-          <w:rFonts w:ascii="Arial" w:hAnsi="Arial" w:cs="Arial"/>
-          <w:sz w:val="18"/>
-        </w:rPr>
-        <w:t>Step Functions</w:t>
-      </w:r>
-      <w:r>
-        <w:rPr>
-          <w:rFonts w:ascii="Arial" w:hAnsi="Arial" w:cs="Arial"/>
-          <w:sz w:val="18"/>
-        </w:rPr>
-        <w:t xml:space="preserve">, </w:t>
-      </w:r>
-      <w:r>
-        <w:rPr>
-          <w:rStyle w:val="Strong"/>
-          <w:rFonts w:ascii="Arial" w:hAnsi="Arial" w:cs="Arial"/>
-          <w:sz w:val="18"/>
-        </w:rPr>
-        <w:t>IAM</w:t>
-      </w:r>
-      <w:r>
-        <w:rPr>
-          <w:rFonts w:ascii="Arial" w:hAnsi="Arial" w:cs="Arial"/>
-          <w:sz w:val="18"/>
-        </w:rPr>
-        <w:t xml:space="preserve"> | Azure: </w:t>
-      </w:r>
-      <w:r>
-        <w:rPr>
-          <w:rStyle w:val="Strong"/>
-          <w:rFonts w:ascii="Arial" w:hAnsi="Arial" w:cs="Arial"/>
-          <w:sz w:val="18"/>
-        </w:rPr>
-        <w:t>AKS</w:t>
-      </w:r>
-      <w:r>
-        <w:rPr>
-          <w:rFonts w:ascii="Arial" w:hAnsi="Arial" w:cs="Arial"/>
-          <w:sz w:val="18"/>
-        </w:rPr>
-        <w:t xml:space="preserve">, </w:t>
-      </w:r>
-      <w:r>
-        <w:rPr>
-          <w:rStyle w:val="Strong"/>
-          <w:rFonts w:ascii="Arial" w:hAnsi="Arial" w:cs="Arial"/>
-          <w:sz w:val="18"/>
-        </w:rPr>
-        <w:t>App Service</w:t>
-      </w:r>
-      <w:r>
-        <w:rPr>
-          <w:rFonts w:ascii="Arial" w:hAnsi="Arial" w:cs="Arial"/>
-          <w:sz w:val="18"/>
-        </w:rPr>
-        <w:t xml:space="preserve">, </w:t>
-      </w:r>
-      <w:r>
-        <w:rPr>
-          <w:rStyle w:val="Strong"/>
-          <w:rFonts w:ascii="Arial" w:hAnsi="Arial" w:cs="Arial"/>
-          <w:sz w:val="18"/>
-        </w:rPr>
-        <w:t>Azure SQL</w:t>
-      </w:r>
-      <w:r>
-        <w:rPr>
-          <w:rFonts w:ascii="Arial" w:hAnsi="Arial" w:cs="Arial"/>
-          <w:sz w:val="18"/>
-        </w:rPr>
-        <w:t xml:space="preserve">, </w:t>
-      </w:r>
-      <w:r>
-        <w:rPr>
-          <w:rStyle w:val="Strong"/>
-          <w:rFonts w:ascii="Arial" w:hAnsi="Arial" w:cs="Arial"/>
-          <w:sz w:val="18"/>
-        </w:rPr>
-        <w:t>Service Bus</w:t>
-      </w:r>
-      <w:r>
-        <w:rPr>
-          <w:rFonts w:ascii="Arial" w:hAnsi="Arial" w:cs="Arial"/>
-          <w:sz w:val="18"/>
-        </w:rPr>
-        <w:t xml:space="preserve">, </w:t>
-      </w:r>
-      <w:r>
-        <w:rPr>
-          <w:rStyle w:val="Strong"/>
-          <w:rFonts w:ascii="Arial" w:hAnsi="Arial" w:cs="Arial"/>
-          <w:sz w:val="18"/>
-        </w:rPr>
-        <w:t>Key Vault</w:t>
-      </w:r>
-      <w:r>
-        <w:rPr>
-          <w:rFonts w:ascii="Arial" w:hAnsi="Arial" w:cs="Arial"/>
-          <w:sz w:val="18"/>
-        </w:rPr>
-        <w:t xml:space="preserve">, </w:t>
-      </w:r>
-      <w:r>
-        <w:rPr>
-          <w:rStyle w:val="Strong"/>
-          <w:rFonts w:ascii="Arial" w:hAnsi="Arial" w:cs="Arial"/>
-          <w:sz w:val="18"/>
-        </w:rPr>
-        <w:t>Application Insights</w:t>
-      </w:r>
-      <w:r>
-        <w:rPr>
-          <w:rFonts w:ascii="Arial" w:hAnsi="Arial" w:cs="Arial"/>
-          <w:sz w:val="18"/>
-        </w:rPr>
-        <w:t xml:space="preserve"> | GCP: </w:t>
-      </w:r>
-      <w:r>
-        <w:rPr>
-          <w:rStyle w:val="Strong"/>
-          <w:rFonts w:ascii="Arial" w:hAnsi="Arial" w:cs="Arial"/>
-          <w:sz w:val="18"/>
-        </w:rPr>
-        <w:t>GKE</w:t>
-      </w:r>
-      <w:r>
-        <w:rPr>
-          <w:rFonts w:ascii="Arial" w:hAnsi="Arial" w:cs="Arial"/>
-          <w:sz w:val="18"/>
-        </w:rPr>
-        <w:t xml:space="preserve">, </w:t>
-      </w:r>
-      <w:r>
-        <w:rPr>
-          <w:rStyle w:val="Strong"/>
-          <w:rFonts w:ascii="Arial" w:hAnsi="Arial" w:cs="Arial"/>
-          <w:sz w:val="18"/>
-        </w:rPr>
-        <w:t>Cloud Run</w:t>
-      </w:r>
-      <w:r>
-        <w:rPr>
-          <w:rFonts w:ascii="Arial" w:hAnsi="Arial" w:cs="Arial"/>
-          <w:sz w:val="18"/>
-        </w:rPr>
-        <w:t xml:space="preserve">, </w:t>
-      </w:r>
-      <w:r>
-        <w:rPr>
-          <w:rStyle w:val="Strong"/>
-          <w:rFonts w:ascii="Arial" w:hAnsi="Arial" w:cs="Arial"/>
-          <w:sz w:val="18"/>
-        </w:rPr>
-        <w:t>Pub/Sub</w:t>
-      </w:r>
-      <w:r>
-        <w:rPr>
-          <w:rFonts w:ascii="Arial" w:hAnsi="Arial" w:cs="Arial"/>
-          <w:sz w:val="18"/>
-        </w:rPr>
-        <w:t xml:space="preserve">, </w:t>
-      </w:r>
-      <w:r>
-        <w:rPr>
-          <w:rStyle w:val="Strong"/>
-          <w:rFonts w:ascii="Arial" w:hAnsi="Arial" w:cs="Arial"/>
-          <w:sz w:val="18"/>
-        </w:rPr>
-        <w:t>Cloud Storage</w:t>
-      </w:r>
-      <w:r>
-        <w:rPr>
-          <w:rFonts w:ascii="Arial" w:hAnsi="Arial" w:cs="Arial"/>
-          <w:sz w:val="18"/>
-        </w:rPr>
-        <w:t xml:space="preserve">, </w:t>
-      </w:r>
-      <w:proofErr w:type="spellStart"/>
-      <w:r>
-        <w:rPr>
-          <w:rStyle w:val="Strong"/>
-          <w:rFonts w:ascii="Arial" w:hAnsi="Arial" w:cs="Arial"/>
-          <w:sz w:val="18"/>
-        </w:rPr>
-        <w:t>BigQuery</w:t>
-      </w:r>
-      <w:proofErr w:type="spellEnd"/>
-      <w:r>
-        <w:rPr>
-          <w:rFonts w:ascii="Arial" w:hAnsi="Arial" w:cs="Arial"/>
-          <w:sz w:val="18"/>
-        </w:rPr>
-        <w:t xml:space="preserve"> (as consumer/integrator) | </w:t>
-      </w:r>
-      <w:proofErr w:type="spellStart"/>
-      <w:r>
-        <w:rPr>
-          <w:rStyle w:val="Strong"/>
-          <w:rFonts w:ascii="Arial" w:hAnsi="Arial" w:cs="Arial"/>
-          <w:sz w:val="18"/>
-        </w:rPr>
-        <w:t>Docker</w:t>
-      </w:r>
-      <w:proofErr w:type="spellEnd"/>
-      <w:r>
-        <w:rPr>
-          <w:rFonts w:ascii="Arial" w:hAnsi="Arial" w:cs="Arial"/>
-          <w:sz w:val="18"/>
-        </w:rPr>
-        <w:t xml:space="preserve">, </w:t>
-      </w:r>
-      <w:proofErr w:type="spellStart"/>
-      <w:r>
-        <w:rPr>
-          <w:rStyle w:val="Strong"/>
-          <w:rFonts w:ascii="Arial" w:hAnsi="Arial" w:cs="Arial"/>
-          <w:sz w:val="18"/>
-        </w:rPr>
-        <w:t>Kubernetes</w:t>
-      </w:r>
-      <w:proofErr w:type="spellEnd"/>
-      <w:r>
-        <w:rPr>
-          <w:rFonts w:ascii="Arial" w:hAnsi="Arial" w:cs="Arial"/>
-          <w:sz w:val="18"/>
-        </w:rPr>
-        <w:t xml:space="preserve">, </w:t>
-      </w:r>
-      <w:r>
-        <w:rPr>
-          <w:rStyle w:val="Strong"/>
-          <w:rFonts w:ascii="Arial" w:hAnsi="Arial" w:cs="Arial"/>
-          <w:sz w:val="18"/>
-        </w:rPr>
-        <w:t>Helm</w:t>
-      </w:r>
-      <w:r>
-        <w:rPr>
-          <w:rFonts w:ascii="Arial" w:hAnsi="Arial" w:cs="Arial"/>
-          <w:sz w:val="18"/>
-        </w:rPr>
-        <w:t xml:space="preserve">, </w:t>
-      </w:r>
-      <w:r>
-        <w:rPr>
-          <w:rStyle w:val="Strong"/>
-          <w:rFonts w:ascii="Arial" w:hAnsi="Arial" w:cs="Arial"/>
-          <w:sz w:val="18"/>
-        </w:rPr>
-        <w:t>Argo CD</w:t>
-      </w:r>
-      <w:r>
-        <w:rPr>
-          <w:rFonts w:ascii="Arial" w:hAnsi="Arial" w:cs="Arial"/>
-          <w:sz w:val="18"/>
-        </w:rPr>
-        <w:t xml:space="preserve">, </w:t>
-      </w:r>
-      <w:proofErr w:type="spellStart"/>
-      <w:r>
-        <w:rPr>
-          <w:rStyle w:val="Strong"/>
-          <w:rFonts w:ascii="Arial" w:hAnsi="Arial" w:cs="Arial"/>
-          <w:sz w:val="18"/>
-        </w:rPr>
-        <w:t>GitOps</w:t>
-      </w:r>
-      <w:proofErr w:type="spellEnd"/>
-      <w:r>
-        <w:rPr>
-          <w:rFonts w:ascii="Arial" w:hAnsi="Arial" w:cs="Arial"/>
-          <w:sz w:val="18"/>
-        </w:rPr>
-        <w:t xml:space="preserve">, </w:t>
-      </w:r>
-      <w:proofErr w:type="spellStart"/>
-      <w:r>
-        <w:rPr>
-          <w:rStyle w:val="Strong"/>
-          <w:rFonts w:ascii="Arial" w:hAnsi="Arial" w:cs="Arial"/>
-          <w:sz w:val="18"/>
-        </w:rPr>
-        <w:t>Terraform</w:t>
-      </w:r>
-      <w:proofErr w:type="spellEnd"/>
-      <w:r>
-        <w:rPr>
-          <w:rFonts w:ascii="Arial" w:hAnsi="Arial" w:cs="Arial"/>
-          <w:sz w:val="18"/>
-        </w:rPr>
-        <w:t xml:space="preserve">, </w:t>
-      </w:r>
-      <w:proofErr w:type="spellStart"/>
-      <w:r>
-        <w:rPr>
-          <w:rStyle w:val="Strong"/>
-          <w:rFonts w:ascii="Arial" w:hAnsi="Arial" w:cs="Arial"/>
-          <w:sz w:val="18"/>
-        </w:rPr>
-        <w:t>CloudFormation</w:t>
-      </w:r>
-      <w:proofErr w:type="spellEnd"/>
-      <w:r>
-        <w:rPr>
-          <w:rFonts w:ascii="Arial" w:hAnsi="Arial" w:cs="Arial"/>
-          <w:sz w:val="18"/>
-        </w:rPr>
-        <w:t xml:space="preserve"> | CI/CD: </w:t>
-      </w:r>
-      <w:proofErr w:type="spellStart"/>
-      <w:r>
-        <w:rPr>
-          <w:rStyle w:val="Strong"/>
-          <w:rFonts w:ascii="Arial" w:hAnsi="Arial" w:cs="Arial"/>
-          <w:sz w:val="18"/>
-        </w:rPr>
-        <w:t>GitHub</w:t>
-      </w:r>
-      <w:proofErr w:type="spellEnd"/>
-      <w:r>
-        <w:rPr>
-          <w:rStyle w:val="Strong"/>
-          <w:rFonts w:ascii="Arial" w:hAnsi="Arial" w:cs="Arial"/>
-          <w:sz w:val="18"/>
-        </w:rPr>
-        <w:t xml:space="preserve"> Actions</w:t>
-      </w:r>
-      <w:r>
-        <w:rPr>
-          <w:rFonts w:ascii="Arial" w:hAnsi="Arial" w:cs="Arial"/>
-          <w:sz w:val="18"/>
-        </w:rPr>
-        <w:t xml:space="preserve">, </w:t>
-      </w:r>
-      <w:proofErr w:type="spellStart"/>
-      <w:r>
-        <w:rPr>
-          <w:rStyle w:val="Strong"/>
-          <w:rFonts w:ascii="Arial" w:hAnsi="Arial" w:cs="Arial"/>
-          <w:sz w:val="18"/>
-        </w:rPr>
-        <w:t>GitLab</w:t>
-      </w:r>
-      <w:proofErr w:type="spellEnd"/>
-      <w:r>
-        <w:rPr>
-          <w:rStyle w:val="Strong"/>
-          <w:rFonts w:ascii="Arial" w:hAnsi="Arial" w:cs="Arial"/>
-          <w:sz w:val="18"/>
-        </w:rPr>
-        <w:t xml:space="preserve"> CI</w:t>
-      </w:r>
-      <w:r>
-        <w:rPr>
-          <w:rFonts w:ascii="Arial" w:hAnsi="Arial" w:cs="Arial"/>
-          <w:sz w:val="18"/>
-        </w:rPr>
-        <w:t xml:space="preserve">, </w:t>
-      </w:r>
-      <w:r>
-        <w:rPr>
-          <w:rStyle w:val="Strong"/>
-          <w:rFonts w:ascii="Arial" w:hAnsi="Arial" w:cs="Arial"/>
-          <w:sz w:val="18"/>
-        </w:rPr>
-        <w:t>Jenkins</w:t>
-      </w:r>
-      <w:r>
-        <w:rPr>
-          <w:rFonts w:ascii="Arial" w:hAnsi="Arial" w:cs="Arial"/>
-          <w:sz w:val="18"/>
-        </w:rPr>
-        <w:t xml:space="preserve">, </w:t>
-      </w:r>
-      <w:r>
-        <w:rPr>
-          <w:rStyle w:val="Strong"/>
-          <w:rFonts w:ascii="Arial" w:hAnsi="Arial" w:cs="Arial"/>
-          <w:sz w:val="18"/>
-        </w:rPr>
-        <w:t xml:space="preserve">Azure </w:t>
-      </w:r>
-      <w:proofErr w:type="spellStart"/>
-      <w:r>
-        <w:rPr>
-          <w:rStyle w:val="Strong"/>
-          <w:rFonts w:ascii="Arial" w:hAnsi="Arial" w:cs="Arial"/>
-          <w:sz w:val="18"/>
-        </w:rPr>
-        <w:t>DevOps</w:t>
-      </w:r>
-      <w:proofErr w:type="spellEnd"/>
-      <w:r>
-        <w:rPr>
-          <w:rFonts w:ascii="Arial" w:hAnsi="Arial" w:cs="Arial"/>
-          <w:sz w:val="18"/>
-        </w:rPr>
-        <w:t xml:space="preserve">, </w:t>
-      </w:r>
-      <w:proofErr w:type="spellStart"/>
-      <w:r>
-        <w:rPr>
-          <w:rStyle w:val="Strong"/>
-          <w:rFonts w:ascii="Arial" w:hAnsi="Arial" w:cs="Arial"/>
-          <w:sz w:val="18"/>
-        </w:rPr>
-        <w:t>CircleCI</w:t>
-      </w:r>
-      <w:proofErr w:type="spellEnd"/>
-    </w:p>
-    <w:p>
-      <w:pPr>
-        <w:pStyle w:val="NormalWeb"/>
-        <w:numPr>
-          <w:ilvl w:val="0"/>
-          <w:numId w:val="2"/>
-        </w:numPr>
-        <w:jc w:val="both"/>
-        <w:rPr>
-          <w:rFonts w:ascii="Arial" w:hAnsi="Arial" w:cs="Arial"/>
-          <w:sz w:val="18"/>
-        </w:rPr>
-      </w:pPr>
-      <w:proofErr w:type="spellStart"/>
-      <w:r>
-        <w:rPr>
-          <w:rStyle w:val="Strong"/>
-          <w:rFonts w:ascii="Arial" w:hAnsi="Arial" w:cs="Arial"/>
-          <w:sz w:val="18"/>
-        </w:rPr>
-        <w:t>Observability</w:t>
-      </w:r>
-      <w:proofErr w:type="spellEnd"/>
-      <w:r>
-        <w:rPr>
-          <w:rStyle w:val="Strong"/>
-          <w:rFonts w:ascii="Arial" w:hAnsi="Arial" w:cs="Arial"/>
-          <w:sz w:val="18"/>
-        </w:rPr>
-        <w:t>, Quality &amp; Security</w:t>
-      </w:r>
-      <w:r>
-        <w:rPr>
-          <w:rFonts w:ascii="Arial" w:hAnsi="Arial" w:cs="Arial"/>
-          <w:sz w:val="18"/>
-        </w:rPr>
-        <w:t xml:space="preserve"> — </w:t>
-      </w:r>
-      <w:proofErr w:type="spellStart"/>
-      <w:r>
-        <w:rPr>
-          <w:rStyle w:val="Strong"/>
-          <w:rFonts w:ascii="Arial" w:hAnsi="Arial" w:cs="Arial"/>
-          <w:sz w:val="18"/>
-        </w:rPr>
-        <w:t>OpenTelemetry</w:t>
-      </w:r>
-      <w:proofErr w:type="spellEnd"/>
-      <w:r>
-        <w:rPr>
-          <w:rFonts w:ascii="Arial" w:hAnsi="Arial" w:cs="Arial"/>
-          <w:sz w:val="18"/>
-        </w:rPr>
-        <w:t xml:space="preserve">, </w:t>
-      </w:r>
-      <w:proofErr w:type="spellStart"/>
-      <w:r>
-        <w:rPr>
-          <w:rStyle w:val="Strong"/>
-          <w:rFonts w:ascii="Arial" w:hAnsi="Arial" w:cs="Arial"/>
-          <w:sz w:val="18"/>
-        </w:rPr>
-        <w:t>Datadog</w:t>
-      </w:r>
-      <w:proofErr w:type="spellEnd"/>
-      <w:r>
-        <w:rPr>
-          <w:rFonts w:ascii="Arial" w:hAnsi="Arial" w:cs="Arial"/>
-          <w:sz w:val="18"/>
-        </w:rPr>
-        <w:t xml:space="preserve">, </w:t>
-      </w:r>
-      <w:r>
-        <w:rPr>
-          <w:rStyle w:val="Strong"/>
-          <w:rFonts w:ascii="Arial" w:hAnsi="Arial" w:cs="Arial"/>
-          <w:sz w:val="18"/>
-        </w:rPr>
-        <w:t>Prometheus</w:t>
-      </w:r>
-      <w:r>
-        <w:rPr>
-          <w:rFonts w:ascii="Arial" w:hAnsi="Arial" w:cs="Arial"/>
-          <w:sz w:val="18"/>
-        </w:rPr>
-        <w:t xml:space="preserve">, </w:t>
-      </w:r>
-      <w:proofErr w:type="spellStart"/>
-      <w:r>
-        <w:rPr>
-          <w:rStyle w:val="Strong"/>
-          <w:rFonts w:ascii="Arial" w:hAnsi="Arial" w:cs="Arial"/>
-          <w:sz w:val="18"/>
-        </w:rPr>
-        <w:t>Grafana</w:t>
-      </w:r>
-      <w:proofErr w:type="spellEnd"/>
-      <w:r>
-        <w:rPr>
-          <w:rFonts w:ascii="Arial" w:hAnsi="Arial" w:cs="Arial"/>
-          <w:sz w:val="18"/>
-        </w:rPr>
-        <w:t xml:space="preserve">, </w:t>
-      </w:r>
-      <w:r>
-        <w:rPr>
-          <w:rStyle w:val="Strong"/>
-          <w:rFonts w:ascii="Arial" w:hAnsi="Arial" w:cs="Arial"/>
-          <w:sz w:val="18"/>
-        </w:rPr>
-        <w:t>ELK/EFK</w:t>
-      </w:r>
-      <w:r>
-        <w:rPr>
-          <w:rFonts w:ascii="Arial" w:hAnsi="Arial" w:cs="Arial"/>
-          <w:sz w:val="18"/>
-        </w:rPr>
-        <w:t xml:space="preserve">, </w:t>
-      </w:r>
-      <w:proofErr w:type="spellStart"/>
-      <w:r>
-        <w:rPr>
-          <w:rStyle w:val="Strong"/>
-          <w:rFonts w:ascii="Arial" w:hAnsi="Arial" w:cs="Arial"/>
-          <w:sz w:val="18"/>
-        </w:rPr>
-        <w:t>CloudWatch</w:t>
-      </w:r>
-      <w:proofErr w:type="spellEnd"/>
-      <w:r>
-        <w:rPr>
-          <w:rFonts w:ascii="Arial" w:hAnsi="Arial" w:cs="Arial"/>
-          <w:sz w:val="18"/>
-        </w:rPr>
-        <w:t xml:space="preserve">, </w:t>
-      </w:r>
-      <w:r>
-        <w:rPr>
-          <w:rStyle w:val="Strong"/>
-          <w:rFonts w:ascii="Arial" w:hAnsi="Arial" w:cs="Arial"/>
-          <w:sz w:val="18"/>
-        </w:rPr>
-        <w:t>structured logging</w:t>
-      </w:r>
-      <w:r>
-        <w:rPr>
-          <w:rFonts w:ascii="Arial" w:hAnsi="Arial" w:cs="Arial"/>
-          <w:sz w:val="18"/>
-        </w:rPr>
-        <w:t xml:space="preserve">, correlation IDs | Testing: </w:t>
-      </w:r>
-      <w:r>
-        <w:rPr>
-          <w:rStyle w:val="Strong"/>
-          <w:rFonts w:ascii="Arial" w:hAnsi="Arial" w:cs="Arial"/>
-          <w:sz w:val="18"/>
-        </w:rPr>
-        <w:t>Jest</w:t>
-      </w:r>
-      <w:r>
-        <w:rPr>
-          <w:rFonts w:ascii="Arial" w:hAnsi="Arial" w:cs="Arial"/>
-          <w:sz w:val="18"/>
-        </w:rPr>
-        <w:t xml:space="preserve">, </w:t>
-      </w:r>
-      <w:r>
-        <w:rPr>
-          <w:rStyle w:val="Strong"/>
-          <w:rFonts w:ascii="Arial" w:hAnsi="Arial" w:cs="Arial"/>
-          <w:sz w:val="18"/>
-        </w:rPr>
-        <w:t>Mocha</w:t>
-      </w:r>
-      <w:r>
-        <w:rPr>
-          <w:rFonts w:ascii="Arial" w:hAnsi="Arial" w:cs="Arial"/>
-          <w:sz w:val="18"/>
-        </w:rPr>
-        <w:t xml:space="preserve">, </w:t>
-      </w:r>
-      <w:r>
-        <w:rPr>
-          <w:rStyle w:val="Strong"/>
-          <w:rFonts w:ascii="Arial" w:hAnsi="Arial" w:cs="Arial"/>
-          <w:sz w:val="18"/>
-        </w:rPr>
-        <w:t>Chai</w:t>
-      </w:r>
-      <w:r>
-        <w:rPr>
-          <w:rFonts w:ascii="Arial" w:hAnsi="Arial" w:cs="Arial"/>
-          <w:sz w:val="18"/>
-        </w:rPr>
-        <w:t xml:space="preserve">, </w:t>
-      </w:r>
-      <w:r>
-        <w:rPr>
-          <w:rStyle w:val="Strong"/>
-          <w:rFonts w:ascii="Arial" w:hAnsi="Arial" w:cs="Arial"/>
-          <w:sz w:val="18"/>
-        </w:rPr>
-        <w:t>React Testing Library</w:t>
-      </w:r>
-      <w:r>
-        <w:rPr>
-          <w:rFonts w:ascii="Arial" w:hAnsi="Arial" w:cs="Arial"/>
-          <w:sz w:val="18"/>
-        </w:rPr>
-        <w:t xml:space="preserve">, </w:t>
-      </w:r>
-      <w:r>
-        <w:rPr>
-          <w:rStyle w:val="Strong"/>
-          <w:rFonts w:ascii="Arial" w:hAnsi="Arial" w:cs="Arial"/>
-          <w:sz w:val="18"/>
-        </w:rPr>
-        <w:t>Cypress</w:t>
-      </w:r>
-      <w:r>
-        <w:rPr>
-          <w:rFonts w:ascii="Arial" w:hAnsi="Arial" w:cs="Arial"/>
-          <w:sz w:val="18"/>
-        </w:rPr>
-        <w:t xml:space="preserve">, </w:t>
-      </w:r>
-      <w:r>
-        <w:rPr>
-          <w:rStyle w:val="Strong"/>
-          <w:rFonts w:ascii="Arial" w:hAnsi="Arial" w:cs="Arial"/>
-          <w:sz w:val="18"/>
-        </w:rPr>
-        <w:t>Playwright</w:t>
-      </w:r>
-      <w:r>
-        <w:rPr>
-          <w:rFonts w:ascii="Arial" w:hAnsi="Arial" w:cs="Arial"/>
-          <w:sz w:val="18"/>
-        </w:rPr>
-        <w:t xml:space="preserve">, </w:t>
-      </w:r>
-      <w:r>
-        <w:rPr>
-          <w:rStyle w:val="Strong"/>
-          <w:rFonts w:ascii="Arial" w:hAnsi="Arial" w:cs="Arial"/>
-          <w:sz w:val="18"/>
-        </w:rPr>
-        <w:t>API contract tests (Pact-style)</w:t>
-      </w:r>
-      <w:r>
-        <w:rPr>
-          <w:rFonts w:ascii="Arial" w:hAnsi="Arial" w:cs="Arial"/>
-          <w:sz w:val="18"/>
-        </w:rPr>
-        <w:t xml:space="preserve"> | Security: </w:t>
-      </w:r>
-      <w:r>
-        <w:rPr>
-          <w:rStyle w:val="Strong"/>
-          <w:rFonts w:ascii="Arial" w:hAnsi="Arial" w:cs="Arial"/>
-          <w:sz w:val="18"/>
-        </w:rPr>
-        <w:t>OAuth2</w:t>
-      </w:r>
-      <w:r>
-        <w:rPr>
-          <w:rFonts w:ascii="Arial" w:hAnsi="Arial" w:cs="Arial"/>
-          <w:sz w:val="18"/>
-        </w:rPr>
-        <w:t xml:space="preserve">, </w:t>
-      </w:r>
-      <w:proofErr w:type="spellStart"/>
-      <w:r>
-        <w:rPr>
-          <w:rStyle w:val="Strong"/>
-          <w:rFonts w:ascii="Arial" w:hAnsi="Arial" w:cs="Arial"/>
-          <w:sz w:val="18"/>
-        </w:rPr>
-        <w:t>OpenID</w:t>
-      </w:r>
-      <w:proofErr w:type="spellEnd"/>
-      <w:r>
-        <w:rPr>
-          <w:rStyle w:val="Strong"/>
-          <w:rFonts w:ascii="Arial" w:hAnsi="Arial" w:cs="Arial"/>
-          <w:sz w:val="18"/>
-        </w:rPr>
-        <w:t xml:space="preserve"> Connect</w:t>
-      </w:r>
-      <w:r>
-        <w:rPr>
-          <w:rFonts w:ascii="Arial" w:hAnsi="Arial" w:cs="Arial"/>
-          <w:sz w:val="18"/>
-        </w:rPr>
-        <w:t xml:space="preserve">, </w:t>
-      </w:r>
-      <w:r>
-        <w:rPr>
-          <w:rStyle w:val="Strong"/>
-          <w:rFonts w:ascii="Arial" w:hAnsi="Arial" w:cs="Arial"/>
-          <w:sz w:val="18"/>
-        </w:rPr>
-        <w:t>JWT</w:t>
-      </w:r>
-      <w:r>
-        <w:rPr>
-          <w:rFonts w:ascii="Arial" w:hAnsi="Arial" w:cs="Arial"/>
-          <w:sz w:val="18"/>
-        </w:rPr>
-        <w:t xml:space="preserve">, </w:t>
-      </w:r>
-      <w:proofErr w:type="spellStart"/>
-      <w:r>
-        <w:rPr>
-          <w:rStyle w:val="Strong"/>
-          <w:rFonts w:ascii="Arial" w:hAnsi="Arial" w:cs="Arial"/>
-          <w:sz w:val="18"/>
-        </w:rPr>
-        <w:t>Okta</w:t>
-      </w:r>
-      <w:proofErr w:type="spellEnd"/>
-      <w:r>
-        <w:rPr>
-          <w:rFonts w:ascii="Arial" w:hAnsi="Arial" w:cs="Arial"/>
-          <w:sz w:val="18"/>
-        </w:rPr>
-        <w:t xml:space="preserve">, </w:t>
-      </w:r>
-      <w:r>
-        <w:rPr>
-          <w:rStyle w:val="Strong"/>
-          <w:rFonts w:ascii="Arial" w:hAnsi="Arial" w:cs="Arial"/>
-          <w:sz w:val="18"/>
-        </w:rPr>
-        <w:t>Auth0</w:t>
-      </w:r>
-      <w:r>
-        <w:rPr>
-          <w:rFonts w:ascii="Arial" w:hAnsi="Arial" w:cs="Arial"/>
-          <w:sz w:val="18"/>
-        </w:rPr>
-        <w:t xml:space="preserve">, </w:t>
-      </w:r>
-      <w:r>
-        <w:rPr>
-          <w:rStyle w:val="Strong"/>
-          <w:rFonts w:ascii="Arial" w:hAnsi="Arial" w:cs="Arial"/>
-          <w:sz w:val="18"/>
-        </w:rPr>
-        <w:t xml:space="preserve">AWS </w:t>
-      </w:r>
-      <w:proofErr w:type="spellStart"/>
-      <w:r>
-        <w:rPr>
-          <w:rStyle w:val="Strong"/>
-          <w:rFonts w:ascii="Arial" w:hAnsi="Arial" w:cs="Arial"/>
-          <w:sz w:val="18"/>
-        </w:rPr>
-        <w:t>Cognito</w:t>
-      </w:r>
-      <w:proofErr w:type="spellEnd"/>
-      <w:r>
-        <w:rPr>
-          <w:rFonts w:ascii="Arial" w:hAnsi="Arial" w:cs="Arial"/>
-          <w:sz w:val="18"/>
-        </w:rPr>
-        <w:t xml:space="preserve">, </w:t>
-      </w:r>
-      <w:r>
-        <w:rPr>
-          <w:rStyle w:val="Strong"/>
-          <w:rFonts w:ascii="Arial" w:hAnsi="Arial" w:cs="Arial"/>
-          <w:sz w:val="18"/>
-        </w:rPr>
-        <w:t>RBAC/ABAC</w:t>
-      </w:r>
-      <w:r>
-        <w:rPr>
-          <w:rFonts w:ascii="Arial" w:hAnsi="Arial" w:cs="Arial"/>
-          <w:sz w:val="18"/>
-        </w:rPr>
-        <w:t xml:space="preserve">, </w:t>
-      </w:r>
-      <w:r>
-        <w:rPr>
-          <w:rStyle w:val="Strong"/>
-          <w:rFonts w:ascii="Arial" w:hAnsi="Arial" w:cs="Arial"/>
-          <w:sz w:val="18"/>
-        </w:rPr>
-        <w:t>rate limiting</w:t>
-      </w:r>
-      <w:r>
-        <w:rPr>
-          <w:rFonts w:ascii="Arial" w:hAnsi="Arial" w:cs="Arial"/>
-          <w:sz w:val="18"/>
-        </w:rPr>
-        <w:t xml:space="preserve">, </w:t>
-      </w:r>
-      <w:r>
-        <w:rPr>
-          <w:rStyle w:val="Strong"/>
-          <w:rFonts w:ascii="Arial" w:hAnsi="Arial" w:cs="Arial"/>
-          <w:sz w:val="18"/>
-        </w:rPr>
-        <w:t>audit logging</w:t>
+          <w:sz w:val="20"/>
+        </w:rPr>
+        <w:t>, RBAC, ABAC, rate limiting, audit logging, secure secret handling</w:t>
       </w:r>
     </w:p>
     <w:p>
@@ -2436,65 +1104,83 @@
         <w:pStyle w:val="NormalWeb"/>
         <w:numPr>
           <w:ilvl w:val="0"/>
-          <w:numId w:val="3"/>
+          <w:numId w:val="19"/>
         </w:numPr>
         <w:jc w:val="both"/>
         <w:rPr>
-          <w:rFonts w:ascii="Arial" w:hAnsi="Arial" w:cs="Arial"/>
-          <w:sz w:val="18"/>
-        </w:rPr>
-      </w:pPr>
-      <w:r>
-        <w:rPr>
-          <w:rFonts w:ascii="Arial" w:hAnsi="Arial" w:cs="Arial"/>
-          <w:sz w:val="18"/>
-        </w:rPr>
-        <w:t xml:space="preserve">Modernized a legacy surface into </w:t>
-      </w:r>
-      <w:r>
-        <w:rPr>
-          <w:rStyle w:val="Strong"/>
-          <w:rFonts w:ascii="Arial" w:hAnsi="Arial" w:cs="Arial"/>
-          <w:sz w:val="18"/>
-        </w:rPr>
-        <w:t>versioned .NET API</w:t>
-      </w:r>
-      <w:r>
-        <w:rPr>
-          <w:rFonts w:ascii="Arial" w:hAnsi="Arial" w:cs="Arial"/>
-          <w:sz w:val="18"/>
-        </w:rPr>
-        <w:t xml:space="preserve"> resources with consistent </w:t>
-      </w:r>
-      <w:r>
-        <w:rPr>
-          <w:rStyle w:val="Strong"/>
-          <w:rFonts w:ascii="Arial" w:hAnsi="Arial" w:cs="Arial"/>
-          <w:sz w:val="18"/>
-        </w:rPr>
-        <w:t>error contracts</w:t>
-      </w:r>
-      <w:r>
-        <w:rPr>
-          <w:rFonts w:ascii="Arial" w:hAnsi="Arial" w:cs="Arial"/>
-          <w:sz w:val="18"/>
-        </w:rPr>
-        <w:t xml:space="preserve">, predictable </w:t>
-      </w:r>
-      <w:r>
-        <w:rPr>
-          <w:rStyle w:val="Strong"/>
-          <w:rFonts w:ascii="Arial" w:hAnsi="Arial" w:cs="Arial"/>
-          <w:sz w:val="18"/>
-        </w:rPr>
-        <w:t>routing</w:t>
-      </w:r>
-      <w:r>
-        <w:rPr>
-          <w:rFonts w:ascii="Arial" w:hAnsi="Arial" w:cs="Arial"/>
-          <w:sz w:val="18"/>
-        </w:rPr>
-        <w:t>, and backward compatibility so downstream consumers stopped breaking on releases.</w:t>
+          <w:sz w:val="20"/>
+        </w:rPr>
+      </w:pPr>
+      <w:r>
+        <w:rPr>
+          <w:sz w:val="20"/>
+        </w:rPr>
+        <w:t xml:space="preserve">Architected and delivered a multi-tenant enterprise workflow platform using </w:t>
+      </w:r>
+      <w:r>
+        <w:rPr>
+          <w:rStyle w:val="Strong"/>
+          <w:sz w:val="20"/>
+        </w:rPr>
+        <w:t>C#</w:t>
+      </w:r>
+      <w:r>
+        <w:rPr>
+          <w:sz w:val="20"/>
+        </w:rPr>
+        <w:t xml:space="preserve">, </w:t>
+      </w:r>
+      <w:r>
+        <w:rPr>
+          <w:rStyle w:val="Strong"/>
+          <w:sz w:val="20"/>
+        </w:rPr>
+        <w:t>.NET 6–8</w:t>
+      </w:r>
+      <w:r>
+        <w:rPr>
+          <w:sz w:val="20"/>
+        </w:rPr>
+        <w:t xml:space="preserve">, </w:t>
+      </w:r>
+      <w:r>
+        <w:rPr>
+          <w:rStyle w:val="Strong"/>
+          <w:sz w:val="20"/>
+        </w:rPr>
+        <w:t>ASP.NET Core</w:t>
+      </w:r>
+      <w:r>
+        <w:rPr>
+          <w:sz w:val="20"/>
+        </w:rPr>
+        <w:t xml:space="preserve">, </w:t>
+      </w:r>
+      <w:r>
+        <w:rPr>
+          <w:rStyle w:val="Strong"/>
+          <w:sz w:val="20"/>
+        </w:rPr>
+        <w:t>Angular 14–18</w:t>
+      </w:r>
+      <w:r>
+        <w:rPr>
+          <w:sz w:val="20"/>
+        </w:rPr>
+        <w:t xml:space="preserve">, and </w:t>
+      </w:r>
+      <w:r>
+        <w:rPr>
+          <w:rStyle w:val="Strong"/>
+          <w:sz w:val="20"/>
+        </w:rPr>
+        <w:t>SQL Server</w:t>
+      </w:r>
+      <w:r>
+        <w:rPr>
+          <w:sz w:val="20"/>
+        </w:rPr>
+        <w:t>, giving business teams a faster way to manage approvals, reporting, and operational tracking across several client environments.</w:t>
       </w:r>
     </w:p>
     <w:p>
@@ -2502,85 +1188,57 @@
         <w:pStyle w:val="NormalWeb"/>
         <w:numPr>
           <w:ilvl w:val="0"/>
-          <w:numId w:val="3"/>
+          <w:numId w:val="19"/>
         </w:numPr>
         <w:jc w:val="both"/>
         <w:rPr>
-          <w:rFonts w:ascii="Arial" w:hAnsi="Arial" w:cs="Arial"/>
-          <w:sz w:val="18"/>
-        </w:rPr>
-      </w:pPr>
-      <w:r>
-        <w:rPr>
-          <w:rFonts w:ascii="Arial" w:hAnsi="Arial" w:cs="Arial"/>
-          <w:sz w:val="18"/>
-        </w:rPr>
-        <w:t xml:space="preserve">Delivered operational workflows using </w:t>
-      </w:r>
-      <w:r>
-        <w:rPr>
-          <w:rStyle w:val="Strong"/>
-          <w:rFonts w:ascii="Arial" w:hAnsi="Arial" w:cs="Arial"/>
-          <w:sz w:val="18"/>
+          <w:sz w:val="20"/>
+        </w:rPr>
+      </w:pPr>
+      <w:r>
+        <w:rPr>
+          <w:sz w:val="20"/>
+        </w:rPr>
+        <w:t xml:space="preserve">Led a full migration from a legacy </w:t>
+      </w:r>
+      <w:r>
+        <w:rPr>
+          <w:rStyle w:val="Strong"/>
+          <w:sz w:val="20"/>
+        </w:rPr>
+        <w:t>ASP.NET MVC</w:t>
+      </w:r>
+      <w:r>
+        <w:rPr>
+          <w:sz w:val="20"/>
+        </w:rPr>
+        <w:t xml:space="preserve"> application into a modular </w:t>
+      </w:r>
+      <w:r>
+        <w:rPr>
+          <w:rStyle w:val="Strong"/>
+          <w:sz w:val="20"/>
         </w:rPr>
         <w:t>Angular</w:t>
       </w:r>
       <w:r>
         <w:rPr>
-          <w:rFonts w:ascii="Arial" w:hAnsi="Arial" w:cs="Arial"/>
-          <w:sz w:val="18"/>
-        </w:rPr>
-        <w:t xml:space="preserve"> and </w:t>
-      </w:r>
-      <w:r>
-        <w:rPr>
-          <w:rStyle w:val="Strong"/>
-          <w:rFonts w:ascii="Arial" w:hAnsi="Arial" w:cs="Arial"/>
-          <w:sz w:val="18"/>
-        </w:rPr>
-        <w:t>React</w:t>
-      </w:r>
-      <w:r>
-        <w:rPr>
-          <w:rFonts w:ascii="Arial" w:hAnsi="Arial" w:cs="Arial"/>
-          <w:sz w:val="18"/>
-        </w:rPr>
-        <w:t xml:space="preserve">, applying guarded navigation, predictable state patterns (including </w:t>
-      </w:r>
-      <w:proofErr w:type="spellStart"/>
-      <w:r>
-        <w:rPr>
-          <w:rStyle w:val="Strong"/>
-          <w:rFonts w:ascii="Arial" w:hAnsi="Arial" w:cs="Arial"/>
-          <w:sz w:val="18"/>
-        </w:rPr>
-        <w:t>RxJS</w:t>
-      </w:r>
-      <w:proofErr w:type="spellEnd"/>
-      <w:r>
-        <w:rPr>
-          <w:rStyle w:val="Strong"/>
-          <w:rFonts w:ascii="Arial" w:hAnsi="Arial" w:cs="Arial"/>
-          <w:sz w:val="18"/>
-        </w:rPr>
-        <w:t>/</w:t>
-      </w:r>
-      <w:proofErr w:type="spellStart"/>
-      <w:r>
-        <w:rPr>
-          <w:rStyle w:val="Strong"/>
-          <w:rFonts w:ascii="Arial" w:hAnsi="Arial" w:cs="Arial"/>
-          <w:sz w:val="18"/>
-        </w:rPr>
-        <w:t>NgRx</w:t>
-      </w:r>
-      <w:proofErr w:type="spellEnd"/>
-      <w:r>
-        <w:rPr>
-          <w:rFonts w:ascii="Arial" w:hAnsi="Arial" w:cs="Arial"/>
-          <w:sz w:val="18"/>
-        </w:rPr>
-        <w:t xml:space="preserve"> where appropriate), and resilient refresh/retry behavior for long-running tasks.</w:t>
+          <w:sz w:val="20"/>
+        </w:rPr>
+        <w:t xml:space="preserve"> frontend and API-first backend, reducing release complexity and improving feature delivery speed by </w:t>
+      </w:r>
+      <w:r>
+        <w:rPr>
+          <w:rStyle w:val="Strong"/>
+          <w:sz w:val="20"/>
+        </w:rPr>
+        <w:t>38%</w:t>
+      </w:r>
+      <w:r>
+        <w:rPr>
+          <w:sz w:val="20"/>
+        </w:rPr>
+        <w:t xml:space="preserve"> through cleaner service boundaries and reusable UI patterns.</w:t>
       </w:r>
     </w:p>
     <w:p>
@@ -2588,92 +1246,31 @@
         <w:pStyle w:val="NormalWeb"/>
         <w:numPr>
           <w:ilvl w:val="0"/>
-          <w:numId w:val="3"/>
+          <w:numId w:val="19"/>
         </w:numPr>
         <w:jc w:val="both"/>
         <w:rPr>
-          <w:rFonts w:ascii="Arial" w:hAnsi="Arial" w:cs="Arial"/>
-          <w:sz w:val="18"/>
-        </w:rPr>
-      </w:pPr>
-      <w:r>
-        <w:rPr>
-          <w:rFonts w:ascii="Arial" w:hAnsi="Arial" w:cs="Arial"/>
-          <w:sz w:val="18"/>
-        </w:rPr>
-        <w:t xml:space="preserve">Implemented </w:t>
-      </w:r>
-      <w:r>
-        <w:rPr>
-          <w:rStyle w:val="Strong"/>
-          <w:rFonts w:ascii="Arial" w:hAnsi="Arial" w:cs="Arial"/>
-          <w:sz w:val="18"/>
-        </w:rPr>
-        <w:t>event-driven</w:t>
-      </w:r>
-      <w:r>
-        <w:rPr>
-          <w:rFonts w:ascii="Arial" w:hAnsi="Arial" w:cs="Arial"/>
-          <w:sz w:val="18"/>
-        </w:rPr>
-        <w:t xml:space="preserve"> processing with </w:t>
-      </w:r>
-      <w:r>
-        <w:rPr>
-          <w:rStyle w:val="Strong"/>
-          <w:rFonts w:ascii="Arial" w:hAnsi="Arial" w:cs="Arial"/>
-          <w:sz w:val="18"/>
-        </w:rPr>
-        <w:t>AWS SQS/SNS</w:t>
-      </w:r>
-      <w:r>
-        <w:rPr>
-          <w:rFonts w:ascii="Arial" w:hAnsi="Arial" w:cs="Arial"/>
-          <w:sz w:val="18"/>
-        </w:rPr>
-        <w:t xml:space="preserve">, </w:t>
-      </w:r>
-      <w:proofErr w:type="spellStart"/>
-      <w:r>
-        <w:rPr>
-          <w:rStyle w:val="Strong"/>
-          <w:rFonts w:ascii="Arial" w:hAnsi="Arial" w:cs="Arial"/>
-          <w:sz w:val="18"/>
-        </w:rPr>
-        <w:t>EventBridge</w:t>
-      </w:r>
-      <w:proofErr w:type="spellEnd"/>
-      <w:r>
-        <w:rPr>
-          <w:rFonts w:ascii="Arial" w:hAnsi="Arial" w:cs="Arial"/>
-          <w:sz w:val="18"/>
-        </w:rPr>
-        <w:t xml:space="preserve">, and worker services, adding </w:t>
-      </w:r>
-      <w:proofErr w:type="spellStart"/>
-      <w:r>
-        <w:rPr>
-          <w:rStyle w:val="Strong"/>
-          <w:rFonts w:ascii="Arial" w:hAnsi="Arial" w:cs="Arial"/>
-          <w:sz w:val="18"/>
-        </w:rPr>
-        <w:t>idempotency</w:t>
-      </w:r>
-      <w:proofErr w:type="spellEnd"/>
-      <w:r>
-        <w:rPr>
-          <w:rStyle w:val="Strong"/>
-          <w:rFonts w:ascii="Arial" w:hAnsi="Arial" w:cs="Arial"/>
-          <w:sz w:val="18"/>
-        </w:rPr>
-        <w:t xml:space="preserve"> keys</w:t>
-      </w:r>
-      <w:r>
-        <w:rPr>
-          <w:rFonts w:ascii="Arial" w:hAnsi="Arial" w:cs="Arial"/>
-          <w:sz w:val="18"/>
-        </w:rPr>
-        <w:t>, safe retries, and dead-letter patterns to eliminate duplicate writes and “ghost” actions.</w:t>
+          <w:sz w:val="20"/>
+        </w:rPr>
+      </w:pPr>
+      <w:r>
+        <w:rPr>
+          <w:sz w:val="20"/>
+        </w:rPr>
+        <w:t xml:space="preserve">Stabilized a recurring production issue where large dashboard pages intermittently froze because of inefficient API aggregation and duplicate client requests, then redesigned the data-loading strategy and reduced related support tickets by </w:t>
+      </w:r>
+      <w:r>
+        <w:rPr>
+          <w:rStyle w:val="Strong"/>
+          <w:sz w:val="20"/>
+        </w:rPr>
+        <w:t>44%</w:t>
+      </w:r>
+      <w:r>
+        <w:rPr>
+          <w:sz w:val="20"/>
+        </w:rPr>
+        <w:t>.</w:t>
       </w:r>
     </w:p>
     <w:p>
@@ -2681,95 +1278,79 @@
         <w:pStyle w:val="NormalWeb"/>
         <w:numPr>
           <w:ilvl w:val="0"/>
-          <w:numId w:val="3"/>
+          <w:numId w:val="19"/>
         </w:numPr>
         <w:jc w:val="both"/>
         <w:rPr>
-          <w:rFonts w:ascii="Arial" w:hAnsi="Arial" w:cs="Arial"/>
-          <w:sz w:val="18"/>
-        </w:rPr>
-      </w:pPr>
-      <w:r>
-        <w:rPr>
-          <w:rFonts w:ascii="Arial" w:hAnsi="Arial" w:cs="Arial"/>
-          <w:sz w:val="18"/>
-        </w:rPr>
-        <w:t xml:space="preserve">Built secure gateway endpoints via </w:t>
-      </w:r>
-      <w:r>
-        <w:rPr>
-          <w:rStyle w:val="Strong"/>
-          <w:rFonts w:ascii="Arial" w:hAnsi="Arial" w:cs="Arial"/>
-          <w:sz w:val="18"/>
-        </w:rPr>
-        <w:t>ASP.NET Web API</w:t>
-      </w:r>
-      <w:r>
-        <w:rPr>
-          <w:rFonts w:ascii="Arial" w:hAnsi="Arial" w:cs="Arial"/>
-          <w:sz w:val="18"/>
-        </w:rPr>
-        <w:t xml:space="preserve"> and supporting services in </w:t>
-      </w:r>
-      <w:r>
-        <w:rPr>
-          <w:rStyle w:val="Strong"/>
-          <w:rFonts w:ascii="Arial" w:hAnsi="Arial" w:cs="Arial"/>
-          <w:sz w:val="18"/>
-        </w:rPr>
-        <w:t>Node.js</w:t>
-      </w:r>
-      <w:r>
-        <w:rPr>
-          <w:rFonts w:ascii="Arial" w:hAnsi="Arial" w:cs="Arial"/>
-          <w:sz w:val="18"/>
-        </w:rPr>
-        <w:t xml:space="preserve">, standardizing authentication flows with </w:t>
-      </w:r>
-      <w:r>
-        <w:rPr>
-          <w:rStyle w:val="Strong"/>
-          <w:rFonts w:ascii="Arial" w:hAnsi="Arial" w:cs="Arial"/>
-          <w:sz w:val="18"/>
-        </w:rPr>
-        <w:t>OAuth2/OIDC</w:t>
-      </w:r>
-      <w:r>
-        <w:rPr>
-          <w:rFonts w:ascii="Arial" w:hAnsi="Arial" w:cs="Arial"/>
-          <w:sz w:val="18"/>
+          <w:sz w:val="20"/>
+        </w:rPr>
+      </w:pPr>
+      <w:r>
+        <w:rPr>
+          <w:sz w:val="20"/>
+        </w:rPr>
+        <w:t xml:space="preserve">Implemented secure authentication and authorization with </w:t>
+      </w:r>
+      <w:r>
+        <w:rPr>
+          <w:rStyle w:val="Strong"/>
+          <w:sz w:val="20"/>
+        </w:rPr>
+        <w:t>OAuth2</w:t>
+      </w:r>
+      <w:r>
+        <w:rPr>
+          <w:sz w:val="20"/>
         </w:rPr>
         <w:t xml:space="preserve">, </w:t>
       </w:r>
-      <w:r>
-        <w:rPr>
-          <w:rStyle w:val="Strong"/>
-          <w:rFonts w:ascii="Arial" w:hAnsi="Arial" w:cs="Arial"/>
-          <w:sz w:val="18"/>
+      <w:proofErr w:type="spellStart"/>
+      <w:r>
+        <w:rPr>
+          <w:rStyle w:val="Strong"/>
+          <w:sz w:val="20"/>
+        </w:rPr>
+        <w:t>OpenID</w:t>
+      </w:r>
+      <w:proofErr w:type="spellEnd"/>
+      <w:r>
+        <w:rPr>
+          <w:rStyle w:val="Strong"/>
+          <w:sz w:val="20"/>
+        </w:rPr>
+        <w:t xml:space="preserve"> Connect</w:t>
+      </w:r>
+      <w:r>
+        <w:rPr>
+          <w:sz w:val="20"/>
+        </w:rPr>
+        <w:t xml:space="preserve">, </w:t>
+      </w:r>
+      <w:r>
+        <w:rPr>
+          <w:rStyle w:val="Strong"/>
+          <w:sz w:val="20"/>
         </w:rPr>
         <w:t>JWT</w:t>
       </w:r>
       <w:r>
         <w:rPr>
-          <w:rFonts w:ascii="Arial" w:hAnsi="Arial" w:cs="Arial"/>
-          <w:sz w:val="18"/>
-        </w:rPr>
-        <w:t xml:space="preserve">, and role enforcement using </w:t>
-      </w:r>
-      <w:r>
-        <w:rPr>
-          <w:rStyle w:val="Strong"/>
-          <w:rFonts w:ascii="Arial" w:hAnsi="Arial" w:cs="Arial"/>
-          <w:sz w:val="18"/>
-        </w:rPr>
-        <w:t>RBAC/ABAC</w:t>
-      </w:r>
-      <w:r>
-        <w:rPr>
-          <w:rFonts w:ascii="Arial" w:hAnsi="Arial" w:cs="Arial"/>
-          <w:sz w:val="18"/>
-        </w:rPr>
-        <w:t>.</w:t>
+          <w:sz w:val="20"/>
+        </w:rPr>
+        <w:t xml:space="preserve">, and </w:t>
+      </w:r>
+      <w:r>
+        <w:rPr>
+          <w:rStyle w:val="Strong"/>
+          <w:sz w:val="20"/>
+        </w:rPr>
+        <w:t>RBAC</w:t>
+      </w:r>
+      <w:r>
+        <w:rPr>
+          <w:sz w:val="20"/>
+        </w:rPr>
+        <w:t>, allowing role-sensitive Angular screens and protected backend endpoints to work consistently across internal and external user groups.</w:t>
       </w:r>
     </w:p>
     <w:p>
@@ -2777,52 +1358,44 @@
         <w:pStyle w:val="NormalWeb"/>
         <w:numPr>
           <w:ilvl w:val="0"/>
-          <w:numId w:val="3"/>
+          <w:numId w:val="19"/>
         </w:numPr>
         <w:jc w:val="both"/>
         <w:rPr>
-          <w:rFonts w:ascii="Arial" w:hAnsi="Arial" w:cs="Arial"/>
-          <w:sz w:val="18"/>
-        </w:rPr>
-      </w:pPr>
-      <w:r>
-        <w:rPr>
-          <w:rFonts w:ascii="Arial" w:hAnsi="Arial" w:cs="Arial"/>
-          <w:sz w:val="18"/>
-        </w:rPr>
-        <w:t xml:space="preserve">Improved database performance across </w:t>
-      </w:r>
-      <w:proofErr w:type="spellStart"/>
-      <w:r>
-        <w:rPr>
-          <w:rStyle w:val="Strong"/>
-          <w:rFonts w:ascii="Arial" w:hAnsi="Arial" w:cs="Arial"/>
-          <w:sz w:val="18"/>
-        </w:rPr>
-        <w:t>PostgreSQL</w:t>
-      </w:r>
-      <w:proofErr w:type="spellEnd"/>
-      <w:r>
-        <w:rPr>
-          <w:rFonts w:ascii="Arial" w:hAnsi="Arial" w:cs="Arial"/>
-          <w:sz w:val="18"/>
-        </w:rPr>
-        <w:t xml:space="preserve"> and </w:t>
-      </w:r>
-      <w:r>
-        <w:rPr>
-          <w:rStyle w:val="Strong"/>
-          <w:rFonts w:ascii="Arial" w:hAnsi="Arial" w:cs="Arial"/>
-          <w:sz w:val="18"/>
-        </w:rPr>
-        <w:t>SQL Server</w:t>
-      </w:r>
-      <w:r>
-        <w:rPr>
-          <w:rFonts w:ascii="Arial" w:hAnsi="Arial" w:cs="Arial"/>
-          <w:sz w:val="18"/>
-        </w:rPr>
-        <w:t xml:space="preserve"> by indexing hot paths, rewriting slow joins, and validating multi-tenant filtering rules to keep p95 latency stable during peak traffic.</w:t>
+          <w:sz w:val="20"/>
+        </w:rPr>
+      </w:pPr>
+      <w:r>
+        <w:rPr>
+          <w:sz w:val="20"/>
+        </w:rPr>
+        <w:t xml:space="preserve">Created reusable </w:t>
+      </w:r>
+      <w:r>
+        <w:rPr>
+          <w:rStyle w:val="Strong"/>
+          <w:sz w:val="20"/>
+        </w:rPr>
+        <w:t>Angular Material</w:t>
+      </w:r>
+      <w:r>
+        <w:rPr>
+          <w:sz w:val="20"/>
+        </w:rPr>
+        <w:t xml:space="preserve"> components and form frameworks for search, validation, modal workflows, and approval actions, which improved front-end consistency and cut duplicate UI implementation effort by </w:t>
+      </w:r>
+      <w:r>
+        <w:rPr>
+          <w:rStyle w:val="Strong"/>
+          <w:sz w:val="20"/>
+        </w:rPr>
+        <w:t>32%</w:t>
+      </w:r>
+      <w:r>
+        <w:rPr>
+          <w:sz w:val="20"/>
+        </w:rPr>
+        <w:t>.</w:t>
       </w:r>
     </w:p>
     <w:p>
@@ -2830,62 +1403,44 @@
         <w:pStyle w:val="NormalWeb"/>
         <w:numPr>
           <w:ilvl w:val="0"/>
-          <w:numId w:val="3"/>
+          <w:numId w:val="19"/>
         </w:numPr>
         <w:jc w:val="both"/>
         <w:rPr>
-          <w:rFonts w:ascii="Arial" w:hAnsi="Arial" w:cs="Arial"/>
-          <w:sz w:val="18"/>
-        </w:rPr>
-      </w:pPr>
-      <w:r>
-        <w:rPr>
-          <w:rFonts w:ascii="Arial" w:hAnsi="Arial" w:cs="Arial"/>
-          <w:sz w:val="18"/>
-        </w:rPr>
-        <w:t xml:space="preserve">Introduced caching strategies using </w:t>
-      </w:r>
-      <w:proofErr w:type="spellStart"/>
-      <w:r>
-        <w:rPr>
-          <w:rStyle w:val="Strong"/>
-          <w:rFonts w:ascii="Arial" w:hAnsi="Arial" w:cs="Arial"/>
-          <w:sz w:val="18"/>
-        </w:rPr>
-        <w:t>Redis</w:t>
-      </w:r>
-      <w:proofErr w:type="spellEnd"/>
-      <w:r>
-        <w:rPr>
-          <w:rFonts w:ascii="Arial" w:hAnsi="Arial" w:cs="Arial"/>
-          <w:sz w:val="18"/>
-        </w:rPr>
-        <w:t xml:space="preserve"> and </w:t>
-      </w:r>
-      <w:r>
-        <w:rPr>
-          <w:rStyle w:val="Strong"/>
-          <w:rFonts w:ascii="Arial" w:hAnsi="Arial" w:cs="Arial"/>
-          <w:sz w:val="18"/>
-        </w:rPr>
-        <w:t xml:space="preserve">AWS </w:t>
-      </w:r>
-      <w:proofErr w:type="spellStart"/>
-      <w:r>
-        <w:rPr>
-          <w:rStyle w:val="Strong"/>
-          <w:rFonts w:ascii="Arial" w:hAnsi="Arial" w:cs="Arial"/>
-          <w:sz w:val="18"/>
-        </w:rPr>
-        <w:t>ElastiCache</w:t>
-      </w:r>
-      <w:proofErr w:type="spellEnd"/>
-      <w:r>
-        <w:rPr>
-          <w:rFonts w:ascii="Arial" w:hAnsi="Arial" w:cs="Arial"/>
-          <w:sz w:val="18"/>
-        </w:rPr>
-        <w:t>, tuning TTLs and invalidation patterns to reduce load without compromising data correctness for operational dashboards.</w:t>
+          <w:sz w:val="20"/>
+        </w:rPr>
+      </w:pPr>
+      <w:r>
+        <w:rPr>
+          <w:sz w:val="20"/>
+        </w:rPr>
+        <w:t xml:space="preserve">Reworked a slow reporting module by optimizing Entity Framework query composition, adding indexing strategies in </w:t>
+      </w:r>
+      <w:r>
+        <w:rPr>
+          <w:rStyle w:val="Strong"/>
+          <w:sz w:val="20"/>
+        </w:rPr>
+        <w:t>SQL Server</w:t>
+      </w:r>
+      <w:r>
+        <w:rPr>
+          <w:sz w:val="20"/>
+        </w:rPr>
+        <w:t xml:space="preserve">, and separating expensive read paths from transactional operations, which improved peak-time report performance by </w:t>
+      </w:r>
+      <w:r>
+        <w:rPr>
+          <w:rStyle w:val="Strong"/>
+          <w:sz w:val="20"/>
+        </w:rPr>
+        <w:t>57%</w:t>
+      </w:r>
+      <w:r>
+        <w:rPr>
+          <w:sz w:val="20"/>
+        </w:rPr>
+        <w:t>.</w:t>
       </w:r>
     </w:p>
     <w:p>
@@ -2893,71 +1448,18 @@
         <w:pStyle w:val="NormalWeb"/>
         <w:numPr>
           <w:ilvl w:val="0"/>
-          <w:numId w:val="3"/>
+          <w:numId w:val="19"/>
         </w:numPr>
         <w:jc w:val="both"/>
         <w:rPr>
-          <w:rFonts w:ascii="Arial" w:hAnsi="Arial" w:cs="Arial"/>
-          <w:sz w:val="18"/>
-        </w:rPr>
-      </w:pPr>
-      <w:r>
-        <w:rPr>
-          <w:rFonts w:ascii="Arial" w:hAnsi="Arial" w:cs="Arial"/>
-          <w:sz w:val="18"/>
-        </w:rPr>
-        <w:t xml:space="preserve">Added distributed tracing and structured telemetry using </w:t>
-      </w:r>
-      <w:proofErr w:type="spellStart"/>
-      <w:r>
-        <w:rPr>
-          <w:rStyle w:val="Strong"/>
-          <w:rFonts w:ascii="Arial" w:hAnsi="Arial" w:cs="Arial"/>
-          <w:sz w:val="18"/>
-        </w:rPr>
-        <w:t>OpenTelemetry</w:t>
-      </w:r>
-      <w:proofErr w:type="spellEnd"/>
-      <w:r>
-        <w:rPr>
-          <w:rFonts w:ascii="Arial" w:hAnsi="Arial" w:cs="Arial"/>
-          <w:sz w:val="18"/>
-        </w:rPr>
-        <w:t xml:space="preserve">, exporting into </w:t>
-      </w:r>
-      <w:proofErr w:type="spellStart"/>
-      <w:r>
-        <w:rPr>
-          <w:rStyle w:val="Strong"/>
-          <w:rFonts w:ascii="Arial" w:hAnsi="Arial" w:cs="Arial"/>
-          <w:sz w:val="18"/>
-        </w:rPr>
-        <w:t>Datadog</w:t>
-      </w:r>
-      <w:proofErr w:type="spellEnd"/>
-      <w:r>
-        <w:rPr>
-          <w:rFonts w:ascii="Arial" w:hAnsi="Arial" w:cs="Arial"/>
-          <w:sz w:val="18"/>
-        </w:rPr>
-        <w:t>/</w:t>
-      </w:r>
-      <w:proofErr w:type="spellStart"/>
-      <w:r>
-        <w:rPr>
-          <w:rStyle w:val="Strong"/>
-          <w:rFonts w:ascii="Arial" w:hAnsi="Arial" w:cs="Arial"/>
-          <w:sz w:val="18"/>
-        </w:rPr>
-        <w:t>Grafana</w:t>
-      </w:r>
-      <w:proofErr w:type="spellEnd"/>
-      <w:r>
-        <w:rPr>
-          <w:rFonts w:ascii="Arial" w:hAnsi="Arial" w:cs="Arial"/>
-          <w:sz w:val="18"/>
-        </w:rPr>
-        <w:t>, and correlating UI actions to backend execution through consistent request IDs.</w:t>
+          <w:sz w:val="20"/>
+        </w:rPr>
+      </w:pPr>
+      <w:r>
+        <w:rPr>
+          <w:sz w:val="20"/>
+        </w:rPr>
+        <w:t>Introduced background job processing for file generation, scheduled notifications, and long-running workflow actions, eliminating timeout-heavy synchronous behavior and making the application more resilient during higher-volume business periods.</w:t>
       </w:r>
     </w:p>
     <w:p>
@@ -2965,51 +1467,32 @@
         <w:pStyle w:val="NormalWeb"/>
         <w:numPr>
           <w:ilvl w:val="0"/>
-          <w:numId w:val="3"/>
+          <w:numId w:val="19"/>
         </w:numPr>
         <w:jc w:val="both"/>
         <w:rPr>
-          <w:rFonts w:ascii="Arial" w:hAnsi="Arial" w:cs="Arial"/>
-          <w:sz w:val="18"/>
-        </w:rPr>
-      </w:pPr>
-      <w:r>
-        <w:rPr>
-          <w:rFonts w:ascii="Arial" w:hAnsi="Arial" w:cs="Arial"/>
-          <w:sz w:val="18"/>
-        </w:rPr>
-        <w:t xml:space="preserve">Centralized logs in </w:t>
-      </w:r>
-      <w:r>
-        <w:rPr>
-          <w:rStyle w:val="Strong"/>
-          <w:rFonts w:ascii="Arial" w:hAnsi="Arial" w:cs="Arial"/>
-          <w:sz w:val="18"/>
-        </w:rPr>
-        <w:t>ELK/EFK</w:t>
-      </w:r>
-      <w:r>
-        <w:rPr>
-          <w:rFonts w:ascii="Arial" w:hAnsi="Arial" w:cs="Arial"/>
-          <w:sz w:val="18"/>
-        </w:rPr>
-        <w:t xml:space="preserve"> with normalized fields (tenant, user, request, </w:t>
+          <w:sz w:val="20"/>
+        </w:rPr>
+      </w:pPr>
+      <w:r>
+        <w:rPr>
+          <w:sz w:val="20"/>
+        </w:rPr>
+        <w:t xml:space="preserve">Resolved a difficult concurrency defect where parallel approval actions occasionally overwrote status history, </w:t>
       </w:r>
       <w:proofErr w:type="gramStart"/>
       <w:r>
         <w:rPr>
-          <w:rFonts w:ascii="Arial" w:hAnsi="Arial" w:cs="Arial"/>
-          <w:sz w:val="18"/>
-        </w:rPr>
-        <w:t>workflow</w:t>
+          <w:sz w:val="20"/>
+        </w:rPr>
+        <w:t>then</w:t>
       </w:r>
       <w:proofErr w:type="gramEnd"/>
       <w:r>
         <w:rPr>
-          <w:rFonts w:ascii="Arial" w:hAnsi="Arial" w:cs="Arial"/>
-          <w:sz w:val="18"/>
-        </w:rPr>
-        <w:t>), turning sporadic failures into traceable timelines and cutting incident triage time significantly.</w:t>
+          <w:sz w:val="20"/>
+        </w:rPr>
+        <w:t xml:space="preserve"> added stronger transaction handling, optimistic locking safeguards, and audit logging to preserve business-critical records.</w:t>
       </w:r>
     </w:p>
     <w:p>
@@ -3017,20 +1500,31 @@
         <w:pStyle w:val="NormalWeb"/>
         <w:numPr>
           <w:ilvl w:val="0"/>
-          <w:numId w:val="3"/>
+          <w:numId w:val="19"/>
         </w:numPr>
         <w:jc w:val="both"/>
         <w:rPr>
-          <w:rFonts w:ascii="Arial" w:hAnsi="Arial" w:cs="Arial"/>
-          <w:sz w:val="18"/>
-        </w:rPr>
-      </w:pPr>
-      <w:r>
-        <w:rPr>
-          <w:rFonts w:ascii="Arial" w:hAnsi="Arial" w:cs="Arial"/>
-          <w:sz w:val="18"/>
-        </w:rPr>
-        <w:t>Shipped reliability upgrades to background workers with backpressure handling, bounded concurrency, and failure isolation so runaway retries no longer consumed capacity.</w:t>
+          <w:sz w:val="20"/>
+        </w:rPr>
+      </w:pPr>
+      <w:r>
+        <w:rPr>
+          <w:sz w:val="20"/>
+        </w:rPr>
+        <w:t xml:space="preserve">Partnered closely with QA and product teams to define acceptance cases for complex workflow branches, helping reduce escaped defects by </w:t>
+      </w:r>
+      <w:r>
+        <w:rPr>
+          <w:rStyle w:val="Strong"/>
+          <w:sz w:val="20"/>
+        </w:rPr>
+        <w:t>29%</w:t>
+      </w:r>
+      <w:r>
+        <w:rPr>
+          <w:sz w:val="20"/>
+        </w:rPr>
+        <w:t xml:space="preserve"> and improving the predictability of releases for compliance-heavy customer requests.</w:t>
       </w:r>
     </w:p>
     <w:p>
@@ -3038,35 +1532,77 @@
         <w:pStyle w:val="NormalWeb"/>
         <w:numPr>
           <w:ilvl w:val="0"/>
-          <w:numId w:val="3"/>
+          <w:numId w:val="19"/>
         </w:numPr>
         <w:jc w:val="both"/>
         <w:rPr>
-          <w:rFonts w:ascii="Arial" w:hAnsi="Arial" w:cs="Arial"/>
-          <w:sz w:val="18"/>
-        </w:rPr>
-      </w:pPr>
-      <w:r>
-        <w:rPr>
-          <w:rFonts w:ascii="Arial" w:hAnsi="Arial" w:cs="Arial"/>
-          <w:sz w:val="18"/>
-        </w:rPr>
-        <w:t xml:space="preserve">Built ingestion and reconciliation utilities in </w:t>
-      </w:r>
-      <w:r>
-        <w:rPr>
-          <w:rStyle w:val="Strong"/>
-          <w:rFonts w:ascii="Arial" w:hAnsi="Arial" w:cs="Arial"/>
-          <w:sz w:val="18"/>
-        </w:rPr>
-        <w:t>Python</w:t>
-      </w:r>
-      <w:r>
-        <w:rPr>
-          <w:rFonts w:ascii="Arial" w:hAnsi="Arial" w:cs="Arial"/>
-          <w:sz w:val="18"/>
-        </w:rPr>
-        <w:t xml:space="preserve"> and SQL, running repeatable backfills and producing auditable outputs to resolve data drift without manual “one-off” fixes.</w:t>
+          <w:sz w:val="20"/>
+        </w:rPr>
+      </w:pPr>
+      <w:r>
+        <w:rPr>
+          <w:sz w:val="20"/>
+        </w:rPr>
+        <w:t xml:space="preserve">Built CI/CD pipelines with </w:t>
+      </w:r>
+      <w:r>
+        <w:rPr>
+          <w:rStyle w:val="Strong"/>
+          <w:sz w:val="20"/>
+        </w:rPr>
+        <w:t xml:space="preserve">Azure </w:t>
+      </w:r>
+      <w:proofErr w:type="spellStart"/>
+      <w:r>
+        <w:rPr>
+          <w:rStyle w:val="Strong"/>
+          <w:sz w:val="20"/>
+        </w:rPr>
+        <w:t>DevOps</w:t>
+      </w:r>
+      <w:proofErr w:type="spellEnd"/>
+      <w:r>
+        <w:rPr>
+          <w:sz w:val="20"/>
+        </w:rPr>
+        <w:t xml:space="preserve">, </w:t>
+      </w:r>
+      <w:proofErr w:type="spellStart"/>
+      <w:r>
+        <w:rPr>
+          <w:rStyle w:val="Strong"/>
+          <w:sz w:val="20"/>
+        </w:rPr>
+        <w:t>GitHub</w:t>
+      </w:r>
+      <w:proofErr w:type="spellEnd"/>
+      <w:r>
+        <w:rPr>
+          <w:rStyle w:val="Strong"/>
+          <w:sz w:val="20"/>
+        </w:rPr>
+        <w:t xml:space="preserve"> Actions</w:t>
+      </w:r>
+      <w:r>
+        <w:rPr>
+          <w:sz w:val="20"/>
+        </w:rPr>
+        <w:t xml:space="preserve">, </w:t>
+      </w:r>
+      <w:proofErr w:type="spellStart"/>
+      <w:r>
+        <w:rPr>
+          <w:rStyle w:val="Strong"/>
+          <w:sz w:val="20"/>
+        </w:rPr>
+        <w:t>Docker</w:t>
+      </w:r>
+      <w:proofErr w:type="spellEnd"/>
+      <w:r>
+        <w:rPr>
+          <w:sz w:val="20"/>
+        </w:rPr>
+        <w:t>, and infrastructure automation, enabling consistent promotion across environments and shortening deployment preparation work for the engineering team.</w:t>
       </w:r>
     </w:p>
     <w:p>
@@ -3074,20 +1610,75 @@
         <w:pStyle w:val="NormalWeb"/>
         <w:numPr>
           <w:ilvl w:val="0"/>
-          <w:numId w:val="3"/>
+          <w:numId w:val="19"/>
         </w:numPr>
         <w:jc w:val="both"/>
         <w:rPr>
-          <w:rFonts w:ascii="Arial" w:hAnsi="Arial" w:cs="Arial"/>
-          <w:sz w:val="18"/>
-        </w:rPr>
-      </w:pPr>
-      <w:r>
-        <w:rPr>
-          <w:rFonts w:ascii="Arial" w:hAnsi="Arial" w:cs="Arial"/>
-          <w:sz w:val="18"/>
-        </w:rPr>
-        <w:t>Delivered ML-adjacent feature tables and training-ready datasets (versioned and reproducible), enabling consistent evaluation and incident-era comparisons when definitions changed.</w:t>
+          <w:sz w:val="20"/>
+        </w:rPr>
+      </w:pPr>
+      <w:r>
+        <w:rPr>
+          <w:sz w:val="20"/>
+        </w:rPr>
+        <w:t xml:space="preserve">Supported cloud adoption initiatives across </w:t>
+      </w:r>
+      <w:r>
+        <w:rPr>
+          <w:rStyle w:val="Strong"/>
+          <w:sz w:val="20"/>
+        </w:rPr>
+        <w:t>AWS</w:t>
+      </w:r>
+      <w:r>
+        <w:rPr>
+          <w:sz w:val="20"/>
+        </w:rPr>
+        <w:t xml:space="preserve"> and Azure by containerizing services, standardizing environment configuration, and improving deployment </w:t>
+      </w:r>
+      <w:proofErr w:type="spellStart"/>
+      <w:r>
+        <w:rPr>
+          <w:sz w:val="20"/>
+        </w:rPr>
+        <w:t>observability</w:t>
+      </w:r>
+      <w:proofErr w:type="spellEnd"/>
+      <w:r>
+        <w:rPr>
+          <w:sz w:val="20"/>
+        </w:rPr>
+        <w:t xml:space="preserve"> with </w:t>
+      </w:r>
+      <w:proofErr w:type="spellStart"/>
+      <w:r>
+        <w:rPr>
+          <w:rStyle w:val="Strong"/>
+          <w:sz w:val="20"/>
+        </w:rPr>
+        <w:t>Datadog</w:t>
+      </w:r>
+      <w:proofErr w:type="spellEnd"/>
+      <w:r>
+        <w:rPr>
+          <w:sz w:val="20"/>
+        </w:rPr>
+        <w:t xml:space="preserve">, </w:t>
+      </w:r>
+      <w:proofErr w:type="spellStart"/>
+      <w:r>
+        <w:rPr>
+          <w:rStyle w:val="Strong"/>
+          <w:sz w:val="20"/>
+        </w:rPr>
+        <w:t>CloudWatch</w:t>
+      </w:r>
+      <w:proofErr w:type="spellEnd"/>
+      <w:r>
+        <w:rPr>
+          <w:sz w:val="20"/>
+        </w:rPr>
+        <w:t>, and structured application logging.</w:t>
       </w:r>
     </w:p>
     <w:p>
@@ -3095,164 +1686,41 @@
         <w:pStyle w:val="NormalWeb"/>
         <w:numPr>
           <w:ilvl w:val="0"/>
-          <w:numId w:val="3"/>
+          <w:numId w:val="19"/>
         </w:numPr>
         <w:jc w:val="both"/>
-        <w:rPr>
-          <w:rFonts w:ascii="Arial" w:hAnsi="Arial" w:cs="Arial"/>
-          <w:sz w:val="18"/>
-        </w:rPr>
-      </w:pPr>
-      <w:r>
-        <w:rPr>
-          <w:rFonts w:ascii="Arial" w:hAnsi="Arial" w:cs="Arial"/>
-          <w:sz w:val="18"/>
-        </w:rPr>
-        <w:t xml:space="preserve">Implemented secure secrets patterns using </w:t>
-      </w:r>
-      <w:r>
-        <w:rPr>
-          <w:rStyle w:val="Strong"/>
-          <w:rFonts w:ascii="Arial" w:hAnsi="Arial" w:cs="Arial"/>
-          <w:sz w:val="18"/>
-        </w:rPr>
-        <w:t>IAM</w:t>
-      </w:r>
-      <w:r>
-        <w:rPr>
-          <w:rFonts w:ascii="Arial" w:hAnsi="Arial" w:cs="Arial"/>
-          <w:sz w:val="18"/>
-        </w:rPr>
-        <w:t xml:space="preserve"> least privilege and AWS secrets practices, reducing credential sprawl across CI/CD and runtime environments.</w:t>
-      </w:r>
-    </w:p>
-    <w:p>
-      <w:pPr>
-        <w:pStyle w:val="NormalWeb"/>
-        <w:numPr>
-          <w:ilvl w:val="0"/>
-          <w:numId w:val="3"/>
-        </w:numPr>
-        <w:jc w:val="both"/>
-        <w:rPr>
-          <w:rFonts w:ascii="Arial" w:hAnsi="Arial" w:cs="Arial"/>
-          <w:sz w:val="18"/>
-        </w:rPr>
-      </w:pPr>
-      <w:r>
-        <w:rPr>
-          <w:rFonts w:ascii="Arial" w:hAnsi="Arial" w:cs="Arial"/>
-          <w:sz w:val="18"/>
-        </w:rPr>
-        <w:t xml:space="preserve">Automated safe releases via </w:t>
-      </w:r>
-      <w:r>
-        <w:rPr>
-          <w:rStyle w:val="Strong"/>
-          <w:rFonts w:ascii="Arial" w:hAnsi="Arial" w:cs="Arial"/>
-          <w:sz w:val="18"/>
-        </w:rPr>
-        <w:t>CI/CD</w:t>
-      </w:r>
-      <w:r>
-        <w:rPr>
-          <w:rFonts w:ascii="Arial" w:hAnsi="Arial" w:cs="Arial"/>
-          <w:sz w:val="18"/>
-        </w:rPr>
-        <w:t xml:space="preserve"> gates (schema checks, basic load checks), promoting artifacts through environments with repeatable deployments and rollback paths.</w:t>
-      </w:r>
-    </w:p>
-    <w:p>
-      <w:pPr>
-        <w:pStyle w:val="NormalWeb"/>
-        <w:numPr>
-          <w:ilvl w:val="0"/>
-          <w:numId w:val="3"/>
-        </w:numPr>
-        <w:jc w:val="both"/>
-        <w:rPr>
-          <w:rFonts w:ascii="Arial" w:hAnsi="Arial" w:cs="Arial"/>
-          <w:sz w:val="18"/>
-        </w:rPr>
-      </w:pPr>
-      <w:r>
-        <w:rPr>
-          <w:rFonts w:ascii="Arial" w:hAnsi="Arial" w:cs="Arial"/>
-          <w:sz w:val="18"/>
-        </w:rPr>
-        <w:lastRenderedPageBreak/>
-        <w:t>Standardized third-party integration adapters with circuit-breaker style protections, normalized error mapping, and explicit retry/timeout policies so partner outages stopped cascading.</w:t>
-      </w:r>
-    </w:p>
-    <w:p>
-      <w:pPr>
-        <w:pStyle w:val="NormalWeb"/>
-        <w:numPr>
-          <w:ilvl w:val="0"/>
-          <w:numId w:val="3"/>
-        </w:numPr>
-        <w:jc w:val="both"/>
-        <w:rPr>
-          <w:rFonts w:ascii="Arial" w:hAnsi="Arial" w:cs="Arial"/>
-          <w:sz w:val="18"/>
-        </w:rPr>
-      </w:pPr>
-      <w:r>
-        <w:rPr>
-          <w:rFonts w:ascii="Arial" w:hAnsi="Arial" w:cs="Arial"/>
-          <w:sz w:val="18"/>
-        </w:rPr>
-        <w:t xml:space="preserve">Reduced alert fatigue by shifting to SLO-aware signals in </w:t>
-      </w:r>
-      <w:proofErr w:type="spellStart"/>
-      <w:r>
-        <w:rPr>
-          <w:rStyle w:val="Strong"/>
-          <w:rFonts w:ascii="Arial" w:hAnsi="Arial" w:cs="Arial"/>
-          <w:sz w:val="18"/>
-        </w:rPr>
-        <w:t>CloudWatch</w:t>
-      </w:r>
-      <w:proofErr w:type="spellEnd"/>
-      <w:r>
-        <w:rPr>
-          <w:rFonts w:ascii="Arial" w:hAnsi="Arial" w:cs="Arial"/>
-          <w:sz w:val="18"/>
-        </w:rPr>
-        <w:t>/</w:t>
-      </w:r>
-      <w:proofErr w:type="spellStart"/>
-      <w:r>
-        <w:rPr>
-          <w:rStyle w:val="Strong"/>
-          <w:rFonts w:ascii="Arial" w:hAnsi="Arial" w:cs="Arial"/>
-          <w:sz w:val="18"/>
-        </w:rPr>
-        <w:t>Datadog</w:t>
-      </w:r>
-      <w:proofErr w:type="spellEnd"/>
-      <w:r>
-        <w:rPr>
-          <w:rFonts w:ascii="Arial" w:hAnsi="Arial" w:cs="Arial"/>
-          <w:sz w:val="18"/>
-        </w:rPr>
-        <w:t xml:space="preserve">, pruning noisy thresholds, and writing </w:t>
-      </w:r>
-      <w:proofErr w:type="spellStart"/>
-      <w:r>
-        <w:rPr>
-          <w:rFonts w:ascii="Arial" w:hAnsi="Arial" w:cs="Arial"/>
-          <w:sz w:val="18"/>
-        </w:rPr>
-        <w:t>runbooks</w:t>
-      </w:r>
-      <w:proofErr w:type="spellEnd"/>
-      <w:r>
-        <w:rPr>
-          <w:rFonts w:ascii="Arial" w:hAnsi="Arial" w:cs="Arial"/>
-          <w:sz w:val="18"/>
-        </w:rPr>
-        <w:t xml:space="preserve"> that made on-call outcomes repeatable.</w:t>
+      </w:pPr>
+      <w:r>
+        <w:rPr>
+          <w:sz w:val="20"/>
+        </w:rPr>
+        <w:t xml:space="preserve">Mentored engineers on upgrade strategy from </w:t>
+      </w:r>
+      <w:r>
+        <w:rPr>
+          <w:rStyle w:val="Strong"/>
+          <w:sz w:val="20"/>
+        </w:rPr>
+        <w:t>.NET Framework 4.8</w:t>
+      </w:r>
+      <w:r>
+        <w:rPr>
+          <w:sz w:val="20"/>
+        </w:rPr>
+        <w:t xml:space="preserve"> to </w:t>
+      </w:r>
+      <w:r>
+        <w:rPr>
+          <w:rStyle w:val="Strong"/>
+          <w:sz w:val="20"/>
+        </w:rPr>
+        <w:t>.NET 6+</w:t>
+      </w:r>
+      <w:r>
+        <w:rPr>
+          <w:sz w:val="20"/>
+        </w:rPr>
+        <w:t xml:space="preserve"> and from older Angular patterns to modern component-driven architecture, helping the team modernize safely without interrupting feature commitments.</w:t>
       </w:r>
     </w:p>
     <w:tbl>
@@ -3297,6 +1765,7 @@
                 <w:sz w:val="19"/>
                 <w:szCs w:val="19"/>
               </w:rPr>
+              <w:lastRenderedPageBreak/>
               <w:t>Software Engineer</w:t>
             </w:r>
           </w:p>
@@ -3359,51 +1828,85 @@
         <w:pStyle w:val="NormalWeb"/>
         <w:numPr>
           <w:ilvl w:val="0"/>
-          <w:numId w:val="5"/>
+          <w:numId w:val="20"/>
         </w:numPr>
         <w:jc w:val="both"/>
         <w:rPr>
-          <w:rFonts w:ascii="Arial" w:hAnsi="Arial" w:cs="Arial"/>
-          <w:sz w:val="18"/>
-        </w:rPr>
-      </w:pPr>
-      <w:r>
-        <w:rPr>
-          <w:rFonts w:ascii="Arial" w:hAnsi="Arial" w:cs="Arial"/>
-          <w:sz w:val="18"/>
-        </w:rPr>
-        <w:t xml:space="preserve">Built and maintained </w:t>
-      </w:r>
-      <w:r>
-        <w:rPr>
-          <w:rStyle w:val="Strong"/>
-          <w:rFonts w:ascii="Arial" w:hAnsi="Arial" w:cs="Arial"/>
-          <w:sz w:val="18"/>
-        </w:rPr>
-        <w:t>.NET Core</w:t>
-      </w:r>
-      <w:r>
-        <w:rPr>
-          <w:rFonts w:ascii="Arial" w:hAnsi="Arial" w:cs="Arial"/>
-          <w:sz w:val="18"/>
-        </w:rPr>
-        <w:t xml:space="preserve"> services that transformed raw operational data into clean, </w:t>
+          <w:sz w:val="20"/>
+        </w:rPr>
+      </w:pPr>
+      <w:r>
+        <w:rPr>
+          <w:sz w:val="20"/>
+        </w:rPr>
+        <w:t xml:space="preserve">Built customer-facing business applications with </w:t>
+      </w:r>
+      <w:r>
+        <w:rPr>
+          <w:rStyle w:val="Strong"/>
+          <w:sz w:val="20"/>
+        </w:rPr>
+        <w:t>C#</w:t>
+      </w:r>
+      <w:r>
+        <w:rPr>
+          <w:sz w:val="20"/>
+        </w:rPr>
+        <w:t xml:space="preserve">, </w:t>
+      </w:r>
+      <w:r>
+        <w:rPr>
+          <w:rStyle w:val="Strong"/>
+          <w:sz w:val="20"/>
+        </w:rPr>
+        <w:t>ASP.NET Core</w:t>
+      </w:r>
+      <w:r>
+        <w:rPr>
+          <w:sz w:val="20"/>
+        </w:rPr>
+        <w:t xml:space="preserve">, </w:t>
+      </w:r>
+      <w:r>
+        <w:rPr>
+          <w:rStyle w:val="Strong"/>
+          <w:sz w:val="20"/>
+        </w:rPr>
+        <w:t>Angular 10–14</w:t>
+      </w:r>
+      <w:r>
+        <w:rPr>
+          <w:sz w:val="20"/>
+        </w:rPr>
+        <w:t xml:space="preserve">, </w:t>
       </w:r>
       <w:proofErr w:type="spellStart"/>
       <w:r>
         <w:rPr>
-          <w:rFonts w:ascii="Arial" w:hAnsi="Arial" w:cs="Arial"/>
-          <w:sz w:val="18"/>
-        </w:rPr>
-        <w:t>queryable</w:t>
+          <w:rStyle w:val="Strong"/>
+          <w:sz w:val="20"/>
+        </w:rPr>
+        <w:t>TypeScript</w:t>
       </w:r>
       <w:proofErr w:type="spellEnd"/>
       <w:r>
         <w:rPr>
-          <w:rFonts w:ascii="Arial" w:hAnsi="Arial" w:cs="Arial"/>
-          <w:sz w:val="18"/>
-        </w:rPr>
-        <w:t xml:space="preserve"> tables, aligning definitions so engineering and analytics shared a single ground truth.</w:t>
+          <w:sz w:val="20"/>
+        </w:rPr>
+        <w:t xml:space="preserve">, and </w:t>
+      </w:r>
+      <w:r>
+        <w:rPr>
+          <w:rStyle w:val="Strong"/>
+          <w:sz w:val="20"/>
+        </w:rPr>
+        <w:t>SQL Server</w:t>
+      </w:r>
+      <w:r>
+        <w:rPr>
+          <w:sz w:val="20"/>
+        </w:rPr>
+        <w:t>, supporting internal operations, financial workflows, and configurable admin experiences for enterprise clients.</w:t>
       </w:r>
     </w:p>
     <w:p>
@@ -3411,35 +1914,31 @@
         <w:pStyle w:val="NormalWeb"/>
         <w:numPr>
           <w:ilvl w:val="0"/>
-          <w:numId w:val="5"/>
+          <w:numId w:val="20"/>
         </w:numPr>
         <w:jc w:val="both"/>
         <w:rPr>
-          <w:rFonts w:ascii="Arial" w:hAnsi="Arial" w:cs="Arial"/>
-          <w:sz w:val="18"/>
-        </w:rPr>
-      </w:pPr>
-      <w:r>
-        <w:rPr>
-          <w:rFonts w:ascii="Arial" w:hAnsi="Arial" w:cs="Arial"/>
-          <w:sz w:val="18"/>
-        </w:rPr>
-        <w:t xml:space="preserve">Developed </w:t>
-      </w:r>
-      <w:r>
-        <w:rPr>
-          <w:rStyle w:val="Strong"/>
-          <w:rFonts w:ascii="Arial" w:hAnsi="Arial" w:cs="Arial"/>
-          <w:sz w:val="18"/>
+          <w:sz w:val="20"/>
+        </w:rPr>
+      </w:pPr>
+      <w:r>
+        <w:rPr>
+          <w:sz w:val="20"/>
+        </w:rPr>
+        <w:t xml:space="preserve">Owned modernization work that moved several tightly coupled modules from older server-rendered pages into a richer </w:t>
+      </w:r>
+      <w:r>
+        <w:rPr>
+          <w:rStyle w:val="Strong"/>
+          <w:sz w:val="20"/>
         </w:rPr>
         <w:t>Angular</w:t>
       </w:r>
       <w:r>
         <w:rPr>
-          <w:rFonts w:ascii="Arial" w:hAnsi="Arial" w:cs="Arial"/>
-          <w:sz w:val="18"/>
-        </w:rPr>
-        <w:t xml:space="preserve"> modules for KPI dashboards with consistent filtering, sorting, and pagination, reducing manual spreadsheet work and improving operational decision speed.</w:t>
+          <w:sz w:val="20"/>
+        </w:rPr>
+        <w:t xml:space="preserve"> interface, improving usability for complex data entry flows and reducing page-level reload friction for daily users.</w:t>
       </w:r>
     </w:p>
     <w:p>
@@ -3447,52 +1946,18 @@
         <w:pStyle w:val="NormalWeb"/>
         <w:numPr>
           <w:ilvl w:val="0"/>
-          <w:numId w:val="5"/>
+          <w:numId w:val="20"/>
         </w:numPr>
         <w:jc w:val="both"/>
         <w:rPr>
-          <w:rFonts w:ascii="Arial" w:hAnsi="Arial" w:cs="Arial"/>
-          <w:sz w:val="18"/>
-        </w:rPr>
-      </w:pPr>
-      <w:r>
-        <w:rPr>
-          <w:rFonts w:ascii="Arial" w:hAnsi="Arial" w:cs="Arial"/>
-          <w:sz w:val="18"/>
-        </w:rPr>
-        <w:t xml:space="preserve">Implemented reusable </w:t>
-      </w:r>
-      <w:r>
-        <w:rPr>
-          <w:rStyle w:val="Strong"/>
-          <w:rFonts w:ascii="Arial" w:hAnsi="Arial" w:cs="Arial"/>
-          <w:sz w:val="18"/>
-        </w:rPr>
-        <w:t>React</w:t>
-      </w:r>
-      <w:r>
-        <w:rPr>
-          <w:rFonts w:ascii="Arial" w:hAnsi="Arial" w:cs="Arial"/>
-          <w:sz w:val="18"/>
-        </w:rPr>
-        <w:t xml:space="preserve"> components for admin tooling, stabilizing UI behavior via predictable state updates (</w:t>
-      </w:r>
-      <w:proofErr w:type="spellStart"/>
-      <w:r>
-        <w:rPr>
-          <w:rStyle w:val="Strong"/>
-          <w:rFonts w:ascii="Arial" w:hAnsi="Arial" w:cs="Arial"/>
-          <w:sz w:val="18"/>
-        </w:rPr>
-        <w:t>Redux</w:t>
-      </w:r>
-      <w:proofErr w:type="spellEnd"/>
-      <w:r>
-        <w:rPr>
-          <w:rFonts w:ascii="Arial" w:hAnsi="Arial" w:cs="Arial"/>
-          <w:sz w:val="18"/>
-        </w:rPr>
-        <w:t xml:space="preserve"> patterns) and targeted component tests.</w:t>
+          <w:sz w:val="20"/>
+        </w:rPr>
+      </w:pPr>
+      <w:r>
+        <w:rPr>
+          <w:sz w:val="20"/>
+        </w:rPr>
+        <w:t>Investigated a long-running defect where reactive forms silently lost values after partial navigation events, then restructured shared state handling and restored reliable persistence behavior for affected operational screens.</w:t>
       </w:r>
     </w:p>
     <w:p>
@@ -3500,60 +1965,18 @@
         <w:pStyle w:val="NormalWeb"/>
         <w:numPr>
           <w:ilvl w:val="0"/>
-          <w:numId w:val="5"/>
+          <w:numId w:val="20"/>
         </w:numPr>
         <w:jc w:val="both"/>
         <w:rPr>
-          <w:rFonts w:ascii="Arial" w:hAnsi="Arial" w:cs="Arial"/>
-          <w:sz w:val="18"/>
-        </w:rPr>
-      </w:pPr>
-      <w:r>
-        <w:rPr>
-          <w:rFonts w:ascii="Arial" w:hAnsi="Arial" w:cs="Arial"/>
-          <w:sz w:val="18"/>
-        </w:rPr>
-        <w:t xml:space="preserve">Refactored brittle endpoints into cohesive </w:t>
-      </w:r>
-      <w:r>
-        <w:rPr>
-          <w:rStyle w:val="Strong"/>
-          <w:rFonts w:ascii="Arial" w:hAnsi="Arial" w:cs="Arial"/>
-          <w:sz w:val="18"/>
-        </w:rPr>
-        <w:t>REST APIs</w:t>
-      </w:r>
-      <w:r>
-        <w:rPr>
-          <w:rFonts w:ascii="Arial" w:hAnsi="Arial" w:cs="Arial"/>
-          <w:sz w:val="18"/>
-        </w:rPr>
-        <w:t xml:space="preserve"> with validation, pagination, and </w:t>
-      </w:r>
-      <w:proofErr w:type="spellStart"/>
-      <w:r>
-        <w:rPr>
-          <w:rStyle w:val="Strong"/>
-          <w:rFonts w:ascii="Arial" w:hAnsi="Arial" w:cs="Arial"/>
-          <w:sz w:val="18"/>
-        </w:rPr>
-        <w:t>OpenAPI</w:t>
-      </w:r>
-      <w:proofErr w:type="spellEnd"/>
-      <w:r>
-        <w:rPr>
-          <w:rStyle w:val="Strong"/>
-          <w:rFonts w:ascii="Arial" w:hAnsi="Arial" w:cs="Arial"/>
-          <w:sz w:val="18"/>
-        </w:rPr>
-        <w:t>/Swagger</w:t>
-      </w:r>
-      <w:r>
-        <w:rPr>
-          <w:rFonts w:ascii="Arial" w:hAnsi="Arial" w:cs="Arial"/>
-          <w:sz w:val="18"/>
-        </w:rPr>
-        <w:t xml:space="preserve"> documentation so clients evolved independently without surprise breaks.</w:t>
+          <w:sz w:val="20"/>
+        </w:rPr>
+      </w:pPr>
+      <w:r>
+        <w:rPr>
+          <w:sz w:val="20"/>
+        </w:rPr>
+        <w:t>Developed backend APIs for dashboard metrics, document workflows, and configurable approval logic, with attention to validation, exception handling, and contract clarity so frontend teams could integrate changes without repeated regression cycles.</w:t>
       </w:r>
     </w:p>
     <w:p>
@@ -3561,68 +1984,45 @@
         <w:pStyle w:val="NormalWeb"/>
         <w:numPr>
           <w:ilvl w:val="0"/>
-          <w:numId w:val="5"/>
+          <w:numId w:val="20"/>
         </w:numPr>
         <w:jc w:val="both"/>
         <w:rPr>
-          <w:rFonts w:ascii="Arial" w:hAnsi="Arial" w:cs="Arial"/>
-          <w:sz w:val="18"/>
-        </w:rPr>
-      </w:pPr>
-      <w:r>
-        <w:rPr>
-          <w:rFonts w:ascii="Arial" w:hAnsi="Arial" w:cs="Arial"/>
-          <w:sz w:val="18"/>
-        </w:rPr>
-        <w:t xml:space="preserve">Designed </w:t>
-      </w:r>
-      <w:proofErr w:type="spellStart"/>
-      <w:r>
-        <w:rPr>
-          <w:rFonts w:ascii="Arial" w:hAnsi="Arial" w:cs="Arial"/>
-          <w:sz w:val="18"/>
-        </w:rPr>
-        <w:t>restartable</w:t>
-      </w:r>
-      <w:proofErr w:type="spellEnd"/>
-      <w:r>
-        <w:rPr>
-          <w:rFonts w:ascii="Arial" w:hAnsi="Arial" w:cs="Arial"/>
-          <w:sz w:val="18"/>
-        </w:rPr>
-        <w:t xml:space="preserve"> reconciliation workflows using </w:t>
-      </w:r>
-      <w:r>
-        <w:rPr>
-          <w:rStyle w:val="Strong"/>
-          <w:rFonts w:ascii="Arial" w:hAnsi="Arial" w:cs="Arial"/>
-          <w:sz w:val="18"/>
-        </w:rPr>
-        <w:t>background jobs</w:t>
-      </w:r>
-      <w:r>
-        <w:rPr>
-          <w:rFonts w:ascii="Arial" w:hAnsi="Arial" w:cs="Arial"/>
-          <w:sz w:val="18"/>
-        </w:rPr>
-        <w:t xml:space="preserve"> and queue-based patterns (including </w:t>
-      </w:r>
-      <w:proofErr w:type="spellStart"/>
-      <w:r>
-        <w:rPr>
-          <w:rStyle w:val="Strong"/>
-          <w:rFonts w:ascii="Arial" w:hAnsi="Arial" w:cs="Arial"/>
-          <w:sz w:val="18"/>
-        </w:rPr>
-        <w:t>RabbitMQ</w:t>
-      </w:r>
-      <w:proofErr w:type="spellEnd"/>
-      <w:r>
-        <w:rPr>
-          <w:rFonts w:ascii="Arial" w:hAnsi="Arial" w:cs="Arial"/>
-          <w:sz w:val="18"/>
-        </w:rPr>
-        <w:t xml:space="preserve"> where appropriate), ensuring idempotent processing and safe replays.</w:t>
+          <w:sz w:val="20"/>
+        </w:rPr>
+      </w:pPr>
+      <w:r>
+        <w:rPr>
+          <w:sz w:val="20"/>
+        </w:rPr>
+        <w:t xml:space="preserve">Improved data-heavy search screens by redesigning filter execution, adding pagination strategies, and tuning database access patterns, which reduced average load time by </w:t>
+      </w:r>
+      <w:r>
+        <w:rPr>
+          <w:rStyle w:val="Strong"/>
+          <w:sz w:val="20"/>
+        </w:rPr>
+        <w:t>41%</w:t>
+      </w:r>
+      <w:r>
+        <w:rPr>
+          <w:sz w:val="20"/>
+        </w:rPr>
+        <w:t xml:space="preserve"> for the most </w:t>
+      </w:r>
+      <w:proofErr w:type="gramStart"/>
+      <w:r>
+        <w:rPr>
+          <w:sz w:val="20"/>
+        </w:rPr>
+        <w:t>frequently</w:t>
+      </w:r>
+      <w:proofErr w:type="gramEnd"/>
+      <w:r>
+        <w:rPr>
+          <w:sz w:val="20"/>
+        </w:rPr>
+        <w:t xml:space="preserve"> used reporting pages.</w:t>
       </w:r>
     </w:p>
     <w:p>
@@ -3630,52 +2030,33 @@
         <w:pStyle w:val="NormalWeb"/>
         <w:numPr>
           <w:ilvl w:val="0"/>
-          <w:numId w:val="5"/>
+          <w:numId w:val="20"/>
         </w:numPr>
         <w:jc w:val="both"/>
         <w:rPr>
-          <w:rFonts w:ascii="Arial" w:hAnsi="Arial" w:cs="Arial"/>
-          <w:sz w:val="18"/>
-        </w:rPr>
-      </w:pPr>
-      <w:r>
-        <w:rPr>
-          <w:rFonts w:ascii="Arial" w:hAnsi="Arial" w:cs="Arial"/>
-          <w:sz w:val="18"/>
-        </w:rPr>
-        <w:t xml:space="preserve">Improved query performance across </w:t>
+          <w:sz w:val="20"/>
+        </w:rPr>
+      </w:pPr>
+      <w:r>
+        <w:rPr>
+          <w:sz w:val="20"/>
+        </w:rPr>
+        <w:t xml:space="preserve">Introduced </w:t>
       </w:r>
       <w:proofErr w:type="spellStart"/>
       <w:r>
         <w:rPr>
           <w:rStyle w:val="Strong"/>
-          <w:rFonts w:ascii="Arial" w:hAnsi="Arial" w:cs="Arial"/>
-          <w:sz w:val="18"/>
-        </w:rPr>
-        <w:t>PostgreSQL</w:t>
+          <w:sz w:val="20"/>
+        </w:rPr>
+        <w:t>Redis</w:t>
       </w:r>
       <w:proofErr w:type="spellEnd"/>
       <w:r>
         <w:rPr>
-          <w:rFonts w:ascii="Arial" w:hAnsi="Arial" w:cs="Arial"/>
-          <w:sz w:val="18"/>
-        </w:rPr>
-        <w:t xml:space="preserve"> and </w:t>
-      </w:r>
-      <w:r>
-        <w:rPr>
-          <w:rStyle w:val="Strong"/>
-          <w:rFonts w:ascii="Arial" w:hAnsi="Arial" w:cs="Arial"/>
-          <w:sz w:val="18"/>
-        </w:rPr>
-        <w:t>MySQL</w:t>
-      </w:r>
-      <w:r>
-        <w:rPr>
-          <w:rFonts w:ascii="Arial" w:hAnsi="Arial" w:cs="Arial"/>
-          <w:sz w:val="18"/>
-        </w:rPr>
-        <w:t xml:space="preserve"> by adding targeted indexes and rewriting high-cost joins, reducing timeouts while preserving integrity constraints.</w:t>
+          <w:sz w:val="20"/>
+        </w:rPr>
+        <w:t>-based caching for selected lookup and configuration endpoints, reducing unnecessary database reads and helping the platform remain more responsive during monthly processing spikes.</w:t>
       </w:r>
     </w:p>
     <w:p>
@@ -3683,20 +2064,32 @@
         <w:pStyle w:val="NormalWeb"/>
         <w:numPr>
           <w:ilvl w:val="0"/>
-          <w:numId w:val="5"/>
+          <w:numId w:val="20"/>
         </w:numPr>
         <w:jc w:val="both"/>
         <w:rPr>
-          <w:rFonts w:ascii="Arial" w:hAnsi="Arial" w:cs="Arial"/>
-          <w:sz w:val="18"/>
-        </w:rPr>
-      </w:pPr>
-      <w:r>
-        <w:rPr>
-          <w:rFonts w:ascii="Arial" w:hAnsi="Arial" w:cs="Arial"/>
-          <w:sz w:val="18"/>
-        </w:rPr>
-        <w:t>Introduced structured logging and request correlation, connecting UI actions to backend execution for faster incident triage and clearer root-cause narratives.</w:t>
+          <w:sz w:val="20"/>
+        </w:rPr>
+      </w:pPr>
+      <w:r>
+        <w:rPr>
+          <w:sz w:val="20"/>
+        </w:rPr>
+        <w:t xml:space="preserve">Helped </w:t>
+      </w:r>
+      <w:proofErr w:type="gramStart"/>
+      <w:r>
+        <w:rPr>
+          <w:sz w:val="20"/>
+        </w:rPr>
+        <w:t>migrate</w:t>
+      </w:r>
+      <w:proofErr w:type="gramEnd"/>
+      <w:r>
+        <w:rPr>
+          <w:sz w:val="20"/>
+        </w:rPr>
+        <w:t xml:space="preserve"> authentication from older session-dependent logic toward token-aware service patterns, making future integration with modern identity providers and distributed deployment environments significantly easier.</w:t>
       </w:r>
     </w:p>
     <w:p>
@@ -3704,20 +2097,18 @@
         <w:pStyle w:val="NormalWeb"/>
         <w:numPr>
           <w:ilvl w:val="0"/>
-          <w:numId w:val="5"/>
+          <w:numId w:val="20"/>
         </w:numPr>
         <w:jc w:val="both"/>
         <w:rPr>
-          <w:rFonts w:ascii="Arial" w:hAnsi="Arial" w:cs="Arial"/>
-          <w:sz w:val="18"/>
-        </w:rPr>
-      </w:pPr>
-      <w:r>
-        <w:rPr>
-          <w:rFonts w:ascii="Arial" w:hAnsi="Arial" w:cs="Arial"/>
-          <w:sz w:val="18"/>
-        </w:rPr>
-        <w:t>Integrated third-party services with explicit timeout, retry, and fallback behavior, preventing transient partner issues from surfacing as user-facing outages.</w:t>
+          <w:sz w:val="20"/>
+        </w:rPr>
+      </w:pPr>
+      <w:r>
+        <w:rPr>
+          <w:sz w:val="20"/>
+        </w:rPr>
+        <w:t>Resolved a high-priority issue where exported financial files occasionally contained stale values because of inconsistent read timing, then added safer transaction boundaries and validation checkpoints before file generation.</w:t>
       </w:r>
     </w:p>
     <w:p>
@@ -3725,35 +2116,33 @@
         <w:pStyle w:val="NormalWeb"/>
         <w:numPr>
           <w:ilvl w:val="0"/>
-          <w:numId w:val="5"/>
+          <w:numId w:val="20"/>
         </w:numPr>
         <w:jc w:val="both"/>
         <w:rPr>
-          <w:rFonts w:ascii="Arial" w:hAnsi="Arial" w:cs="Arial"/>
-          <w:sz w:val="18"/>
-        </w:rPr>
-      </w:pPr>
-      <w:r>
-        <w:rPr>
-          <w:rFonts w:ascii="Arial" w:hAnsi="Arial" w:cs="Arial"/>
-          <w:sz w:val="18"/>
-        </w:rPr>
-        <w:t>Added regression protection with focused automated tests, including API contract checks (</w:t>
-      </w:r>
-      <w:r>
-        <w:rPr>
-          <w:rStyle w:val="Strong"/>
-          <w:rFonts w:ascii="Arial" w:hAnsi="Arial" w:cs="Arial"/>
-          <w:sz w:val="18"/>
-        </w:rPr>
-        <w:t>Pact-style</w:t>
-      </w:r>
-      <w:r>
-        <w:rPr>
-          <w:rFonts w:ascii="Arial" w:hAnsi="Arial" w:cs="Arial"/>
-          <w:sz w:val="18"/>
-        </w:rPr>
-        <w:t>) in critical integration paths to prevent accidental breaking changes.</w:t>
+          <w:sz w:val="20"/>
+        </w:rPr>
+      </w:pPr>
+      <w:r>
+        <w:rPr>
+          <w:sz w:val="20"/>
+        </w:rPr>
+        <w:t xml:space="preserve">Contributed to rollout planning for containerized services with </w:t>
+      </w:r>
+      <w:proofErr w:type="spellStart"/>
+      <w:r>
+        <w:rPr>
+          <w:rStyle w:val="Strong"/>
+          <w:sz w:val="20"/>
+        </w:rPr>
+        <w:t>Docker</w:t>
+      </w:r>
+      <w:proofErr w:type="spellEnd"/>
+      <w:r>
+        <w:rPr>
+          <w:sz w:val="20"/>
+        </w:rPr>
+        <w:t>, cloud hosting alignment, and CI automation, helping teams standardize release steps and reduce environment-specific surprises across delivery cycles.</w:t>
       </w:r>
     </w:p>
     <w:p>
@@ -3761,60 +2150,18 @@
         <w:pStyle w:val="NormalWeb"/>
         <w:numPr>
           <w:ilvl w:val="0"/>
-          <w:numId w:val="5"/>
+          <w:numId w:val="20"/>
         </w:numPr>
         <w:jc w:val="both"/>
         <w:rPr>
-          <w:rFonts w:ascii="Arial" w:hAnsi="Arial" w:cs="Arial"/>
-          <w:sz w:val="18"/>
-        </w:rPr>
-      </w:pPr>
-      <w:r>
-        <w:rPr>
-          <w:rFonts w:ascii="Arial" w:hAnsi="Arial" w:cs="Arial"/>
-          <w:sz w:val="18"/>
-        </w:rPr>
-        <w:t xml:space="preserve">Hardened deployments with environment-specific configuration, secret handling, and promotion workflows using </w:t>
-      </w:r>
-      <w:r>
-        <w:rPr>
-          <w:rStyle w:val="Strong"/>
-          <w:rFonts w:ascii="Arial" w:hAnsi="Arial" w:cs="Arial"/>
-          <w:sz w:val="18"/>
-        </w:rPr>
-        <w:t>Jenkins</w:t>
-      </w:r>
-      <w:r>
-        <w:rPr>
-          <w:rFonts w:ascii="Arial" w:hAnsi="Arial" w:cs="Arial"/>
-          <w:sz w:val="18"/>
-        </w:rPr>
-        <w:t xml:space="preserve"> and </w:t>
-      </w:r>
-      <w:proofErr w:type="spellStart"/>
-      <w:r>
-        <w:rPr>
-          <w:rStyle w:val="Strong"/>
-          <w:rFonts w:ascii="Arial" w:hAnsi="Arial" w:cs="Arial"/>
-          <w:sz w:val="18"/>
-        </w:rPr>
-        <w:t>GitHub</w:t>
-      </w:r>
-      <w:proofErr w:type="spellEnd"/>
-      <w:r>
-        <w:rPr>
-          <w:rStyle w:val="Strong"/>
-          <w:rFonts w:ascii="Arial" w:hAnsi="Arial" w:cs="Arial"/>
-          <w:sz w:val="18"/>
-        </w:rPr>
-        <w:t xml:space="preserve"> Actions</w:t>
-      </w:r>
-      <w:r>
-        <w:rPr>
-          <w:rFonts w:ascii="Arial" w:hAnsi="Arial" w:cs="Arial"/>
-          <w:sz w:val="18"/>
-        </w:rPr>
-        <w:t xml:space="preserve"> patterns.</w:t>
+          <w:sz w:val="20"/>
+        </w:rPr>
+      </w:pPr>
+      <w:r>
+        <w:rPr>
+          <w:sz w:val="20"/>
+        </w:rPr>
+        <w:t>Worked with product stakeholders to introduce new workflow features without destabilizing legacy modules, balancing enhancement delivery with technical debt cleanup so the application could keep evolving in a controlled way.</w:t>
       </w:r>
     </w:p>
     <w:p>
@@ -3822,89 +2169,44 @@
         <w:pStyle w:val="NormalWeb"/>
         <w:numPr>
           <w:ilvl w:val="0"/>
-          <w:numId w:val="5"/>
+          <w:numId w:val="20"/>
         </w:numPr>
         <w:jc w:val="both"/>
         <w:rPr>
-          <w:rFonts w:ascii="Arial" w:hAnsi="Arial" w:cs="Arial"/>
-          <w:sz w:val="18"/>
-        </w:rPr>
-      </w:pPr>
-      <w:r>
-        <w:rPr>
-          <w:rFonts w:ascii="Arial" w:hAnsi="Arial" w:cs="Arial"/>
-          <w:sz w:val="18"/>
-        </w:rPr>
-        <w:t xml:space="preserve">Implemented authorization controls using </w:t>
-      </w:r>
-      <w:r>
-        <w:rPr>
-          <w:rStyle w:val="Strong"/>
-          <w:rFonts w:ascii="Arial" w:hAnsi="Arial" w:cs="Arial"/>
-          <w:sz w:val="18"/>
-        </w:rPr>
-        <w:t>JWT</w:t>
-      </w:r>
-      <w:r>
-        <w:rPr>
-          <w:rFonts w:ascii="Arial" w:hAnsi="Arial" w:cs="Arial"/>
-          <w:sz w:val="18"/>
-        </w:rPr>
-        <w:t xml:space="preserve"> claims and role checks, protecting sensitive workflows without degrading everyday operator usability.</w:t>
-      </w:r>
-    </w:p>
-    <w:p>
-      <w:pPr>
-        <w:pStyle w:val="NormalWeb"/>
-        <w:numPr>
-          <w:ilvl w:val="0"/>
-          <w:numId w:val="5"/>
-        </w:numPr>
-        <w:jc w:val="both"/>
-        <w:rPr>
-          <w:rFonts w:ascii="Arial" w:hAnsi="Arial" w:cs="Arial"/>
-          <w:sz w:val="18"/>
-        </w:rPr>
-      </w:pPr>
-      <w:r>
-        <w:rPr>
-          <w:rFonts w:ascii="Arial" w:hAnsi="Arial" w:cs="Arial"/>
-          <w:sz w:val="18"/>
-        </w:rPr>
-        <w:t xml:space="preserve">Documented failure modes and operational </w:t>
-      </w:r>
-      <w:proofErr w:type="spellStart"/>
-      <w:r>
-        <w:rPr>
-          <w:rFonts w:ascii="Arial" w:hAnsi="Arial" w:cs="Arial"/>
-          <w:sz w:val="18"/>
-        </w:rPr>
-        <w:t>runbooks</w:t>
-      </w:r>
-      <w:proofErr w:type="spellEnd"/>
-      <w:r>
-        <w:rPr>
-          <w:rFonts w:ascii="Arial" w:hAnsi="Arial" w:cs="Arial"/>
-          <w:sz w:val="18"/>
-        </w:rPr>
-        <w:t>, reducing reliance on tribal knowledge and improving first-response effectiveness.</w:t>
-      </w:r>
-    </w:p>
-    <w:p>
-      <w:pPr>
-        <w:pStyle w:val="NormalWeb"/>
-        <w:numPr>
-          <w:ilvl w:val="0"/>
-          <w:numId w:val="5"/>
-        </w:numPr>
-        <w:jc w:val="both"/>
-      </w:pPr>
-      <w:r>
-        <w:rPr>
-          <w:rFonts w:ascii="Arial" w:hAnsi="Arial" w:cs="Arial"/>
-          <w:sz w:val="18"/>
-        </w:rPr>
-        <w:t>Partnered with stakeholders to translate ambiguous requirements into measurable acceptance criteria, shipping increments that reduced risk while meeting deadlines.</w:t>
+          <w:sz w:val="20"/>
+        </w:rPr>
+      </w:pPr>
+      <w:r>
+        <w:rPr>
+          <w:sz w:val="20"/>
+        </w:rPr>
+        <w:t xml:space="preserve">Supported code review standards, shared component design, and defect triage practices that improved implementation quality, reduced duplicated logic, and raised the maintainability of both the </w:t>
+      </w:r>
+      <w:r>
+        <w:rPr>
+          <w:rStyle w:val="Strong"/>
+          <w:sz w:val="20"/>
+        </w:rPr>
+        <w:t>.NET</w:t>
+      </w:r>
+      <w:r>
+        <w:rPr>
+          <w:sz w:val="20"/>
+        </w:rPr>
+        <w:t xml:space="preserve"> and </w:t>
+      </w:r>
+      <w:r>
+        <w:rPr>
+          <w:rStyle w:val="Strong"/>
+          <w:sz w:val="20"/>
+        </w:rPr>
+        <w:t>Angular</w:t>
+      </w:r>
+      <w:r>
+        <w:rPr>
+          <w:sz w:val="20"/>
+        </w:rPr>
+        <w:t xml:space="preserve"> codebases.</w:t>
       </w:r>
     </w:p>
     <w:tbl>
@@ -4011,35 +2313,98 @@
         <w:pStyle w:val="NormalWeb"/>
         <w:numPr>
           <w:ilvl w:val="0"/>
-          <w:numId w:val="7"/>
+          <w:numId w:val="21"/>
         </w:numPr>
         <w:jc w:val="both"/>
         <w:rPr>
-          <w:rFonts w:ascii="Arial" w:hAnsi="Arial" w:cs="Arial"/>
-          <w:sz w:val="18"/>
-        </w:rPr>
-      </w:pPr>
-      <w:r>
-        <w:rPr>
-          <w:rFonts w:ascii="Arial" w:hAnsi="Arial" w:cs="Arial"/>
-          <w:sz w:val="18"/>
-        </w:rPr>
-        <w:t xml:space="preserve">Developed </w:t>
-      </w:r>
-      <w:r>
-        <w:rPr>
-          <w:rStyle w:val="Strong"/>
-          <w:rFonts w:ascii="Arial" w:hAnsi="Arial" w:cs="Arial"/>
-          <w:sz w:val="18"/>
-        </w:rPr>
-        <w:t>.NET Framework</w:t>
-      </w:r>
-      <w:r>
-        <w:rPr>
-          <w:rFonts w:ascii="Arial" w:hAnsi="Arial" w:cs="Arial"/>
-          <w:sz w:val="18"/>
-        </w:rPr>
-        <w:t xml:space="preserve"> services to ingest and normalize event data from multiple sources, enforcing consistent identifiers and timestamps so downstream systems agreed on reality.</w:t>
+          <w:sz w:val="20"/>
+        </w:rPr>
+      </w:pPr>
+      <w:r>
+        <w:rPr>
+          <w:sz w:val="20"/>
+        </w:rPr>
+        <w:t xml:space="preserve">Delivered internal business applications and client portals using </w:t>
+      </w:r>
+      <w:r>
+        <w:rPr>
+          <w:rStyle w:val="Strong"/>
+          <w:sz w:val="20"/>
+        </w:rPr>
+        <w:t>C#</w:t>
+      </w:r>
+      <w:r>
+        <w:rPr>
+          <w:sz w:val="20"/>
+        </w:rPr>
+        <w:t xml:space="preserve">, </w:t>
+      </w:r>
+      <w:r>
+        <w:rPr>
+          <w:rStyle w:val="Strong"/>
+          <w:sz w:val="20"/>
+        </w:rPr>
+        <w:t>ASP.NET MVC</w:t>
+      </w:r>
+      <w:r>
+        <w:rPr>
+          <w:sz w:val="20"/>
+        </w:rPr>
+        <w:t xml:space="preserve">, </w:t>
+      </w:r>
+      <w:r>
+        <w:rPr>
+          <w:rStyle w:val="Strong"/>
+          <w:sz w:val="20"/>
+        </w:rPr>
+        <w:t>Web API</w:t>
+      </w:r>
+      <w:r>
+        <w:rPr>
+          <w:sz w:val="20"/>
+        </w:rPr>
+        <w:t xml:space="preserve">, </w:t>
+      </w:r>
+      <w:proofErr w:type="spellStart"/>
+      <w:r>
+        <w:rPr>
+          <w:rStyle w:val="Strong"/>
+          <w:sz w:val="20"/>
+        </w:rPr>
+        <w:t>AngularJS</w:t>
+      </w:r>
+      <w:proofErr w:type="spellEnd"/>
+      <w:r>
+        <w:rPr>
+          <w:sz w:val="20"/>
+        </w:rPr>
+        <w:t xml:space="preserve"> transitioning into </w:t>
+      </w:r>
+      <w:r>
+        <w:rPr>
+          <w:rStyle w:val="Strong"/>
+          <w:sz w:val="20"/>
+        </w:rPr>
+        <w:t>Angular 8+</w:t>
+      </w:r>
+      <w:r>
+        <w:rPr>
+          <w:sz w:val="20"/>
+        </w:rPr>
+        <w:t xml:space="preserve">, and </w:t>
+      </w:r>
+      <w:r>
+        <w:rPr>
+          <w:rStyle w:val="Strong"/>
+          <w:sz w:val="20"/>
+        </w:rPr>
+        <w:t>SQL Server</w:t>
+      </w:r>
+      <w:r>
+        <w:rPr>
+          <w:sz w:val="20"/>
+        </w:rPr>
+        <w:t>, supporting account management, reporting, and process automation needs.</w:t>
       </w:r>
     </w:p>
     <w:p>
@@ -4047,37 +2412,32 @@
         <w:pStyle w:val="NormalWeb"/>
         <w:numPr>
           <w:ilvl w:val="0"/>
-          <w:numId w:val="7"/>
+          <w:numId w:val="21"/>
         </w:numPr>
         <w:jc w:val="both"/>
         <w:rPr>
-          <w:rFonts w:ascii="Arial" w:hAnsi="Arial" w:cs="Arial"/>
-          <w:sz w:val="18"/>
-        </w:rPr>
-      </w:pPr>
-      <w:r>
-        <w:rPr>
-          <w:rFonts w:ascii="Arial" w:hAnsi="Arial" w:cs="Arial"/>
-          <w:sz w:val="18"/>
-        </w:rPr>
-        <w:t xml:space="preserve">Built </w:t>
+          <w:sz w:val="20"/>
+        </w:rPr>
+      </w:pPr>
+      <w:r>
+        <w:rPr>
+          <w:sz w:val="20"/>
+        </w:rPr>
+        <w:t xml:space="preserve">Participated in an important front-end modernization effort that replaced older </w:t>
       </w:r>
       <w:proofErr w:type="spellStart"/>
       <w:r>
         <w:rPr>
-          <w:rStyle w:val="Strong"/>
-          <w:rFonts w:ascii="Arial" w:hAnsi="Arial" w:cs="Arial"/>
-          <w:sz w:val="18"/>
-        </w:rPr>
-        <w:t>AngularJS</w:t>
+          <w:sz w:val="20"/>
+        </w:rPr>
+        <w:t>jQuery</w:t>
       </w:r>
       <w:proofErr w:type="spellEnd"/>
       <w:r>
         <w:rPr>
-          <w:rFonts w:ascii="Arial" w:hAnsi="Arial" w:cs="Arial"/>
-          <w:sz w:val="18"/>
-        </w:rPr>
-        <w:t xml:space="preserve"> interfaces for internal users, focusing on reliable form validation and predictable UI flows that reduced rework cycles in operational tasks.</w:t>
+          <w:sz w:val="20"/>
+        </w:rPr>
+        <w:t>-heavy pages with structured Angular components, creating a cleaner path toward maintainable UI development and more testable user workflows.</w:t>
       </w:r>
     </w:p>
     <w:p>
@@ -4085,20 +2445,32 @@
         <w:pStyle w:val="NormalWeb"/>
         <w:numPr>
           <w:ilvl w:val="0"/>
-          <w:numId w:val="7"/>
+          <w:numId w:val="21"/>
         </w:numPr>
         <w:jc w:val="both"/>
         <w:rPr>
-          <w:rFonts w:ascii="Arial" w:hAnsi="Arial" w:cs="Arial"/>
-          <w:sz w:val="18"/>
-        </w:rPr>
-      </w:pPr>
-      <w:r>
-        <w:rPr>
-          <w:rFonts w:ascii="Arial" w:hAnsi="Arial" w:cs="Arial"/>
-          <w:sz w:val="18"/>
-        </w:rPr>
-        <w:t>Implemented SQL-backed reporting endpoints with careful query design, caching layers, and correctness checks for time-windowed metrics used in business reviews.</w:t>
+          <w:sz w:val="20"/>
+        </w:rPr>
+      </w:pPr>
+      <w:r>
+        <w:rPr>
+          <w:sz w:val="20"/>
+        </w:rPr>
+        <w:t xml:space="preserve">Fixed a recurring bug where multi-step forms submitted duplicate records under slow network conditions, then added better client-side guarding and backend </w:t>
+      </w:r>
+      <w:proofErr w:type="spellStart"/>
+      <w:r>
+        <w:rPr>
+          <w:sz w:val="20"/>
+        </w:rPr>
+        <w:t>idempotency</w:t>
+      </w:r>
+      <w:proofErr w:type="spellEnd"/>
+      <w:r>
+        <w:rPr>
+          <w:sz w:val="20"/>
+        </w:rPr>
+        <w:t xml:space="preserve"> checks to protect transactional accuracy.</w:t>
       </w:r>
     </w:p>
     <w:p>
@@ -4106,35 +2478,18 @@
         <w:pStyle w:val="NormalWeb"/>
         <w:numPr>
           <w:ilvl w:val="0"/>
-          <w:numId w:val="7"/>
+          <w:numId w:val="21"/>
         </w:numPr>
         <w:jc w:val="both"/>
         <w:rPr>
-          <w:rFonts w:ascii="Arial" w:hAnsi="Arial" w:cs="Arial"/>
-          <w:sz w:val="18"/>
-        </w:rPr>
-      </w:pPr>
-      <w:r>
-        <w:rPr>
-          <w:rFonts w:ascii="Arial" w:hAnsi="Arial" w:cs="Arial"/>
-          <w:sz w:val="18"/>
-        </w:rPr>
-        <w:t xml:space="preserve">Created scheduled </w:t>
-      </w:r>
-      <w:r>
-        <w:rPr>
-          <w:rStyle w:val="Strong"/>
-          <w:rFonts w:ascii="Arial" w:hAnsi="Arial" w:cs="Arial"/>
-          <w:sz w:val="18"/>
-        </w:rPr>
-        <w:t>Python</w:t>
-      </w:r>
-      <w:r>
-        <w:rPr>
-          <w:rFonts w:ascii="Arial" w:hAnsi="Arial" w:cs="Arial"/>
-          <w:sz w:val="18"/>
-        </w:rPr>
-        <w:t xml:space="preserve"> ETL jobs to reconcile mismatched records, producing auditable outputs so fixes could be reviewed, re-run, and safely rolled back.</w:t>
+          <w:sz w:val="20"/>
+        </w:rPr>
+      </w:pPr>
+      <w:r>
+        <w:rPr>
+          <w:sz w:val="20"/>
+        </w:rPr>
+        <w:t>Built and maintained stored procedures, repository logic, and reporting endpoints for high-volume data screens, improving reliability for operational teams that depended on timely and correct daily output.</w:t>
       </w:r>
     </w:p>
     <w:p>
@@ -4142,20 +2497,18 @@
         <w:pStyle w:val="NormalWeb"/>
         <w:numPr>
           <w:ilvl w:val="0"/>
-          <w:numId w:val="7"/>
+          <w:numId w:val="21"/>
         </w:numPr>
         <w:jc w:val="both"/>
         <w:rPr>
-          <w:rFonts w:ascii="Arial" w:hAnsi="Arial" w:cs="Arial"/>
-          <w:sz w:val="18"/>
-        </w:rPr>
-      </w:pPr>
-      <w:r>
-        <w:rPr>
-          <w:rFonts w:ascii="Arial" w:hAnsi="Arial" w:cs="Arial"/>
-          <w:sz w:val="18"/>
-        </w:rPr>
-        <w:t>Added defensive error handling and structured logs around integration hotspots, converting intermittent partner failures into actionable diagnostics rather than vague user complaints.</w:t>
+          <w:sz w:val="20"/>
+        </w:rPr>
+      </w:pPr>
+      <w:r>
+        <w:rPr>
+          <w:sz w:val="20"/>
+        </w:rPr>
+        <w:t>Helped separate tightly bound UI and backend logic into cleaner API contracts, which made the system easier to evolve and reduced the amount of rework required whenever business rules changed.</w:t>
       </w:r>
     </w:p>
     <w:p>
@@ -4163,20 +2516,31 @@
         <w:pStyle w:val="NormalWeb"/>
         <w:numPr>
           <w:ilvl w:val="0"/>
-          <w:numId w:val="7"/>
+          <w:numId w:val="21"/>
         </w:numPr>
         <w:jc w:val="both"/>
         <w:rPr>
-          <w:rFonts w:ascii="Arial" w:hAnsi="Arial" w:cs="Arial"/>
-          <w:sz w:val="18"/>
-        </w:rPr>
-      </w:pPr>
-      <w:r>
-        <w:rPr>
-          <w:rFonts w:ascii="Arial" w:hAnsi="Arial" w:cs="Arial"/>
-          <w:sz w:val="18"/>
-        </w:rPr>
-        <w:t>Introduced disciplined code review habits and incremental refactoring, steadily reducing duplicated business logic that caused inconsistent behavior across endpoints.</w:t>
+          <w:sz w:val="20"/>
+        </w:rPr>
+      </w:pPr>
+      <w:r>
+        <w:rPr>
+          <w:sz w:val="20"/>
+        </w:rPr>
+        <w:t xml:space="preserve">Enhanced error handling around document uploads and import flows after tracing malformed payloads and edge-case parsing failures, which lowered user-facing processing errors by </w:t>
+      </w:r>
+      <w:r>
+        <w:rPr>
+          <w:rStyle w:val="Strong"/>
+          <w:sz w:val="20"/>
+        </w:rPr>
+        <w:t>21%</w:t>
+      </w:r>
+      <w:r>
+        <w:rPr>
+          <w:sz w:val="20"/>
+        </w:rPr>
+        <w:t xml:space="preserve"> in affected modules.</w:t>
       </w:r>
     </w:p>
     <w:p>
@@ -4184,20 +2548,31 @@
         <w:pStyle w:val="NormalWeb"/>
         <w:numPr>
           <w:ilvl w:val="0"/>
-          <w:numId w:val="7"/>
+          <w:numId w:val="21"/>
         </w:numPr>
         <w:jc w:val="both"/>
         <w:rPr>
-          <w:rFonts w:ascii="Arial" w:hAnsi="Arial" w:cs="Arial"/>
-          <w:sz w:val="18"/>
-        </w:rPr>
-      </w:pPr>
-      <w:r>
-        <w:rPr>
-          <w:rFonts w:ascii="Arial" w:hAnsi="Arial" w:cs="Arial"/>
-          <w:sz w:val="18"/>
-        </w:rPr>
-        <w:t>Improved deployment reliability by scripting repeatable environment checks and configuration validation, preventing last-minute surprises caused by drift or missing dependencies.</w:t>
+          <w:sz w:val="20"/>
+        </w:rPr>
+      </w:pPr>
+      <w:r>
+        <w:rPr>
+          <w:sz w:val="20"/>
+        </w:rPr>
+        <w:t xml:space="preserve">Supported a staged migration from </w:t>
+      </w:r>
+      <w:r>
+        <w:rPr>
+          <w:rStyle w:val="Strong"/>
+          <w:sz w:val="20"/>
+        </w:rPr>
+        <w:t>.NET Framework 4.6</w:t>
+      </w:r>
+      <w:r>
+        <w:rPr>
+          <w:sz w:val="20"/>
+        </w:rPr>
+        <w:t xml:space="preserve"> patterns toward more service-oriented architecture and cleaner dependency separation, preparing the platform for later upgrades without destabilizing production support work.</w:t>
       </w:r>
     </w:p>
     <w:p>
@@ -4205,59 +2580,37 @@
         <w:pStyle w:val="NormalWeb"/>
         <w:numPr>
           <w:ilvl w:val="0"/>
-          <w:numId w:val="7"/>
+          <w:numId w:val="21"/>
         </w:numPr>
         <w:jc w:val="both"/>
         <w:rPr>
-          <w:rFonts w:ascii="Arial" w:hAnsi="Arial" w:cs="Arial"/>
-          <w:sz w:val="18"/>
-        </w:rPr>
-      </w:pPr>
-      <w:r>
-        <w:rPr>
-          <w:rFonts w:ascii="Arial" w:hAnsi="Arial" w:cs="Arial"/>
-          <w:sz w:val="18"/>
-        </w:rPr>
-        <w:t xml:space="preserve">Built reusable UI components for common admin patterns, accelerating delivery of new screens without copy-pasting fragile logic across </w:t>
-      </w:r>
-      <w:proofErr w:type="gramStart"/>
-      <w:r>
-        <w:rPr>
-          <w:rFonts w:ascii="Arial" w:hAnsi="Arial" w:cs="Arial"/>
-          <w:sz w:val="18"/>
-        </w:rPr>
-        <w:t>the codebase</w:t>
-      </w:r>
-      <w:proofErr w:type="gramEnd"/>
-      <w:r>
-        <w:rPr>
-          <w:rFonts w:ascii="Arial" w:hAnsi="Arial" w:cs="Arial"/>
-          <w:sz w:val="18"/>
-        </w:rPr>
-        <w:t>.</w:t>
-      </w:r>
-      <w:bookmarkStart w:id="0" w:name="_GoBack"/>
-      <w:bookmarkEnd w:id="0"/>
+          <w:sz w:val="20"/>
+        </w:rPr>
+      </w:pPr>
+      <w:r>
+        <w:rPr>
+          <w:sz w:val="20"/>
+        </w:rPr>
+        <w:t>Improved SQL performance on several heavily used listing and reporting pages by refining joins, introducing indexes, and removing inefficient query patterns that had slowed down peak-hour usage.</w:t>
+      </w:r>
     </w:p>
     <w:p>
       <w:pPr>
         <w:pStyle w:val="NormalWeb"/>
         <w:numPr>
           <w:ilvl w:val="0"/>
-          <w:numId w:val="7"/>
+          <w:numId w:val="21"/>
         </w:numPr>
         <w:jc w:val="both"/>
         <w:rPr>
-          <w:rFonts w:ascii="Arial" w:hAnsi="Arial" w:cs="Arial"/>
-          <w:sz w:val="18"/>
-        </w:rPr>
-      </w:pPr>
-      <w:r>
-        <w:rPr>
-          <w:rFonts w:ascii="Arial" w:hAnsi="Arial" w:cs="Arial"/>
-          <w:sz w:val="18"/>
-        </w:rPr>
-        <w:t>Collaborated with non-engineering stakeholders to map real workflows into implementable screens and APIs, reducing the “built it right but not what we needed” risk.</w:t>
+          <w:sz w:val="20"/>
+        </w:rPr>
+      </w:pPr>
+      <w:r>
+        <w:rPr>
+          <w:sz w:val="20"/>
+        </w:rPr>
+        <w:t>Collaborated with QA and senior engineers on release validation, issue reproduction, and hotfix rollout activities, building strong experience in debugging practical production problems across the full stack.</w:t>
       </w:r>
     </w:p>
     <w:p>
@@ -4265,41 +2618,15 @@
         <w:pStyle w:val="NormalWeb"/>
         <w:numPr>
           <w:ilvl w:val="0"/>
-          <w:numId w:val="7"/>
+          <w:numId w:val="21"/>
         </w:numPr>
         <w:jc w:val="both"/>
-        <w:rPr>
-          <w:rFonts w:ascii="Arial" w:hAnsi="Arial" w:cs="Arial"/>
-          <w:sz w:val="18"/>
-        </w:rPr>
-      </w:pPr>
-      <w:r>
-        <w:rPr>
-          <w:rFonts w:ascii="Arial" w:hAnsi="Arial" w:cs="Arial"/>
-          <w:sz w:val="18"/>
-        </w:rPr>
-        <w:t>Optimized slow database operations by indexing and rewriting problematic queries, turning long-running reports into predictable runtimes.</w:t>
-      </w:r>
-    </w:p>
-    <w:p>
-      <w:pPr>
-        <w:pStyle w:val="NormalWeb"/>
-        <w:numPr>
-          <w:ilvl w:val="0"/>
-          <w:numId w:val="7"/>
-        </w:numPr>
-        <w:jc w:val="both"/>
-        <w:rPr>
-          <w:rFonts w:ascii="Arial" w:hAnsi="Arial" w:cs="Arial"/>
-          <w:sz w:val="18"/>
-        </w:rPr>
-      </w:pPr>
-      <w:r>
-        <w:rPr>
-          <w:rFonts w:ascii="Arial" w:hAnsi="Arial" w:cs="Arial"/>
-          <w:sz w:val="18"/>
-        </w:rPr>
-        <w:t>Packaged early predictive scoring prototypes into repeatable scripts, ensuring results were reproducible and evaluable beyond a single developer machine.</w:t>
+      </w:pPr>
+      <w:r>
+        <w:rPr>
+          <w:sz w:val="20"/>
+        </w:rPr>
+        <w:t>Contributed new admin and reporting features that expanded user self-service capabilities, which reduced manual support involvement and made business teams less dependent on engineering for routine operations.</w:t>
       </w:r>
     </w:p>
     <w:tbl>
@@ -4393,35 +2720,44 @@
         <w:pStyle w:val="NormalWeb"/>
         <w:numPr>
           <w:ilvl w:val="0"/>
-          <w:numId w:val="11"/>
+          <w:numId w:val="22"/>
         </w:numPr>
         <w:jc w:val="both"/>
         <w:rPr>
-          <w:rFonts w:ascii="Arial" w:hAnsi="Arial" w:cs="Arial"/>
-          <w:sz w:val="18"/>
-        </w:rPr>
-      </w:pPr>
-      <w:r>
-        <w:rPr>
-          <w:rFonts w:ascii="Arial" w:hAnsi="Arial" w:cs="Arial"/>
-          <w:sz w:val="18"/>
-        </w:rPr>
-        <w:t xml:space="preserve">Built and maintained </w:t>
-      </w:r>
-      <w:r>
-        <w:rPr>
-          <w:rStyle w:val="Strong"/>
-          <w:rFonts w:ascii="Arial" w:hAnsi="Arial" w:cs="Arial"/>
-          <w:sz w:val="18"/>
-        </w:rPr>
-        <w:t>.NET Framework</w:t>
-      </w:r>
-      <w:r>
-        <w:rPr>
-          <w:rFonts w:ascii="Arial" w:hAnsi="Arial" w:cs="Arial"/>
-          <w:sz w:val="18"/>
-        </w:rPr>
-        <w:t xml:space="preserve"> utilities to clean and reconcile messy datasets, adding repeatable validation checks so exports became trustworthy and less manual work was required.</w:t>
+          <w:sz w:val="20"/>
+        </w:rPr>
+      </w:pPr>
+      <w:r>
+        <w:rPr>
+          <w:sz w:val="20"/>
+        </w:rPr>
+        <w:t xml:space="preserve">Supported enterprise web application development by contributing to </w:t>
+      </w:r>
+      <w:r>
+        <w:rPr>
+          <w:rStyle w:val="Strong"/>
+          <w:sz w:val="20"/>
+        </w:rPr>
+        <w:t>C#</w:t>
+      </w:r>
+      <w:r>
+        <w:rPr>
+          <w:sz w:val="20"/>
+        </w:rPr>
+        <w:t xml:space="preserve">, </w:t>
+      </w:r>
+      <w:r>
+        <w:rPr>
+          <w:rStyle w:val="Strong"/>
+          <w:sz w:val="20"/>
+        </w:rPr>
+        <w:t>ASP.NET</w:t>
+      </w:r>
+      <w:r>
+        <w:rPr>
+          <w:sz w:val="20"/>
+        </w:rPr>
+        <w:t>, JavaScript, and SQL-backed modules, gaining practical experience in secure coding, defect analysis, and large-team delivery discipline.</w:t>
       </w:r>
     </w:p>
     <w:p>
@@ -4429,35 +2765,18 @@
         <w:pStyle w:val="NormalWeb"/>
         <w:numPr>
           <w:ilvl w:val="0"/>
-          <w:numId w:val="11"/>
+          <w:numId w:val="22"/>
         </w:numPr>
         <w:jc w:val="both"/>
         <w:rPr>
-          <w:rFonts w:ascii="Arial" w:hAnsi="Arial" w:cs="Arial"/>
-          <w:sz w:val="18"/>
-        </w:rPr>
-      </w:pPr>
-      <w:r>
-        <w:rPr>
-          <w:rFonts w:ascii="Arial" w:hAnsi="Arial" w:cs="Arial"/>
-          <w:sz w:val="18"/>
-        </w:rPr>
-        <w:t xml:space="preserve">Implemented </w:t>
-      </w:r>
-      <w:r>
-        <w:rPr>
-          <w:rStyle w:val="Strong"/>
-          <w:rFonts w:ascii="Arial" w:hAnsi="Arial" w:cs="Arial"/>
-          <w:sz w:val="18"/>
-        </w:rPr>
-        <w:t>ASP.NET MVC</w:t>
-      </w:r>
-      <w:r>
-        <w:rPr>
-          <w:rFonts w:ascii="Arial" w:hAnsi="Arial" w:cs="Arial"/>
-          <w:sz w:val="18"/>
-        </w:rPr>
-        <w:t xml:space="preserve"> pages for internal tooling with clear server-side validation and consistent error messaging so non-technical users could recover from mistakes quickly.</w:t>
+          <w:sz w:val="20"/>
+        </w:rPr>
+      </w:pPr>
+      <w:r>
+        <w:rPr>
+          <w:sz w:val="20"/>
+        </w:rPr>
+        <w:t>Assisted with bug investigation across internal workflow screens where inconsistent field validation caused blocked submissions, then helped implement clearer validation behavior that improved form completion reliability.</w:t>
       </w:r>
     </w:p>
     <w:p>
@@ -4465,37 +2784,18 @@
         <w:pStyle w:val="NormalWeb"/>
         <w:numPr>
           <w:ilvl w:val="0"/>
-          <w:numId w:val="11"/>
+          <w:numId w:val="22"/>
         </w:numPr>
         <w:jc w:val="both"/>
         <w:rPr>
-          <w:rFonts w:ascii="Arial" w:hAnsi="Arial" w:cs="Arial"/>
-          <w:sz w:val="18"/>
-        </w:rPr>
-      </w:pPr>
-      <w:r>
-        <w:rPr>
-          <w:rFonts w:ascii="Arial" w:hAnsi="Arial" w:cs="Arial"/>
-          <w:sz w:val="18"/>
-        </w:rPr>
-        <w:t xml:space="preserve">Developed </w:t>
-      </w:r>
-      <w:proofErr w:type="spellStart"/>
-      <w:r>
-        <w:rPr>
-          <w:rStyle w:val="Strong"/>
-          <w:rFonts w:ascii="Arial" w:hAnsi="Arial" w:cs="Arial"/>
-          <w:sz w:val="18"/>
-        </w:rPr>
-        <w:t>AngularJS</w:t>
-      </w:r>
-      <w:proofErr w:type="spellEnd"/>
-      <w:r>
-        <w:rPr>
-          <w:rFonts w:ascii="Arial" w:hAnsi="Arial" w:cs="Arial"/>
-          <w:sz w:val="18"/>
-        </w:rPr>
-        <w:t xml:space="preserve"> screens to streamline admin workflows, reducing page reload friction while keeping behavior predictable across browsers.</w:t>
+          <w:sz w:val="20"/>
+        </w:rPr>
+      </w:pPr>
+      <w:r>
+        <w:rPr>
+          <w:sz w:val="20"/>
+        </w:rPr>
+        <w:t>Worked with senior engineers to refine backend service calls and data access logic, learning how performance, maintainability, and correctness had to be balanced in production-grade software environments.</w:t>
       </w:r>
     </w:p>
     <w:p>
@@ -4503,21 +2803,18 @@
         <w:pStyle w:val="NormalWeb"/>
         <w:numPr>
           <w:ilvl w:val="0"/>
-          <w:numId w:val="11"/>
+          <w:numId w:val="22"/>
         </w:numPr>
         <w:jc w:val="both"/>
         <w:rPr>
-          <w:rFonts w:ascii="Arial" w:hAnsi="Arial" w:cs="Arial"/>
-          <w:sz w:val="18"/>
-        </w:rPr>
-      </w:pPr>
-      <w:r>
-        <w:rPr>
-          <w:rFonts w:ascii="Arial" w:hAnsi="Arial" w:cs="Arial"/>
-          <w:sz w:val="18"/>
-        </w:rPr>
-        <w:lastRenderedPageBreak/>
-        <w:t>Wrote SQL queries and stored-procedure style patterns to support reporting needs, tuning indexes and query shapes so recurring reports completed within acceptable windows.</w:t>
+          <w:sz w:val="20"/>
+        </w:rPr>
+      </w:pPr>
+      <w:r>
+        <w:rPr>
+          <w:sz w:val="20"/>
+        </w:rPr>
+        <w:t>Helped test and update UI behaviors for admin workflows, ensuring that functional changes matched expected business rules and did not break adjacent features during release preparation.</w:t>
       </w:r>
     </w:p>
     <w:p>
@@ -4525,20 +2822,19 @@
         <w:pStyle w:val="NormalWeb"/>
         <w:numPr>
           <w:ilvl w:val="0"/>
-          <w:numId w:val="11"/>
+          <w:numId w:val="22"/>
         </w:numPr>
         <w:jc w:val="both"/>
         <w:rPr>
-          <w:rFonts w:ascii="Arial" w:hAnsi="Arial" w:cs="Arial"/>
-          <w:sz w:val="18"/>
-        </w:rPr>
-      </w:pPr>
-      <w:r>
-        <w:rPr>
-          <w:rFonts w:ascii="Arial" w:hAnsi="Arial" w:cs="Arial"/>
-          <w:sz w:val="18"/>
-        </w:rPr>
-        <w:t>Added logging and basic monitoring hooks to pinpoint failures in scheduled processes, turning “it broke overnight” into searchable events with clear remediation steps.</w:t>
+          <w:sz w:val="20"/>
+        </w:rPr>
+      </w:pPr>
+      <w:r>
+        <w:rPr>
+          <w:sz w:val="20"/>
+        </w:rPr>
+        <w:lastRenderedPageBreak/>
+        <w:t>Participated in code reviews, debugging sessions, and development planning discussions that strengthened understanding of scalable application structure and long-term software maintainability expectations.</w:t>
       </w:r>
     </w:p>
     <w:p>
@@ -4546,20 +2842,18 @@
         <w:pStyle w:val="NormalWeb"/>
         <w:numPr>
           <w:ilvl w:val="0"/>
-          <w:numId w:val="11"/>
+          <w:numId w:val="22"/>
         </w:numPr>
         <w:jc w:val="both"/>
         <w:rPr>
-          <w:rFonts w:ascii="Arial" w:hAnsi="Arial" w:cs="Arial"/>
-          <w:sz w:val="18"/>
-        </w:rPr>
-      </w:pPr>
-      <w:r>
-        <w:rPr>
-          <w:rFonts w:ascii="Arial" w:hAnsi="Arial" w:cs="Arial"/>
-          <w:sz w:val="18"/>
-        </w:rPr>
-        <w:t>Collaborated with senior engineers to break down large tasks into small deliverables, shipping incremental improvements that reduced risk and improved delivery confidence.</w:t>
+          <w:sz w:val="20"/>
+        </w:rPr>
+      </w:pPr>
+      <w:r>
+        <w:rPr>
+          <w:sz w:val="20"/>
+        </w:rPr>
+        <w:t>Contributed to small enhancement tasks that improved usability, reduced repetitive operator steps, and exposed cleaner data presentation within existing business screens used by internal teams.</w:t>
       </w:r>
     </w:p>
     <w:p>
@@ -4567,20 +2861,18 @@
         <w:pStyle w:val="NormalWeb"/>
         <w:numPr>
           <w:ilvl w:val="0"/>
-          <w:numId w:val="11"/>
+          <w:numId w:val="22"/>
         </w:numPr>
         <w:jc w:val="both"/>
         <w:rPr>
-          <w:rFonts w:ascii="Arial" w:hAnsi="Arial" w:cs="Arial"/>
-          <w:sz w:val="18"/>
-        </w:rPr>
-      </w:pPr>
-      <w:r>
-        <w:rPr>
-          <w:rFonts w:ascii="Arial" w:hAnsi="Arial" w:cs="Arial"/>
-          <w:sz w:val="18"/>
-        </w:rPr>
-        <w:t>Created setup and troubleshooting documentation that improved onboarding speed and reduced repeated interruptions during busy release periods.</w:t>
+          <w:sz w:val="20"/>
+        </w:rPr>
+      </w:pPr>
+      <w:r>
+        <w:rPr>
+          <w:sz w:val="20"/>
+        </w:rPr>
+        <w:t>Investigated environment-specific defects and configuration mismatches during QA cycles, building strong habits around reproducibility, root-cause analysis, and disciplined verification before code promotion.</w:t>
       </w:r>
     </w:p>
     <w:p>
@@ -4588,20 +2880,18 @@
         <w:pStyle w:val="NormalWeb"/>
         <w:numPr>
           <w:ilvl w:val="0"/>
-          <w:numId w:val="11"/>
+          <w:numId w:val="22"/>
         </w:numPr>
         <w:jc w:val="both"/>
         <w:rPr>
-          <w:rFonts w:ascii="Arial" w:hAnsi="Arial" w:cs="Arial"/>
-          <w:sz w:val="18"/>
-        </w:rPr>
-      </w:pPr>
-      <w:r>
-        <w:rPr>
-          <w:rFonts w:ascii="Arial" w:hAnsi="Arial" w:cs="Arial"/>
-          <w:sz w:val="18"/>
-        </w:rPr>
-        <w:t>Assisted with integration troubleshooting across UI and API layers, using structured reproduction steps and careful diagnostics to isolate root causes.</w:t>
+          <w:sz w:val="20"/>
+        </w:rPr>
+      </w:pPr>
+      <w:r>
+        <w:rPr>
+          <w:sz w:val="20"/>
+        </w:rPr>
+        <w:t>Supported documentation of feature behavior, validation rules, and issue resolution details so future maintenance work could be performed more efficiently by the broader engineering team.</w:t>
       </w:r>
     </w:p>
     <w:p>
@@ -4609,20 +2899,28 @@
         <w:pStyle w:val="NormalWeb"/>
         <w:numPr>
           <w:ilvl w:val="0"/>
-          <w:numId w:val="11"/>
+          <w:numId w:val="22"/>
         </w:numPr>
         <w:jc w:val="both"/>
-        <w:rPr>
-          <w:rFonts w:ascii="Arial" w:hAnsi="Arial" w:cs="Arial"/>
-          <w:sz w:val="18"/>
-        </w:rPr>
-      </w:pPr>
-      <w:r>
-        <w:rPr>
-          <w:rFonts w:ascii="Arial" w:hAnsi="Arial" w:cs="Arial"/>
-          <w:sz w:val="18"/>
-        </w:rPr>
-        <w:t>Delivered small but high-impact UX fixes in admin tools, improving clarity of forms, error states, and workflows for day-to-day operators.</w:t>
+      </w:pPr>
+      <w:r>
+        <w:rPr>
+          <w:sz w:val="20"/>
+        </w:rPr>
+        <w:t xml:space="preserve">Learned to work effectively within established engineering standards for source control, testing, and release coordination, building the foundation for later ownership of larger </w:t>
+      </w:r>
+      <w:r>
+        <w:rPr>
+          <w:rStyle w:val="Strong"/>
+          <w:sz w:val="20"/>
+        </w:rPr>
+        <w:t>.NET</w:t>
+      </w:r>
+      <w:r>
+        <w:rPr>
+          <w:sz w:val="20"/>
+        </w:rPr>
+        <w:t xml:space="preserve"> application modules.</w:t>
       </w:r>
     </w:p>
     <w:p>
@@ -4734,64 +3032,38 @@
         <w:pStyle w:val="ListParagraph"/>
         <w:numPr>
           <w:ilvl w:val="0"/>
-          <w:numId w:val="12"/>
+          <w:numId w:val="23"/>
         </w:numPr>
         <w:spacing w:after="80"/>
-        <w:rPr>
-          <w:rFonts w:ascii="Arial" w:hAnsi="Arial" w:cs="Arial"/>
-          <w:sz w:val="18"/>
-        </w:rPr>
-      </w:pPr>
-      <w:r>
-        <w:rPr>
-          <w:rFonts w:ascii="Arial" w:hAnsi="Arial" w:cs="Arial"/>
-          <w:sz w:val="18"/>
-        </w:rPr>
+      </w:pPr>
+      <w:r>
         <w:t xml:space="preserve">Completed a rigorous CS curriculum with strong foundations in </w:t>
       </w:r>
       <w:r>
         <w:rPr>
           <w:rStyle w:val="Strong"/>
-          <w:rFonts w:ascii="Arial" w:hAnsi="Arial" w:cs="Arial"/>
-          <w:sz w:val="18"/>
         </w:rPr>
         <w:t>software engineering</w:t>
       </w:r>
       <w:r>
-        <w:rPr>
-          <w:rFonts w:ascii="Arial" w:hAnsi="Arial" w:cs="Arial"/>
-          <w:sz w:val="18"/>
-        </w:rPr>
         <w:t xml:space="preserve">, </w:t>
       </w:r>
       <w:r>
         <w:rPr>
           <w:rStyle w:val="Strong"/>
-          <w:rFonts w:ascii="Arial" w:hAnsi="Arial" w:cs="Arial"/>
-          <w:sz w:val="18"/>
         </w:rPr>
         <w:t>databases</w:t>
       </w:r>
       <w:r>
-        <w:rPr>
-          <w:rFonts w:ascii="Arial" w:hAnsi="Arial" w:cs="Arial"/>
-          <w:sz w:val="18"/>
-        </w:rPr>
         <w:t xml:space="preserve">, and </w:t>
       </w:r>
       <w:r>
         <w:rPr>
           <w:rStyle w:val="Strong"/>
-          <w:rFonts w:ascii="Arial" w:hAnsi="Arial" w:cs="Arial"/>
-          <w:sz w:val="18"/>
         </w:rPr>
         <w:t>systems design</w:t>
       </w:r>
       <w:r>
-        <w:rPr>
-          <w:rFonts w:ascii="Arial" w:hAnsi="Arial" w:cs="Arial"/>
-          <w:sz w:val="18"/>
-        </w:rPr>
         <w:t>, and applied those fundamentals in practical projects emphasizing correctness, performance, and maintainability.</w:t>
       </w:r>
     </w:p>
@@ -4815,152 +3087,42 @@
     </w:p>
     <w:p>
       <w:pPr>
-        <w:pStyle w:val="Heading3"/>
-        <w:jc w:val="both"/>
-        <w:rPr>
-          <w:rFonts w:ascii="Arial" w:hAnsi="Arial" w:cs="Arial"/>
-          <w:color w:val="auto"/>
-          <w:sz w:val="18"/>
-        </w:rPr>
-      </w:pPr>
-      <w:r>
-        <w:rPr>
-          <w:rStyle w:val="Strong"/>
-          <w:rFonts w:ascii="Arial" w:hAnsi="Arial" w:cs="Arial"/>
-          <w:bCs w:val="0"/>
-          <w:color w:val="auto"/>
-          <w:sz w:val="18"/>
-        </w:rPr>
-        <w:t xml:space="preserve">Event Processing + </w:t>
-      </w:r>
-      <w:proofErr w:type="spellStart"/>
-      <w:r>
-        <w:rPr>
-          <w:rStyle w:val="Strong"/>
-          <w:rFonts w:ascii="Arial" w:hAnsi="Arial" w:cs="Arial"/>
-          <w:bCs w:val="0"/>
-          <w:color w:val="auto"/>
-          <w:sz w:val="18"/>
-        </w:rPr>
-        <w:t>Observability</w:t>
-      </w:r>
-      <w:proofErr w:type="spellEnd"/>
-      <w:r>
-        <w:rPr>
-          <w:rStyle w:val="Strong"/>
-          <w:rFonts w:ascii="Arial" w:hAnsi="Arial" w:cs="Arial"/>
-          <w:bCs w:val="0"/>
-          <w:color w:val="auto"/>
-          <w:sz w:val="18"/>
-        </w:rPr>
-        <w:t xml:space="preserve"> Upgrade (Internal Platform)</w:t>
-      </w:r>
-    </w:p>
-    <w:p>
-      <w:pPr>
         <w:pStyle w:val="NormalWeb"/>
         <w:numPr>
           <w:ilvl w:val="0"/>
-          <w:numId w:val="17"/>
+          <w:numId w:val="24"/>
         </w:numPr>
         <w:spacing w:before="0" w:beforeAutospacing="0" w:after="0" w:afterAutospacing="0"/>
-        <w:ind w:left="360"/>
-        <w:jc w:val="both"/>
-        <w:rPr>
-          <w:rFonts w:ascii="Arial" w:hAnsi="Arial" w:cs="Arial"/>
-          <w:sz w:val="18"/>
-        </w:rPr>
-      </w:pPr>
-      <w:r>
-        <w:rPr>
-          <w:rFonts w:ascii="Arial" w:hAnsi="Arial" w:cs="Arial"/>
-          <w:sz w:val="18"/>
-        </w:rPr>
-        <w:t xml:space="preserve">Built a queue-driven event pipeline using </w:t>
-      </w:r>
-      <w:r>
-        <w:rPr>
-          <w:rStyle w:val="Strong"/>
-          <w:rFonts w:ascii="Arial" w:hAnsi="Arial" w:cs="Arial"/>
-          <w:sz w:val="18"/>
-        </w:rPr>
-        <w:t>AWS SQS/SNS</w:t>
-      </w:r>
-      <w:r>
-        <w:rPr>
-          <w:rFonts w:ascii="Arial" w:hAnsi="Arial" w:cs="Arial"/>
-          <w:sz w:val="18"/>
-        </w:rPr>
-        <w:t xml:space="preserve">, </w:t>
-      </w:r>
-      <w:proofErr w:type="spellStart"/>
-      <w:r>
-        <w:rPr>
-          <w:rStyle w:val="Strong"/>
-          <w:rFonts w:ascii="Arial" w:hAnsi="Arial" w:cs="Arial"/>
-          <w:sz w:val="18"/>
-        </w:rPr>
-        <w:t>RabbitMQ</w:t>
-      </w:r>
-      <w:proofErr w:type="spellEnd"/>
-      <w:r>
-        <w:rPr>
-          <w:rFonts w:ascii="Arial" w:hAnsi="Arial" w:cs="Arial"/>
-          <w:sz w:val="18"/>
-        </w:rPr>
-        <w:t xml:space="preserve">, and idempotent workers, then implemented </w:t>
-      </w:r>
-      <w:proofErr w:type="spellStart"/>
-      <w:r>
-        <w:rPr>
-          <w:rStyle w:val="Strong"/>
-          <w:rFonts w:ascii="Arial" w:hAnsi="Arial" w:cs="Arial"/>
-          <w:sz w:val="18"/>
-        </w:rPr>
-        <w:t>OpenTelemetry</w:t>
-      </w:r>
-      <w:proofErr w:type="spellEnd"/>
-      <w:r>
-        <w:rPr>
-          <w:rFonts w:ascii="Arial" w:hAnsi="Arial" w:cs="Arial"/>
-          <w:sz w:val="18"/>
-        </w:rPr>
-        <w:t xml:space="preserve"> traces and structured logs into </w:t>
-      </w:r>
-      <w:proofErr w:type="spellStart"/>
-      <w:r>
-        <w:rPr>
-          <w:rStyle w:val="Strong"/>
-          <w:rFonts w:ascii="Arial" w:hAnsi="Arial" w:cs="Arial"/>
-          <w:sz w:val="18"/>
-        </w:rPr>
-        <w:t>Datadog</w:t>
-      </w:r>
-      <w:proofErr w:type="spellEnd"/>
-      <w:r>
-        <w:rPr>
-          <w:rStyle w:val="Strong"/>
-          <w:rFonts w:ascii="Arial" w:hAnsi="Arial" w:cs="Arial"/>
-          <w:sz w:val="18"/>
-        </w:rPr>
-        <w:t>/</w:t>
-      </w:r>
-      <w:proofErr w:type="spellStart"/>
-      <w:r>
-        <w:rPr>
-          <w:rStyle w:val="Strong"/>
-          <w:rFonts w:ascii="Arial" w:hAnsi="Arial" w:cs="Arial"/>
-          <w:sz w:val="18"/>
-        </w:rPr>
-        <w:t>Grafana</w:t>
-      </w:r>
-      <w:proofErr w:type="spellEnd"/>
-      <w:r>
-        <w:rPr>
-          <w:rFonts w:ascii="Arial" w:hAnsi="Arial" w:cs="Arial"/>
-          <w:sz w:val="18"/>
-        </w:rPr>
-        <w:t xml:space="preserve"> to make failures diagnosable end-to-end.</w:t>
+        <w:rPr>
+          <w:sz w:val="20"/>
+        </w:rPr>
+      </w:pPr>
+      <w:r>
+        <w:rPr>
+          <w:rStyle w:val="Strong"/>
+          <w:sz w:val="20"/>
+        </w:rPr>
+        <w:t>Microsoft Certified: Azure Developer Associate — 2024</w:t>
+      </w:r>
+      <w:r>
+        <w:rPr>
+          <w:sz w:val="20"/>
+        </w:rPr>
+        <w:br/>
+        <w:t xml:space="preserve">Validated practical ability to build, deploy, and maintain cloud-connected applications, which aligns well with enterprise </w:t>
+      </w:r>
+      <w:r>
+        <w:rPr>
+          <w:rStyle w:val="Strong"/>
+          <w:sz w:val="20"/>
+        </w:rPr>
+        <w:t>.NET</w:t>
+      </w:r>
+      <w:r>
+        <w:rPr>
+          <w:sz w:val="20"/>
+        </w:rPr>
+        <w:t xml:space="preserve"> systems that integrate modern services, security, and scalable deployment models.</w:t>
       </w:r>
     </w:p>
     <w:p>
@@ -4968,89 +3130,26 @@
         <w:pStyle w:val="NormalWeb"/>
         <w:numPr>
           <w:ilvl w:val="0"/>
-          <w:numId w:val="17"/>
+          <w:numId w:val="24"/>
         </w:numPr>
         <w:spacing w:before="0" w:beforeAutospacing="0" w:after="0" w:afterAutospacing="0"/>
-        <w:ind w:left="360"/>
-        <w:jc w:val="both"/>
-        <w:rPr>
-          <w:rFonts w:ascii="Arial" w:hAnsi="Arial" w:cs="Arial"/>
-          <w:sz w:val="18"/>
-        </w:rPr>
-      </w:pPr>
-      <w:r>
-        <w:rPr>
-          <w:rFonts w:ascii="Arial" w:hAnsi="Arial" w:cs="Arial"/>
-          <w:sz w:val="18"/>
-        </w:rPr>
-        <w:t xml:space="preserve">Added </w:t>
-      </w:r>
-      <w:r>
-        <w:rPr>
-          <w:rStyle w:val="Strong"/>
-          <w:rFonts w:ascii="Arial" w:hAnsi="Arial" w:cs="Arial"/>
-          <w:sz w:val="18"/>
-        </w:rPr>
-        <w:t>rate limiting</w:t>
-      </w:r>
-      <w:r>
-        <w:rPr>
-          <w:rFonts w:ascii="Arial" w:hAnsi="Arial" w:cs="Arial"/>
-          <w:sz w:val="18"/>
-        </w:rPr>
-        <w:t>, safe retries, dead-letter handling, and audit trails (</w:t>
-      </w:r>
-      <w:r>
-        <w:rPr>
-          <w:rStyle w:val="Strong"/>
-          <w:rFonts w:ascii="Arial" w:hAnsi="Arial" w:cs="Arial"/>
-          <w:sz w:val="18"/>
-        </w:rPr>
-        <w:t>audit logging</w:t>
-      </w:r>
-      <w:r>
-        <w:rPr>
-          <w:rFonts w:ascii="Arial" w:hAnsi="Arial" w:cs="Arial"/>
-          <w:sz w:val="18"/>
-        </w:rPr>
-        <w:t xml:space="preserve">) to stabilize high-volume workflows while keeping behavior consistent for </w:t>
-      </w:r>
-      <w:r>
-        <w:rPr>
-          <w:rStyle w:val="Strong"/>
-          <w:rFonts w:ascii="Arial" w:hAnsi="Arial" w:cs="Arial"/>
-          <w:sz w:val="18"/>
-        </w:rPr>
-        <w:t>Angular/React</w:t>
-      </w:r>
-      <w:r>
-        <w:rPr>
-          <w:rFonts w:ascii="Arial" w:hAnsi="Arial" w:cs="Arial"/>
-          <w:sz w:val="18"/>
-        </w:rPr>
-        <w:t xml:space="preserve"> operational UIs.</w:t>
-      </w:r>
-    </w:p>
-    <w:p>
-      <w:pPr>
-        <w:pStyle w:val="Heading3"/>
-        <w:ind w:left="-360" w:firstLine="360"/>
-        <w:jc w:val="both"/>
-        <w:rPr>
-          <w:rFonts w:ascii="Arial" w:hAnsi="Arial" w:cs="Arial"/>
-          <w:color w:val="auto"/>
-          <w:sz w:val="18"/>
-        </w:rPr>
-      </w:pPr>
-      <w:r>
-        <w:rPr>
-          <w:rStyle w:val="Strong"/>
-          <w:rFonts w:ascii="Arial" w:hAnsi="Arial" w:cs="Arial"/>
-          <w:bCs w:val="0"/>
-          <w:color w:val="auto"/>
-          <w:sz w:val="18"/>
-        </w:rPr>
-        <w:t>Data Reconciliation + Backfill Toolkit</w:t>
+        <w:rPr>
+          <w:sz w:val="20"/>
+        </w:rPr>
+      </w:pPr>
+      <w:r>
+        <w:rPr>
+          <w:rStyle w:val="Strong"/>
+          <w:sz w:val="20"/>
+        </w:rPr>
+        <w:t>AWS Certified Developer – Associate — 2023</w:t>
+      </w:r>
+      <w:r>
+        <w:rPr>
+          <w:sz w:val="20"/>
+        </w:rPr>
+        <w:br/>
+        <w:t>Strengthened cloud engineering knowledge around application integration, deployment, and service design, supporting work on distributed APIs, storage patterns, and operational reliability.</w:t>
       </w:r>
     </w:p>
     <w:p>
@@ -5058,123 +3157,25 @@
         <w:pStyle w:val="NormalWeb"/>
         <w:numPr>
           <w:ilvl w:val="0"/>
-          <w:numId w:val="17"/>
+          <w:numId w:val="24"/>
         </w:numPr>
         <w:spacing w:before="0" w:beforeAutospacing="0" w:after="0" w:afterAutospacing="0"/>
-        <w:ind w:left="360"/>
-        <w:jc w:val="both"/>
-        <w:rPr>
-          <w:rFonts w:ascii="Arial" w:hAnsi="Arial" w:cs="Arial"/>
-          <w:sz w:val="18"/>
-        </w:rPr>
-      </w:pPr>
-      <w:r>
-        <w:rPr>
-          <w:rFonts w:ascii="Arial" w:hAnsi="Arial" w:cs="Arial"/>
-          <w:sz w:val="18"/>
-        </w:rPr>
-        <w:t xml:space="preserve">Created repeatable reconciliation jobs in </w:t>
-      </w:r>
-      <w:r>
-        <w:rPr>
-          <w:rStyle w:val="Strong"/>
-          <w:rFonts w:ascii="Arial" w:hAnsi="Arial" w:cs="Arial"/>
-          <w:sz w:val="18"/>
-        </w:rPr>
-        <w:t>Python</w:t>
-      </w:r>
-      <w:r>
-        <w:rPr>
-          <w:rFonts w:ascii="Arial" w:hAnsi="Arial" w:cs="Arial"/>
-          <w:sz w:val="18"/>
-        </w:rPr>
-        <w:t xml:space="preserve"> and SQL for </w:t>
-      </w:r>
-      <w:proofErr w:type="spellStart"/>
-      <w:r>
-        <w:rPr>
-          <w:rStyle w:val="Strong"/>
-          <w:rFonts w:ascii="Arial" w:hAnsi="Arial" w:cs="Arial"/>
-          <w:sz w:val="18"/>
-        </w:rPr>
-        <w:t>PostgreSQL</w:t>
-      </w:r>
-      <w:proofErr w:type="spellEnd"/>
-      <w:r>
-        <w:rPr>
-          <w:rStyle w:val="Strong"/>
-          <w:rFonts w:ascii="Arial" w:hAnsi="Arial" w:cs="Arial"/>
-          <w:sz w:val="18"/>
-        </w:rPr>
-        <w:t>/SQL Server</w:t>
-      </w:r>
-      <w:r>
-        <w:rPr>
-          <w:rFonts w:ascii="Arial" w:hAnsi="Arial" w:cs="Arial"/>
-          <w:sz w:val="18"/>
-        </w:rPr>
-        <w:t>, enabling auditable backfills, correctness checks, and safe re-runs when upstream definitions changed.</w:t>
+      </w:pPr>
+      <w:r>
+        <w:rPr>
+          <w:rStyle w:val="Strong"/>
+          <w:sz w:val="20"/>
+        </w:rPr>
+        <w:t>Microsoft Certified: Power Platform Developer Associate — 2022</w:t>
+      </w:r>
+      <w:r>
+        <w:rPr>
+          <w:sz w:val="20"/>
+        </w:rPr>
+        <w:br/>
+        <w:t>Demonstrated skill in extending business application ecosystems and integrating enterprise workflows, which complements backend API work and process automation responsibilities in corporate environments.</w:t>
       </w:r>
     </w:p>
-    <w:p>
-      <w:pPr>
-        <w:pStyle w:val="NormalWeb"/>
-        <w:numPr>
-          <w:ilvl w:val="0"/>
-          <w:numId w:val="17"/>
-        </w:numPr>
-        <w:spacing w:before="0" w:beforeAutospacing="0" w:after="0" w:afterAutospacing="0"/>
-        <w:ind w:left="360"/>
-        <w:jc w:val="both"/>
-        <w:rPr>
-          <w:rFonts w:ascii="Arial" w:hAnsi="Arial" w:cs="Arial"/>
-          <w:sz w:val="18"/>
-        </w:rPr>
-      </w:pPr>
-      <w:r>
-        <w:rPr>
-          <w:rFonts w:ascii="Arial" w:hAnsi="Arial" w:cs="Arial"/>
-          <w:sz w:val="18"/>
-        </w:rPr>
-        <w:t xml:space="preserve">Standardized reporting endpoints and caching via </w:t>
-      </w:r>
-      <w:proofErr w:type="spellStart"/>
-      <w:r>
-        <w:rPr>
-          <w:rStyle w:val="Strong"/>
-          <w:rFonts w:ascii="Arial" w:hAnsi="Arial" w:cs="Arial"/>
-          <w:sz w:val="18"/>
-        </w:rPr>
-        <w:t>Redis</w:t>
-      </w:r>
-      <w:proofErr w:type="spellEnd"/>
-      <w:r>
-        <w:rPr>
-          <w:rStyle w:val="Strong"/>
-          <w:rFonts w:ascii="Arial" w:hAnsi="Arial" w:cs="Arial"/>
-          <w:sz w:val="18"/>
-        </w:rPr>
-        <w:t>/</w:t>
-      </w:r>
-      <w:proofErr w:type="spellStart"/>
-      <w:r>
-        <w:rPr>
-          <w:rStyle w:val="Strong"/>
-          <w:rFonts w:ascii="Arial" w:hAnsi="Arial" w:cs="Arial"/>
-          <w:sz w:val="18"/>
-        </w:rPr>
-        <w:t>ElastiCache</w:t>
-      </w:r>
-      <w:proofErr w:type="spellEnd"/>
-      <w:r>
-        <w:rPr>
-          <w:rFonts w:ascii="Arial" w:hAnsi="Arial" w:cs="Arial"/>
-          <w:sz w:val="18"/>
-        </w:rPr>
-        <w:t>, reducing heavy reads while preserving accuracy for time-windowed operational metrics.</w:t>
-      </w:r>
-    </w:p>
-    <w:p/>
     <w:sectPr>
       <w:pgSz w:w="11906" w:h="16838"/>
       <w:pgMar w:top="863" w:right="863" w:bottom="863" w:left="863" w:header="708" w:footer="708" w:gutter="0"/>
@@ -5188,6 +3189,119 @@
 <file path=word/numbering.xml><?xml version="1.0" encoding="utf-8"?>
 <w:numbering xmlns:wpc="http://schemas.microsoft.com/office/word/2010/wordprocessingCanvas" xmlns:mc="http://schemas.openxmlformats.org/markup-compatibility/2006" xmlns:o="urn:schemas-microsoft-com:office:office" xmlns:r="http://schemas.openxmlformats.org/officeDocument/2006/relationships" xmlns:m="http://schemas.openxmlformats.org/officeDocument/2006/math" xmlns:v="urn:schemas-microsoft-com:vml" xmlns:wp14="http://schemas.microsoft.com/office/word/2010/wordprocessingDrawing" xmlns:wp="http://schemas.openxmlformats.org/drawingml/2006/wordprocessingDrawing" xmlns:w10="urn:schemas-microsoft-com:office:word" xmlns:w="http://schemas.openxmlformats.org/wordprocessingml/2006/main" xmlns:w14="http://schemas.microsoft.com/office/word/2010/wordml" xmlns:wpg="http://schemas.microsoft.com/office/word/2010/wordprocessingGroup" xmlns:wpi="http://schemas.microsoft.com/office/word/2010/wordprocessingInk" xmlns:wne="http://schemas.microsoft.com/office/word/2006/wordml" xmlns:wps="http://schemas.microsoft.com/office/word/2010/wordprocessingShape" mc:Ignorable="w14 wp14">
   <w:abstractNum w:abstractNumId="0">
+    <w:nsid w:val="093149DE"/>
+    <w:multiLevelType w:val="hybridMultilevel"/>
+    <w:tmpl w:val="3F28381E"/>
+    <w:lvl w:ilvl="0" w:tplc="7054EACA">
+      <w:start w:val="1"/>
+      <w:numFmt w:val="bullet"/>
+      <w:lvlText w:val="-"/>
+      <w:lvlJc w:val="left"/>
+      <w:pPr>
+        <w:ind w:left="360" w:hanging="360"/>
+      </w:pPr>
+      <w:rPr>
+        <w:rFonts w:ascii="Tw Cen MT" w:hAnsi="Tw Cen MT" w:hint="default"/>
+      </w:rPr>
+    </w:lvl>
+    <w:lvl w:ilvl="1" w:tplc="04090003" w:tentative="1">
+      <w:start w:val="1"/>
+      <w:numFmt w:val="bullet"/>
+      <w:lvlText w:val="o"/>
+      <w:lvlJc w:val="left"/>
+      <w:pPr>
+        <w:ind w:left="1080" w:hanging="360"/>
+      </w:pPr>
+      <w:rPr>
+        <w:rFonts w:ascii="Courier New" w:hAnsi="Courier New" w:cs="Courier New" w:hint="default"/>
+      </w:rPr>
+    </w:lvl>
+    <w:lvl w:ilvl="2" w:tplc="04090005" w:tentative="1">
+      <w:start w:val="1"/>
+      <w:numFmt w:val="bullet"/>
+      <w:lvlText w:val=""/>
+      <w:lvlJc w:val="left"/>
+      <w:pPr>
+        <w:ind w:left="1800" w:hanging="360"/>
+      </w:pPr>
+      <w:rPr>
+        <w:rFonts w:ascii="Wingdings" w:hAnsi="Wingdings" w:hint="default"/>
+      </w:rPr>
+    </w:lvl>
+    <w:lvl w:ilvl="3" w:tplc="04090001" w:tentative="1">
+      <w:start w:val="1"/>
+      <w:numFmt w:val="bullet"/>
+      <w:lvlText w:val=""/>
+      <w:lvlJc w:val="left"/>
+      <w:pPr>
+        <w:ind w:left="2520" w:hanging="360"/>
+      </w:pPr>
+      <w:rPr>
+        <w:rFonts w:ascii="Symbol" w:hAnsi="Symbol" w:hint="default"/>
+      </w:rPr>
+    </w:lvl>
+    <w:lvl w:ilvl="4" w:tplc="04090003" w:tentative="1">
+      <w:start w:val="1"/>
+      <w:numFmt w:val="bullet"/>
+      <w:lvlText w:val="o"/>
+      <w:lvlJc w:val="left"/>
+      <w:pPr>
+        <w:ind w:left="3240" w:hanging="360"/>
+      </w:pPr>
+      <w:rPr>
+        <w:rFonts w:ascii="Courier New" w:hAnsi="Courier New" w:cs="Courier New" w:hint="default"/>
+      </w:rPr>
+    </w:lvl>
+    <w:lvl w:ilvl="5" w:tplc="04090005" w:tentative="1">
+      <w:start w:val="1"/>
+      <w:numFmt w:val="bullet"/>
+      <w:lvlText w:val=""/>
+      <w:lvlJc w:val="left"/>
+      <w:pPr>
+        <w:ind w:left="3960" w:hanging="360"/>
+      </w:pPr>
+      <w:rPr>
+        <w:rFonts w:ascii="Wingdings" w:hAnsi="Wingdings" w:hint="default"/>
+      </w:rPr>
+    </w:lvl>
+    <w:lvl w:ilvl="6" w:tplc="04090001" w:tentative="1">
+      <w:start w:val="1"/>
+      <w:numFmt w:val="bullet"/>
+      <w:lvlText w:val=""/>
+      <w:lvlJc w:val="left"/>
+      <w:pPr>
+        <w:ind w:left="4680" w:hanging="360"/>
+      </w:pPr>
+      <w:rPr>
+        <w:rFonts w:ascii="Symbol" w:hAnsi="Symbol" w:hint="default"/>
+      </w:rPr>
+    </w:lvl>
+    <w:lvl w:ilvl="7" w:tplc="04090003" w:tentative="1">
+      <w:start w:val="1"/>
+      <w:numFmt w:val="bullet"/>
+      <w:lvlText w:val="o"/>
+      <w:lvlJc w:val="left"/>
+      <w:pPr>
+        <w:ind w:left="5400" w:hanging="360"/>
+      </w:pPr>
+      <w:rPr>
+        <w:rFonts w:ascii="Courier New" w:hAnsi="Courier New" w:cs="Courier New" w:hint="default"/>
+      </w:rPr>
+    </w:lvl>
+    <w:lvl w:ilvl="8" w:tplc="04090005" w:tentative="1">
+      <w:start w:val="1"/>
+      <w:numFmt w:val="bullet"/>
+      <w:lvlText w:val=""/>
+      <w:lvlJc w:val="left"/>
+      <w:pPr>
+        <w:ind w:left="6120" w:hanging="360"/>
+      </w:pPr>
+      <w:rPr>
+        <w:rFonts w:ascii="Wingdings" w:hAnsi="Wingdings" w:hint="default"/>
+      </w:rPr>
+    </w:lvl>
+  </w:abstractNum>
+  <w:abstractNum w:abstractNumId="1">
     <w:nsid w:val="0AB15E19"/>
     <w:multiLevelType w:val="hybridMultilevel"/>
     <w:tmpl w:val="4BFC86DC"/>
@@ -5300,7 +3414,7 @@
       </w:rPr>
     </w:lvl>
   </w:abstractNum>
-  <w:abstractNum w:abstractNumId="1">
+  <w:abstractNum w:abstractNumId="2">
     <w:nsid w:val="17B23482"/>
     <w:multiLevelType w:val="hybridMultilevel"/>
     <w:tmpl w:val="AA32B33E"/>
@@ -5412,7 +3526,7 @@
       </w:rPr>
     </w:lvl>
   </w:abstractNum>
-  <w:abstractNum w:abstractNumId="2">
+  <w:abstractNum w:abstractNumId="3">
     <w:nsid w:val="17CC12C4"/>
     <w:multiLevelType w:val="multilevel"/>
     <w:tmpl w:val="56788EE6"/>
@@ -5561,7 +3675,7 @@
       </w:rPr>
     </w:lvl>
   </w:abstractNum>
-  <w:abstractNum w:abstractNumId="3">
+  <w:abstractNum w:abstractNumId="4">
     <w:nsid w:val="1ABF51A4"/>
     <w:multiLevelType w:val="multilevel"/>
     <w:tmpl w:val="96D88C04"/>
@@ -5710,7 +3824,7 @@
       </w:rPr>
     </w:lvl>
   </w:abstractNum>
-  <w:abstractNum w:abstractNumId="4">
+  <w:abstractNum w:abstractNumId="5">
     <w:nsid w:val="23BA45B0"/>
     <w:multiLevelType w:val="hybridMultilevel"/>
     <w:tmpl w:val="093218E4"/>
@@ -5822,7 +3936,7 @@
       </w:rPr>
     </w:lvl>
   </w:abstractNum>
-  <w:abstractNum w:abstractNumId="5">
+  <w:abstractNum w:abstractNumId="6">
     <w:nsid w:val="26C040AD"/>
     <w:multiLevelType w:val="hybridMultilevel"/>
     <w:tmpl w:val="F2DA5002"/>
@@ -5935,7 +4049,7 @@
       </w:rPr>
     </w:lvl>
   </w:abstractNum>
-  <w:abstractNum w:abstractNumId="6">
+  <w:abstractNum w:abstractNumId="7">
     <w:nsid w:val="2BB57673"/>
     <w:multiLevelType w:val="hybridMultilevel"/>
     <w:tmpl w:val="D3C85C26"/>
@@ -6048,7 +4162,7 @@
       </w:rPr>
     </w:lvl>
   </w:abstractNum>
-  <w:abstractNum w:abstractNumId="7">
+  <w:abstractNum w:abstractNumId="8">
     <w:nsid w:val="2D606AEA"/>
     <w:multiLevelType w:val="multilevel"/>
     <w:tmpl w:val="C0481BAA"/>
@@ -6197,7 +4311,7 @@
       </w:rPr>
     </w:lvl>
   </w:abstractNum>
-  <w:abstractNum w:abstractNumId="8">
+  <w:abstractNum w:abstractNumId="9">
     <w:nsid w:val="30475992"/>
     <w:multiLevelType w:val="hybridMultilevel"/>
     <w:tmpl w:val="0D4C7A52"/>
@@ -6283,7 +4397,120 @@
       </w:pPr>
     </w:lvl>
   </w:abstractNum>
-  <w:abstractNum w:abstractNumId="9">
+  <w:abstractNum w:abstractNumId="10">
+    <w:nsid w:val="366614A9"/>
+    <w:multiLevelType w:val="hybridMultilevel"/>
+    <w:tmpl w:val="90EC2876"/>
+    <w:lvl w:ilvl="0" w:tplc="7054EACA">
+      <w:start w:val="1"/>
+      <w:numFmt w:val="bullet"/>
+      <w:lvlText w:val="-"/>
+      <w:lvlJc w:val="left"/>
+      <w:pPr>
+        <w:ind w:left="360" w:hanging="360"/>
+      </w:pPr>
+      <w:rPr>
+        <w:rFonts w:ascii="Tw Cen MT" w:hAnsi="Tw Cen MT" w:hint="default"/>
+      </w:rPr>
+    </w:lvl>
+    <w:lvl w:ilvl="1" w:tplc="04090003" w:tentative="1">
+      <w:start w:val="1"/>
+      <w:numFmt w:val="bullet"/>
+      <w:lvlText w:val="o"/>
+      <w:lvlJc w:val="left"/>
+      <w:pPr>
+        <w:ind w:left="1080" w:hanging="360"/>
+      </w:pPr>
+      <w:rPr>
+        <w:rFonts w:ascii="Courier New" w:hAnsi="Courier New" w:cs="Courier New" w:hint="default"/>
+      </w:rPr>
+    </w:lvl>
+    <w:lvl w:ilvl="2" w:tplc="04090005" w:tentative="1">
+      <w:start w:val="1"/>
+      <w:numFmt w:val="bullet"/>
+      <w:lvlText w:val=""/>
+      <w:lvlJc w:val="left"/>
+      <w:pPr>
+        <w:ind w:left="1800" w:hanging="360"/>
+      </w:pPr>
+      <w:rPr>
+        <w:rFonts w:ascii="Wingdings" w:hAnsi="Wingdings" w:hint="default"/>
+      </w:rPr>
+    </w:lvl>
+    <w:lvl w:ilvl="3" w:tplc="04090001" w:tentative="1">
+      <w:start w:val="1"/>
+      <w:numFmt w:val="bullet"/>
+      <w:lvlText w:val=""/>
+      <w:lvlJc w:val="left"/>
+      <w:pPr>
+        <w:ind w:left="2520" w:hanging="360"/>
+      </w:pPr>
+      <w:rPr>
+        <w:rFonts w:ascii="Symbol" w:hAnsi="Symbol" w:hint="default"/>
+      </w:rPr>
+    </w:lvl>
+    <w:lvl w:ilvl="4" w:tplc="04090003" w:tentative="1">
+      <w:start w:val="1"/>
+      <w:numFmt w:val="bullet"/>
+      <w:lvlText w:val="o"/>
+      <w:lvlJc w:val="left"/>
+      <w:pPr>
+        <w:ind w:left="3240" w:hanging="360"/>
+      </w:pPr>
+      <w:rPr>
+        <w:rFonts w:ascii="Courier New" w:hAnsi="Courier New" w:cs="Courier New" w:hint="default"/>
+      </w:rPr>
+    </w:lvl>
+    <w:lvl w:ilvl="5" w:tplc="04090005" w:tentative="1">
+      <w:start w:val="1"/>
+      <w:numFmt w:val="bullet"/>
+      <w:lvlText w:val=""/>
+      <w:lvlJc w:val="left"/>
+      <w:pPr>
+        <w:ind w:left="3960" w:hanging="360"/>
+      </w:pPr>
+      <w:rPr>
+        <w:rFonts w:ascii="Wingdings" w:hAnsi="Wingdings" w:hint="default"/>
+      </w:rPr>
+    </w:lvl>
+    <w:lvl w:ilvl="6" w:tplc="04090001" w:tentative="1">
+      <w:start w:val="1"/>
+      <w:numFmt w:val="bullet"/>
+      <w:lvlText w:val=""/>
+      <w:lvlJc w:val="left"/>
+      <w:pPr>
+        <w:ind w:left="4680" w:hanging="360"/>
+      </w:pPr>
+      <w:rPr>
+        <w:rFonts w:ascii="Symbol" w:hAnsi="Symbol" w:hint="default"/>
+      </w:rPr>
+    </w:lvl>
+    <w:lvl w:ilvl="7" w:tplc="04090003" w:tentative="1">
+      <w:start w:val="1"/>
+      <w:numFmt w:val="bullet"/>
+      <w:lvlText w:val="o"/>
+      <w:lvlJc w:val="left"/>
+      <w:pPr>
+        <w:ind w:left="5400" w:hanging="360"/>
+      </w:pPr>
+      <w:rPr>
+        <w:rFonts w:ascii="Courier New" w:hAnsi="Courier New" w:cs="Courier New" w:hint="default"/>
+      </w:rPr>
+    </w:lvl>
+    <w:lvl w:ilvl="8" w:tplc="04090005" w:tentative="1">
+      <w:start w:val="1"/>
+      <w:numFmt w:val="bullet"/>
+      <w:lvlText w:val=""/>
+      <w:lvlJc w:val="left"/>
+      <w:pPr>
+        <w:ind w:left="6120" w:hanging="360"/>
+      </w:pPr>
+      <w:rPr>
+        <w:rFonts w:ascii="Wingdings" w:hAnsi="Wingdings" w:hint="default"/>
+      </w:rPr>
+    </w:lvl>
+  </w:abstractNum>
+  <w:abstractNum w:abstractNumId="11">
     <w:nsid w:val="374331F3"/>
     <w:multiLevelType w:val="hybridMultilevel"/>
     <w:tmpl w:val="1E2CE8BA"/>
@@ -6395,7 +4622,7 @@
       </w:rPr>
     </w:lvl>
   </w:abstractNum>
-  <w:abstractNum w:abstractNumId="10">
+  <w:abstractNum w:abstractNumId="12">
     <w:nsid w:val="37A44CF1"/>
     <w:multiLevelType w:val="hybridMultilevel"/>
     <w:tmpl w:val="A30EE6BC"/>
@@ -6507,7 +4734,7 @@
       </w:rPr>
     </w:lvl>
   </w:abstractNum>
-  <w:abstractNum w:abstractNumId="11">
+  <w:abstractNum w:abstractNumId="13">
     <w:nsid w:val="3CAE3221"/>
     <w:multiLevelType w:val="hybridMultilevel"/>
     <w:tmpl w:val="D516683C"/>
@@ -6620,7 +4847,235 @@
       </w:rPr>
     </w:lvl>
   </w:abstractNum>
-  <w:abstractNum w:abstractNumId="12">
+  <w:abstractNum w:abstractNumId="14">
+    <w:nsid w:val="51171B25"/>
+    <w:multiLevelType w:val="hybridMultilevel"/>
+    <w:tmpl w:val="4150FC10"/>
+    <w:lvl w:ilvl="0" w:tplc="9CA00BC4">
+      <w:start w:val="1"/>
+      <w:numFmt w:val="bullet"/>
+      <w:lvlText w:val="-"/>
+      <w:lvlJc w:val="left"/>
+      <w:pPr>
+        <w:ind w:left="360" w:hanging="360"/>
+      </w:pPr>
+      <w:rPr>
+        <w:rFonts w:ascii="Tw Cen MT" w:hAnsi="Tw Cen MT" w:hint="default"/>
+        <w:sz w:val="20"/>
+      </w:rPr>
+    </w:lvl>
+    <w:lvl w:ilvl="1" w:tplc="04090003" w:tentative="1">
+      <w:start w:val="1"/>
+      <w:numFmt w:val="bullet"/>
+      <w:lvlText w:val="o"/>
+      <w:lvlJc w:val="left"/>
+      <w:pPr>
+        <w:ind w:left="1080" w:hanging="360"/>
+      </w:pPr>
+      <w:rPr>
+        <w:rFonts w:ascii="Courier New" w:hAnsi="Courier New" w:cs="Courier New" w:hint="default"/>
+      </w:rPr>
+    </w:lvl>
+    <w:lvl w:ilvl="2" w:tplc="04090005" w:tentative="1">
+      <w:start w:val="1"/>
+      <w:numFmt w:val="bullet"/>
+      <w:lvlText w:val=""/>
+      <w:lvlJc w:val="left"/>
+      <w:pPr>
+        <w:ind w:left="1800" w:hanging="360"/>
+      </w:pPr>
+      <w:rPr>
+        <w:rFonts w:ascii="Wingdings" w:hAnsi="Wingdings" w:hint="default"/>
+      </w:rPr>
+    </w:lvl>
+    <w:lvl w:ilvl="3" w:tplc="04090001" w:tentative="1">
+      <w:start w:val="1"/>
+      <w:numFmt w:val="bullet"/>
+      <w:lvlText w:val=""/>
+      <w:lvlJc w:val="left"/>
+      <w:pPr>
+        <w:ind w:left="2520" w:hanging="360"/>
+      </w:pPr>
+      <w:rPr>
+        <w:rFonts w:ascii="Symbol" w:hAnsi="Symbol" w:hint="default"/>
+      </w:rPr>
+    </w:lvl>
+    <w:lvl w:ilvl="4" w:tplc="04090003" w:tentative="1">
+      <w:start w:val="1"/>
+      <w:numFmt w:val="bullet"/>
+      <w:lvlText w:val="o"/>
+      <w:lvlJc w:val="left"/>
+      <w:pPr>
+        <w:ind w:left="3240" w:hanging="360"/>
+      </w:pPr>
+      <w:rPr>
+        <w:rFonts w:ascii="Courier New" w:hAnsi="Courier New" w:cs="Courier New" w:hint="default"/>
+      </w:rPr>
+    </w:lvl>
+    <w:lvl w:ilvl="5" w:tplc="04090005" w:tentative="1">
+      <w:start w:val="1"/>
+      <w:numFmt w:val="bullet"/>
+      <w:lvlText w:val=""/>
+      <w:lvlJc w:val="left"/>
+      <w:pPr>
+        <w:ind w:left="3960" w:hanging="360"/>
+      </w:pPr>
+      <w:rPr>
+        <w:rFonts w:ascii="Wingdings" w:hAnsi="Wingdings" w:hint="default"/>
+      </w:rPr>
+    </w:lvl>
+    <w:lvl w:ilvl="6" w:tplc="04090001" w:tentative="1">
+      <w:start w:val="1"/>
+      <w:numFmt w:val="bullet"/>
+      <w:lvlText w:val=""/>
+      <w:lvlJc w:val="left"/>
+      <w:pPr>
+        <w:ind w:left="4680" w:hanging="360"/>
+      </w:pPr>
+      <w:rPr>
+        <w:rFonts w:ascii="Symbol" w:hAnsi="Symbol" w:hint="default"/>
+      </w:rPr>
+    </w:lvl>
+    <w:lvl w:ilvl="7" w:tplc="04090003" w:tentative="1">
+      <w:start w:val="1"/>
+      <w:numFmt w:val="bullet"/>
+      <w:lvlText w:val="o"/>
+      <w:lvlJc w:val="left"/>
+      <w:pPr>
+        <w:ind w:left="5400" w:hanging="360"/>
+      </w:pPr>
+      <w:rPr>
+        <w:rFonts w:ascii="Courier New" w:hAnsi="Courier New" w:cs="Courier New" w:hint="default"/>
+      </w:rPr>
+    </w:lvl>
+    <w:lvl w:ilvl="8" w:tplc="04090005" w:tentative="1">
+      <w:start w:val="1"/>
+      <w:numFmt w:val="bullet"/>
+      <w:lvlText w:val=""/>
+      <w:lvlJc w:val="left"/>
+      <w:pPr>
+        <w:ind w:left="6120" w:hanging="360"/>
+      </w:pPr>
+      <w:rPr>
+        <w:rFonts w:ascii="Wingdings" w:hAnsi="Wingdings" w:hint="default"/>
+      </w:rPr>
+    </w:lvl>
+  </w:abstractNum>
+  <w:abstractNum w:abstractNumId="15">
+    <w:nsid w:val="51C8278A"/>
+    <w:multiLevelType w:val="hybridMultilevel"/>
+    <w:tmpl w:val="6CE62E3A"/>
+    <w:lvl w:ilvl="0" w:tplc="D1B24C12">
+      <w:start w:val="1"/>
+      <w:numFmt w:val="bullet"/>
+      <w:lvlText w:val="-"/>
+      <w:lvlJc w:val="left"/>
+      <w:pPr>
+        <w:ind w:left="360" w:hanging="360"/>
+      </w:pPr>
+      <w:rPr>
+        <w:rFonts w:ascii="Tw Cen MT" w:hAnsi="Tw Cen MT" w:hint="default"/>
+        <w:sz w:val="20"/>
+      </w:rPr>
+    </w:lvl>
+    <w:lvl w:ilvl="1" w:tplc="04090003" w:tentative="1">
+      <w:start w:val="1"/>
+      <w:numFmt w:val="bullet"/>
+      <w:lvlText w:val="o"/>
+      <w:lvlJc w:val="left"/>
+      <w:pPr>
+        <w:ind w:left="1080" w:hanging="360"/>
+      </w:pPr>
+      <w:rPr>
+        <w:rFonts w:ascii="Courier New" w:hAnsi="Courier New" w:cs="Courier New" w:hint="default"/>
+      </w:rPr>
+    </w:lvl>
+    <w:lvl w:ilvl="2" w:tplc="04090005" w:tentative="1">
+      <w:start w:val="1"/>
+      <w:numFmt w:val="bullet"/>
+      <w:lvlText w:val=""/>
+      <w:lvlJc w:val="left"/>
+      <w:pPr>
+        <w:ind w:left="1800" w:hanging="360"/>
+      </w:pPr>
+      <w:rPr>
+        <w:rFonts w:ascii="Wingdings" w:hAnsi="Wingdings" w:hint="default"/>
+      </w:rPr>
+    </w:lvl>
+    <w:lvl w:ilvl="3" w:tplc="04090001" w:tentative="1">
+      <w:start w:val="1"/>
+      <w:numFmt w:val="bullet"/>
+      <w:lvlText w:val=""/>
+      <w:lvlJc w:val="left"/>
+      <w:pPr>
+        <w:ind w:left="2520" w:hanging="360"/>
+      </w:pPr>
+      <w:rPr>
+        <w:rFonts w:ascii="Symbol" w:hAnsi="Symbol" w:hint="default"/>
+      </w:rPr>
+    </w:lvl>
+    <w:lvl w:ilvl="4" w:tplc="04090003" w:tentative="1">
+      <w:start w:val="1"/>
+      <w:numFmt w:val="bullet"/>
+      <w:lvlText w:val="o"/>
+      <w:lvlJc w:val="left"/>
+      <w:pPr>
+        <w:ind w:left="3240" w:hanging="360"/>
+      </w:pPr>
+      <w:rPr>
+        <w:rFonts w:ascii="Courier New" w:hAnsi="Courier New" w:cs="Courier New" w:hint="default"/>
+      </w:rPr>
+    </w:lvl>
+    <w:lvl w:ilvl="5" w:tplc="04090005" w:tentative="1">
+      <w:start w:val="1"/>
+      <w:numFmt w:val="bullet"/>
+      <w:lvlText w:val=""/>
+      <w:lvlJc w:val="left"/>
+      <w:pPr>
+        <w:ind w:left="3960" w:hanging="360"/>
+      </w:pPr>
+      <w:rPr>
+        <w:rFonts w:ascii="Wingdings" w:hAnsi="Wingdings" w:hint="default"/>
+      </w:rPr>
+    </w:lvl>
+    <w:lvl w:ilvl="6" w:tplc="04090001" w:tentative="1">
+      <w:start w:val="1"/>
+      <w:numFmt w:val="bullet"/>
+      <w:lvlText w:val=""/>
+      <w:lvlJc w:val="left"/>
+      <w:pPr>
+        <w:ind w:left="4680" w:hanging="360"/>
+      </w:pPr>
+      <w:rPr>
+        <w:rFonts w:ascii="Symbol" w:hAnsi="Symbol" w:hint="default"/>
+      </w:rPr>
+    </w:lvl>
+    <w:lvl w:ilvl="7" w:tplc="04090003" w:tentative="1">
+      <w:start w:val="1"/>
+      <w:numFmt w:val="bullet"/>
+      <w:lvlText w:val="o"/>
+      <w:lvlJc w:val="left"/>
+      <w:pPr>
+        <w:ind w:left="5400" w:hanging="360"/>
+      </w:pPr>
+      <w:rPr>
+        <w:rFonts w:ascii="Courier New" w:hAnsi="Courier New" w:cs="Courier New" w:hint="default"/>
+      </w:rPr>
+    </w:lvl>
+    <w:lvl w:ilvl="8" w:tplc="04090005" w:tentative="1">
+      <w:start w:val="1"/>
+      <w:numFmt w:val="bullet"/>
+      <w:lvlText w:val=""/>
+      <w:lvlJc w:val="left"/>
+      <w:pPr>
+        <w:ind w:left="6120" w:hanging="360"/>
+      </w:pPr>
+      <w:rPr>
+        <w:rFonts w:ascii="Wingdings" w:hAnsi="Wingdings" w:hint="default"/>
+      </w:rPr>
+    </w:lvl>
+  </w:abstractNum>
+  <w:abstractNum w:abstractNumId="16">
     <w:nsid w:val="52A26712"/>
     <w:multiLevelType w:val="hybridMultilevel"/>
     <w:tmpl w:val="E330509C"/>
@@ -6733,7 +5188,121 @@
       </w:rPr>
     </w:lvl>
   </w:abstractNum>
-  <w:abstractNum w:abstractNumId="13">
+  <w:abstractNum w:abstractNumId="17">
+    <w:nsid w:val="54877528"/>
+    <w:multiLevelType w:val="hybridMultilevel"/>
+    <w:tmpl w:val="597A17E6"/>
+    <w:lvl w:ilvl="0" w:tplc="31B2D37C">
+      <w:start w:val="1"/>
+      <w:numFmt w:val="bullet"/>
+      <w:lvlText w:val="-"/>
+      <w:lvlJc w:val="left"/>
+      <w:pPr>
+        <w:ind w:left="360" w:hanging="360"/>
+      </w:pPr>
+      <w:rPr>
+        <w:rFonts w:ascii="Tw Cen MT" w:hAnsi="Tw Cen MT" w:hint="default"/>
+        <w:sz w:val="20"/>
+      </w:rPr>
+    </w:lvl>
+    <w:lvl w:ilvl="1" w:tplc="04090003" w:tentative="1">
+      <w:start w:val="1"/>
+      <w:numFmt w:val="bullet"/>
+      <w:lvlText w:val="o"/>
+      <w:lvlJc w:val="left"/>
+      <w:pPr>
+        <w:ind w:left="1080" w:hanging="360"/>
+      </w:pPr>
+      <w:rPr>
+        <w:rFonts w:ascii="Courier New" w:hAnsi="Courier New" w:cs="Courier New" w:hint="default"/>
+      </w:rPr>
+    </w:lvl>
+    <w:lvl w:ilvl="2" w:tplc="04090005" w:tentative="1">
+      <w:start w:val="1"/>
+      <w:numFmt w:val="bullet"/>
+      <w:lvlText w:val=""/>
+      <w:lvlJc w:val="left"/>
+      <w:pPr>
+        <w:ind w:left="1800" w:hanging="360"/>
+      </w:pPr>
+      <w:rPr>
+        <w:rFonts w:ascii="Wingdings" w:hAnsi="Wingdings" w:hint="default"/>
+      </w:rPr>
+    </w:lvl>
+    <w:lvl w:ilvl="3" w:tplc="04090001" w:tentative="1">
+      <w:start w:val="1"/>
+      <w:numFmt w:val="bullet"/>
+      <w:lvlText w:val=""/>
+      <w:lvlJc w:val="left"/>
+      <w:pPr>
+        <w:ind w:left="2520" w:hanging="360"/>
+      </w:pPr>
+      <w:rPr>
+        <w:rFonts w:ascii="Symbol" w:hAnsi="Symbol" w:hint="default"/>
+      </w:rPr>
+    </w:lvl>
+    <w:lvl w:ilvl="4" w:tplc="04090003" w:tentative="1">
+      <w:start w:val="1"/>
+      <w:numFmt w:val="bullet"/>
+      <w:lvlText w:val="o"/>
+      <w:lvlJc w:val="left"/>
+      <w:pPr>
+        <w:ind w:left="3240" w:hanging="360"/>
+      </w:pPr>
+      <w:rPr>
+        <w:rFonts w:ascii="Courier New" w:hAnsi="Courier New" w:cs="Courier New" w:hint="default"/>
+      </w:rPr>
+    </w:lvl>
+    <w:lvl w:ilvl="5" w:tplc="04090005" w:tentative="1">
+      <w:start w:val="1"/>
+      <w:numFmt w:val="bullet"/>
+      <w:lvlText w:val=""/>
+      <w:lvlJc w:val="left"/>
+      <w:pPr>
+        <w:ind w:left="3960" w:hanging="360"/>
+      </w:pPr>
+      <w:rPr>
+        <w:rFonts w:ascii="Wingdings" w:hAnsi="Wingdings" w:hint="default"/>
+      </w:rPr>
+    </w:lvl>
+    <w:lvl w:ilvl="6" w:tplc="04090001" w:tentative="1">
+      <w:start w:val="1"/>
+      <w:numFmt w:val="bullet"/>
+      <w:lvlText w:val=""/>
+      <w:lvlJc w:val="left"/>
+      <w:pPr>
+        <w:ind w:left="4680" w:hanging="360"/>
+      </w:pPr>
+      <w:rPr>
+        <w:rFonts w:ascii="Symbol" w:hAnsi="Symbol" w:hint="default"/>
+      </w:rPr>
+    </w:lvl>
+    <w:lvl w:ilvl="7" w:tplc="04090003" w:tentative="1">
+      <w:start w:val="1"/>
+      <w:numFmt w:val="bullet"/>
+      <w:lvlText w:val="o"/>
+      <w:lvlJc w:val="left"/>
+      <w:pPr>
+        <w:ind w:left="5400" w:hanging="360"/>
+      </w:pPr>
+      <w:rPr>
+        <w:rFonts w:ascii="Courier New" w:hAnsi="Courier New" w:cs="Courier New" w:hint="default"/>
+      </w:rPr>
+    </w:lvl>
+    <w:lvl w:ilvl="8" w:tplc="04090005" w:tentative="1">
+      <w:start w:val="1"/>
+      <w:numFmt w:val="bullet"/>
+      <w:lvlText w:val=""/>
+      <w:lvlJc w:val="left"/>
+      <w:pPr>
+        <w:ind w:left="6120" w:hanging="360"/>
+      </w:pPr>
+      <w:rPr>
+        <w:rFonts w:ascii="Wingdings" w:hAnsi="Wingdings" w:hint="default"/>
+      </w:rPr>
+    </w:lvl>
+  </w:abstractNum>
+  <w:abstractNum w:abstractNumId="18">
     <w:nsid w:val="613278FF"/>
     <w:multiLevelType w:val="hybridMultilevel"/>
     <w:tmpl w:val="3EB29D6A"/>
@@ -6846,7 +5415,7 @@
       </w:rPr>
     </w:lvl>
   </w:abstractNum>
-  <w:abstractNum w:abstractNumId="14">
+  <w:abstractNum w:abstractNumId="19">
     <w:nsid w:val="63B31851"/>
     <w:multiLevelType w:val="multilevel"/>
     <w:tmpl w:val="18609E1C"/>
@@ -6995,7 +5564,121 @@
       </w:rPr>
     </w:lvl>
   </w:abstractNum>
-  <w:abstractNum w:abstractNumId="15">
+  <w:abstractNum w:abstractNumId="20">
+    <w:nsid w:val="6904078B"/>
+    <w:multiLevelType w:val="hybridMultilevel"/>
+    <w:tmpl w:val="14100F70"/>
+    <w:lvl w:ilvl="0" w:tplc="A716918A">
+      <w:start w:val="1"/>
+      <w:numFmt w:val="bullet"/>
+      <w:lvlText w:val="-"/>
+      <w:lvlJc w:val="left"/>
+      <w:pPr>
+        <w:ind w:left="360" w:hanging="360"/>
+      </w:pPr>
+      <w:rPr>
+        <w:rFonts w:ascii="Tw Cen MT" w:hAnsi="Tw Cen MT" w:hint="default"/>
+        <w:sz w:val="20"/>
+      </w:rPr>
+    </w:lvl>
+    <w:lvl w:ilvl="1" w:tplc="04090003" w:tentative="1">
+      <w:start w:val="1"/>
+      <w:numFmt w:val="bullet"/>
+      <w:lvlText w:val="o"/>
+      <w:lvlJc w:val="left"/>
+      <w:pPr>
+        <w:ind w:left="1080" w:hanging="360"/>
+      </w:pPr>
+      <w:rPr>
+        <w:rFonts w:ascii="Courier New" w:hAnsi="Courier New" w:cs="Courier New" w:hint="default"/>
+      </w:rPr>
+    </w:lvl>
+    <w:lvl w:ilvl="2" w:tplc="04090005" w:tentative="1">
+      <w:start w:val="1"/>
+      <w:numFmt w:val="bullet"/>
+      <w:lvlText w:val=""/>
+      <w:lvlJc w:val="left"/>
+      <w:pPr>
+        <w:ind w:left="1800" w:hanging="360"/>
+      </w:pPr>
+      <w:rPr>
+        <w:rFonts w:ascii="Wingdings" w:hAnsi="Wingdings" w:hint="default"/>
+      </w:rPr>
+    </w:lvl>
+    <w:lvl w:ilvl="3" w:tplc="04090001" w:tentative="1">
+      <w:start w:val="1"/>
+      <w:numFmt w:val="bullet"/>
+      <w:lvlText w:val=""/>
+      <w:lvlJc w:val="left"/>
+      <w:pPr>
+        <w:ind w:left="2520" w:hanging="360"/>
+      </w:pPr>
+      <w:rPr>
+        <w:rFonts w:ascii="Symbol" w:hAnsi="Symbol" w:hint="default"/>
+      </w:rPr>
+    </w:lvl>
+    <w:lvl w:ilvl="4" w:tplc="04090003" w:tentative="1">
+      <w:start w:val="1"/>
+      <w:numFmt w:val="bullet"/>
+      <w:lvlText w:val="o"/>
+      <w:lvlJc w:val="left"/>
+      <w:pPr>
+        <w:ind w:left="3240" w:hanging="360"/>
+      </w:pPr>
+      <w:rPr>
+        <w:rFonts w:ascii="Courier New" w:hAnsi="Courier New" w:cs="Courier New" w:hint="default"/>
+      </w:rPr>
+    </w:lvl>
+    <w:lvl w:ilvl="5" w:tplc="04090005" w:tentative="1">
+      <w:start w:val="1"/>
+      <w:numFmt w:val="bullet"/>
+      <w:lvlText w:val=""/>
+      <w:lvlJc w:val="left"/>
+      <w:pPr>
+        <w:ind w:left="3960" w:hanging="360"/>
+      </w:pPr>
+      <w:rPr>
+        <w:rFonts w:ascii="Wingdings" w:hAnsi="Wingdings" w:hint="default"/>
+      </w:rPr>
+    </w:lvl>
+    <w:lvl w:ilvl="6" w:tplc="04090001" w:tentative="1">
+      <w:start w:val="1"/>
+      <w:numFmt w:val="bullet"/>
+      <w:lvlText w:val=""/>
+      <w:lvlJc w:val="left"/>
+      <w:pPr>
+        <w:ind w:left="4680" w:hanging="360"/>
+      </w:pPr>
+      <w:rPr>
+        <w:rFonts w:ascii="Symbol" w:hAnsi="Symbol" w:hint="default"/>
+      </w:rPr>
+    </w:lvl>
+    <w:lvl w:ilvl="7" w:tplc="04090003" w:tentative="1">
+      <w:start w:val="1"/>
+      <w:numFmt w:val="bullet"/>
+      <w:lvlText w:val="o"/>
+      <w:lvlJc w:val="left"/>
+      <w:pPr>
+        <w:ind w:left="5400" w:hanging="360"/>
+      </w:pPr>
+      <w:rPr>
+        <w:rFonts w:ascii="Courier New" w:hAnsi="Courier New" w:cs="Courier New" w:hint="default"/>
+      </w:rPr>
+    </w:lvl>
+    <w:lvl w:ilvl="8" w:tplc="04090005" w:tentative="1">
+      <w:start w:val="1"/>
+      <w:numFmt w:val="bullet"/>
+      <w:lvlText w:val=""/>
+      <w:lvlJc w:val="left"/>
+      <w:pPr>
+        <w:ind w:left="6120" w:hanging="360"/>
+      </w:pPr>
+      <w:rPr>
+        <w:rFonts w:ascii="Wingdings" w:hAnsi="Wingdings" w:hint="default"/>
+      </w:rPr>
+    </w:lvl>
+  </w:abstractNum>
+  <w:abstractNum w:abstractNumId="21">
     <w:nsid w:val="6A1C10D9"/>
     <w:multiLevelType w:val="hybridMultilevel"/>
     <w:tmpl w:val="2E1C4E8A"/>
@@ -7108,7 +5791,7 @@
       </w:rPr>
     </w:lvl>
   </w:abstractNum>
-  <w:abstractNum w:abstractNumId="16">
+  <w:abstractNum w:abstractNumId="22">
     <w:nsid w:val="7638189A"/>
     <w:multiLevelType w:val="hybridMultilevel"/>
     <w:tmpl w:val="11CADC6A"/>
@@ -7221,59 +5904,193 @@
       </w:rPr>
     </w:lvl>
   </w:abstractNum>
+  <w:abstractNum w:abstractNumId="23">
+    <w:nsid w:val="79F21B87"/>
+    <w:multiLevelType w:val="hybridMultilevel"/>
+    <w:tmpl w:val="7E38B388"/>
+    <w:lvl w:ilvl="0" w:tplc="7054EACA">
+      <w:start w:val="1"/>
+      <w:numFmt w:val="bullet"/>
+      <w:lvlText w:val="-"/>
+      <w:lvlJc w:val="left"/>
+      <w:pPr>
+        <w:ind w:left="360" w:hanging="360"/>
+      </w:pPr>
+      <w:rPr>
+        <w:rFonts w:ascii="Tw Cen MT" w:hAnsi="Tw Cen MT" w:hint="default"/>
+      </w:rPr>
+    </w:lvl>
+    <w:lvl w:ilvl="1" w:tplc="04090003" w:tentative="1">
+      <w:start w:val="1"/>
+      <w:numFmt w:val="bullet"/>
+      <w:lvlText w:val="o"/>
+      <w:lvlJc w:val="left"/>
+      <w:pPr>
+        <w:ind w:left="1080" w:hanging="360"/>
+      </w:pPr>
+      <w:rPr>
+        <w:rFonts w:ascii="Courier New" w:hAnsi="Courier New" w:cs="Courier New" w:hint="default"/>
+      </w:rPr>
+    </w:lvl>
+    <w:lvl w:ilvl="2" w:tplc="04090005" w:tentative="1">
+      <w:start w:val="1"/>
+      <w:numFmt w:val="bullet"/>
+      <w:lvlText w:val=""/>
+      <w:lvlJc w:val="left"/>
+      <w:pPr>
+        <w:ind w:left="1800" w:hanging="360"/>
+      </w:pPr>
+      <w:rPr>
+        <w:rFonts w:ascii="Wingdings" w:hAnsi="Wingdings" w:hint="default"/>
+      </w:rPr>
+    </w:lvl>
+    <w:lvl w:ilvl="3" w:tplc="04090001" w:tentative="1">
+      <w:start w:val="1"/>
+      <w:numFmt w:val="bullet"/>
+      <w:lvlText w:val=""/>
+      <w:lvlJc w:val="left"/>
+      <w:pPr>
+        <w:ind w:left="2520" w:hanging="360"/>
+      </w:pPr>
+      <w:rPr>
+        <w:rFonts w:ascii="Symbol" w:hAnsi="Symbol" w:hint="default"/>
+      </w:rPr>
+    </w:lvl>
+    <w:lvl w:ilvl="4" w:tplc="04090003" w:tentative="1">
+      <w:start w:val="1"/>
+      <w:numFmt w:val="bullet"/>
+      <w:lvlText w:val="o"/>
+      <w:lvlJc w:val="left"/>
+      <w:pPr>
+        <w:ind w:left="3240" w:hanging="360"/>
+      </w:pPr>
+      <w:rPr>
+        <w:rFonts w:ascii="Courier New" w:hAnsi="Courier New" w:cs="Courier New" w:hint="default"/>
+      </w:rPr>
+    </w:lvl>
+    <w:lvl w:ilvl="5" w:tplc="04090005" w:tentative="1">
+      <w:start w:val="1"/>
+      <w:numFmt w:val="bullet"/>
+      <w:lvlText w:val=""/>
+      <w:lvlJc w:val="left"/>
+      <w:pPr>
+        <w:ind w:left="3960" w:hanging="360"/>
+      </w:pPr>
+      <w:rPr>
+        <w:rFonts w:ascii="Wingdings" w:hAnsi="Wingdings" w:hint="default"/>
+      </w:rPr>
+    </w:lvl>
+    <w:lvl w:ilvl="6" w:tplc="04090001" w:tentative="1">
+      <w:start w:val="1"/>
+      <w:numFmt w:val="bullet"/>
+      <w:lvlText w:val=""/>
+      <w:lvlJc w:val="left"/>
+      <w:pPr>
+        <w:ind w:left="4680" w:hanging="360"/>
+      </w:pPr>
+      <w:rPr>
+        <w:rFonts w:ascii="Symbol" w:hAnsi="Symbol" w:hint="default"/>
+      </w:rPr>
+    </w:lvl>
+    <w:lvl w:ilvl="7" w:tplc="04090003" w:tentative="1">
+      <w:start w:val="1"/>
+      <w:numFmt w:val="bullet"/>
+      <w:lvlText w:val="o"/>
+      <w:lvlJc w:val="left"/>
+      <w:pPr>
+        <w:ind w:left="5400" w:hanging="360"/>
+      </w:pPr>
+      <w:rPr>
+        <w:rFonts w:ascii="Courier New" w:hAnsi="Courier New" w:cs="Courier New" w:hint="default"/>
+      </w:rPr>
+    </w:lvl>
+    <w:lvl w:ilvl="8" w:tplc="04090005" w:tentative="1">
+      <w:start w:val="1"/>
+      <w:numFmt w:val="bullet"/>
+      <w:lvlText w:val=""/>
+      <w:lvlJc w:val="left"/>
+      <w:pPr>
+        <w:ind w:left="6120" w:hanging="360"/>
+      </w:pPr>
+      <w:rPr>
+        <w:rFonts w:ascii="Wingdings" w:hAnsi="Wingdings" w:hint="default"/>
+      </w:rPr>
+    </w:lvl>
+  </w:abstractNum>
   <w:num w:numId="1">
-    <w:abstractNumId w:val="8"/>
+    <w:abstractNumId w:val="9"/>
     <w:lvlOverride w:ilvl="0">
       <w:startOverride w:val="1"/>
     </w:lvlOverride>
   </w:num>
   <w:num w:numId="2">
+    <w:abstractNumId w:val="6"/>
+  </w:num>
+  <w:num w:numId="3">
+    <w:abstractNumId w:val="16"/>
+  </w:num>
+  <w:num w:numId="4">
+    <w:abstractNumId w:val="11"/>
+  </w:num>
+  <w:num w:numId="5">
+    <w:abstractNumId w:val="1"/>
+  </w:num>
+  <w:num w:numId="6">
+    <w:abstractNumId w:val="2"/>
+  </w:num>
+  <w:num w:numId="7">
+    <w:abstractNumId w:val="21"/>
+  </w:num>
+  <w:num w:numId="8">
+    <w:abstractNumId w:val="12"/>
+  </w:num>
+  <w:num w:numId="9">
+    <w:abstractNumId w:val="18"/>
+  </w:num>
+  <w:num w:numId="10">
     <w:abstractNumId w:val="5"/>
   </w:num>
-  <w:num w:numId="3">
-    <w:abstractNumId w:val="12"/>
+  <w:num w:numId="11">
+    <w:abstractNumId w:val="7"/>
   </w:num>
-  <w:num w:numId="4">
-    <w:abstractNumId w:val="9"/>
+  <w:num w:numId="12">
+    <w:abstractNumId w:val="13"/>
   </w:num>
-  <w:num w:numId="5">
-    <w:abstractNumId w:val="0"/>
+  <w:num w:numId="13">
+    <w:abstractNumId w:val="8"/>
   </w:num>
-  <w:num w:numId="6">
-    <w:abstractNumId w:val="1"/>
+  <w:num w:numId="14">
+    <w:abstractNumId w:val="19"/>
   </w:num>
-  <w:num w:numId="7">
+  <w:num w:numId="15">
+    <w:abstractNumId w:val="4"/>
+  </w:num>
+  <w:num w:numId="16">
+    <w:abstractNumId w:val="3"/>
+  </w:num>
+  <w:num w:numId="17">
+    <w:abstractNumId w:val="22"/>
+  </w:num>
+  <w:num w:numId="18">
     <w:abstractNumId w:val="15"/>
   </w:num>
-  <w:num w:numId="8">
+  <w:num w:numId="19">
+    <w:abstractNumId w:val="14"/>
+  </w:num>
+  <w:num w:numId="20">
     <w:abstractNumId w:val="10"/>
   </w:num>
-  <w:num w:numId="9">
-    <w:abstractNumId w:val="13"/>
+  <w:num w:numId="21">
+    <w:abstractNumId w:val="17"/>
   </w:num>
-  <w:num w:numId="10">
-    <w:abstractNumId w:val="4"/>
+  <w:num w:numId="22">
+    <w:abstractNumId w:val="20"/>
   </w:num>
-  <w:num w:numId="11">
-    <w:abstractNumId w:val="6"/>
+  <w:num w:numId="23">
+    <w:abstractNumId w:val="23"/>
   </w:num>
-  <w:num w:numId="12">
-    <w:abstractNumId w:val="11"/>
-  </w:num>
-  <w:num w:numId="13">
-    <w:abstractNumId w:val="7"/>
-  </w:num>
-  <w:num w:numId="14">
-    <w:abstractNumId w:val="14"/>
-  </w:num>
-  <w:num w:numId="15">
-    <w:abstractNumId w:val="3"/>
-  </w:num>
-  <w:num w:numId="16">
-    <w:abstractNumId w:val="2"/>
-  </w:num>
-  <w:num w:numId="17">
-    <w:abstractNumId w:val="16"/>
+  <w:num w:numId="24">
+    <w:abstractNumId w:val="0"/>
   </w:num>
 </w:numbering>
 </file>

--- a/William/.Net Angular/William_Jackson.docx
+++ b/William/.Net Angular/William_Jackson.docx
@@ -15,7 +15,7 @@
           <w:sz w:val="44"/>
           <w:szCs w:val="44"/>
         </w:rPr>
-        <w:t>WILLIAM</w:t>
+        <w:t>William</w:t>
       </w:r>
       <w:r>
         <w:rPr>
@@ -25,7 +25,7 @@
           <w:sz w:val="44"/>
           <w:szCs w:val="44"/>
         </w:rPr>
-        <w:t xml:space="preserve"> JACKSON</w:t>
+        <w:t xml:space="preserve"> Jackson</w:t>
       </w:r>
     </w:p>
     <w:p>
@@ -41,6 +41,24 @@
           <w:szCs w:val="19"/>
         </w:rPr>
         <w:t>Senior Software Engineer</w:t>
+      </w:r>
+      <w:r>
+        <w:rPr>
+          <w:rFonts w:ascii="Arial" w:eastAsia="Arial" w:hAnsi="Arial" w:cs="Arial"/>
+          <w:color w:val="555555"/>
+          <w:sz w:val="19"/>
+          <w:szCs w:val="19"/>
+        </w:rPr>
+        <w:t xml:space="preserve"> - </w:t>
+      </w:r>
+      <w:r>
+        <w:rPr>
+          <w:rFonts w:ascii="Arial" w:eastAsia="Arial" w:hAnsi="Arial" w:cs="Arial"/>
+          <w:color w:val="555555"/>
+          <w:sz w:val="19"/>
+          <w:szCs w:val="19"/>
+        </w:rPr>
+        <w:t>Angular C# (.NET) Azure/AWS</w:t>
       </w:r>
     </w:p>
     <w:tbl>
@@ -94,7 +112,7 @@
                 <w:sz w:val="17"/>
                 <w:szCs w:val="17"/>
               </w:rPr>
-              <w:t xml:space="preserve">Wellington, Nevada, United States </w:t>
+              <w:t xml:space="preserve">Wellington, Nevada, United States | </w:t>
             </w:r>
             <w:r>
               <w:rPr>
@@ -103,7 +121,7 @@
                 <w:sz w:val="17"/>
                 <w:szCs w:val="17"/>
               </w:rPr>
-              <w:t>+1 (725) 258-7943</w:t>
+              <w:t>+1 (786) 949-7561</w:t>
             </w:r>
             <w:r>
               <w:rPr>
@@ -121,7 +139,7 @@
                 <w:sz w:val="17"/>
                 <w:szCs w:val="17"/>
               </w:rPr>
-              <w:t>williamjacksondev@outlook.com</w:t>
+              <w:t>williamjackson.pro@outlook.com</w:t>
             </w:r>
             <w:r>
               <w:rPr>
@@ -130,7 +148,7 @@
                 <w:sz w:val="17"/>
                 <w:szCs w:val="17"/>
               </w:rPr>
-              <w:t xml:space="preserve">| </w:t>
+              <w:t xml:space="preserve"> | </w:t>
             </w:r>
             <w:r>
               <w:rPr>
@@ -139,30 +157,39 @@
                 <w:sz w:val="17"/>
                 <w:szCs w:val="17"/>
               </w:rPr>
-              <w:t>linkedin.com/in/william-jackson-3816183aa</w:t>
+              <w:t>linkedin.com/in/william-jackson-</w:t>
             </w:r>
+            <w:r>
+              <w:rPr>
+                <w:rFonts w:ascii="Arial" w:eastAsia="Arial" w:hAnsi="Arial" w:cs="Arial"/>
+                <w:color w:val="FFFFFF"/>
+                <w:sz w:val="17"/>
+                <w:szCs w:val="17"/>
+              </w:rPr>
+              <w:t>75b9343b6</w:t>
+            </w:r>
+            <w:bookmarkStart w:id="0" w:name="_GoBack"/>
+            <w:bookmarkEnd w:id="0"/>
           </w:p>
         </w:tc>
       </w:tr>
     </w:tbl>
     <w:p>
       <w:pPr>
-        <w:spacing w:after="120"/>
-      </w:pPr>
-    </w:p>
-    <w:p>
-      <w:pPr>
         <w:pBdr>
           <w:bottom w:val="single" w:sz="6" w:space="0" w:color="B91C1C"/>
         </w:pBdr>
         <w:spacing w:before="120" w:after="80"/>
+        <w:rPr>
+          <w:sz w:val="24"/>
+        </w:rPr>
       </w:pPr>
       <w:r>
         <w:rPr>
           <w:b/>
           <w:bCs/>
           <w:color w:val="111111"/>
-          <w:sz w:val="21"/>
+          <w:sz w:val="24"/>
           <w:szCs w:val="21"/>
         </w:rPr>
         <w:t>PROFESSIONAL SUMMARY</w:t>
@@ -174,74 +201,113 @@
         <w:jc w:val="both"/>
         <w:rPr>
           <w:rFonts w:ascii="Arial" w:hAnsi="Arial" w:cs="Arial"/>
-        </w:rPr>
-      </w:pPr>
-      <w:r>
+          <w:sz w:val="22"/>
+        </w:rPr>
+      </w:pPr>
+      <w:r>
+        <w:rPr>
+          <w:sz w:val="22"/>
+        </w:rPr>
         <w:t xml:space="preserve">Senior Software Engineer with 10+ years of experience building enterprise web platforms, internal business systems, and cloud-connected applications with </w:t>
       </w:r>
       <w:r>
         <w:rPr>
           <w:rStyle w:val="Strong"/>
+          <w:sz w:val="22"/>
         </w:rPr>
         <w:t>C#</w:t>
       </w:r>
       <w:r>
+        <w:rPr>
+          <w:sz w:val="22"/>
+        </w:rPr>
         <w:t xml:space="preserve">, </w:t>
       </w:r>
       <w:r>
         <w:rPr>
           <w:rStyle w:val="Strong"/>
+          <w:sz w:val="22"/>
         </w:rPr>
         <w:t>.NET Framework 4.6–4.8</w:t>
       </w:r>
       <w:r>
+        <w:rPr>
+          <w:sz w:val="22"/>
+        </w:rPr>
         <w:t xml:space="preserve">, </w:t>
       </w:r>
       <w:r>
         <w:rPr>
           <w:rStyle w:val="Strong"/>
+          <w:sz w:val="22"/>
         </w:rPr>
         <w:t>.NET Core 3.1–.NET 8</w:t>
       </w:r>
       <w:r>
+        <w:rPr>
+          <w:sz w:val="22"/>
+        </w:rPr>
         <w:t xml:space="preserve">, </w:t>
       </w:r>
       <w:r>
         <w:rPr>
           <w:rStyle w:val="Strong"/>
+          <w:sz w:val="22"/>
         </w:rPr>
         <w:t>Angular 8–18</w:t>
       </w:r>
       <w:r>
+        <w:rPr>
+          <w:sz w:val="22"/>
+        </w:rPr>
         <w:t xml:space="preserve">, and </w:t>
       </w:r>
       <w:r>
         <w:rPr>
           <w:rStyle w:val="Strong"/>
+          <w:sz w:val="22"/>
         </w:rPr>
         <w:t>SQL Server</w:t>
       </w:r>
       <w:r>
+        <w:rPr>
+          <w:sz w:val="22"/>
+        </w:rPr>
         <w:t xml:space="preserve"> across </w:t>
       </w:r>
       <w:proofErr w:type="spellStart"/>
       <w:r>
+        <w:rPr>
+          <w:sz w:val="22"/>
+        </w:rPr>
         <w:t>SaaS</w:t>
       </w:r>
       <w:proofErr w:type="spellEnd"/>
       <w:r>
+        <w:rPr>
+          <w:sz w:val="22"/>
+        </w:rPr>
         <w:t xml:space="preserve">, operations, finance, and workflow automation environments. Strong background in modernizing legacy systems, resolving high-impact production defects, improving API reliability, and delivering secure user-facing features with measurable results. </w:t>
       </w:r>
       <w:proofErr w:type="gramStart"/>
       <w:r>
+        <w:rPr>
+          <w:sz w:val="22"/>
+        </w:rPr>
         <w:t xml:space="preserve">Known for leading migrations from monolithic applications to service-oriented platforms, tightening CI/CD quality gates, and partnering with product, QA, and </w:t>
       </w:r>
       <w:proofErr w:type="spellStart"/>
       <w:r>
+        <w:rPr>
+          <w:sz w:val="22"/>
+        </w:rPr>
         <w:t>DevOps</w:t>
       </w:r>
       <w:proofErr w:type="spellEnd"/>
       <w:r>
+        <w:rPr>
+          <w:sz w:val="22"/>
+        </w:rPr>
         <w:t xml:space="preserve"> teams to ship maintainable software faster.</w:t>
       </w:r>
       <w:proofErr w:type="gramEnd"/>
@@ -252,13 +318,16 @@
           <w:bottom w:val="single" w:sz="6" w:space="0" w:color="B91C1C"/>
         </w:pBdr>
         <w:spacing w:before="120" w:after="80"/>
+        <w:rPr>
+          <w:sz w:val="24"/>
+        </w:rPr>
       </w:pPr>
       <w:r>
         <w:rPr>
           <w:b/>
           <w:bCs/>
           <w:color w:val="111111"/>
-          <w:sz w:val="21"/>
+          <w:sz w:val="24"/>
           <w:szCs w:val="21"/>
         </w:rPr>
         <w:t>SKILLS</w:t>
@@ -274,32 +343,32 @@
         <w:spacing w:before="0" w:beforeAutospacing="0" w:after="0" w:afterAutospacing="0"/>
         <w:jc w:val="both"/>
         <w:rPr>
-          <w:sz w:val="20"/>
-        </w:rPr>
-      </w:pPr>
-      <w:r>
-        <w:rPr>
-          <w:rStyle w:val="Strong"/>
-          <w:sz w:val="20"/>
+          <w:sz w:val="22"/>
+        </w:rPr>
+      </w:pPr>
+      <w:r>
+        <w:rPr>
+          <w:rStyle w:val="Strong"/>
+          <w:sz w:val="22"/>
         </w:rPr>
         <w:t>Frontend:</w:t>
       </w:r>
       <w:r>
         <w:rPr>
-          <w:sz w:val="20"/>
+          <w:sz w:val="22"/>
         </w:rPr>
         <w:t xml:space="preserve"> </w:t>
       </w:r>
       <w:r>
         <w:rPr>
           <w:rStyle w:val="Strong"/>
-          <w:sz w:val="20"/>
+          <w:sz w:val="22"/>
         </w:rPr>
         <w:t>Angular 8–18</w:t>
       </w:r>
       <w:r>
         <w:rPr>
-          <w:sz w:val="20"/>
+          <w:sz w:val="22"/>
         </w:rPr>
         <w:t xml:space="preserve">, </w:t>
       </w:r>
@@ -307,7 +376,7 @@
       <w:r>
         <w:rPr>
           <w:rStyle w:val="Strong"/>
-          <w:sz w:val="20"/>
+          <w:sz w:val="22"/>
         </w:rPr>
         <w:t>TypeScript</w:t>
       </w:r>
@@ -315,41 +384,41 @@
       <w:r>
         <w:rPr>
           <w:rStyle w:val="Strong"/>
-          <w:sz w:val="20"/>
+          <w:sz w:val="22"/>
         </w:rPr>
         <w:t xml:space="preserve"> 3.x–5.x</w:t>
       </w:r>
       <w:r>
         <w:rPr>
-          <w:sz w:val="20"/>
+          <w:sz w:val="22"/>
         </w:rPr>
         <w:t xml:space="preserve">, JavaScript, </w:t>
       </w:r>
       <w:proofErr w:type="spellStart"/>
       <w:r>
         <w:rPr>
-          <w:sz w:val="20"/>
+          <w:sz w:val="22"/>
         </w:rPr>
         <w:t>RxJS</w:t>
       </w:r>
       <w:proofErr w:type="spellEnd"/>
       <w:r>
         <w:rPr>
-          <w:sz w:val="20"/>
+          <w:sz w:val="22"/>
         </w:rPr>
         <w:t xml:space="preserve">, </w:t>
       </w:r>
       <w:proofErr w:type="spellStart"/>
       <w:r>
         <w:rPr>
-          <w:sz w:val="20"/>
+          <w:sz w:val="22"/>
         </w:rPr>
         <w:t>NgRx</w:t>
       </w:r>
       <w:proofErr w:type="spellEnd"/>
       <w:r>
         <w:rPr>
-          <w:sz w:val="20"/>
+          <w:sz w:val="22"/>
         </w:rPr>
         <w:t>, Angular Material, Reactive Forms, HTML5, CSS3, SCSS, responsive UI, reusable component architecture, route guards, lazy loading, module federation awareness, REST integration, client-side validation, accessibility-focused development</w:t>
       </w:r>
@@ -364,119 +433,111 @@
         <w:spacing w:before="0" w:beforeAutospacing="0" w:after="0" w:afterAutospacing="0"/>
         <w:jc w:val="both"/>
         <w:rPr>
-          <w:sz w:val="20"/>
-        </w:rPr>
-      </w:pPr>
-      <w:r>
-        <w:rPr>
-          <w:rStyle w:val="Strong"/>
-          <w:sz w:val="20"/>
+          <w:sz w:val="22"/>
+        </w:rPr>
+      </w:pPr>
+      <w:r>
+        <w:rPr>
+          <w:rStyle w:val="Strong"/>
+          <w:sz w:val="22"/>
         </w:rPr>
         <w:t>Backend &amp; APIs:</w:t>
       </w:r>
       <w:r>
         <w:rPr>
-          <w:sz w:val="20"/>
+          <w:sz w:val="22"/>
         </w:rPr>
         <w:t xml:space="preserve"> </w:t>
       </w:r>
       <w:r>
         <w:rPr>
           <w:rStyle w:val="Strong"/>
-          <w:sz w:val="20"/>
+          <w:sz w:val="22"/>
         </w:rPr>
         <w:t>C#</w:t>
       </w:r>
       <w:r>
         <w:rPr>
-          <w:sz w:val="20"/>
+          <w:sz w:val="22"/>
         </w:rPr>
         <w:t xml:space="preserve">, </w:t>
       </w:r>
       <w:r>
         <w:rPr>
           <w:rStyle w:val="Strong"/>
-          <w:sz w:val="20"/>
+          <w:sz w:val="22"/>
         </w:rPr>
         <w:t>ASP.NET MVC</w:t>
       </w:r>
       <w:r>
         <w:rPr>
-          <w:sz w:val="20"/>
+          <w:sz w:val="22"/>
         </w:rPr>
         <w:t xml:space="preserve">, </w:t>
       </w:r>
       <w:r>
         <w:rPr>
           <w:rStyle w:val="Strong"/>
-          <w:sz w:val="20"/>
+          <w:sz w:val="22"/>
         </w:rPr>
         <w:t>ASP.NET Web API</w:t>
       </w:r>
       <w:r>
         <w:rPr>
-          <w:sz w:val="20"/>
+          <w:sz w:val="22"/>
         </w:rPr>
         <w:t xml:space="preserve">, </w:t>
       </w:r>
       <w:r>
         <w:rPr>
           <w:rStyle w:val="Strong"/>
-          <w:sz w:val="20"/>
+          <w:sz w:val="22"/>
         </w:rPr>
         <w:t>ASP.NET Core</w:t>
       </w:r>
       <w:r>
         <w:rPr>
-          <w:sz w:val="20"/>
+          <w:sz w:val="22"/>
         </w:rPr>
         <w:t xml:space="preserve">, </w:t>
       </w:r>
       <w:r>
         <w:rPr>
           <w:rStyle w:val="Strong"/>
-          <w:sz w:val="20"/>
+          <w:sz w:val="22"/>
         </w:rPr>
         <w:t>.NET Framework 4.6–4.8</w:t>
       </w:r>
       <w:r>
         <w:rPr>
-          <w:sz w:val="20"/>
+          <w:sz w:val="22"/>
         </w:rPr>
         <w:t xml:space="preserve">, </w:t>
       </w:r>
       <w:r>
         <w:rPr>
           <w:rStyle w:val="Strong"/>
-          <w:sz w:val="20"/>
+          <w:sz w:val="22"/>
         </w:rPr>
         <w:t>.NET Core 3.1–.NET 8</w:t>
       </w:r>
       <w:r>
         <w:rPr>
-          <w:sz w:val="20"/>
-        </w:rPr>
-        <w:t>, Entity Framework, Entity Frame</w:t>
-      </w:r>
-      <w:bookmarkStart w:id="0" w:name="_GoBack"/>
-      <w:bookmarkEnd w:id="0"/>
-      <w:r>
-        <w:rPr>
-          <w:sz w:val="20"/>
-        </w:rPr>
-        <w:t xml:space="preserve">work Core, LINQ, </w:t>
+          <w:sz w:val="22"/>
+        </w:rPr>
+        <w:t xml:space="preserve">, Entity Framework, Entity Framework Core, LINQ, </w:t>
       </w:r>
       <w:proofErr w:type="spellStart"/>
       <w:r>
         <w:rPr>
-          <w:sz w:val="20"/>
+          <w:sz w:val="22"/>
         </w:rPr>
         <w:t>RESTful</w:t>
       </w:r>
       <w:proofErr w:type="spellEnd"/>
       <w:r>
         <w:rPr>
-          <w:sz w:val="20"/>
+          <w:sz w:val="22"/>
         </w:rPr>
         <w:t xml:space="preserve"> API design, authentication flows, authorization policies, background processing, file handling, report services, service-layer design, distributed application patterns</w:t>
       </w:r>
@@ -491,116 +552,116 @@
         <w:spacing w:before="0" w:beforeAutospacing="0" w:after="0" w:afterAutospacing="0"/>
         <w:jc w:val="both"/>
         <w:rPr>
-          <w:sz w:val="20"/>
-        </w:rPr>
-      </w:pPr>
-      <w:r>
-        <w:rPr>
-          <w:rStyle w:val="Strong"/>
-          <w:sz w:val="20"/>
+          <w:sz w:val="22"/>
+        </w:rPr>
+      </w:pPr>
+      <w:r>
+        <w:rPr>
+          <w:rStyle w:val="Strong"/>
+          <w:sz w:val="22"/>
         </w:rPr>
         <w:t>Data / Messaging / Search:</w:t>
       </w:r>
       <w:r>
         <w:rPr>
-          <w:sz w:val="20"/>
+          <w:sz w:val="22"/>
         </w:rPr>
         <w:t xml:space="preserve"> </w:t>
       </w:r>
       <w:r>
         <w:rPr>
           <w:rStyle w:val="Strong"/>
-          <w:sz w:val="20"/>
+          <w:sz w:val="22"/>
         </w:rPr>
         <w:t>SQL Server</w:t>
       </w:r>
       <w:r>
         <w:rPr>
-          <w:sz w:val="20"/>
+          <w:sz w:val="22"/>
         </w:rPr>
         <w:t xml:space="preserve">, </w:t>
       </w:r>
       <w:proofErr w:type="spellStart"/>
       <w:r>
         <w:rPr>
-          <w:sz w:val="20"/>
+          <w:sz w:val="22"/>
         </w:rPr>
         <w:t>PostgreSQL</w:t>
       </w:r>
       <w:proofErr w:type="spellEnd"/>
       <w:r>
         <w:rPr>
-          <w:sz w:val="20"/>
+          <w:sz w:val="22"/>
         </w:rPr>
         <w:t xml:space="preserve">, MySQL, </w:t>
       </w:r>
       <w:proofErr w:type="spellStart"/>
       <w:r>
         <w:rPr>
-          <w:sz w:val="20"/>
+          <w:sz w:val="22"/>
         </w:rPr>
         <w:t>Redis</w:t>
       </w:r>
       <w:proofErr w:type="spellEnd"/>
       <w:r>
         <w:rPr>
-          <w:sz w:val="20"/>
+          <w:sz w:val="22"/>
         </w:rPr>
         <w:t xml:space="preserve">, </w:t>
       </w:r>
       <w:proofErr w:type="spellStart"/>
       <w:r>
         <w:rPr>
-          <w:sz w:val="20"/>
+          <w:sz w:val="22"/>
         </w:rPr>
         <w:t>MongoDB</w:t>
       </w:r>
       <w:proofErr w:type="spellEnd"/>
       <w:r>
         <w:rPr>
-          <w:sz w:val="20"/>
+          <w:sz w:val="22"/>
         </w:rPr>
         <w:t xml:space="preserve">, </w:t>
       </w:r>
       <w:proofErr w:type="spellStart"/>
       <w:r>
         <w:rPr>
-          <w:sz w:val="20"/>
+          <w:sz w:val="22"/>
         </w:rPr>
         <w:t>DynamoDB</w:t>
       </w:r>
       <w:proofErr w:type="spellEnd"/>
       <w:r>
         <w:rPr>
-          <w:sz w:val="20"/>
+          <w:sz w:val="22"/>
         </w:rPr>
         <w:t xml:space="preserve">, stored procedures, query tuning, indexing, caching, AWS SQS/SNS, Kafka, </w:t>
       </w:r>
       <w:proofErr w:type="spellStart"/>
       <w:r>
         <w:rPr>
-          <w:sz w:val="20"/>
+          <w:sz w:val="22"/>
         </w:rPr>
         <w:t>RabbitMQ</w:t>
       </w:r>
       <w:proofErr w:type="spellEnd"/>
       <w:r>
         <w:rPr>
-          <w:sz w:val="20"/>
+          <w:sz w:val="22"/>
         </w:rPr>
         <w:t xml:space="preserve">, </w:t>
       </w:r>
       <w:proofErr w:type="spellStart"/>
       <w:r>
         <w:rPr>
-          <w:sz w:val="20"/>
+          <w:sz w:val="22"/>
         </w:rPr>
         <w:t>Elasticsearch</w:t>
       </w:r>
       <w:proofErr w:type="spellEnd"/>
       <w:r>
         <w:rPr>
-          <w:sz w:val="20"/>
+          <w:sz w:val="22"/>
         </w:rPr>
         <w:t>, OpenSearch</w:t>
       </w:r>
@@ -615,13 +676,13 @@
         <w:spacing w:before="0" w:beforeAutospacing="0" w:after="0" w:afterAutospacing="0"/>
         <w:jc w:val="both"/>
         <w:rPr>
-          <w:sz w:val="20"/>
-        </w:rPr>
-      </w:pPr>
-      <w:r>
-        <w:rPr>
-          <w:rStyle w:val="Strong"/>
-          <w:sz w:val="20"/>
+          <w:sz w:val="22"/>
+        </w:rPr>
+      </w:pPr>
+      <w:r>
+        <w:rPr>
+          <w:rStyle w:val="Strong"/>
+          <w:sz w:val="22"/>
         </w:rPr>
         <w:t xml:space="preserve">Cloud &amp; </w:t>
       </w:r>
@@ -629,7 +690,7 @@
       <w:r>
         <w:rPr>
           <w:rStyle w:val="Strong"/>
-          <w:sz w:val="20"/>
+          <w:sz w:val="22"/>
         </w:rPr>
         <w:t>DevOps</w:t>
       </w:r>
@@ -637,187 +698,187 @@
       <w:r>
         <w:rPr>
           <w:rStyle w:val="Strong"/>
-          <w:sz w:val="20"/>
+          <w:sz w:val="22"/>
         </w:rPr>
         <w:t>:</w:t>
       </w:r>
       <w:r>
         <w:rPr>
-          <w:sz w:val="20"/>
+          <w:sz w:val="22"/>
         </w:rPr>
         <w:t xml:space="preserve"> </w:t>
       </w:r>
       <w:r>
         <w:rPr>
           <w:rStyle w:val="Strong"/>
-          <w:sz w:val="20"/>
+          <w:sz w:val="22"/>
         </w:rPr>
         <w:t>AWS</w:t>
       </w:r>
       <w:r>
         <w:rPr>
-          <w:sz w:val="20"/>
+          <w:sz w:val="22"/>
         </w:rPr>
         <w:t xml:space="preserve">, Azure, GCP, EC2, ECS, EKS, Lambda, API Gateway, S3, </w:t>
       </w:r>
       <w:proofErr w:type="spellStart"/>
       <w:r>
         <w:rPr>
-          <w:sz w:val="20"/>
+          <w:sz w:val="22"/>
         </w:rPr>
         <w:t>CloudFront</w:t>
       </w:r>
       <w:proofErr w:type="spellEnd"/>
       <w:r>
         <w:rPr>
-          <w:sz w:val="20"/>
+          <w:sz w:val="22"/>
         </w:rPr>
         <w:t xml:space="preserve">, RDS, </w:t>
       </w:r>
       <w:proofErr w:type="spellStart"/>
       <w:r>
         <w:rPr>
-          <w:sz w:val="20"/>
+          <w:sz w:val="22"/>
         </w:rPr>
         <w:t>DynamoDB</w:t>
       </w:r>
       <w:proofErr w:type="spellEnd"/>
       <w:r>
         <w:rPr>
-          <w:sz w:val="20"/>
+          <w:sz w:val="22"/>
         </w:rPr>
         <w:t xml:space="preserve">, </w:t>
       </w:r>
       <w:proofErr w:type="spellStart"/>
       <w:r>
         <w:rPr>
-          <w:sz w:val="20"/>
+          <w:sz w:val="22"/>
         </w:rPr>
         <w:t>ElastiCache</w:t>
       </w:r>
       <w:proofErr w:type="spellEnd"/>
       <w:r>
         <w:rPr>
-          <w:sz w:val="20"/>
+          <w:sz w:val="22"/>
         </w:rPr>
         <w:t xml:space="preserve">, </w:t>
       </w:r>
       <w:proofErr w:type="spellStart"/>
       <w:r>
         <w:rPr>
-          <w:sz w:val="20"/>
+          <w:sz w:val="22"/>
         </w:rPr>
         <w:t>EventBridge</w:t>
       </w:r>
       <w:proofErr w:type="spellEnd"/>
       <w:r>
         <w:rPr>
-          <w:sz w:val="20"/>
+          <w:sz w:val="22"/>
         </w:rPr>
         <w:t xml:space="preserve">, Step Functions, IAM, </w:t>
       </w:r>
       <w:proofErr w:type="spellStart"/>
       <w:r>
         <w:rPr>
-          <w:sz w:val="20"/>
+          <w:sz w:val="22"/>
         </w:rPr>
         <w:t>Docker</w:t>
       </w:r>
       <w:proofErr w:type="spellEnd"/>
       <w:r>
         <w:rPr>
-          <w:sz w:val="20"/>
+          <w:sz w:val="22"/>
         </w:rPr>
         <w:t xml:space="preserve">, </w:t>
       </w:r>
       <w:proofErr w:type="spellStart"/>
       <w:r>
         <w:rPr>
-          <w:sz w:val="20"/>
+          <w:sz w:val="22"/>
         </w:rPr>
         <w:t>Kubernetes</w:t>
       </w:r>
       <w:proofErr w:type="spellEnd"/>
       <w:r>
         <w:rPr>
-          <w:sz w:val="20"/>
+          <w:sz w:val="22"/>
         </w:rPr>
         <w:t xml:space="preserve">, Helm, </w:t>
       </w:r>
       <w:proofErr w:type="spellStart"/>
       <w:r>
         <w:rPr>
-          <w:sz w:val="20"/>
+          <w:sz w:val="22"/>
         </w:rPr>
         <w:t>Terraform</w:t>
       </w:r>
       <w:proofErr w:type="spellEnd"/>
       <w:r>
         <w:rPr>
-          <w:sz w:val="20"/>
+          <w:sz w:val="22"/>
         </w:rPr>
         <w:t xml:space="preserve">, </w:t>
       </w:r>
       <w:proofErr w:type="spellStart"/>
       <w:r>
         <w:rPr>
-          <w:sz w:val="20"/>
+          <w:sz w:val="22"/>
         </w:rPr>
         <w:t>CloudFormation</w:t>
       </w:r>
       <w:proofErr w:type="spellEnd"/>
       <w:r>
         <w:rPr>
-          <w:sz w:val="20"/>
+          <w:sz w:val="22"/>
         </w:rPr>
         <w:t xml:space="preserve">, </w:t>
       </w:r>
       <w:proofErr w:type="spellStart"/>
       <w:r>
         <w:rPr>
-          <w:sz w:val="20"/>
+          <w:sz w:val="22"/>
         </w:rPr>
         <w:t>GitHub</w:t>
       </w:r>
       <w:proofErr w:type="spellEnd"/>
       <w:r>
         <w:rPr>
-          <w:sz w:val="20"/>
+          <w:sz w:val="22"/>
         </w:rPr>
         <w:t xml:space="preserve"> Actions, Azure </w:t>
       </w:r>
       <w:proofErr w:type="spellStart"/>
       <w:r>
         <w:rPr>
-          <w:sz w:val="20"/>
+          <w:sz w:val="22"/>
         </w:rPr>
         <w:t>DevOps</w:t>
       </w:r>
       <w:proofErr w:type="spellEnd"/>
       <w:r>
         <w:rPr>
-          <w:sz w:val="20"/>
+          <w:sz w:val="22"/>
         </w:rPr>
         <w:t xml:space="preserve">, Jenkins, </w:t>
       </w:r>
       <w:proofErr w:type="spellStart"/>
       <w:r>
         <w:rPr>
-          <w:sz w:val="20"/>
+          <w:sz w:val="22"/>
         </w:rPr>
         <w:t>GitLab</w:t>
       </w:r>
       <w:proofErr w:type="spellEnd"/>
       <w:r>
         <w:rPr>
-          <w:sz w:val="20"/>
+          <w:sz w:val="22"/>
         </w:rPr>
         <w:t xml:space="preserve"> CI/CD, Argo CD, </w:t>
       </w:r>
       <w:proofErr w:type="spellStart"/>
       <w:r>
         <w:rPr>
-          <w:sz w:val="20"/>
+          <w:sz w:val="22"/>
         </w:rPr>
         <w:t>GitOps</w:t>
       </w:r>
@@ -832,12 +893,15 @@
         </w:numPr>
         <w:spacing w:before="0" w:beforeAutospacing="0" w:after="0" w:afterAutospacing="0"/>
         <w:jc w:val="both"/>
+        <w:rPr>
+          <w:sz w:val="28"/>
+        </w:rPr>
       </w:pPr>
       <w:proofErr w:type="spellStart"/>
       <w:r>
         <w:rPr>
           <w:rStyle w:val="Strong"/>
-          <w:sz w:val="20"/>
+          <w:sz w:val="22"/>
         </w:rPr>
         <w:t>Observability</w:t>
       </w:r>
@@ -845,139 +909,139 @@
       <w:r>
         <w:rPr>
           <w:rStyle w:val="Strong"/>
-          <w:sz w:val="20"/>
+          <w:sz w:val="22"/>
         </w:rPr>
         <w:t xml:space="preserve"> / Quality / Security:</w:t>
       </w:r>
       <w:r>
         <w:rPr>
-          <w:sz w:val="20"/>
+          <w:sz w:val="22"/>
         </w:rPr>
         <w:t xml:space="preserve"> </w:t>
       </w:r>
       <w:proofErr w:type="spellStart"/>
       <w:r>
         <w:rPr>
-          <w:sz w:val="20"/>
+          <w:sz w:val="22"/>
         </w:rPr>
         <w:t>OpenTelemetry</w:t>
       </w:r>
       <w:proofErr w:type="spellEnd"/>
       <w:r>
         <w:rPr>
-          <w:sz w:val="20"/>
+          <w:sz w:val="22"/>
         </w:rPr>
         <w:t xml:space="preserve">, </w:t>
       </w:r>
       <w:proofErr w:type="spellStart"/>
       <w:r>
         <w:rPr>
-          <w:sz w:val="20"/>
+          <w:sz w:val="22"/>
         </w:rPr>
         <w:t>Datadog</w:t>
       </w:r>
       <w:proofErr w:type="spellEnd"/>
       <w:r>
         <w:rPr>
-          <w:sz w:val="20"/>
+          <w:sz w:val="22"/>
         </w:rPr>
         <w:t xml:space="preserve">, Prometheus, </w:t>
       </w:r>
       <w:proofErr w:type="spellStart"/>
       <w:r>
         <w:rPr>
-          <w:sz w:val="20"/>
+          <w:sz w:val="22"/>
         </w:rPr>
         <w:t>Grafana</w:t>
       </w:r>
       <w:proofErr w:type="spellEnd"/>
       <w:r>
         <w:rPr>
-          <w:sz w:val="20"/>
+          <w:sz w:val="22"/>
         </w:rPr>
         <w:t xml:space="preserve">, ELK, </w:t>
       </w:r>
       <w:proofErr w:type="spellStart"/>
       <w:r>
         <w:rPr>
-          <w:sz w:val="20"/>
+          <w:sz w:val="22"/>
         </w:rPr>
         <w:t>CloudWatch</w:t>
       </w:r>
       <w:proofErr w:type="spellEnd"/>
       <w:r>
         <w:rPr>
-          <w:sz w:val="20"/>
+          <w:sz w:val="22"/>
         </w:rPr>
         <w:t xml:space="preserve">, </w:t>
       </w:r>
       <w:proofErr w:type="spellStart"/>
       <w:r>
         <w:rPr>
-          <w:sz w:val="20"/>
+          <w:sz w:val="22"/>
         </w:rPr>
         <w:t>xUnit</w:t>
       </w:r>
       <w:proofErr w:type="spellEnd"/>
       <w:r>
         <w:rPr>
-          <w:sz w:val="20"/>
+          <w:sz w:val="22"/>
         </w:rPr>
         <w:t xml:space="preserve">, </w:t>
       </w:r>
       <w:proofErr w:type="spellStart"/>
       <w:r>
         <w:rPr>
-          <w:sz w:val="20"/>
+          <w:sz w:val="22"/>
         </w:rPr>
         <w:t>NUnit</w:t>
       </w:r>
       <w:proofErr w:type="spellEnd"/>
       <w:r>
         <w:rPr>
-          <w:sz w:val="20"/>
+          <w:sz w:val="22"/>
         </w:rPr>
         <w:t xml:space="preserve">, Jest, Cypress, Playwright, Pact-style contract testing, OAuth2, </w:t>
       </w:r>
       <w:proofErr w:type="spellStart"/>
       <w:r>
         <w:rPr>
-          <w:sz w:val="20"/>
+          <w:sz w:val="22"/>
         </w:rPr>
         <w:t>OpenID</w:t>
       </w:r>
       <w:proofErr w:type="spellEnd"/>
       <w:r>
         <w:rPr>
-          <w:sz w:val="20"/>
+          <w:sz w:val="22"/>
         </w:rPr>
         <w:t xml:space="preserve"> Connect, JWT, </w:t>
       </w:r>
       <w:proofErr w:type="spellStart"/>
       <w:r>
         <w:rPr>
-          <w:sz w:val="20"/>
+          <w:sz w:val="22"/>
         </w:rPr>
         <w:t>Okta</w:t>
       </w:r>
       <w:proofErr w:type="spellEnd"/>
       <w:r>
         <w:rPr>
-          <w:sz w:val="20"/>
+          <w:sz w:val="22"/>
         </w:rPr>
         <w:t xml:space="preserve">, Auth0, AWS </w:t>
       </w:r>
       <w:proofErr w:type="spellStart"/>
       <w:r>
         <w:rPr>
-          <w:sz w:val="20"/>
+          <w:sz w:val="22"/>
         </w:rPr>
         <w:t>Cognito</w:t>
       </w:r>
       <w:proofErr w:type="spellEnd"/>
       <w:r>
         <w:rPr>
-          <w:sz w:val="20"/>
+          <w:sz w:val="22"/>
         </w:rPr>
         <w:t>, RBAC, ABAC, rate limiting, audit logging, secure secret handling</w:t>
       </w:r>
@@ -988,13 +1052,16 @@
           <w:bottom w:val="single" w:sz="6" w:space="0" w:color="B91C1C"/>
         </w:pBdr>
         <w:spacing w:before="120" w:after="80"/>
+        <w:rPr>
+          <w:sz w:val="24"/>
+        </w:rPr>
       </w:pPr>
       <w:r>
         <w:rPr>
           <w:b/>
           <w:bCs/>
           <w:color w:val="111111"/>
-          <w:sz w:val="21"/>
+          <w:sz w:val="24"/>
           <w:szCs w:val="21"/>
         </w:rPr>
         <w:t>WORK HISTORY</w:t>
@@ -1033,13 +1100,18 @@
             </w:tcBorders>
           </w:tcPr>
           <w:p>
+            <w:pPr>
+              <w:rPr>
+                <w:sz w:val="24"/>
+              </w:rPr>
+            </w:pPr>
             <w:r>
               <w:rPr>
                 <w:rFonts w:ascii="Arial" w:eastAsia="Arial" w:hAnsi="Arial" w:cs="Arial"/>
                 <w:b/>
                 <w:bCs/>
                 <w:color w:val="111111"/>
-                <w:sz w:val="19"/>
+                <w:sz w:val="22"/>
                 <w:szCs w:val="19"/>
               </w:rPr>
               <w:t>Senior Software Engineer</w:t>
@@ -1059,12 +1131,14 @@
           <w:p>
             <w:pPr>
               <w:jc w:val="right"/>
+              <w:rPr>
+                <w:sz w:val="24"/>
+              </w:rPr>
             </w:pPr>
             <w:r>
               <w:rPr>
                 <w:rFonts w:ascii="Arial" w:eastAsia="Arial" w:hAnsi="Arial" w:cs="Arial"/>
                 <w:color w:val="111111"/>
-                <w:sz w:val="17"/>
                 <w:szCs w:val="17"/>
               </w:rPr>
               <w:t>February 2021 to December 2025</w:t>
@@ -1074,6 +1148,11 @@
       </w:tr>
     </w:tbl>
     <w:p>
+      <w:pPr>
+        <w:rPr>
+          <w:sz w:val="24"/>
+        </w:rPr>
+      </w:pPr>
       <w:proofErr w:type="spellStart"/>
       <w:r>
         <w:rPr>
@@ -1081,7 +1160,7 @@
           <w:b/>
           <w:bCs/>
           <w:color w:val="111111"/>
-          <w:sz w:val="18"/>
+          <w:sz w:val="22"/>
           <w:szCs w:val="18"/>
         </w:rPr>
         <w:t>Viaro</w:t>
@@ -1093,7 +1172,7 @@
           <w:b/>
           <w:bCs/>
           <w:color w:val="111111"/>
-          <w:sz w:val="18"/>
+          <w:sz w:val="22"/>
           <w:szCs w:val="18"/>
         </w:rPr>
         <w:t xml:space="preserve"> Networks Inc. - Delaware, United States</w:t>
@@ -1108,77 +1187,77 @@
         </w:numPr>
         <w:jc w:val="both"/>
         <w:rPr>
-          <w:sz w:val="20"/>
-        </w:rPr>
-      </w:pPr>
-      <w:r>
-        <w:rPr>
-          <w:sz w:val="20"/>
+          <w:sz w:val="22"/>
+        </w:rPr>
+      </w:pPr>
+      <w:r>
+        <w:rPr>
+          <w:sz w:val="22"/>
         </w:rPr>
         <w:t xml:space="preserve">Architected and delivered a multi-tenant enterprise workflow platform using </w:t>
       </w:r>
       <w:r>
         <w:rPr>
           <w:rStyle w:val="Strong"/>
-          <w:sz w:val="20"/>
+          <w:sz w:val="22"/>
         </w:rPr>
         <w:t>C#</w:t>
       </w:r>
       <w:r>
         <w:rPr>
-          <w:sz w:val="20"/>
+          <w:sz w:val="22"/>
         </w:rPr>
         <w:t xml:space="preserve">, </w:t>
       </w:r>
       <w:r>
         <w:rPr>
           <w:rStyle w:val="Strong"/>
-          <w:sz w:val="20"/>
+          <w:sz w:val="22"/>
         </w:rPr>
         <w:t>.NET 6–8</w:t>
       </w:r>
       <w:r>
         <w:rPr>
-          <w:sz w:val="20"/>
+          <w:sz w:val="22"/>
         </w:rPr>
         <w:t xml:space="preserve">, </w:t>
       </w:r>
       <w:r>
         <w:rPr>
           <w:rStyle w:val="Strong"/>
-          <w:sz w:val="20"/>
+          <w:sz w:val="22"/>
         </w:rPr>
         <w:t>ASP.NET Core</w:t>
       </w:r>
       <w:r>
         <w:rPr>
-          <w:sz w:val="20"/>
+          <w:sz w:val="22"/>
         </w:rPr>
         <w:t xml:space="preserve">, </w:t>
       </w:r>
       <w:r>
         <w:rPr>
           <w:rStyle w:val="Strong"/>
-          <w:sz w:val="20"/>
+          <w:sz w:val="22"/>
         </w:rPr>
         <w:t>Angular 14–18</w:t>
       </w:r>
       <w:r>
         <w:rPr>
-          <w:sz w:val="20"/>
+          <w:sz w:val="22"/>
         </w:rPr>
         <w:t xml:space="preserve">, and </w:t>
       </w:r>
       <w:r>
         <w:rPr>
           <w:rStyle w:val="Strong"/>
-          <w:sz w:val="20"/>
+          <w:sz w:val="22"/>
         </w:rPr>
         <w:t>SQL Server</w:t>
       </w:r>
       <w:r>
         <w:rPr>
-          <w:sz w:val="20"/>
+          <w:sz w:val="22"/>
         </w:rPr>
         <w:t>, giving business teams a faster way to manage approvals, reporting, and operational tracking across several client environments.</w:t>
       </w:r>
@@ -1192,51 +1271,51 @@
         </w:numPr>
         <w:jc w:val="both"/>
         <w:rPr>
-          <w:sz w:val="20"/>
-        </w:rPr>
-      </w:pPr>
-      <w:r>
-        <w:rPr>
-          <w:sz w:val="20"/>
+          <w:sz w:val="22"/>
+        </w:rPr>
+      </w:pPr>
+      <w:r>
+        <w:rPr>
+          <w:sz w:val="22"/>
         </w:rPr>
         <w:t xml:space="preserve">Led a full migration from a legacy </w:t>
       </w:r>
       <w:r>
         <w:rPr>
           <w:rStyle w:val="Strong"/>
-          <w:sz w:val="20"/>
+          <w:sz w:val="22"/>
         </w:rPr>
         <w:t>ASP.NET MVC</w:t>
       </w:r>
       <w:r>
         <w:rPr>
-          <w:sz w:val="20"/>
+          <w:sz w:val="22"/>
         </w:rPr>
         <w:t xml:space="preserve"> application into a modular </w:t>
       </w:r>
       <w:r>
         <w:rPr>
           <w:rStyle w:val="Strong"/>
-          <w:sz w:val="20"/>
+          <w:sz w:val="22"/>
         </w:rPr>
         <w:t>Angular</w:t>
       </w:r>
       <w:r>
         <w:rPr>
-          <w:sz w:val="20"/>
+          <w:sz w:val="22"/>
         </w:rPr>
         <w:t xml:space="preserve"> frontend and API-first backend, reducing release complexity and improving feature delivery speed by </w:t>
       </w:r>
       <w:r>
         <w:rPr>
           <w:rStyle w:val="Strong"/>
-          <w:sz w:val="20"/>
+          <w:sz w:val="22"/>
         </w:rPr>
         <w:t>38%</w:t>
       </w:r>
       <w:r>
         <w:rPr>
-          <w:sz w:val="20"/>
+          <w:sz w:val="22"/>
         </w:rPr>
         <w:t xml:space="preserve"> through cleaner service boundaries and reusable UI patterns.</w:t>
       </w:r>
@@ -1250,25 +1329,25 @@
         </w:numPr>
         <w:jc w:val="both"/>
         <w:rPr>
-          <w:sz w:val="20"/>
-        </w:rPr>
-      </w:pPr>
-      <w:r>
-        <w:rPr>
-          <w:sz w:val="20"/>
+          <w:sz w:val="22"/>
+        </w:rPr>
+      </w:pPr>
+      <w:r>
+        <w:rPr>
+          <w:sz w:val="22"/>
         </w:rPr>
         <w:t xml:space="preserve">Stabilized a recurring production issue where large dashboard pages intermittently froze because of inefficient API aggregation and duplicate client requests, then redesigned the data-loading strategy and reduced related support tickets by </w:t>
       </w:r>
       <w:r>
         <w:rPr>
           <w:rStyle w:val="Strong"/>
-          <w:sz w:val="20"/>
+          <w:sz w:val="22"/>
         </w:rPr>
         <w:t>44%</w:t>
       </w:r>
       <w:r>
         <w:rPr>
-          <w:sz w:val="20"/>
+          <w:sz w:val="22"/>
         </w:rPr>
         <w:t>.</w:t>
       </w:r>
@@ -1282,25 +1361,25 @@
         </w:numPr>
         <w:jc w:val="both"/>
         <w:rPr>
-          <w:sz w:val="20"/>
-        </w:rPr>
-      </w:pPr>
-      <w:r>
-        <w:rPr>
-          <w:sz w:val="20"/>
+          <w:sz w:val="22"/>
+        </w:rPr>
+      </w:pPr>
+      <w:r>
+        <w:rPr>
+          <w:sz w:val="22"/>
         </w:rPr>
         <w:t xml:space="preserve">Implemented secure authentication and authorization with </w:t>
       </w:r>
       <w:r>
         <w:rPr>
           <w:rStyle w:val="Strong"/>
-          <w:sz w:val="20"/>
+          <w:sz w:val="22"/>
         </w:rPr>
         <w:t>OAuth2</w:t>
       </w:r>
       <w:r>
         <w:rPr>
-          <w:sz w:val="20"/>
+          <w:sz w:val="22"/>
         </w:rPr>
         <w:t xml:space="preserve">, </w:t>
       </w:r>
@@ -1308,7 +1387,7 @@
       <w:r>
         <w:rPr>
           <w:rStyle w:val="Strong"/>
-          <w:sz w:val="20"/>
+          <w:sz w:val="22"/>
         </w:rPr>
         <w:t>OpenID</w:t>
       </w:r>
@@ -1316,39 +1395,39 @@
       <w:r>
         <w:rPr>
           <w:rStyle w:val="Strong"/>
-          <w:sz w:val="20"/>
+          <w:sz w:val="22"/>
         </w:rPr>
         <w:t xml:space="preserve"> Connect</w:t>
       </w:r>
       <w:r>
         <w:rPr>
-          <w:sz w:val="20"/>
+          <w:sz w:val="22"/>
         </w:rPr>
         <w:t xml:space="preserve">, </w:t>
       </w:r>
       <w:r>
         <w:rPr>
           <w:rStyle w:val="Strong"/>
-          <w:sz w:val="20"/>
+          <w:sz w:val="22"/>
         </w:rPr>
         <w:t>JWT</w:t>
       </w:r>
       <w:r>
         <w:rPr>
-          <w:sz w:val="20"/>
+          <w:sz w:val="22"/>
         </w:rPr>
         <w:t xml:space="preserve">, and </w:t>
       </w:r>
       <w:r>
         <w:rPr>
           <w:rStyle w:val="Strong"/>
-          <w:sz w:val="20"/>
+          <w:sz w:val="22"/>
         </w:rPr>
         <w:t>RBAC</w:t>
       </w:r>
       <w:r>
         <w:rPr>
-          <w:sz w:val="20"/>
+          <w:sz w:val="22"/>
         </w:rPr>
         <w:t>, allowing role-sensitive Angular screens and protected backend endpoints to work consistently across internal and external user groups.</w:t>
       </w:r>
@@ -1362,38 +1441,38 @@
         </w:numPr>
         <w:jc w:val="both"/>
         <w:rPr>
-          <w:sz w:val="20"/>
-        </w:rPr>
-      </w:pPr>
-      <w:r>
-        <w:rPr>
-          <w:sz w:val="20"/>
+          <w:sz w:val="22"/>
+        </w:rPr>
+      </w:pPr>
+      <w:r>
+        <w:rPr>
+          <w:sz w:val="22"/>
         </w:rPr>
         <w:t xml:space="preserve">Created reusable </w:t>
       </w:r>
       <w:r>
         <w:rPr>
           <w:rStyle w:val="Strong"/>
-          <w:sz w:val="20"/>
+          <w:sz w:val="22"/>
         </w:rPr>
         <w:t>Angular Material</w:t>
       </w:r>
       <w:r>
         <w:rPr>
-          <w:sz w:val="20"/>
+          <w:sz w:val="22"/>
         </w:rPr>
         <w:t xml:space="preserve"> components and form frameworks for search, validation, modal workflows, and approval actions, which improved front-end consistency and cut duplicate UI implementation effort by </w:t>
       </w:r>
       <w:r>
         <w:rPr>
           <w:rStyle w:val="Strong"/>
-          <w:sz w:val="20"/>
+          <w:sz w:val="22"/>
         </w:rPr>
         <w:t>32%</w:t>
       </w:r>
       <w:r>
         <w:rPr>
-          <w:sz w:val="20"/>
+          <w:sz w:val="22"/>
         </w:rPr>
         <w:t>.</w:t>
       </w:r>
@@ -1407,38 +1486,38 @@
         </w:numPr>
         <w:jc w:val="both"/>
         <w:rPr>
-          <w:sz w:val="20"/>
-        </w:rPr>
-      </w:pPr>
-      <w:r>
-        <w:rPr>
-          <w:sz w:val="20"/>
+          <w:sz w:val="22"/>
+        </w:rPr>
+      </w:pPr>
+      <w:r>
+        <w:rPr>
+          <w:sz w:val="22"/>
         </w:rPr>
         <w:t xml:space="preserve">Reworked a slow reporting module by optimizing Entity Framework query composition, adding indexing strategies in </w:t>
       </w:r>
       <w:r>
         <w:rPr>
           <w:rStyle w:val="Strong"/>
-          <w:sz w:val="20"/>
+          <w:sz w:val="22"/>
         </w:rPr>
         <w:t>SQL Server</w:t>
       </w:r>
       <w:r>
         <w:rPr>
-          <w:sz w:val="20"/>
+          <w:sz w:val="22"/>
         </w:rPr>
         <w:t xml:space="preserve">, and separating expensive read paths from transactional operations, which improved peak-time report performance by </w:t>
       </w:r>
       <w:r>
         <w:rPr>
           <w:rStyle w:val="Strong"/>
-          <w:sz w:val="20"/>
+          <w:sz w:val="22"/>
         </w:rPr>
         <w:t>57%</w:t>
       </w:r>
       <w:r>
         <w:rPr>
-          <w:sz w:val="20"/>
+          <w:sz w:val="22"/>
         </w:rPr>
         <w:t>.</w:t>
       </w:r>
@@ -1452,12 +1531,12 @@
         </w:numPr>
         <w:jc w:val="both"/>
         <w:rPr>
-          <w:sz w:val="20"/>
-        </w:rPr>
-      </w:pPr>
-      <w:r>
-        <w:rPr>
-          <w:sz w:val="20"/>
+          <w:sz w:val="22"/>
+        </w:rPr>
+      </w:pPr>
+      <w:r>
+        <w:rPr>
+          <w:sz w:val="22"/>
         </w:rPr>
         <w:t>Introduced background job processing for file generation, scheduled notifications, and long-running workflow actions, eliminating timeout-heavy synchronous behavior and making the application more resilient during higher-volume business periods.</w:t>
       </w:r>
@@ -1471,26 +1550,27 @@
         </w:numPr>
         <w:jc w:val="both"/>
         <w:rPr>
-          <w:sz w:val="20"/>
-        </w:rPr>
-      </w:pPr>
-      <w:r>
-        <w:rPr>
-          <w:sz w:val="20"/>
-        </w:rPr>
+          <w:sz w:val="22"/>
+        </w:rPr>
+      </w:pPr>
+      <w:r>
+        <w:rPr>
+          <w:sz w:val="22"/>
+        </w:rPr>
+        <w:lastRenderedPageBreak/>
         <w:t xml:space="preserve">Resolved a difficult concurrency defect where parallel approval actions occasionally overwrote status history, </w:t>
       </w:r>
       <w:proofErr w:type="gramStart"/>
       <w:r>
         <w:rPr>
-          <w:sz w:val="20"/>
+          <w:sz w:val="22"/>
         </w:rPr>
         <w:t>then</w:t>
       </w:r>
       <w:proofErr w:type="gramEnd"/>
       <w:r>
         <w:rPr>
-          <w:sz w:val="20"/>
+          <w:sz w:val="22"/>
         </w:rPr>
         <w:t xml:space="preserve"> added stronger transaction handling, optimistic locking safeguards, and audit logging to preserve business-critical records.</w:t>
       </w:r>
@@ -1504,25 +1584,25 @@
         </w:numPr>
         <w:jc w:val="both"/>
         <w:rPr>
-          <w:sz w:val="20"/>
-        </w:rPr>
-      </w:pPr>
-      <w:r>
-        <w:rPr>
-          <w:sz w:val="20"/>
+          <w:sz w:val="22"/>
+        </w:rPr>
+      </w:pPr>
+      <w:r>
+        <w:rPr>
+          <w:sz w:val="22"/>
         </w:rPr>
         <w:t xml:space="preserve">Partnered closely with QA and product teams to define acceptance cases for complex workflow branches, helping reduce escaped defects by </w:t>
       </w:r>
       <w:r>
         <w:rPr>
           <w:rStyle w:val="Strong"/>
-          <w:sz w:val="20"/>
+          <w:sz w:val="22"/>
         </w:rPr>
         <w:t>29%</w:t>
       </w:r>
       <w:r>
         <w:rPr>
-          <w:sz w:val="20"/>
+          <w:sz w:val="22"/>
         </w:rPr>
         <w:t xml:space="preserve"> and improving the predictability of releases for compliance-heavy customer requests.</w:t>
       </w:r>
@@ -1536,19 +1616,19 @@
         </w:numPr>
         <w:jc w:val="both"/>
         <w:rPr>
-          <w:sz w:val="20"/>
-        </w:rPr>
-      </w:pPr>
-      <w:r>
-        <w:rPr>
-          <w:sz w:val="20"/>
+          <w:sz w:val="22"/>
+        </w:rPr>
+      </w:pPr>
+      <w:r>
+        <w:rPr>
+          <w:sz w:val="22"/>
         </w:rPr>
         <w:t xml:space="preserve">Built CI/CD pipelines with </w:t>
       </w:r>
       <w:r>
         <w:rPr>
           <w:rStyle w:val="Strong"/>
-          <w:sz w:val="20"/>
+          <w:sz w:val="22"/>
         </w:rPr>
         <w:t xml:space="preserve">Azure </w:t>
       </w:r>
@@ -1556,14 +1636,14 @@
       <w:r>
         <w:rPr>
           <w:rStyle w:val="Strong"/>
-          <w:sz w:val="20"/>
+          <w:sz w:val="22"/>
         </w:rPr>
         <w:t>DevOps</w:t>
       </w:r>
       <w:proofErr w:type="spellEnd"/>
       <w:r>
         <w:rPr>
-          <w:sz w:val="20"/>
+          <w:sz w:val="22"/>
         </w:rPr>
         <w:t xml:space="preserve">, </w:t>
       </w:r>
@@ -1571,7 +1651,7 @@
       <w:r>
         <w:rPr>
           <w:rStyle w:val="Strong"/>
-          <w:sz w:val="20"/>
+          <w:sz w:val="22"/>
         </w:rPr>
         <w:t>GitHub</w:t>
       </w:r>
@@ -1579,13 +1659,13 @@
       <w:r>
         <w:rPr>
           <w:rStyle w:val="Strong"/>
-          <w:sz w:val="20"/>
+          <w:sz w:val="22"/>
         </w:rPr>
         <w:t xml:space="preserve"> Actions</w:t>
       </w:r>
       <w:r>
         <w:rPr>
-          <w:sz w:val="20"/>
+          <w:sz w:val="22"/>
         </w:rPr>
         <w:t xml:space="preserve">, </w:t>
       </w:r>
@@ -1593,14 +1673,14 @@
       <w:r>
         <w:rPr>
           <w:rStyle w:val="Strong"/>
-          <w:sz w:val="20"/>
+          <w:sz w:val="22"/>
         </w:rPr>
         <w:t>Docker</w:t>
       </w:r>
       <w:proofErr w:type="spellEnd"/>
       <w:r>
         <w:rPr>
-          <w:sz w:val="20"/>
+          <w:sz w:val="22"/>
         </w:rPr>
         <w:t>, and infrastructure automation, enabling consistent promotion across environments and shortening deployment preparation work for the engineering team.</w:t>
       </w:r>
@@ -1614,39 +1694,39 @@
         </w:numPr>
         <w:jc w:val="both"/>
         <w:rPr>
-          <w:sz w:val="20"/>
-        </w:rPr>
-      </w:pPr>
-      <w:r>
-        <w:rPr>
-          <w:sz w:val="20"/>
+          <w:sz w:val="22"/>
+        </w:rPr>
+      </w:pPr>
+      <w:r>
+        <w:rPr>
+          <w:sz w:val="22"/>
         </w:rPr>
         <w:t xml:space="preserve">Supported cloud adoption initiatives across </w:t>
       </w:r>
       <w:r>
         <w:rPr>
           <w:rStyle w:val="Strong"/>
-          <w:sz w:val="20"/>
+          <w:sz w:val="22"/>
         </w:rPr>
         <w:t>AWS</w:t>
       </w:r>
       <w:r>
         <w:rPr>
-          <w:sz w:val="20"/>
+          <w:sz w:val="22"/>
         </w:rPr>
         <w:t xml:space="preserve"> and Azure by containerizing services, standardizing environment configuration, and improving deployment </w:t>
       </w:r>
       <w:proofErr w:type="spellStart"/>
       <w:r>
         <w:rPr>
-          <w:sz w:val="20"/>
+          <w:sz w:val="22"/>
         </w:rPr>
         <w:t>observability</w:t>
       </w:r>
       <w:proofErr w:type="spellEnd"/>
       <w:r>
         <w:rPr>
-          <w:sz w:val="20"/>
+          <w:sz w:val="22"/>
         </w:rPr>
         <w:t xml:space="preserve"> with </w:t>
       </w:r>
@@ -1654,14 +1734,14 @@
       <w:r>
         <w:rPr>
           <w:rStyle w:val="Strong"/>
-          <w:sz w:val="20"/>
+          <w:sz w:val="22"/>
         </w:rPr>
         <w:t>Datadog</w:t>
       </w:r>
       <w:proofErr w:type="spellEnd"/>
       <w:r>
         <w:rPr>
-          <w:sz w:val="20"/>
+          <w:sz w:val="22"/>
         </w:rPr>
         <w:t xml:space="preserve">, </w:t>
       </w:r>
@@ -1669,14 +1749,14 @@
       <w:r>
         <w:rPr>
           <w:rStyle w:val="Strong"/>
-          <w:sz w:val="20"/>
+          <w:sz w:val="22"/>
         </w:rPr>
         <w:t>CloudWatch</w:t>
       </w:r>
       <w:proofErr w:type="spellEnd"/>
       <w:r>
         <w:rPr>
-          <w:sz w:val="20"/>
+          <w:sz w:val="22"/>
         </w:rPr>
         <w:t>, and structured application logging.</w:t>
       </w:r>
@@ -1689,36 +1769,39 @@
           <w:numId w:val="19"/>
         </w:numPr>
         <w:jc w:val="both"/>
-      </w:pPr>
-      <w:r>
-        <w:rPr>
-          <w:sz w:val="20"/>
+        <w:rPr>
+          <w:sz w:val="28"/>
+        </w:rPr>
+      </w:pPr>
+      <w:r>
+        <w:rPr>
+          <w:sz w:val="22"/>
         </w:rPr>
         <w:t xml:space="preserve">Mentored engineers on upgrade strategy from </w:t>
       </w:r>
       <w:r>
         <w:rPr>
           <w:rStyle w:val="Strong"/>
-          <w:sz w:val="20"/>
+          <w:sz w:val="22"/>
         </w:rPr>
         <w:t>.NET Framework 4.8</w:t>
       </w:r>
       <w:r>
         <w:rPr>
-          <w:sz w:val="20"/>
+          <w:sz w:val="22"/>
         </w:rPr>
         <w:t xml:space="preserve"> to </w:t>
       </w:r>
       <w:r>
         <w:rPr>
           <w:rStyle w:val="Strong"/>
-          <w:sz w:val="20"/>
+          <w:sz w:val="22"/>
         </w:rPr>
         <w:t>.NET 6+</w:t>
       </w:r>
       <w:r>
         <w:rPr>
-          <w:sz w:val="20"/>
+          <w:sz w:val="22"/>
         </w:rPr>
         <w:t xml:space="preserve"> and from older Angular patterns to modern component-driven architecture, helping the team modernize safely without interrupting feature commitments.</w:t>
       </w:r>
@@ -1756,16 +1839,20 @@
             </w:tcBorders>
           </w:tcPr>
           <w:p>
+            <w:pPr>
+              <w:rPr>
+                <w:sz w:val="24"/>
+              </w:rPr>
+            </w:pPr>
             <w:r>
               <w:rPr>
                 <w:rFonts w:ascii="Arial" w:eastAsia="Arial" w:hAnsi="Arial" w:cs="Arial"/>
                 <w:b/>
                 <w:bCs/>
                 <w:color w:val="111111"/>
-                <w:sz w:val="19"/>
+                <w:sz w:val="22"/>
                 <w:szCs w:val="19"/>
               </w:rPr>
-              <w:lastRenderedPageBreak/>
               <w:t>Software Engineer</w:t>
             </w:r>
           </w:p>
@@ -1783,12 +1870,14 @@
           <w:p>
             <w:pPr>
               <w:jc w:val="right"/>
+              <w:rPr>
+                <w:sz w:val="24"/>
+              </w:rPr>
             </w:pPr>
             <w:r>
               <w:rPr>
                 <w:rFonts w:ascii="Arial" w:eastAsia="Arial" w:hAnsi="Arial" w:cs="Arial"/>
                 <w:color w:val="111111"/>
-                <w:sz w:val="17"/>
                 <w:szCs w:val="17"/>
               </w:rPr>
               <w:t>October 2018 to January 2021</w:t>
@@ -1798,6 +1887,11 @@
       </w:tr>
     </w:tbl>
     <w:p>
+      <w:pPr>
+        <w:rPr>
+          <w:sz w:val="24"/>
+        </w:rPr>
+      </w:pPr>
       <w:proofErr w:type="spellStart"/>
       <w:r>
         <w:rPr>
@@ -1805,7 +1899,7 @@
           <w:b/>
           <w:bCs/>
           <w:color w:val="111111"/>
-          <w:sz w:val="18"/>
+          <w:sz w:val="22"/>
           <w:szCs w:val="18"/>
         </w:rPr>
         <w:t>Avantia</w:t>
@@ -1817,7 +1911,7 @@
           <w:b/>
           <w:bCs/>
           <w:color w:val="111111"/>
-          <w:sz w:val="18"/>
+          <w:sz w:val="22"/>
           <w:szCs w:val="18"/>
         </w:rPr>
         <w:t>, Inc. - Ohio, United States</w:t>
@@ -1832,51 +1926,51 @@
         </w:numPr>
         <w:jc w:val="both"/>
         <w:rPr>
-          <w:sz w:val="20"/>
-        </w:rPr>
-      </w:pPr>
-      <w:r>
-        <w:rPr>
-          <w:sz w:val="20"/>
+          <w:sz w:val="22"/>
+        </w:rPr>
+      </w:pPr>
+      <w:r>
+        <w:rPr>
+          <w:sz w:val="22"/>
         </w:rPr>
         <w:t xml:space="preserve">Built customer-facing business applications with </w:t>
       </w:r>
       <w:r>
         <w:rPr>
           <w:rStyle w:val="Strong"/>
-          <w:sz w:val="20"/>
+          <w:sz w:val="22"/>
         </w:rPr>
         <w:t>C#</w:t>
       </w:r>
       <w:r>
         <w:rPr>
-          <w:sz w:val="20"/>
+          <w:sz w:val="22"/>
         </w:rPr>
         <w:t xml:space="preserve">, </w:t>
       </w:r>
       <w:r>
         <w:rPr>
           <w:rStyle w:val="Strong"/>
-          <w:sz w:val="20"/>
+          <w:sz w:val="22"/>
         </w:rPr>
         <w:t>ASP.NET Core</w:t>
       </w:r>
       <w:r>
         <w:rPr>
-          <w:sz w:val="20"/>
+          <w:sz w:val="22"/>
         </w:rPr>
         <w:t xml:space="preserve">, </w:t>
       </w:r>
       <w:r>
         <w:rPr>
           <w:rStyle w:val="Strong"/>
-          <w:sz w:val="20"/>
+          <w:sz w:val="22"/>
         </w:rPr>
         <w:t>Angular 10–14</w:t>
       </w:r>
       <w:r>
         <w:rPr>
-          <w:sz w:val="20"/>
+          <w:sz w:val="22"/>
         </w:rPr>
         <w:t xml:space="preserve">, </w:t>
       </w:r>
@@ -1884,27 +1978,27 @@
       <w:r>
         <w:rPr>
           <w:rStyle w:val="Strong"/>
-          <w:sz w:val="20"/>
+          <w:sz w:val="22"/>
         </w:rPr>
         <w:t>TypeScript</w:t>
       </w:r>
       <w:proofErr w:type="spellEnd"/>
       <w:r>
         <w:rPr>
-          <w:sz w:val="20"/>
+          <w:sz w:val="22"/>
         </w:rPr>
         <w:t xml:space="preserve">, and </w:t>
       </w:r>
       <w:r>
         <w:rPr>
           <w:rStyle w:val="Strong"/>
-          <w:sz w:val="20"/>
+          <w:sz w:val="22"/>
         </w:rPr>
         <w:t>SQL Server</w:t>
       </w:r>
       <w:r>
         <w:rPr>
-          <w:sz w:val="20"/>
+          <w:sz w:val="22"/>
         </w:rPr>
         <w:t>, supporting internal operations, financial workflows, and configurable admin experiences for enterprise clients.</w:t>
       </w:r>
@@ -1918,25 +2012,25 @@
         </w:numPr>
         <w:jc w:val="both"/>
         <w:rPr>
-          <w:sz w:val="20"/>
-        </w:rPr>
-      </w:pPr>
-      <w:r>
-        <w:rPr>
-          <w:sz w:val="20"/>
+          <w:sz w:val="22"/>
+        </w:rPr>
+      </w:pPr>
+      <w:r>
+        <w:rPr>
+          <w:sz w:val="22"/>
         </w:rPr>
         <w:t xml:space="preserve">Owned modernization work that moved several tightly coupled modules from older server-rendered pages into a richer </w:t>
       </w:r>
       <w:r>
         <w:rPr>
           <w:rStyle w:val="Strong"/>
-          <w:sz w:val="20"/>
+          <w:sz w:val="22"/>
         </w:rPr>
         <w:t>Angular</w:t>
       </w:r>
       <w:r>
         <w:rPr>
-          <w:sz w:val="20"/>
+          <w:sz w:val="22"/>
         </w:rPr>
         <w:t xml:space="preserve"> interface, improving usability for complex data entry flows and reducing page-level reload friction for daily users.</w:t>
       </w:r>
@@ -1950,12 +2044,12 @@
         </w:numPr>
         <w:jc w:val="both"/>
         <w:rPr>
-          <w:sz w:val="20"/>
-        </w:rPr>
-      </w:pPr>
-      <w:r>
-        <w:rPr>
-          <w:sz w:val="20"/>
+          <w:sz w:val="22"/>
+        </w:rPr>
+      </w:pPr>
+      <w:r>
+        <w:rPr>
+          <w:sz w:val="22"/>
         </w:rPr>
         <w:t>Investigated a long-running defect where reactive forms silently lost values after partial navigation events, then restructured shared state handling and restored reliable persistence behavior for affected operational screens.</w:t>
       </w:r>
@@ -1969,12 +2063,12 @@
         </w:numPr>
         <w:jc w:val="both"/>
         <w:rPr>
-          <w:sz w:val="20"/>
-        </w:rPr>
-      </w:pPr>
-      <w:r>
-        <w:rPr>
-          <w:sz w:val="20"/>
+          <w:sz w:val="22"/>
+        </w:rPr>
+      </w:pPr>
+      <w:r>
+        <w:rPr>
+          <w:sz w:val="22"/>
         </w:rPr>
         <w:t>Developed backend APIs for dashboard metrics, document workflows, and configurable approval logic, with attention to validation, exception handling, and contract clarity so frontend teams could integrate changes without repeated regression cycles.</w:t>
       </w:r>
@@ -1988,39 +2082,39 @@
         </w:numPr>
         <w:jc w:val="both"/>
         <w:rPr>
-          <w:sz w:val="20"/>
-        </w:rPr>
-      </w:pPr>
-      <w:r>
-        <w:rPr>
-          <w:sz w:val="20"/>
+          <w:sz w:val="22"/>
+        </w:rPr>
+      </w:pPr>
+      <w:r>
+        <w:rPr>
+          <w:sz w:val="22"/>
         </w:rPr>
         <w:t xml:space="preserve">Improved data-heavy search screens by redesigning filter execution, adding pagination strategies, and tuning database access patterns, which reduced average load time by </w:t>
       </w:r>
       <w:r>
         <w:rPr>
           <w:rStyle w:val="Strong"/>
-          <w:sz w:val="20"/>
+          <w:sz w:val="22"/>
         </w:rPr>
         <w:t>41%</w:t>
       </w:r>
       <w:r>
         <w:rPr>
-          <w:sz w:val="20"/>
+          <w:sz w:val="22"/>
         </w:rPr>
         <w:t xml:space="preserve"> for the most </w:t>
       </w:r>
       <w:proofErr w:type="gramStart"/>
       <w:r>
         <w:rPr>
-          <w:sz w:val="20"/>
+          <w:sz w:val="22"/>
         </w:rPr>
         <w:t>frequently</w:t>
       </w:r>
       <w:proofErr w:type="gramEnd"/>
       <w:r>
         <w:rPr>
-          <w:sz w:val="20"/>
+          <w:sz w:val="22"/>
         </w:rPr>
         <w:t xml:space="preserve"> used reporting pages.</w:t>
       </w:r>
@@ -2034,12 +2128,12 @@
         </w:numPr>
         <w:jc w:val="both"/>
         <w:rPr>
-          <w:sz w:val="20"/>
-        </w:rPr>
-      </w:pPr>
-      <w:r>
-        <w:rPr>
-          <w:sz w:val="20"/>
+          <w:sz w:val="22"/>
+        </w:rPr>
+      </w:pPr>
+      <w:r>
+        <w:rPr>
+          <w:sz w:val="22"/>
         </w:rPr>
         <w:t xml:space="preserve">Introduced </w:t>
       </w:r>
@@ -2047,14 +2141,14 @@
       <w:r>
         <w:rPr>
           <w:rStyle w:val="Strong"/>
-          <w:sz w:val="20"/>
+          <w:sz w:val="22"/>
         </w:rPr>
         <w:t>Redis</w:t>
       </w:r>
       <w:proofErr w:type="spellEnd"/>
       <w:r>
         <w:rPr>
-          <w:sz w:val="20"/>
+          <w:sz w:val="22"/>
         </w:rPr>
         <w:t>-based caching for selected lookup and configuration endpoints, reducing unnecessary database reads and helping the platform remain more responsive during monthly processing spikes.</w:t>
       </w:r>
@@ -2068,26 +2162,26 @@
         </w:numPr>
         <w:jc w:val="both"/>
         <w:rPr>
-          <w:sz w:val="20"/>
-        </w:rPr>
-      </w:pPr>
-      <w:r>
-        <w:rPr>
-          <w:sz w:val="20"/>
+          <w:sz w:val="22"/>
+        </w:rPr>
+      </w:pPr>
+      <w:r>
+        <w:rPr>
+          <w:sz w:val="22"/>
         </w:rPr>
         <w:t xml:space="preserve">Helped </w:t>
       </w:r>
       <w:proofErr w:type="gramStart"/>
       <w:r>
         <w:rPr>
-          <w:sz w:val="20"/>
+          <w:sz w:val="22"/>
         </w:rPr>
         <w:t>migrate</w:t>
       </w:r>
       <w:proofErr w:type="gramEnd"/>
       <w:r>
         <w:rPr>
-          <w:sz w:val="20"/>
+          <w:sz w:val="22"/>
         </w:rPr>
         <w:t xml:space="preserve"> authentication from older session-dependent logic toward token-aware service patterns, making future integration with modern identity providers and distributed deployment environments significantly easier.</w:t>
       </w:r>
@@ -2101,12 +2195,12 @@
         </w:numPr>
         <w:jc w:val="both"/>
         <w:rPr>
-          <w:sz w:val="20"/>
-        </w:rPr>
-      </w:pPr>
-      <w:r>
-        <w:rPr>
-          <w:sz w:val="20"/>
+          <w:sz w:val="22"/>
+        </w:rPr>
+      </w:pPr>
+      <w:r>
+        <w:rPr>
+          <w:sz w:val="22"/>
         </w:rPr>
         <w:t>Resolved a high-priority issue where exported financial files occasionally contained stale values because of inconsistent read timing, then added safer transaction boundaries and validation checkpoints before file generation.</w:t>
       </w:r>
@@ -2120,12 +2214,12 @@
         </w:numPr>
         <w:jc w:val="both"/>
         <w:rPr>
-          <w:sz w:val="20"/>
-        </w:rPr>
-      </w:pPr>
-      <w:r>
-        <w:rPr>
-          <w:sz w:val="20"/>
+          <w:sz w:val="22"/>
+        </w:rPr>
+      </w:pPr>
+      <w:r>
+        <w:rPr>
+          <w:sz w:val="22"/>
         </w:rPr>
         <w:t xml:space="preserve">Contributed to rollout planning for containerized services with </w:t>
       </w:r>
@@ -2133,14 +2227,14 @@
       <w:r>
         <w:rPr>
           <w:rStyle w:val="Strong"/>
-          <w:sz w:val="20"/>
+          <w:sz w:val="22"/>
         </w:rPr>
         <w:t>Docker</w:t>
       </w:r>
       <w:proofErr w:type="spellEnd"/>
       <w:r>
         <w:rPr>
-          <w:sz w:val="20"/>
+          <w:sz w:val="22"/>
         </w:rPr>
         <w:t>, cloud hosting alignment, and CI automation, helping teams standardize release steps and reduce environment-specific surprises across delivery cycles.</w:t>
       </w:r>
@@ -2154,12 +2248,12 @@
         </w:numPr>
         <w:jc w:val="both"/>
         <w:rPr>
-          <w:sz w:val="20"/>
-        </w:rPr>
-      </w:pPr>
-      <w:r>
-        <w:rPr>
-          <w:sz w:val="20"/>
+          <w:sz w:val="22"/>
+        </w:rPr>
+      </w:pPr>
+      <w:r>
+        <w:rPr>
+          <w:sz w:val="22"/>
         </w:rPr>
         <w:t>Worked with product stakeholders to introduce new workflow features without destabilizing legacy modules, balancing enhancement delivery with technical debt cleanup so the application could keep evolving in a controlled way.</w:t>
       </w:r>
@@ -2173,41 +2267,59 @@
         </w:numPr>
         <w:jc w:val="both"/>
         <w:rPr>
-          <w:sz w:val="20"/>
-        </w:rPr>
-      </w:pPr>
-      <w:r>
-        <w:rPr>
-          <w:sz w:val="20"/>
+          <w:sz w:val="22"/>
+        </w:rPr>
+      </w:pPr>
+      <w:r>
+        <w:rPr>
+          <w:sz w:val="22"/>
         </w:rPr>
         <w:t xml:space="preserve">Supported code review standards, shared component design, and defect triage practices that improved implementation quality, reduced duplicated logic, and raised the maintainability of both the </w:t>
       </w:r>
       <w:r>
         <w:rPr>
           <w:rStyle w:val="Strong"/>
-          <w:sz w:val="20"/>
+          <w:sz w:val="22"/>
         </w:rPr>
         <w:t>.NET</w:t>
       </w:r>
       <w:r>
         <w:rPr>
-          <w:sz w:val="20"/>
+          <w:sz w:val="22"/>
         </w:rPr>
         <w:t xml:space="preserve"> and </w:t>
       </w:r>
       <w:r>
         <w:rPr>
           <w:rStyle w:val="Strong"/>
-          <w:sz w:val="20"/>
+          <w:sz w:val="22"/>
         </w:rPr>
         <w:t>Angular</w:t>
       </w:r>
       <w:r>
         <w:rPr>
-          <w:sz w:val="20"/>
+          <w:sz w:val="22"/>
         </w:rPr>
         <w:t xml:space="preserve"> codebases.</w:t>
       </w:r>
+    </w:p>
+    <w:p>
+      <w:pPr>
+        <w:pStyle w:val="NormalWeb"/>
+        <w:jc w:val="both"/>
+        <w:rPr>
+          <w:sz w:val="22"/>
+        </w:rPr>
+      </w:pPr>
+    </w:p>
+    <w:p>
+      <w:pPr>
+        <w:pStyle w:val="NormalWeb"/>
+        <w:jc w:val="both"/>
+        <w:rPr>
+          <w:sz w:val="22"/>
+        </w:rPr>
+      </w:pPr>
     </w:p>
     <w:tbl>
       <w:tblPr>
@@ -2242,15 +2354,21 @@
             </w:tcBorders>
           </w:tcPr>
           <w:p>
+            <w:pPr>
+              <w:rPr>
+                <w:sz w:val="24"/>
+              </w:rPr>
+            </w:pPr>
             <w:r>
               <w:rPr>
                 <w:rFonts w:ascii="Arial" w:eastAsia="Arial" w:hAnsi="Arial" w:cs="Arial"/>
                 <w:b/>
                 <w:bCs/>
                 <w:color w:val="111111"/>
-                <w:sz w:val="19"/>
+                <w:sz w:val="22"/>
                 <w:szCs w:val="19"/>
               </w:rPr>
+              <w:lastRenderedPageBreak/>
               <w:t>Software Developer</w:t>
             </w:r>
           </w:p>
@@ -2268,12 +2386,14 @@
           <w:p>
             <w:pPr>
               <w:jc w:val="right"/>
+              <w:rPr>
+                <w:sz w:val="24"/>
+              </w:rPr>
             </w:pPr>
             <w:r>
               <w:rPr>
                 <w:rFonts w:ascii="Arial" w:eastAsia="Arial" w:hAnsi="Arial" w:cs="Arial"/>
                 <w:color w:val="111111"/>
-                <w:sz w:val="17"/>
                 <w:szCs w:val="17"/>
               </w:rPr>
               <w:t>March 2016 to September 2018</w:t>
@@ -2283,6 +2403,11 @@
       </w:tr>
     </w:tbl>
     <w:p>
+      <w:pPr>
+        <w:rPr>
+          <w:sz w:val="24"/>
+        </w:rPr>
+      </w:pPr>
       <w:proofErr w:type="spellStart"/>
       <w:r>
         <w:rPr>
@@ -2290,7 +2415,7 @@
           <w:b/>
           <w:bCs/>
           <w:color w:val="111111"/>
-          <w:sz w:val="18"/>
+          <w:sz w:val="22"/>
           <w:szCs w:val="18"/>
         </w:rPr>
         <w:t>ArnAmy</w:t>
@@ -2302,7 +2427,7 @@
           <w:b/>
           <w:bCs/>
           <w:color w:val="111111"/>
-          <w:sz w:val="18"/>
+          <w:sz w:val="22"/>
           <w:szCs w:val="18"/>
         </w:rPr>
         <w:t>, Inc. - Florida, United States</w:t>
@@ -2317,51 +2442,51 @@
         </w:numPr>
         <w:jc w:val="both"/>
         <w:rPr>
-          <w:sz w:val="20"/>
-        </w:rPr>
-      </w:pPr>
-      <w:r>
-        <w:rPr>
-          <w:sz w:val="20"/>
+          <w:sz w:val="22"/>
+        </w:rPr>
+      </w:pPr>
+      <w:r>
+        <w:rPr>
+          <w:sz w:val="22"/>
         </w:rPr>
         <w:t xml:space="preserve">Delivered internal business applications and client portals using </w:t>
       </w:r>
       <w:r>
         <w:rPr>
           <w:rStyle w:val="Strong"/>
-          <w:sz w:val="20"/>
+          <w:sz w:val="22"/>
         </w:rPr>
         <w:t>C#</w:t>
       </w:r>
       <w:r>
         <w:rPr>
-          <w:sz w:val="20"/>
+          <w:sz w:val="22"/>
         </w:rPr>
         <w:t xml:space="preserve">, </w:t>
       </w:r>
       <w:r>
         <w:rPr>
           <w:rStyle w:val="Strong"/>
-          <w:sz w:val="20"/>
+          <w:sz w:val="22"/>
         </w:rPr>
         <w:t>ASP.NET MVC</w:t>
       </w:r>
       <w:r>
         <w:rPr>
-          <w:sz w:val="20"/>
+          <w:sz w:val="22"/>
         </w:rPr>
         <w:t xml:space="preserve">, </w:t>
       </w:r>
       <w:r>
         <w:rPr>
           <w:rStyle w:val="Strong"/>
-          <w:sz w:val="20"/>
+          <w:sz w:val="22"/>
         </w:rPr>
         <w:t>Web API</w:t>
       </w:r>
       <w:r>
         <w:rPr>
-          <w:sz w:val="20"/>
+          <w:sz w:val="22"/>
         </w:rPr>
         <w:t xml:space="preserve">, </w:t>
       </w:r>
@@ -2369,40 +2494,40 @@
       <w:r>
         <w:rPr>
           <w:rStyle w:val="Strong"/>
-          <w:sz w:val="20"/>
+          <w:sz w:val="22"/>
         </w:rPr>
         <w:t>AngularJS</w:t>
       </w:r>
       <w:proofErr w:type="spellEnd"/>
       <w:r>
         <w:rPr>
-          <w:sz w:val="20"/>
+          <w:sz w:val="22"/>
         </w:rPr>
         <w:t xml:space="preserve"> transitioning into </w:t>
       </w:r>
       <w:r>
         <w:rPr>
           <w:rStyle w:val="Strong"/>
-          <w:sz w:val="20"/>
+          <w:sz w:val="22"/>
         </w:rPr>
         <w:t>Angular 8+</w:t>
       </w:r>
       <w:r>
         <w:rPr>
-          <w:sz w:val="20"/>
+          <w:sz w:val="22"/>
         </w:rPr>
         <w:t xml:space="preserve">, and </w:t>
       </w:r>
       <w:r>
         <w:rPr>
           <w:rStyle w:val="Strong"/>
-          <w:sz w:val="20"/>
+          <w:sz w:val="22"/>
         </w:rPr>
         <w:t>SQL Server</w:t>
       </w:r>
       <w:r>
         <w:rPr>
-          <w:sz w:val="20"/>
+          <w:sz w:val="22"/>
         </w:rPr>
         <w:t>, supporting account management, reporting, and process automation needs.</w:t>
       </w:r>
@@ -2416,26 +2541,26 @@
         </w:numPr>
         <w:jc w:val="both"/>
         <w:rPr>
-          <w:sz w:val="20"/>
-        </w:rPr>
-      </w:pPr>
-      <w:r>
-        <w:rPr>
-          <w:sz w:val="20"/>
+          <w:sz w:val="22"/>
+        </w:rPr>
+      </w:pPr>
+      <w:r>
+        <w:rPr>
+          <w:sz w:val="22"/>
         </w:rPr>
         <w:t xml:space="preserve">Participated in an important front-end modernization effort that replaced older </w:t>
       </w:r>
       <w:proofErr w:type="spellStart"/>
       <w:r>
         <w:rPr>
-          <w:sz w:val="20"/>
+          <w:sz w:val="22"/>
         </w:rPr>
         <w:t>jQuery</w:t>
       </w:r>
       <w:proofErr w:type="spellEnd"/>
       <w:r>
         <w:rPr>
-          <w:sz w:val="20"/>
+          <w:sz w:val="22"/>
         </w:rPr>
         <w:t>-heavy pages with structured Angular components, creating a cleaner path toward maintainable UI development and more testable user workflows.</w:t>
       </w:r>
@@ -2449,26 +2574,26 @@
         </w:numPr>
         <w:jc w:val="both"/>
         <w:rPr>
-          <w:sz w:val="20"/>
-        </w:rPr>
-      </w:pPr>
-      <w:r>
-        <w:rPr>
-          <w:sz w:val="20"/>
+          <w:sz w:val="22"/>
+        </w:rPr>
+      </w:pPr>
+      <w:r>
+        <w:rPr>
+          <w:sz w:val="22"/>
         </w:rPr>
         <w:t xml:space="preserve">Fixed a recurring bug where multi-step forms submitted duplicate records under slow network conditions, then added better client-side guarding and backend </w:t>
       </w:r>
       <w:proofErr w:type="spellStart"/>
       <w:r>
         <w:rPr>
-          <w:sz w:val="20"/>
+          <w:sz w:val="22"/>
         </w:rPr>
         <w:t>idempotency</w:t>
       </w:r>
       <w:proofErr w:type="spellEnd"/>
       <w:r>
         <w:rPr>
-          <w:sz w:val="20"/>
+          <w:sz w:val="22"/>
         </w:rPr>
         <w:t xml:space="preserve"> checks to protect transactional accuracy.</w:t>
       </w:r>
@@ -2482,12 +2607,12 @@
         </w:numPr>
         <w:jc w:val="both"/>
         <w:rPr>
-          <w:sz w:val="20"/>
-        </w:rPr>
-      </w:pPr>
-      <w:r>
-        <w:rPr>
-          <w:sz w:val="20"/>
+          <w:sz w:val="22"/>
+        </w:rPr>
+      </w:pPr>
+      <w:r>
+        <w:rPr>
+          <w:sz w:val="22"/>
         </w:rPr>
         <w:t>Built and maintained stored procedures, repository logic, and reporting endpoints for high-volume data screens, improving reliability for operational teams that depended on timely and correct daily output.</w:t>
       </w:r>
@@ -2501,12 +2626,12 @@
         </w:numPr>
         <w:jc w:val="both"/>
         <w:rPr>
-          <w:sz w:val="20"/>
-        </w:rPr>
-      </w:pPr>
-      <w:r>
-        <w:rPr>
-          <w:sz w:val="20"/>
+          <w:sz w:val="22"/>
+        </w:rPr>
+      </w:pPr>
+      <w:r>
+        <w:rPr>
+          <w:sz w:val="22"/>
         </w:rPr>
         <w:t>Helped separate tightly bound UI and backend logic into cleaner API contracts, which made the system easier to evolve and reduced the amount of rework required whenever business rules changed.</w:t>
       </w:r>
@@ -2520,25 +2645,25 @@
         </w:numPr>
         <w:jc w:val="both"/>
         <w:rPr>
-          <w:sz w:val="20"/>
-        </w:rPr>
-      </w:pPr>
-      <w:r>
-        <w:rPr>
-          <w:sz w:val="20"/>
+          <w:sz w:val="22"/>
+        </w:rPr>
+      </w:pPr>
+      <w:r>
+        <w:rPr>
+          <w:sz w:val="22"/>
         </w:rPr>
         <w:t xml:space="preserve">Enhanced error handling around document uploads and import flows after tracing malformed payloads and edge-case parsing failures, which lowered user-facing processing errors by </w:t>
       </w:r>
       <w:r>
         <w:rPr>
           <w:rStyle w:val="Strong"/>
-          <w:sz w:val="20"/>
+          <w:sz w:val="22"/>
         </w:rPr>
         <w:t>21%</w:t>
       </w:r>
       <w:r>
         <w:rPr>
-          <w:sz w:val="20"/>
+          <w:sz w:val="22"/>
         </w:rPr>
         <w:t xml:space="preserve"> in affected modules.</w:t>
       </w:r>
@@ -2552,25 +2677,25 @@
         </w:numPr>
         <w:jc w:val="both"/>
         <w:rPr>
-          <w:sz w:val="20"/>
-        </w:rPr>
-      </w:pPr>
-      <w:r>
-        <w:rPr>
-          <w:sz w:val="20"/>
+          <w:sz w:val="22"/>
+        </w:rPr>
+      </w:pPr>
+      <w:r>
+        <w:rPr>
+          <w:sz w:val="22"/>
         </w:rPr>
         <w:t xml:space="preserve">Supported a staged migration from </w:t>
       </w:r>
       <w:r>
         <w:rPr>
           <w:rStyle w:val="Strong"/>
-          <w:sz w:val="20"/>
+          <w:sz w:val="22"/>
         </w:rPr>
         <w:t>.NET Framework 4.6</w:t>
       </w:r>
       <w:r>
         <w:rPr>
-          <w:sz w:val="20"/>
+          <w:sz w:val="22"/>
         </w:rPr>
         <w:t xml:space="preserve"> patterns toward more service-oriented architecture and cleaner dependency separation, preparing the platform for later upgrades without destabilizing production support work.</w:t>
       </w:r>
@@ -2584,12 +2709,12 @@
         </w:numPr>
         <w:jc w:val="both"/>
         <w:rPr>
-          <w:sz w:val="20"/>
-        </w:rPr>
-      </w:pPr>
-      <w:r>
-        <w:rPr>
-          <w:sz w:val="20"/>
+          <w:sz w:val="22"/>
+        </w:rPr>
+      </w:pPr>
+      <w:r>
+        <w:rPr>
+          <w:sz w:val="22"/>
         </w:rPr>
         <w:t>Improved SQL performance on several heavily used listing and reporting pages by refining joins, introducing indexes, and removing inefficient query patterns that had slowed down peak-hour usage.</w:t>
       </w:r>
@@ -2603,12 +2728,12 @@
         </w:numPr>
         <w:jc w:val="both"/>
         <w:rPr>
-          <w:sz w:val="20"/>
-        </w:rPr>
-      </w:pPr>
-      <w:r>
-        <w:rPr>
-          <w:sz w:val="20"/>
+          <w:sz w:val="22"/>
+        </w:rPr>
+      </w:pPr>
+      <w:r>
+        <w:rPr>
+          <w:sz w:val="22"/>
         </w:rPr>
         <w:t>Collaborated with QA and senior engineers on release validation, issue reproduction, and hotfix rollout activities, building strong experience in debugging practical production problems across the full stack.</w:t>
       </w:r>
@@ -2621,10 +2746,13 @@
           <w:numId w:val="21"/>
         </w:numPr>
         <w:jc w:val="both"/>
-      </w:pPr>
-      <w:r>
-        <w:rPr>
-          <w:sz w:val="20"/>
+        <w:rPr>
+          <w:sz w:val="28"/>
+        </w:rPr>
+      </w:pPr>
+      <w:r>
+        <w:rPr>
+          <w:sz w:val="22"/>
         </w:rPr>
         <w:t>Contributed new admin and reporting features that expanded user self-service capabilities, which reduced manual support involvement and made business teams less dependent on engineering for routine operations.</w:t>
       </w:r>
@@ -2662,13 +2790,18 @@
             </w:tcBorders>
           </w:tcPr>
           <w:p>
+            <w:pPr>
+              <w:rPr>
+                <w:sz w:val="24"/>
+              </w:rPr>
+            </w:pPr>
             <w:r>
               <w:rPr>
                 <w:rFonts w:ascii="Arial" w:eastAsia="Arial" w:hAnsi="Arial" w:cs="Arial"/>
                 <w:b/>
                 <w:bCs/>
                 <w:color w:val="111111"/>
-                <w:sz w:val="19"/>
+                <w:sz w:val="22"/>
                 <w:szCs w:val="19"/>
               </w:rPr>
               <w:t>Junior Software Developer</w:t>
@@ -2688,12 +2821,14 @@
           <w:p>
             <w:pPr>
               <w:jc w:val="right"/>
+              <w:rPr>
+                <w:sz w:val="24"/>
+              </w:rPr>
             </w:pPr>
             <w:r>
               <w:rPr>
                 <w:rFonts w:ascii="Arial" w:eastAsia="Arial" w:hAnsi="Arial" w:cs="Arial"/>
                 <w:color w:val="111111"/>
-                <w:sz w:val="17"/>
                 <w:szCs w:val="17"/>
               </w:rPr>
               <w:t>October 2014 to February 2016</w:t>
@@ -2703,13 +2838,18 @@
       </w:tr>
     </w:tbl>
     <w:p>
+      <w:pPr>
+        <w:rPr>
+          <w:sz w:val="24"/>
+        </w:rPr>
+      </w:pPr>
       <w:r>
         <w:rPr>
           <w:rFonts w:ascii="Arial" w:eastAsia="Arial" w:hAnsi="Arial" w:cs="Arial"/>
           <w:b/>
           <w:bCs/>
           <w:color w:val="111111"/>
-          <w:sz w:val="18"/>
+          <w:sz w:val="22"/>
           <w:szCs w:val="18"/>
         </w:rPr>
         <w:t>Centric Tech Inc. - New Jersey, United States</w:t>
@@ -2724,38 +2864,38 @@
         </w:numPr>
         <w:jc w:val="both"/>
         <w:rPr>
-          <w:sz w:val="20"/>
-        </w:rPr>
-      </w:pPr>
-      <w:r>
-        <w:rPr>
-          <w:sz w:val="20"/>
+          <w:sz w:val="22"/>
+        </w:rPr>
+      </w:pPr>
+      <w:r>
+        <w:rPr>
+          <w:sz w:val="22"/>
         </w:rPr>
         <w:t xml:space="preserve">Supported enterprise web application development by contributing to </w:t>
       </w:r>
       <w:r>
         <w:rPr>
           <w:rStyle w:val="Strong"/>
-          <w:sz w:val="20"/>
+          <w:sz w:val="22"/>
         </w:rPr>
         <w:t>C#</w:t>
       </w:r>
       <w:r>
         <w:rPr>
-          <w:sz w:val="20"/>
+          <w:sz w:val="22"/>
         </w:rPr>
         <w:t xml:space="preserve">, </w:t>
       </w:r>
       <w:r>
         <w:rPr>
           <w:rStyle w:val="Strong"/>
-          <w:sz w:val="20"/>
+          <w:sz w:val="22"/>
         </w:rPr>
         <w:t>ASP.NET</w:t>
       </w:r>
       <w:r>
         <w:rPr>
-          <w:sz w:val="20"/>
+          <w:sz w:val="22"/>
         </w:rPr>
         <w:t>, JavaScript, and SQL-backed modules, gaining practical experience in secure coding, defect analysis, and large-team delivery discipline.</w:t>
       </w:r>
@@ -2769,12 +2909,12 @@
         </w:numPr>
         <w:jc w:val="both"/>
         <w:rPr>
-          <w:sz w:val="20"/>
-        </w:rPr>
-      </w:pPr>
-      <w:r>
-        <w:rPr>
-          <w:sz w:val="20"/>
+          <w:sz w:val="22"/>
+        </w:rPr>
+      </w:pPr>
+      <w:r>
+        <w:rPr>
+          <w:sz w:val="22"/>
         </w:rPr>
         <w:t>Assisted with bug investigation across internal workflow screens where inconsistent field validation caused blocked submissions, then helped implement clearer validation behavior that improved form completion reliability.</w:t>
       </w:r>
@@ -2788,12 +2928,12 @@
         </w:numPr>
         <w:jc w:val="both"/>
         <w:rPr>
-          <w:sz w:val="20"/>
-        </w:rPr>
-      </w:pPr>
-      <w:r>
-        <w:rPr>
-          <w:sz w:val="20"/>
+          <w:sz w:val="22"/>
+        </w:rPr>
+      </w:pPr>
+      <w:r>
+        <w:rPr>
+          <w:sz w:val="22"/>
         </w:rPr>
         <w:t>Worked with senior engineers to refine backend service calls and data access logic, learning how performance, maintainability, and correctness had to be balanced in production-grade software environments.</w:t>
       </w:r>
@@ -2807,12 +2947,12 @@
         </w:numPr>
         <w:jc w:val="both"/>
         <w:rPr>
-          <w:sz w:val="20"/>
-        </w:rPr>
-      </w:pPr>
-      <w:r>
-        <w:rPr>
-          <w:sz w:val="20"/>
+          <w:sz w:val="22"/>
+        </w:rPr>
+      </w:pPr>
+      <w:r>
+        <w:rPr>
+          <w:sz w:val="22"/>
         </w:rPr>
         <w:t>Helped test and update UI behaviors for admin workflows, ensuring that functional changes matched expected business rules and did not break adjacent features during release preparation.</w:t>
       </w:r>
@@ -2826,14 +2966,13 @@
         </w:numPr>
         <w:jc w:val="both"/>
         <w:rPr>
-          <w:sz w:val="20"/>
-        </w:rPr>
-      </w:pPr>
-      <w:r>
-        <w:rPr>
-          <w:sz w:val="20"/>
-        </w:rPr>
-        <w:lastRenderedPageBreak/>
+          <w:sz w:val="22"/>
+        </w:rPr>
+      </w:pPr>
+      <w:r>
+        <w:rPr>
+          <w:sz w:val="22"/>
+        </w:rPr>
         <w:t>Participated in code reviews, debugging sessions, and development planning discussions that strengthened understanding of scalable application structure and long-term software maintainability expectations.</w:t>
       </w:r>
     </w:p>
@@ -2846,12 +2985,12 @@
         </w:numPr>
         <w:jc w:val="both"/>
         <w:rPr>
-          <w:sz w:val="20"/>
-        </w:rPr>
-      </w:pPr>
-      <w:r>
-        <w:rPr>
-          <w:sz w:val="20"/>
+          <w:sz w:val="22"/>
+        </w:rPr>
+      </w:pPr>
+      <w:r>
+        <w:rPr>
+          <w:sz w:val="22"/>
         </w:rPr>
         <w:t>Contributed to small enhancement tasks that improved usability, reduced repetitive operator steps, and exposed cleaner data presentation within existing business screens used by internal teams.</w:t>
       </w:r>
@@ -2865,12 +3004,12 @@
         </w:numPr>
         <w:jc w:val="both"/>
         <w:rPr>
-          <w:sz w:val="20"/>
-        </w:rPr>
-      </w:pPr>
-      <w:r>
-        <w:rPr>
-          <w:sz w:val="20"/>
+          <w:sz w:val="22"/>
+        </w:rPr>
+      </w:pPr>
+      <w:r>
+        <w:rPr>
+          <w:sz w:val="22"/>
         </w:rPr>
         <w:t>Investigated environment-specific defects and configuration mismatches during QA cycles, building strong habits around reproducibility, root-cause analysis, and disciplined verification before code promotion.</w:t>
       </w:r>
@@ -2884,12 +3023,12 @@
         </w:numPr>
         <w:jc w:val="both"/>
         <w:rPr>
-          <w:sz w:val="20"/>
-        </w:rPr>
-      </w:pPr>
-      <w:r>
-        <w:rPr>
-          <w:sz w:val="20"/>
+          <w:sz w:val="22"/>
+        </w:rPr>
+      </w:pPr>
+      <w:r>
+        <w:rPr>
+          <w:sz w:val="22"/>
         </w:rPr>
         <w:t>Supported documentation of feature behavior, validation rules, and issue resolution details so future maintenance work could be performed more efficiently by the broader engineering team.</w:t>
       </w:r>
@@ -2902,26 +3041,47 @@
           <w:numId w:val="22"/>
         </w:numPr>
         <w:jc w:val="both"/>
-      </w:pPr>
-      <w:r>
-        <w:rPr>
-          <w:sz w:val="20"/>
+        <w:rPr>
+          <w:sz w:val="28"/>
+        </w:rPr>
+      </w:pPr>
+      <w:r>
+        <w:rPr>
+          <w:sz w:val="22"/>
         </w:rPr>
         <w:t xml:space="preserve">Learned to work effectively within established engineering standards for source control, testing, and release coordination, building the foundation for later ownership of larger </w:t>
       </w:r>
       <w:r>
         <w:rPr>
           <w:rStyle w:val="Strong"/>
-          <w:sz w:val="20"/>
+          <w:sz w:val="22"/>
         </w:rPr>
         <w:t>.NET</w:t>
       </w:r>
       <w:r>
         <w:rPr>
-          <w:sz w:val="20"/>
+          <w:sz w:val="22"/>
         </w:rPr>
         <w:t xml:space="preserve"> application modules.</w:t>
       </w:r>
+    </w:p>
+    <w:p>
+      <w:pPr>
+        <w:pStyle w:val="NormalWeb"/>
+        <w:jc w:val="both"/>
+        <w:rPr>
+          <w:sz w:val="22"/>
+        </w:rPr>
+      </w:pPr>
+    </w:p>
+    <w:p>
+      <w:pPr>
+        <w:pStyle w:val="NormalWeb"/>
+        <w:jc w:val="both"/>
+        <w:rPr>
+          <w:sz w:val="28"/>
+        </w:rPr>
+      </w:pPr>
     </w:p>
     <w:p>
       <w:pPr>
@@ -2929,15 +3089,19 @@
           <w:bottom w:val="single" w:sz="6" w:space="0" w:color="B91C1C"/>
         </w:pBdr>
         <w:spacing w:before="120" w:after="80"/>
+        <w:rPr>
+          <w:sz w:val="24"/>
+        </w:rPr>
       </w:pPr>
       <w:r>
         <w:rPr>
           <w:b/>
           <w:bCs/>
           <w:color w:val="111111"/>
-          <w:sz w:val="21"/>
+          <w:sz w:val="24"/>
           <w:szCs w:val="21"/>
         </w:rPr>
+        <w:lastRenderedPageBreak/>
         <w:t>EDUCATION</w:t>
       </w:r>
     </w:p>
@@ -2974,13 +3138,18 @@
             </w:tcBorders>
           </w:tcPr>
           <w:p>
+            <w:pPr>
+              <w:rPr>
+                <w:sz w:val="24"/>
+              </w:rPr>
+            </w:pPr>
             <w:r>
               <w:rPr>
                 <w:rFonts w:ascii="Arial" w:eastAsia="Arial" w:hAnsi="Arial" w:cs="Arial"/>
                 <w:b/>
                 <w:bCs/>
                 <w:color w:val="111111"/>
-                <w:sz w:val="19"/>
+                <w:sz w:val="22"/>
                 <w:szCs w:val="19"/>
               </w:rPr>
               <w:t>Bachelor’s degree in Computer Science</w:t>
@@ -3000,12 +3169,14 @@
           <w:p>
             <w:pPr>
               <w:jc w:val="right"/>
+              <w:rPr>
+                <w:sz w:val="24"/>
+              </w:rPr>
             </w:pPr>
             <w:r>
               <w:rPr>
                 <w:rFonts w:ascii="Arial" w:eastAsia="Arial" w:hAnsi="Arial" w:cs="Arial"/>
                 <w:color w:val="111111"/>
-                <w:sz w:val="17"/>
                 <w:szCs w:val="17"/>
               </w:rPr>
               <w:t>2010 to 2014</w:t>
@@ -3015,13 +3186,18 @@
       </w:tr>
     </w:tbl>
     <w:p>
+      <w:pPr>
+        <w:rPr>
+          <w:sz w:val="24"/>
+        </w:rPr>
+      </w:pPr>
       <w:r>
         <w:rPr>
           <w:rFonts w:ascii="Arial" w:eastAsia="Arial" w:hAnsi="Arial" w:cs="Arial"/>
           <w:b/>
           <w:bCs/>
           <w:color w:val="111111"/>
-          <w:sz w:val="18"/>
+          <w:sz w:val="22"/>
           <w:szCs w:val="18"/>
         </w:rPr>
         <w:t>Stanford University Department of Computer Science</w:t>
@@ -3035,35 +3211,53 @@
           <w:numId w:val="23"/>
         </w:numPr>
         <w:spacing w:after="80"/>
-      </w:pPr>
-      <w:r>
+        <w:rPr>
+          <w:sz w:val="22"/>
+        </w:rPr>
+      </w:pPr>
+      <w:r>
+        <w:rPr>
+          <w:sz w:val="22"/>
+        </w:rPr>
         <w:t xml:space="preserve">Completed a rigorous CS curriculum with strong foundations in </w:t>
       </w:r>
       <w:r>
         <w:rPr>
           <w:rStyle w:val="Strong"/>
+          <w:sz w:val="22"/>
         </w:rPr>
         <w:t>software engineering</w:t>
       </w:r>
       <w:r>
+        <w:rPr>
+          <w:sz w:val="22"/>
+        </w:rPr>
         <w:t xml:space="preserve">, </w:t>
       </w:r>
       <w:r>
         <w:rPr>
           <w:rStyle w:val="Strong"/>
+          <w:sz w:val="22"/>
         </w:rPr>
         <w:t>databases</w:t>
       </w:r>
       <w:r>
+        <w:rPr>
+          <w:sz w:val="22"/>
+        </w:rPr>
         <w:t xml:space="preserve">, and </w:t>
       </w:r>
       <w:r>
         <w:rPr>
           <w:rStyle w:val="Strong"/>
+          <w:sz w:val="22"/>
         </w:rPr>
         <w:t>systems design</w:t>
       </w:r>
       <w:r>
+        <w:rPr>
+          <w:sz w:val="22"/>
+        </w:rPr>
         <w:t>, and applied those fundamentals in practical projects emphasizing correctness, performance, and maintainability.</w:t>
       </w:r>
     </w:p>
@@ -3073,16 +3267,19 @@
           <w:bottom w:val="single" w:sz="6" w:space="0" w:color="B91C1C"/>
         </w:pBdr>
         <w:spacing w:before="120" w:after="80"/>
+        <w:rPr>
+          <w:sz w:val="24"/>
+        </w:rPr>
       </w:pPr>
       <w:r>
         <w:rPr>
           <w:b/>
           <w:bCs/>
           <w:color w:val="111111"/>
-          <w:sz w:val="21"/>
+          <w:sz w:val="24"/>
           <w:szCs w:val="21"/>
         </w:rPr>
-        <w:t>PROJECTS</w:t>
+        <w:t>CERTIFICATIONS</w:t>
       </w:r>
     </w:p>
     <w:p>
@@ -3093,34 +3290,48 @@
           <w:numId w:val="24"/>
         </w:numPr>
         <w:spacing w:before="0" w:beforeAutospacing="0" w:after="0" w:afterAutospacing="0"/>
-        <w:rPr>
-          <w:sz w:val="20"/>
-        </w:rPr>
-      </w:pPr>
-      <w:r>
-        <w:rPr>
-          <w:rStyle w:val="Strong"/>
-          <w:sz w:val="20"/>
+        <w:jc w:val="both"/>
+        <w:rPr>
+          <w:rStyle w:val="Strong"/>
+          <w:b w:val="0"/>
+          <w:bCs w:val="0"/>
+          <w:sz w:val="22"/>
+        </w:rPr>
+      </w:pPr>
+      <w:r>
+        <w:rPr>
+          <w:rStyle w:val="Strong"/>
+          <w:sz w:val="22"/>
         </w:rPr>
         <w:t>Microsoft Certified: Azure Developer Associate — 2024</w:t>
       </w:r>
-      <w:r>
-        <w:rPr>
-          <w:sz w:val="20"/>
-        </w:rPr>
-        <w:br/>
+    </w:p>
+    <w:p>
+      <w:pPr>
+        <w:pStyle w:val="NormalWeb"/>
+        <w:spacing w:before="0" w:beforeAutospacing="0" w:after="0" w:afterAutospacing="0"/>
+        <w:ind w:left="360"/>
+        <w:jc w:val="both"/>
+        <w:rPr>
+          <w:sz w:val="22"/>
+        </w:rPr>
+      </w:pPr>
+      <w:r>
+        <w:rPr>
+          <w:sz w:val="22"/>
+        </w:rPr>
         <w:t xml:space="preserve">Validated practical ability to build, deploy, and maintain cloud-connected applications, which aligns well with enterprise </w:t>
       </w:r>
       <w:r>
         <w:rPr>
           <w:rStyle w:val="Strong"/>
-          <w:sz w:val="20"/>
+          <w:sz w:val="22"/>
         </w:rPr>
         <w:t>.NET</w:t>
       </w:r>
       <w:r>
         <w:rPr>
-          <w:sz w:val="20"/>
+          <w:sz w:val="22"/>
         </w:rPr>
         <w:t xml:space="preserve"> systems that integrate modern services, security, and scalable deployment models.</w:t>
       </w:r>
@@ -3133,24 +3344,40 @@
           <w:numId w:val="24"/>
         </w:numPr>
         <w:spacing w:before="0" w:beforeAutospacing="0" w:after="0" w:afterAutospacing="0"/>
-        <w:rPr>
-          <w:sz w:val="20"/>
-        </w:rPr>
-      </w:pPr>
-      <w:r>
-        <w:rPr>
-          <w:rStyle w:val="Strong"/>
-          <w:sz w:val="20"/>
+        <w:jc w:val="both"/>
+        <w:rPr>
+          <w:rStyle w:val="Strong"/>
+          <w:b w:val="0"/>
+          <w:bCs w:val="0"/>
+          <w:sz w:val="22"/>
+        </w:rPr>
+      </w:pPr>
+      <w:r>
+        <w:rPr>
+          <w:rStyle w:val="Strong"/>
+          <w:sz w:val="22"/>
         </w:rPr>
         <w:t>AWS Certified Developer – Associate — 2023</w:t>
       </w:r>
-      <w:r>
-        <w:rPr>
-          <w:sz w:val="20"/>
-        </w:rPr>
-        <w:br/>
+    </w:p>
+    <w:p>
+      <w:pPr>
+        <w:pStyle w:val="NormalWeb"/>
+        <w:spacing w:before="0" w:beforeAutospacing="0" w:after="0" w:afterAutospacing="0"/>
+        <w:ind w:left="360"/>
+        <w:jc w:val="both"/>
+        <w:rPr>
+          <w:sz w:val="22"/>
+        </w:rPr>
+      </w:pPr>
+      <w:proofErr w:type="gramStart"/>
+      <w:r>
+        <w:rPr>
+          <w:sz w:val="22"/>
+        </w:rPr>
         <w:t>Strengthened cloud engineering knowledge around application integration, deployment, and service design, supporting work on distributed APIs, storage patterns, and operational reliability.</w:t>
       </w:r>
+      <w:proofErr w:type="gramEnd"/>
     </w:p>
     <w:p>
       <w:pPr>
@@ -3160,19 +3387,36 @@
           <w:numId w:val="24"/>
         </w:numPr>
         <w:spacing w:before="0" w:beforeAutospacing="0" w:after="0" w:afterAutospacing="0"/>
-      </w:pPr>
-      <w:r>
-        <w:rPr>
-          <w:rStyle w:val="Strong"/>
-          <w:sz w:val="20"/>
+        <w:jc w:val="both"/>
+        <w:rPr>
+          <w:rStyle w:val="Strong"/>
+          <w:b w:val="0"/>
+          <w:bCs w:val="0"/>
+          <w:sz w:val="28"/>
+        </w:rPr>
+      </w:pPr>
+      <w:r>
+        <w:rPr>
+          <w:rStyle w:val="Strong"/>
+          <w:sz w:val="22"/>
         </w:rPr>
         <w:t>Microsoft Certified: Power Platform Developer Associate — 2022</w:t>
       </w:r>
-      <w:r>
-        <w:rPr>
-          <w:sz w:val="20"/>
-        </w:rPr>
-        <w:br/>
+    </w:p>
+    <w:p>
+      <w:pPr>
+        <w:pStyle w:val="NormalWeb"/>
+        <w:spacing w:before="0" w:beforeAutospacing="0" w:after="0" w:afterAutospacing="0"/>
+        <w:ind w:left="360"/>
+        <w:jc w:val="both"/>
+        <w:rPr>
+          <w:sz w:val="28"/>
+        </w:rPr>
+      </w:pPr>
+      <w:r>
+        <w:rPr>
+          <w:sz w:val="22"/>
+        </w:rPr>
         <w:t>Demonstrated skill in extending business application ecosystems and integrating enterprise workflows, which complements backend API work and process automation responsibilities in corporate environments.</w:t>
       </w:r>
     </w:p>
@@ -3191,8 +3435,8 @@
   <w:abstractNum w:abstractNumId="0">
     <w:nsid w:val="093149DE"/>
     <w:multiLevelType w:val="hybridMultilevel"/>
-    <w:tmpl w:val="3F28381E"/>
-    <w:lvl w:ilvl="0" w:tplc="7054EACA">
+    <w:tmpl w:val="E1088424"/>
+    <w:lvl w:ilvl="0" w:tplc="D320F798">
       <w:start w:val="1"/>
       <w:numFmt w:val="bullet"/>
       <w:lvlText w:val="-"/>
@@ -3201,7 +3445,7 @@
         <w:ind w:left="360" w:hanging="360"/>
       </w:pPr>
       <w:rPr>
-        <w:rFonts w:ascii="Tw Cen MT" w:hAnsi="Tw Cen MT" w:hint="default"/>
+        <w:rFonts w:ascii="Yu Gothic" w:eastAsia="Yu Gothic" w:hAnsi="Yu Gothic" w:hint="eastAsia"/>
       </w:rPr>
     </w:lvl>
     <w:lvl w:ilvl="1" w:tplc="04090003" w:tentative="1">
@@ -4400,8 +4644,8 @@
   <w:abstractNum w:abstractNumId="10">
     <w:nsid w:val="366614A9"/>
     <w:multiLevelType w:val="hybridMultilevel"/>
-    <w:tmpl w:val="90EC2876"/>
-    <w:lvl w:ilvl="0" w:tplc="7054EACA">
+    <w:tmpl w:val="5D920D18"/>
+    <w:lvl w:ilvl="0" w:tplc="D320F798">
       <w:start w:val="1"/>
       <w:numFmt w:val="bullet"/>
       <w:lvlText w:val="-"/>
@@ -4410,7 +4654,7 @@
         <w:ind w:left="360" w:hanging="360"/>
       </w:pPr>
       <w:rPr>
-        <w:rFonts w:ascii="Tw Cen MT" w:hAnsi="Tw Cen MT" w:hint="default"/>
+        <w:rFonts w:ascii="Yu Gothic" w:eastAsia="Yu Gothic" w:hAnsi="Yu Gothic" w:hint="eastAsia"/>
       </w:rPr>
     </w:lvl>
     <w:lvl w:ilvl="1" w:tplc="04090003" w:tentative="1">
@@ -4850,8 +5094,8 @@
   <w:abstractNum w:abstractNumId="14">
     <w:nsid w:val="51171B25"/>
     <w:multiLevelType w:val="hybridMultilevel"/>
-    <w:tmpl w:val="4150FC10"/>
-    <w:lvl w:ilvl="0" w:tplc="9CA00BC4">
+    <w:tmpl w:val="9A8A19EA"/>
+    <w:lvl w:ilvl="0" w:tplc="6ECE592C">
       <w:start w:val="1"/>
       <w:numFmt w:val="bullet"/>
       <w:lvlText w:val="-"/>
@@ -4860,8 +5104,8 @@
         <w:ind w:left="360" w:hanging="360"/>
       </w:pPr>
       <w:rPr>
-        <w:rFonts w:ascii="Tw Cen MT" w:hAnsi="Tw Cen MT" w:hint="default"/>
-        <w:sz w:val="20"/>
+        <w:rFonts w:ascii="Yu Gothic" w:eastAsia="Yu Gothic" w:hAnsi="Yu Gothic" w:hint="eastAsia"/>
+        <w:sz w:val="22"/>
       </w:rPr>
     </w:lvl>
     <w:lvl w:ilvl="1" w:tplc="04090003" w:tentative="1">
@@ -4964,8 +5208,8 @@
   <w:abstractNum w:abstractNumId="15">
     <w:nsid w:val="51C8278A"/>
     <w:multiLevelType w:val="hybridMultilevel"/>
-    <w:tmpl w:val="6CE62E3A"/>
-    <w:lvl w:ilvl="0" w:tplc="D1B24C12">
+    <w:tmpl w:val="AE0ED85C"/>
+    <w:lvl w:ilvl="0" w:tplc="CF882590">
       <w:start w:val="1"/>
       <w:numFmt w:val="bullet"/>
       <w:lvlText w:val="-"/>
@@ -4974,8 +5218,8 @@
         <w:ind w:left="360" w:hanging="360"/>
       </w:pPr>
       <w:rPr>
-        <w:rFonts w:ascii="Tw Cen MT" w:hAnsi="Tw Cen MT" w:hint="default"/>
-        <w:sz w:val="20"/>
+        <w:rFonts w:ascii="Yu Gothic" w:eastAsia="Yu Gothic" w:hAnsi="Yu Gothic" w:hint="eastAsia"/>
+        <w:sz w:val="22"/>
       </w:rPr>
     </w:lvl>
     <w:lvl w:ilvl="1" w:tplc="04090003" w:tentative="1">
@@ -5191,8 +5435,8 @@
   <w:abstractNum w:abstractNumId="17">
     <w:nsid w:val="54877528"/>
     <w:multiLevelType w:val="hybridMultilevel"/>
-    <w:tmpl w:val="597A17E6"/>
-    <w:lvl w:ilvl="0" w:tplc="31B2D37C">
+    <w:tmpl w:val="9954B218"/>
+    <w:lvl w:ilvl="0" w:tplc="AF70EA80">
       <w:start w:val="1"/>
       <w:numFmt w:val="bullet"/>
       <w:lvlText w:val="-"/>
@@ -5201,8 +5445,8 @@
         <w:ind w:left="360" w:hanging="360"/>
       </w:pPr>
       <w:rPr>
-        <w:rFonts w:ascii="Tw Cen MT" w:hAnsi="Tw Cen MT" w:hint="default"/>
-        <w:sz w:val="20"/>
+        <w:rFonts w:ascii="Yu Gothic" w:eastAsia="Yu Gothic" w:hAnsi="Yu Gothic" w:hint="eastAsia"/>
+        <w:sz w:val="22"/>
       </w:rPr>
     </w:lvl>
     <w:lvl w:ilvl="1" w:tplc="04090003" w:tentative="1">
@@ -5567,8 +5811,8 @@
   <w:abstractNum w:abstractNumId="20">
     <w:nsid w:val="6904078B"/>
     <w:multiLevelType w:val="hybridMultilevel"/>
-    <w:tmpl w:val="14100F70"/>
-    <w:lvl w:ilvl="0" w:tplc="A716918A">
+    <w:tmpl w:val="AF3E8520"/>
+    <w:lvl w:ilvl="0" w:tplc="930EFBAA">
       <w:start w:val="1"/>
       <w:numFmt w:val="bullet"/>
       <w:lvlText w:val="-"/>
@@ -5577,8 +5821,8 @@
         <w:ind w:left="360" w:hanging="360"/>
       </w:pPr>
       <w:rPr>
-        <w:rFonts w:ascii="Tw Cen MT" w:hAnsi="Tw Cen MT" w:hint="default"/>
-        <w:sz w:val="20"/>
+        <w:rFonts w:ascii="Yu Gothic" w:eastAsia="Yu Gothic" w:hAnsi="Yu Gothic" w:hint="eastAsia"/>
+        <w:sz w:val="22"/>
       </w:rPr>
     </w:lvl>
     <w:lvl w:ilvl="1" w:tplc="04090003" w:tentative="1">
@@ -5907,8 +6151,8 @@
   <w:abstractNum w:abstractNumId="23">
     <w:nsid w:val="79F21B87"/>
     <w:multiLevelType w:val="hybridMultilevel"/>
-    <w:tmpl w:val="7E38B388"/>
-    <w:lvl w:ilvl="0" w:tplc="7054EACA">
+    <w:tmpl w:val="2EE2F0D8"/>
+    <w:lvl w:ilvl="0" w:tplc="D320F798">
       <w:start w:val="1"/>
       <w:numFmt w:val="bullet"/>
       <w:lvlText w:val="-"/>
@@ -5917,7 +6161,7 @@
         <w:ind w:left="360" w:hanging="360"/>
       </w:pPr>
       <w:rPr>
-        <w:rFonts w:ascii="Tw Cen MT" w:hAnsi="Tw Cen MT" w:hint="default"/>
+        <w:rFonts w:ascii="Yu Gothic" w:eastAsia="Yu Gothic" w:hAnsi="Yu Gothic" w:hint="eastAsia"/>
       </w:rPr>
     </w:lvl>
     <w:lvl w:ilvl="1" w:tplc="04090003" w:tentative="1">

--- a/William/.Net Angular/William_Jackson.docx
+++ b/William/.Net Angular/William_Jackson.docx
@@ -112,61 +112,7 @@
                 <w:sz w:val="17"/>
                 <w:szCs w:val="17"/>
               </w:rPr>
-              <w:t xml:space="preserve">Wellington, Nevada, United States | </w:t>
-            </w:r>
-            <w:r>
-              <w:rPr>
-                <w:rFonts w:ascii="Arial" w:eastAsia="Arial" w:hAnsi="Arial" w:cs="Arial"/>
-                <w:color w:val="FFFFFF"/>
-                <w:sz w:val="17"/>
-                <w:szCs w:val="17"/>
-              </w:rPr>
-              <w:t>+1 (786) 949-7561</w:t>
-            </w:r>
-            <w:r>
-              <w:rPr>
-                <w:rFonts w:ascii="Arial" w:eastAsia="Arial" w:hAnsi="Arial" w:cs="Arial"/>
-                <w:color w:val="FFFFFF"/>
-                <w:sz w:val="17"/>
-                <w:szCs w:val="17"/>
-              </w:rPr>
-              <w:t xml:space="preserve">| </w:t>
-            </w:r>
-            <w:r>
-              <w:rPr>
-                <w:rFonts w:ascii="Arial" w:eastAsia="Arial" w:hAnsi="Arial" w:cs="Arial"/>
-                <w:color w:val="FFFFFF"/>
-                <w:sz w:val="17"/>
-                <w:szCs w:val="17"/>
-              </w:rPr>
-              <w:t>williamjackson.pro@outlook.com</w:t>
-            </w:r>
-            <w:r>
-              <w:rPr>
-                <w:rFonts w:ascii="Arial" w:eastAsia="Arial" w:hAnsi="Arial" w:cs="Arial"/>
-                <w:color w:val="FFFFFF"/>
-                <w:sz w:val="17"/>
-                <w:szCs w:val="17"/>
-              </w:rPr>
-              <w:t xml:space="preserve"> | </w:t>
-            </w:r>
-            <w:r>
-              <w:rPr>
-                <w:rFonts w:ascii="Arial" w:eastAsia="Arial" w:hAnsi="Arial" w:cs="Arial"/>
-                <w:color w:val="FFFFFF"/>
-                <w:sz w:val="17"/>
-                <w:szCs w:val="17"/>
-              </w:rPr>
-              <w:t>linkedin.com/in/william-jackson-</w:t>
-            </w:r>
-            <w:r>
-              <w:rPr>
-                <w:rFonts w:ascii="Arial" w:eastAsia="Arial" w:hAnsi="Arial" w:cs="Arial"/>
-                <w:color w:val="FFFFFF"/>
-                <w:sz w:val="17"/>
-                <w:szCs w:val="17"/>
-              </w:rPr>
-              <w:t>75b9343b6</w:t>
+              <w:t>Wellington, Nevada, United States | +1 (786) 949-7561| williamjdev@outlook.com | linkedin.com/in/william-jackson-40036a3ba</w:t>
             </w:r>
             <w:bookmarkStart w:id="0" w:name="_GoBack"/>
             <w:bookmarkEnd w:id="0"/>

--- a/William/.Net Angular/William_Jackson.docx
+++ b/William/.Net Angular/William_Jackson.docx
@@ -114,8 +114,6 @@
               </w:rPr>
               <w:t>Wellington, Nevada, United States | +1 (786) 949-7561| williamjdev@outlook.com | linkedin.com/in/william-jackson-40036a3ba</w:t>
             </w:r>
-            <w:bookmarkStart w:id="0" w:name="_GoBack"/>
-            <w:bookmarkEnd w:id="0"/>
           </w:p>
         </w:tc>
       </w:tr>
@@ -219,42 +217,14 @@
         <w:rPr>
           <w:sz w:val="22"/>
         </w:rPr>
-        <w:t xml:space="preserve"> across </w:t>
-      </w:r>
-      <w:proofErr w:type="spellStart"/>
-      <w:r>
-        <w:rPr>
-          <w:sz w:val="22"/>
-        </w:rPr>
-        <w:t>SaaS</w:t>
-      </w:r>
-      <w:proofErr w:type="spellEnd"/>
-      <w:r>
-        <w:rPr>
-          <w:sz w:val="22"/>
-        </w:rPr>
-        <w:t xml:space="preserve">, operations, finance, and workflow automation environments. Strong background in modernizing legacy systems, resolving high-impact production defects, improving API reliability, and delivering secure user-facing features with measurable results. </w:t>
+        <w:t xml:space="preserve"> across SaaS, operations, finance, and workflow automation environments. Strong background in modernizing legacy systems, resolving high-impact production defects, improving API reliability, and delivering secure user-facing features with measurable results. </w:t>
       </w:r>
       <w:proofErr w:type="gramStart"/>
       <w:r>
         <w:rPr>
           <w:sz w:val="22"/>
         </w:rPr>
-        <w:t xml:space="preserve">Known for leading migrations from monolithic applications to service-oriented platforms, tightening CI/CD quality gates, and partnering with product, QA, and </w:t>
-      </w:r>
-      <w:proofErr w:type="spellStart"/>
-      <w:r>
-        <w:rPr>
-          <w:sz w:val="22"/>
-        </w:rPr>
-        <w:t>DevOps</w:t>
-      </w:r>
-      <w:proofErr w:type="spellEnd"/>
-      <w:r>
-        <w:rPr>
-          <w:sz w:val="22"/>
-        </w:rPr>
-        <w:t xml:space="preserve"> teams to ship maintainable software faster.</w:t>
+        <w:t>Known for leading migrations from monolithic applications to service-oriented platforms, tightening CI/CD quality gates, and partnering with product, QA, and DevOps teams to ship maintainable software faster.</w:t>
       </w:r>
       <w:proofErr w:type="gramEnd"/>
     </w:p>
@@ -471,21 +441,7 @@
         <w:rPr>
           <w:sz w:val="22"/>
         </w:rPr>
-        <w:t xml:space="preserve">, Entity Framework, Entity Framework Core, LINQ, </w:t>
-      </w:r>
-      <w:proofErr w:type="spellStart"/>
-      <w:r>
-        <w:rPr>
-          <w:sz w:val="22"/>
-        </w:rPr>
-        <w:t>RESTful</w:t>
-      </w:r>
-      <w:proofErr w:type="spellEnd"/>
-      <w:r>
-        <w:rPr>
-          <w:sz w:val="22"/>
-        </w:rPr>
-        <w:t xml:space="preserve"> API design, authentication flows, authorization policies, background processing, file handling, report services, service-layer design, distributed application patterns</w:t>
+        <w:t>, Entity Framework, Entity Framework Core, LINQ, RESTful API design, authentication flows, authorization policies, background processing, file handling, report services, service-layer design, distributed application patterns</w:t>
       </w:r>
     </w:p>
     <w:p>
@@ -525,49 +481,21 @@
         <w:rPr>
           <w:sz w:val="22"/>
         </w:rPr>
-        <w:t xml:space="preserve">, </w:t>
+        <w:t xml:space="preserve">, PostgreSQL, MySQL, </w:t>
       </w:r>
       <w:proofErr w:type="spellStart"/>
       <w:r>
         <w:rPr>
           <w:sz w:val="22"/>
         </w:rPr>
-        <w:t>PostgreSQL</w:t>
+        <w:t>Redis</w:t>
       </w:r>
       <w:proofErr w:type="spellEnd"/>
       <w:r>
         <w:rPr>
           <w:sz w:val="22"/>
         </w:rPr>
-        <w:t xml:space="preserve">, MySQL, </w:t>
-      </w:r>
-      <w:proofErr w:type="spellStart"/>
-      <w:r>
-        <w:rPr>
-          <w:sz w:val="22"/>
-        </w:rPr>
-        <w:t>Redis</w:t>
-      </w:r>
-      <w:proofErr w:type="spellEnd"/>
-      <w:r>
-        <w:rPr>
-          <w:sz w:val="22"/>
-        </w:rPr>
-        <w:t xml:space="preserve">, </w:t>
-      </w:r>
-      <w:proofErr w:type="spellStart"/>
-      <w:r>
-        <w:rPr>
-          <w:sz w:val="22"/>
-        </w:rPr>
-        <w:t>MongoDB</w:t>
-      </w:r>
-      <w:proofErr w:type="spellEnd"/>
-      <w:r>
-        <w:rPr>
-          <w:sz w:val="22"/>
-        </w:rPr>
-        <w:t xml:space="preserve">, </w:t>
+        <w:t xml:space="preserve">, MongoDB, </w:t>
       </w:r>
       <w:proofErr w:type="spellStart"/>
       <w:r>
@@ -630,63 +558,61 @@
           <w:rStyle w:val="Strong"/>
           <w:sz w:val="22"/>
         </w:rPr>
-        <w:t xml:space="preserve">Cloud &amp; </w:t>
+        <w:t>Cloud &amp; DevOps:</w:t>
+      </w:r>
+      <w:r>
+        <w:rPr>
+          <w:sz w:val="22"/>
+        </w:rPr>
+        <w:t xml:space="preserve"> </w:t>
+      </w:r>
+      <w:r>
+        <w:rPr>
+          <w:rStyle w:val="Strong"/>
+          <w:sz w:val="22"/>
+        </w:rPr>
+        <w:t>AWS</w:t>
+      </w:r>
+      <w:r>
+        <w:rPr>
+          <w:sz w:val="22"/>
+        </w:rPr>
+        <w:t xml:space="preserve">, Azure, GCP, EC2, ECS, EKS, Lambda, API Gateway, S3, </w:t>
       </w:r>
       <w:proofErr w:type="spellStart"/>
       <w:r>
         <w:rPr>
-          <w:rStyle w:val="Strong"/>
-          <w:sz w:val="22"/>
-        </w:rPr>
-        <w:t>DevOps</w:t>
+          <w:sz w:val="22"/>
+        </w:rPr>
+        <w:t>CloudFront</w:t>
       </w:r>
       <w:proofErr w:type="spellEnd"/>
       <w:r>
         <w:rPr>
-          <w:rStyle w:val="Strong"/>
-          <w:sz w:val="22"/>
-        </w:rPr>
-        <w:t>:</w:t>
-      </w:r>
-      <w:r>
-        <w:rPr>
-          <w:sz w:val="22"/>
-        </w:rPr>
-        <w:t xml:space="preserve"> </w:t>
-      </w:r>
-      <w:r>
-        <w:rPr>
-          <w:rStyle w:val="Strong"/>
-          <w:sz w:val="22"/>
-        </w:rPr>
-        <w:t>AWS</w:t>
-      </w:r>
-      <w:r>
-        <w:rPr>
-          <w:sz w:val="22"/>
-        </w:rPr>
-        <w:t xml:space="preserve">, Azure, GCP, EC2, ECS, EKS, Lambda, API Gateway, S3, </w:t>
+          <w:sz w:val="22"/>
+        </w:rPr>
+        <w:t xml:space="preserve">, RDS, </w:t>
       </w:r>
       <w:proofErr w:type="spellStart"/>
       <w:r>
         <w:rPr>
           <w:sz w:val="22"/>
         </w:rPr>
-        <w:t>CloudFront</w:t>
+        <w:t>DynamoDB</w:t>
       </w:r>
       <w:proofErr w:type="spellEnd"/>
       <w:r>
         <w:rPr>
           <w:sz w:val="22"/>
         </w:rPr>
-        <w:t xml:space="preserve">, RDS, </w:t>
+        <w:t xml:space="preserve">, </w:t>
       </w:r>
       <w:proofErr w:type="spellStart"/>
       <w:r>
         <w:rPr>
           <w:sz w:val="22"/>
         </w:rPr>
-        <w:t>DynamoDB</w:t>
+        <w:t>ElastiCache</w:t>
       </w:r>
       <w:proofErr w:type="spellEnd"/>
       <w:r>
@@ -700,112 +626,28 @@
         <w:rPr>
           <w:sz w:val="22"/>
         </w:rPr>
-        <w:t>ElastiCache</w:t>
+        <w:t>EventBridge</w:t>
       </w:r>
       <w:proofErr w:type="spellEnd"/>
       <w:r>
         <w:rPr>
           <w:sz w:val="22"/>
         </w:rPr>
-        <w:t xml:space="preserve">, </w:t>
+        <w:t xml:space="preserve">, Step Functions, IAM, Docker, Kubernetes, Helm, Terraform, </w:t>
       </w:r>
       <w:proofErr w:type="spellStart"/>
       <w:r>
         <w:rPr>
           <w:sz w:val="22"/>
         </w:rPr>
-        <w:t>EventBridge</w:t>
+        <w:t>CloudFormation</w:t>
       </w:r>
       <w:proofErr w:type="spellEnd"/>
       <w:r>
         <w:rPr>
           <w:sz w:val="22"/>
         </w:rPr>
-        <w:t xml:space="preserve">, Step Functions, IAM, </w:t>
-      </w:r>
-      <w:proofErr w:type="spellStart"/>
-      <w:r>
-        <w:rPr>
-          <w:sz w:val="22"/>
-        </w:rPr>
-        <w:t>Docker</w:t>
-      </w:r>
-      <w:proofErr w:type="spellEnd"/>
-      <w:r>
-        <w:rPr>
-          <w:sz w:val="22"/>
-        </w:rPr>
-        <w:t xml:space="preserve">, </w:t>
-      </w:r>
-      <w:proofErr w:type="spellStart"/>
-      <w:r>
-        <w:rPr>
-          <w:sz w:val="22"/>
-        </w:rPr>
-        <w:t>Kubernetes</w:t>
-      </w:r>
-      <w:proofErr w:type="spellEnd"/>
-      <w:r>
-        <w:rPr>
-          <w:sz w:val="22"/>
-        </w:rPr>
-        <w:t xml:space="preserve">, Helm, </w:t>
-      </w:r>
-      <w:proofErr w:type="spellStart"/>
-      <w:r>
-        <w:rPr>
-          <w:sz w:val="22"/>
-        </w:rPr>
-        <w:t>Terraform</w:t>
-      </w:r>
-      <w:proofErr w:type="spellEnd"/>
-      <w:r>
-        <w:rPr>
-          <w:sz w:val="22"/>
-        </w:rPr>
-        <w:t xml:space="preserve">, </w:t>
-      </w:r>
-      <w:proofErr w:type="spellStart"/>
-      <w:r>
-        <w:rPr>
-          <w:sz w:val="22"/>
-        </w:rPr>
-        <w:t>CloudFormation</w:t>
-      </w:r>
-      <w:proofErr w:type="spellEnd"/>
-      <w:r>
-        <w:rPr>
-          <w:sz w:val="22"/>
-        </w:rPr>
-        <w:t xml:space="preserve">, </w:t>
-      </w:r>
-      <w:proofErr w:type="spellStart"/>
-      <w:r>
-        <w:rPr>
-          <w:sz w:val="22"/>
-        </w:rPr>
-        <w:t>GitHub</w:t>
-      </w:r>
-      <w:proofErr w:type="spellEnd"/>
-      <w:r>
-        <w:rPr>
-          <w:sz w:val="22"/>
-        </w:rPr>
-        <w:t xml:space="preserve"> Actions, Azure </w:t>
-      </w:r>
-      <w:proofErr w:type="spellStart"/>
-      <w:r>
-        <w:rPr>
-          <w:sz w:val="22"/>
-        </w:rPr>
-        <w:t>DevOps</w:t>
-      </w:r>
-      <w:proofErr w:type="spellEnd"/>
-      <w:r>
-        <w:rPr>
-          <w:sz w:val="22"/>
-        </w:rPr>
-        <w:t xml:space="preserve">, Jenkins, </w:t>
+        <w:t xml:space="preserve">, GitHub Actions, Azure DevOps, Jenkins, </w:t>
       </w:r>
       <w:proofErr w:type="spellStart"/>
       <w:r>
@@ -843,40 +685,73 @@
           <w:sz w:val="28"/>
         </w:rPr>
       </w:pPr>
+      <w:r>
+        <w:rPr>
+          <w:rStyle w:val="Strong"/>
+          <w:sz w:val="22"/>
+        </w:rPr>
+        <w:t>Observability / Quality / Security:</w:t>
+      </w:r>
+      <w:r>
+        <w:rPr>
+          <w:sz w:val="22"/>
+        </w:rPr>
+        <w:t xml:space="preserve"> </w:t>
+      </w:r>
       <w:proofErr w:type="spellStart"/>
       <w:r>
         <w:rPr>
-          <w:rStyle w:val="Strong"/>
-          <w:sz w:val="22"/>
-        </w:rPr>
-        <w:t>Observability</w:t>
+          <w:sz w:val="22"/>
+        </w:rPr>
+        <w:t>OpenTelemetry</w:t>
       </w:r>
       <w:proofErr w:type="spellEnd"/>
       <w:r>
         <w:rPr>
-          <w:rStyle w:val="Strong"/>
-          <w:sz w:val="22"/>
-        </w:rPr>
-        <w:t xml:space="preserve"> / Quality / Security:</w:t>
-      </w:r>
-      <w:r>
-        <w:rPr>
-          <w:sz w:val="22"/>
-        </w:rPr>
-        <w:t xml:space="preserve"> </w:t>
+          <w:sz w:val="22"/>
+        </w:rPr>
+        <w:t xml:space="preserve">, </w:t>
       </w:r>
       <w:proofErr w:type="spellStart"/>
       <w:r>
         <w:rPr>
           <w:sz w:val="22"/>
         </w:rPr>
-        <w:t>OpenTelemetry</w:t>
+        <w:t>Datadog</w:t>
       </w:r>
       <w:proofErr w:type="spellEnd"/>
       <w:r>
         <w:rPr>
           <w:sz w:val="22"/>
         </w:rPr>
+        <w:t xml:space="preserve">, Prometheus, </w:t>
+      </w:r>
+      <w:proofErr w:type="spellStart"/>
+      <w:r>
+        <w:rPr>
+          <w:sz w:val="22"/>
+        </w:rPr>
+        <w:t>Grafana</w:t>
+      </w:r>
+      <w:proofErr w:type="spellEnd"/>
+      <w:r>
+        <w:rPr>
+          <w:sz w:val="22"/>
+        </w:rPr>
+        <w:t xml:space="preserve">, ELK, </w:t>
+      </w:r>
+      <w:proofErr w:type="spellStart"/>
+      <w:r>
+        <w:rPr>
+          <w:sz w:val="22"/>
+        </w:rPr>
+        <w:t>CloudWatch</w:t>
+      </w:r>
+      <w:proofErr w:type="spellEnd"/>
+      <w:r>
+        <w:rPr>
+          <w:sz w:val="22"/>
+        </w:rPr>
         <w:t xml:space="preserve">, </w:t>
       </w:r>
       <w:proofErr w:type="spellStart"/>
@@ -884,84 +759,28 @@
         <w:rPr>
           <w:sz w:val="22"/>
         </w:rPr>
-        <w:t>Datadog</w:t>
+        <w:t>xUnit</w:t>
       </w:r>
       <w:proofErr w:type="spellEnd"/>
       <w:r>
         <w:rPr>
           <w:sz w:val="22"/>
         </w:rPr>
-        <w:t xml:space="preserve">, Prometheus, </w:t>
+        <w:t xml:space="preserve">, </w:t>
       </w:r>
       <w:proofErr w:type="spellStart"/>
       <w:r>
         <w:rPr>
           <w:sz w:val="22"/>
         </w:rPr>
-        <w:t>Grafana</w:t>
+        <w:t>NUnit</w:t>
       </w:r>
       <w:proofErr w:type="spellEnd"/>
       <w:r>
         <w:rPr>
           <w:sz w:val="22"/>
         </w:rPr>
-        <w:t xml:space="preserve">, ELK, </w:t>
-      </w:r>
-      <w:proofErr w:type="spellStart"/>
-      <w:r>
-        <w:rPr>
-          <w:sz w:val="22"/>
-        </w:rPr>
-        <w:t>CloudWatch</w:t>
-      </w:r>
-      <w:proofErr w:type="spellEnd"/>
-      <w:r>
-        <w:rPr>
-          <w:sz w:val="22"/>
-        </w:rPr>
-        <w:t xml:space="preserve">, </w:t>
-      </w:r>
-      <w:proofErr w:type="spellStart"/>
-      <w:r>
-        <w:rPr>
-          <w:sz w:val="22"/>
-        </w:rPr>
-        <w:t>xUnit</w:t>
-      </w:r>
-      <w:proofErr w:type="spellEnd"/>
-      <w:r>
-        <w:rPr>
-          <w:sz w:val="22"/>
-        </w:rPr>
-        <w:t xml:space="preserve">, </w:t>
-      </w:r>
-      <w:proofErr w:type="spellStart"/>
-      <w:r>
-        <w:rPr>
-          <w:sz w:val="22"/>
-        </w:rPr>
-        <w:t>NUnit</w:t>
-      </w:r>
-      <w:proofErr w:type="spellEnd"/>
-      <w:r>
-        <w:rPr>
-          <w:sz w:val="22"/>
-        </w:rPr>
-        <w:t xml:space="preserve">, Jest, Cypress, Playwright, Pact-style contract testing, OAuth2, </w:t>
-      </w:r>
-      <w:proofErr w:type="spellStart"/>
-      <w:r>
-        <w:rPr>
-          <w:sz w:val="22"/>
-        </w:rPr>
-        <w:t>OpenID</w:t>
-      </w:r>
-      <w:proofErr w:type="spellEnd"/>
-      <w:r>
-        <w:rPr>
-          <w:sz w:val="22"/>
-        </w:rPr>
-        <w:t xml:space="preserve"> Connect, JWT, </w:t>
+        <w:t xml:space="preserve">, Jest, Cypress, Playwright, Pact-style contract testing, OAuth2, OpenID Connect, JWT, </w:t>
       </w:r>
       <w:proofErr w:type="spellStart"/>
       <w:r>
@@ -1329,21 +1148,12 @@
         </w:rPr>
         <w:t xml:space="preserve">, </w:t>
       </w:r>
-      <w:proofErr w:type="spellStart"/>
-      <w:r>
-        <w:rPr>
-          <w:rStyle w:val="Strong"/>
-          <w:sz w:val="22"/>
-        </w:rPr>
-        <w:t>OpenID</w:t>
-      </w:r>
-      <w:proofErr w:type="spellEnd"/>
-      <w:r>
-        <w:rPr>
-          <w:rStyle w:val="Strong"/>
-          <w:sz w:val="22"/>
-        </w:rPr>
-        <w:t xml:space="preserve"> Connect</w:t>
+      <w:r>
+        <w:rPr>
+          <w:rStyle w:val="Strong"/>
+          <w:sz w:val="22"/>
+        </w:rPr>
+        <w:t>OpenID Connect</w:t>
       </w:r>
       <w:r>
         <w:rPr>
@@ -1576,38 +1386,20 @@
           <w:rStyle w:val="Strong"/>
           <w:sz w:val="22"/>
         </w:rPr>
-        <w:t xml:space="preserve">Azure </w:t>
-      </w:r>
-      <w:proofErr w:type="spellStart"/>
-      <w:r>
-        <w:rPr>
-          <w:rStyle w:val="Strong"/>
-          <w:sz w:val="22"/>
-        </w:rPr>
-        <w:t>DevOps</w:t>
-      </w:r>
-      <w:proofErr w:type="spellEnd"/>
+        <w:t>Azure DevOps</w:t>
+      </w:r>
       <w:r>
         <w:rPr>
           <w:sz w:val="22"/>
         </w:rPr>
         <w:t xml:space="preserve">, </w:t>
       </w:r>
-      <w:proofErr w:type="spellStart"/>
-      <w:r>
-        <w:rPr>
-          <w:rStyle w:val="Strong"/>
-          <w:sz w:val="22"/>
-        </w:rPr>
-        <w:t>GitHub</w:t>
-      </w:r>
-      <w:proofErr w:type="spellEnd"/>
-      <w:r>
-        <w:rPr>
-          <w:rStyle w:val="Strong"/>
-          <w:sz w:val="22"/>
-        </w:rPr>
-        <w:t xml:space="preserve"> Actions</w:t>
+      <w:r>
+        <w:rPr>
+          <w:rStyle w:val="Strong"/>
+          <w:sz w:val="22"/>
+        </w:rPr>
+        <w:t>GitHub Actions</w:t>
       </w:r>
       <w:r>
         <w:rPr>
@@ -1615,7 +1407,6 @@
         </w:rPr>
         <w:t xml:space="preserve">, </w:t>
       </w:r>
-      <w:proofErr w:type="spellStart"/>
       <w:r>
         <w:rPr>
           <w:rStyle w:val="Strong"/>
@@ -1623,7 +1414,6 @@
         </w:rPr>
         <w:t>Docker</w:t>
       </w:r>
-      <w:proofErr w:type="spellEnd"/>
       <w:r>
         <w:rPr>
           <w:sz w:val="22"/>
@@ -1660,21 +1450,7 @@
         <w:rPr>
           <w:sz w:val="22"/>
         </w:rPr>
-        <w:t xml:space="preserve"> and Azure by containerizing services, standardizing environment configuration, and improving deployment </w:t>
-      </w:r>
-      <w:proofErr w:type="spellStart"/>
-      <w:r>
-        <w:rPr>
-          <w:sz w:val="22"/>
-        </w:rPr>
-        <w:t>observability</w:t>
-      </w:r>
-      <w:proofErr w:type="spellEnd"/>
-      <w:r>
-        <w:rPr>
-          <w:sz w:val="22"/>
-        </w:rPr>
-        <w:t xml:space="preserve"> with </w:t>
+        <w:t xml:space="preserve"> and Azure by containerizing services, standardizing environment configuration, and improving deployment observability with </w:t>
       </w:r>
       <w:proofErr w:type="spellStart"/>
       <w:r>
@@ -2169,7 +1945,6 @@
         </w:rPr>
         <w:t xml:space="preserve">Contributed to rollout planning for containerized services with </w:t>
       </w:r>
-      <w:proofErr w:type="spellStart"/>
       <w:r>
         <w:rPr>
           <w:rStyle w:val="Strong"/>
@@ -2177,7 +1952,6 @@
         </w:rPr>
         <w:t>Docker</w:t>
       </w:r>
-      <w:proofErr w:type="spellEnd"/>
       <w:r>
         <w:rPr>
           <w:sz w:val="22"/>
@@ -2436,7 +2210,6 @@
         </w:rPr>
         <w:t xml:space="preserve">, </w:t>
       </w:r>
-      <w:proofErr w:type="spellStart"/>
       <w:r>
         <w:rPr>
           <w:rStyle w:val="Strong"/>
@@ -2444,7 +2217,6 @@
         </w:rPr>
         <w:t>AngularJS</w:t>
       </w:r>
-      <w:proofErr w:type="spellEnd"/>
       <w:r>
         <w:rPr>
           <w:sz w:val="22"/>
@@ -2494,21 +2266,7 @@
         <w:rPr>
           <w:sz w:val="22"/>
         </w:rPr>
-        <w:t xml:space="preserve">Participated in an important front-end modernization effort that replaced older </w:t>
-      </w:r>
-      <w:proofErr w:type="spellStart"/>
-      <w:r>
-        <w:rPr>
-          <w:sz w:val="22"/>
-        </w:rPr>
-        <w:t>jQuery</w:t>
-      </w:r>
-      <w:proofErr w:type="spellEnd"/>
-      <w:r>
-        <w:rPr>
-          <w:sz w:val="22"/>
-        </w:rPr>
-        <w:t>-heavy pages with structured Angular components, creating a cleaner path toward maintainable UI development and more testable user workflows.</w:t>
+        <w:t>Participated in an important front-end modernization effort that replaced older jQuery-heavy pages with structured Angular components, creating a cleaner path toward maintainable UI development and more testable user workflows.</w:t>
       </w:r>
     </w:p>
     <w:p>
@@ -3139,15 +2897,17 @@
       </w:pPr>
       <w:r>
         <w:rPr>
-          <w:rFonts w:ascii="Arial" w:eastAsia="Arial" w:hAnsi="Arial" w:cs="Arial"/>
+          <w:rFonts w:ascii="Arial" w:hAnsi="Arial" w:cs="Arial"/>
           <w:b/>
           <w:bCs/>
-          <w:color w:val="111111"/>
-          <w:sz w:val="22"/>
-          <w:szCs w:val="18"/>
-        </w:rPr>
-        <w:t>Stanford University Department of Computer Science</w:t>
-      </w:r>
+          <w:color w:val="000000"/>
+          <w:sz w:val="22"/>
+          <w:szCs w:val="23"/>
+        </w:rPr>
+        <w:t>Harvard University</w:t>
+      </w:r>
+      <w:bookmarkStart w:id="0" w:name="_GoBack"/>
+      <w:bookmarkEnd w:id="0"/>
     </w:p>
     <w:p>
       <w:pPr>
